--- a/exports/8B_Sinif_Risk_Haritasi.docx
+++ b/exports/8B_Sinif_Risk_Haritasi.docx
@@ -13,7 +13,7 @@
           <w:color w:val="1F3896"/>
           <w:sz w:val="14"/>
         </w:rPr>
-        <w:t>Ataturk Ortaokulu  8/B SINIFI RİSK HARİTASI     Özel Eğitim ve Rehberlik Hizmetleri Genel Müdürlüğü — S.İ.4.a</w:t>
+        <w:t>8/B İmam Hatip Ortaokulu  8/B SINIFI RİSK HARİTASI     Özel Eğitim ve Rehberlik Hizmetleri Genel Müdürlüğü — S.İ.4.a</w:t>
       </w:r>
     </w:p>
     <w:tbl>
@@ -2643,13 +2643,21 @@
               <w:bottom w:val="single" w:sz="2" w:space="0" w:color="AAAAAA"/>
               <w:right w:val="single" w:sz="2" w:space="0" w:color="AAAAAA"/>
             </w:tcBorders>
-            <w:shd w:val="clear" w:color="auto" w:fill="F5F5F5"/>
-          </w:tcPr>
-          <w:p>
-            <w:pPr>
-              <w:spacing w:before="0" w:after="0" w:line="240" w:lineRule="auto"/>
-              <w:jc w:val="center"/>
-            </w:pPr>
+            <w:shd w:val="clear" w:color="auto" w:fill="BDD7EE"/>
+          </w:tcPr>
+          <w:p>
+            <w:pPr>
+              <w:spacing w:before="0" w:after="0" w:line="240" w:lineRule="auto"/>
+              <w:jc w:val="center"/>
+            </w:pPr>
+            <w:r>
+              <w:rPr>
+                <w:b/>
+                <w:color w:val="C00000"/>
+                <w:sz w:val="14"/>
+              </w:rPr>
+              <w:t>✓</w:t>
+            </w:r>
           </w:p>
         </w:tc>
         <w:tc>
@@ -3979,13 +3987,21 @@
               <w:bottom w:val="single" w:sz="2" w:space="0" w:color="AAAAAA"/>
               <w:right w:val="single" w:sz="2" w:space="0" w:color="AAAAAA"/>
             </w:tcBorders>
-            <w:shd w:val="clear" w:color="auto" w:fill="FFFFFF"/>
-          </w:tcPr>
-          <w:p>
-            <w:pPr>
-              <w:spacing w:before="0" w:after="0" w:line="240" w:lineRule="auto"/>
-              <w:jc w:val="center"/>
-            </w:pPr>
+            <w:shd w:val="clear" w:color="auto" w:fill="D9EAD3"/>
+          </w:tcPr>
+          <w:p>
+            <w:pPr>
+              <w:spacing w:before="0" w:after="0" w:line="240" w:lineRule="auto"/>
+              <w:jc w:val="center"/>
+            </w:pPr>
+            <w:r>
+              <w:rPr>
+                <w:b/>
+                <w:color w:val="C00000"/>
+                <w:sz w:val="14"/>
+              </w:rPr>
+              <w:t>✓</w:t>
+            </w:r>
           </w:p>
         </w:tc>
       </w:tr>
@@ -4099,374 +4115,398 @@
               <w:bottom w:val="single" w:sz="2" w:space="0" w:color="AAAAAA"/>
               <w:right w:val="single" w:sz="2" w:space="0" w:color="AAAAAA"/>
             </w:tcBorders>
-            <w:shd w:val="clear" w:color="auto" w:fill="F5F5F5"/>
-          </w:tcPr>
-          <w:p>
-            <w:pPr>
-              <w:spacing w:before="0" w:after="0" w:line="240" w:lineRule="auto"/>
-              <w:jc w:val="center"/>
-            </w:pPr>
-          </w:p>
-        </w:tc>
-        <w:tc>
-          <w:tcPr>
-            <w:tcW w:w="385" w:type="dxa"/>
-            <w:vAlign w:val="center"/>
-            <w:tcBorders>
-              <w:top w:val="single" w:sz="2" w:space="0" w:color="AAAAAA"/>
-              <w:left w:val="single" w:sz="2" w:space="0" w:color="AAAAAA"/>
-              <w:bottom w:val="single" w:sz="2" w:space="0" w:color="AAAAAA"/>
-              <w:right w:val="single" w:sz="2" w:space="0" w:color="AAAAAA"/>
-            </w:tcBorders>
-            <w:shd w:val="clear" w:color="auto" w:fill="F5F5F5"/>
-          </w:tcPr>
-          <w:p>
-            <w:pPr>
-              <w:spacing w:before="0" w:after="0" w:line="240" w:lineRule="auto"/>
-              <w:jc w:val="center"/>
-            </w:pPr>
-          </w:p>
-        </w:tc>
-        <w:tc>
-          <w:tcPr>
-            <w:tcW w:w="385" w:type="dxa"/>
-            <w:vAlign w:val="center"/>
-            <w:tcBorders>
-              <w:top w:val="single" w:sz="2" w:space="0" w:color="AAAAAA"/>
-              <w:left w:val="single" w:sz="2" w:space="0" w:color="AAAAAA"/>
-              <w:bottom w:val="single" w:sz="2" w:space="0" w:color="AAAAAA"/>
-              <w:right w:val="single" w:sz="2" w:space="0" w:color="AAAAAA"/>
-            </w:tcBorders>
-            <w:shd w:val="clear" w:color="auto" w:fill="F5F5F5"/>
-          </w:tcPr>
-          <w:p>
-            <w:pPr>
-              <w:spacing w:before="0" w:after="0" w:line="240" w:lineRule="auto"/>
-              <w:jc w:val="center"/>
-            </w:pPr>
-          </w:p>
-        </w:tc>
-        <w:tc>
-          <w:tcPr>
-            <w:tcW w:w="385" w:type="dxa"/>
-            <w:vAlign w:val="center"/>
-            <w:tcBorders>
-              <w:top w:val="single" w:sz="2" w:space="0" w:color="AAAAAA"/>
-              <w:left w:val="single" w:sz="2" w:space="0" w:color="AAAAAA"/>
-              <w:bottom w:val="single" w:sz="2" w:space="0" w:color="AAAAAA"/>
-              <w:right w:val="single" w:sz="2" w:space="0" w:color="AAAAAA"/>
-            </w:tcBorders>
-            <w:shd w:val="clear" w:color="auto" w:fill="F5F5F5"/>
-          </w:tcPr>
-          <w:p>
-            <w:pPr>
-              <w:spacing w:before="0" w:after="0" w:line="240" w:lineRule="auto"/>
-              <w:jc w:val="center"/>
-            </w:pPr>
-          </w:p>
-        </w:tc>
-        <w:tc>
-          <w:tcPr>
-            <w:tcW w:w="385" w:type="dxa"/>
-            <w:vAlign w:val="center"/>
-            <w:tcBorders>
-              <w:top w:val="single" w:sz="2" w:space="0" w:color="AAAAAA"/>
-              <w:left w:val="single" w:sz="2" w:space="0" w:color="AAAAAA"/>
-              <w:bottom w:val="single" w:sz="2" w:space="0" w:color="AAAAAA"/>
-              <w:right w:val="single" w:sz="2" w:space="0" w:color="AAAAAA"/>
-            </w:tcBorders>
-            <w:shd w:val="clear" w:color="auto" w:fill="F5F5F5"/>
-          </w:tcPr>
-          <w:p>
-            <w:pPr>
-              <w:spacing w:before="0" w:after="0" w:line="240" w:lineRule="auto"/>
-              <w:jc w:val="center"/>
-            </w:pPr>
-          </w:p>
-        </w:tc>
-        <w:tc>
-          <w:tcPr>
-            <w:tcW w:w="385" w:type="dxa"/>
-            <w:vAlign w:val="center"/>
-            <w:tcBorders>
-              <w:top w:val="single" w:sz="2" w:space="0" w:color="AAAAAA"/>
-              <w:left w:val="single" w:sz="2" w:space="0" w:color="AAAAAA"/>
-              <w:bottom w:val="single" w:sz="2" w:space="0" w:color="AAAAAA"/>
-              <w:right w:val="single" w:sz="2" w:space="0" w:color="AAAAAA"/>
-            </w:tcBorders>
-            <w:shd w:val="clear" w:color="auto" w:fill="F5F5F5"/>
-          </w:tcPr>
-          <w:p>
-            <w:pPr>
-              <w:spacing w:before="0" w:after="0" w:line="240" w:lineRule="auto"/>
-              <w:jc w:val="center"/>
-            </w:pPr>
-          </w:p>
-        </w:tc>
-        <w:tc>
-          <w:tcPr>
-            <w:tcW w:w="385" w:type="dxa"/>
-            <w:vAlign w:val="center"/>
-            <w:tcBorders>
-              <w:top w:val="single" w:sz="2" w:space="0" w:color="AAAAAA"/>
-              <w:left w:val="single" w:sz="2" w:space="0" w:color="AAAAAA"/>
-              <w:bottom w:val="single" w:sz="2" w:space="0" w:color="AAAAAA"/>
-              <w:right w:val="single" w:sz="2" w:space="0" w:color="AAAAAA"/>
-            </w:tcBorders>
-            <w:shd w:val="clear" w:color="auto" w:fill="F5F5F5"/>
-          </w:tcPr>
-          <w:p>
-            <w:pPr>
-              <w:spacing w:before="0" w:after="0" w:line="240" w:lineRule="auto"/>
-              <w:jc w:val="center"/>
-            </w:pPr>
-          </w:p>
-        </w:tc>
-        <w:tc>
-          <w:tcPr>
-            <w:tcW w:w="385" w:type="dxa"/>
-            <w:vAlign w:val="center"/>
-            <w:tcBorders>
-              <w:top w:val="single" w:sz="2" w:space="0" w:color="AAAAAA"/>
-              <w:left w:val="single" w:sz="2" w:space="0" w:color="AAAAAA"/>
-              <w:bottom w:val="single" w:sz="2" w:space="0" w:color="AAAAAA"/>
-              <w:right w:val="single" w:sz="2" w:space="0" w:color="AAAAAA"/>
-            </w:tcBorders>
-            <w:shd w:val="clear" w:color="auto" w:fill="F5F5F5"/>
-          </w:tcPr>
-          <w:p>
-            <w:pPr>
-              <w:spacing w:before="0" w:after="0" w:line="240" w:lineRule="auto"/>
-              <w:jc w:val="center"/>
-            </w:pPr>
-          </w:p>
-        </w:tc>
-        <w:tc>
-          <w:tcPr>
-            <w:tcW w:w="385" w:type="dxa"/>
-            <w:vAlign w:val="center"/>
-            <w:tcBorders>
-              <w:top w:val="single" w:sz="2" w:space="0" w:color="AAAAAA"/>
-              <w:left w:val="single" w:sz="2" w:space="0" w:color="AAAAAA"/>
-              <w:bottom w:val="single" w:sz="2" w:space="0" w:color="AAAAAA"/>
-              <w:right w:val="single" w:sz="2" w:space="0" w:color="AAAAAA"/>
-            </w:tcBorders>
-            <w:shd w:val="clear" w:color="auto" w:fill="F5F5F5"/>
-          </w:tcPr>
-          <w:p>
-            <w:pPr>
-              <w:spacing w:before="0" w:after="0" w:line="240" w:lineRule="auto"/>
-              <w:jc w:val="center"/>
-            </w:pPr>
-          </w:p>
-        </w:tc>
-        <w:tc>
-          <w:tcPr>
-            <w:tcW w:w="385" w:type="dxa"/>
-            <w:vAlign w:val="center"/>
-            <w:tcBorders>
-              <w:top w:val="single" w:sz="2" w:space="0" w:color="AAAAAA"/>
-              <w:left w:val="single" w:sz="2" w:space="0" w:color="AAAAAA"/>
-              <w:bottom w:val="single" w:sz="2" w:space="0" w:color="AAAAAA"/>
-              <w:right w:val="single" w:sz="2" w:space="0" w:color="AAAAAA"/>
-            </w:tcBorders>
-            <w:shd w:val="clear" w:color="auto" w:fill="F5F5F5"/>
-          </w:tcPr>
-          <w:p>
-            <w:pPr>
-              <w:spacing w:before="0" w:after="0" w:line="240" w:lineRule="auto"/>
-              <w:jc w:val="center"/>
-            </w:pPr>
-          </w:p>
-        </w:tc>
-        <w:tc>
-          <w:tcPr>
-            <w:tcW w:w="385" w:type="dxa"/>
-            <w:vAlign w:val="center"/>
-            <w:tcBorders>
-              <w:top w:val="single" w:sz="2" w:space="0" w:color="AAAAAA"/>
-              <w:left w:val="single" w:sz="2" w:space="0" w:color="AAAAAA"/>
-              <w:bottom w:val="single" w:sz="2" w:space="0" w:color="AAAAAA"/>
-              <w:right w:val="single" w:sz="2" w:space="0" w:color="AAAAAA"/>
-            </w:tcBorders>
-            <w:shd w:val="clear" w:color="auto" w:fill="F5F5F5"/>
-          </w:tcPr>
-          <w:p>
-            <w:pPr>
-              <w:spacing w:before="0" w:after="0" w:line="240" w:lineRule="auto"/>
-              <w:jc w:val="center"/>
-            </w:pPr>
-          </w:p>
-        </w:tc>
-        <w:tc>
-          <w:tcPr>
-            <w:tcW w:w="385" w:type="dxa"/>
-            <w:vAlign w:val="center"/>
-            <w:tcBorders>
-              <w:top w:val="single" w:sz="2" w:space="0" w:color="AAAAAA"/>
-              <w:left w:val="single" w:sz="2" w:space="0" w:color="AAAAAA"/>
-              <w:bottom w:val="single" w:sz="2" w:space="0" w:color="AAAAAA"/>
-              <w:right w:val="single" w:sz="2" w:space="0" w:color="AAAAAA"/>
-            </w:tcBorders>
-            <w:shd w:val="clear" w:color="auto" w:fill="F5F5F5"/>
-          </w:tcPr>
-          <w:p>
-            <w:pPr>
-              <w:spacing w:before="0" w:after="0" w:line="240" w:lineRule="auto"/>
-              <w:jc w:val="center"/>
-            </w:pPr>
-          </w:p>
-        </w:tc>
-        <w:tc>
-          <w:tcPr>
-            <w:tcW w:w="385" w:type="dxa"/>
-            <w:vAlign w:val="center"/>
-            <w:tcBorders>
-              <w:top w:val="single" w:sz="2" w:space="0" w:color="AAAAAA"/>
-              <w:left w:val="single" w:sz="2" w:space="0" w:color="AAAAAA"/>
-              <w:bottom w:val="single" w:sz="2" w:space="0" w:color="AAAAAA"/>
-              <w:right w:val="single" w:sz="2" w:space="0" w:color="AAAAAA"/>
-            </w:tcBorders>
-            <w:shd w:val="clear" w:color="auto" w:fill="F5F5F5"/>
-          </w:tcPr>
-          <w:p>
-            <w:pPr>
-              <w:spacing w:before="0" w:after="0" w:line="240" w:lineRule="auto"/>
-              <w:jc w:val="center"/>
-            </w:pPr>
-          </w:p>
-        </w:tc>
-        <w:tc>
-          <w:tcPr>
-            <w:tcW w:w="385" w:type="dxa"/>
-            <w:vAlign w:val="center"/>
-            <w:tcBorders>
-              <w:top w:val="single" w:sz="2" w:space="0" w:color="AAAAAA"/>
-              <w:left w:val="single" w:sz="2" w:space="0" w:color="AAAAAA"/>
-              <w:bottom w:val="single" w:sz="2" w:space="0" w:color="AAAAAA"/>
-              <w:right w:val="single" w:sz="2" w:space="0" w:color="AAAAAA"/>
-            </w:tcBorders>
-            <w:shd w:val="clear" w:color="auto" w:fill="F5F5F5"/>
-          </w:tcPr>
-          <w:p>
-            <w:pPr>
-              <w:spacing w:before="0" w:after="0" w:line="240" w:lineRule="auto"/>
-              <w:jc w:val="center"/>
-            </w:pPr>
-          </w:p>
-        </w:tc>
-        <w:tc>
-          <w:tcPr>
-            <w:tcW w:w="385" w:type="dxa"/>
-            <w:vAlign w:val="center"/>
-            <w:tcBorders>
-              <w:top w:val="single" w:sz="2" w:space="0" w:color="AAAAAA"/>
-              <w:left w:val="single" w:sz="2" w:space="0" w:color="AAAAAA"/>
-              <w:bottom w:val="single" w:sz="2" w:space="0" w:color="AAAAAA"/>
-              <w:right w:val="single" w:sz="2" w:space="0" w:color="AAAAAA"/>
-            </w:tcBorders>
-            <w:shd w:val="clear" w:color="auto" w:fill="F5F5F5"/>
-          </w:tcPr>
-          <w:p>
-            <w:pPr>
-              <w:spacing w:before="0" w:after="0" w:line="240" w:lineRule="auto"/>
-              <w:jc w:val="center"/>
-            </w:pPr>
-          </w:p>
-        </w:tc>
-        <w:tc>
-          <w:tcPr>
-            <w:tcW w:w="385" w:type="dxa"/>
-            <w:vAlign w:val="center"/>
-            <w:tcBorders>
-              <w:top w:val="single" w:sz="2" w:space="0" w:color="AAAAAA"/>
-              <w:left w:val="single" w:sz="2" w:space="0" w:color="AAAAAA"/>
-              <w:bottom w:val="single" w:sz="2" w:space="0" w:color="AAAAAA"/>
-              <w:right w:val="single" w:sz="2" w:space="0" w:color="AAAAAA"/>
-            </w:tcBorders>
-            <w:shd w:val="clear" w:color="auto" w:fill="F5F5F5"/>
-          </w:tcPr>
-          <w:p>
-            <w:pPr>
-              <w:spacing w:before="0" w:after="0" w:line="240" w:lineRule="auto"/>
-              <w:jc w:val="center"/>
-            </w:pPr>
-          </w:p>
-        </w:tc>
-        <w:tc>
-          <w:tcPr>
-            <w:tcW w:w="385" w:type="dxa"/>
-            <w:vAlign w:val="center"/>
-            <w:tcBorders>
-              <w:top w:val="single" w:sz="2" w:space="0" w:color="AAAAAA"/>
-              <w:left w:val="single" w:sz="2" w:space="0" w:color="AAAAAA"/>
-              <w:bottom w:val="single" w:sz="2" w:space="0" w:color="AAAAAA"/>
-              <w:right w:val="single" w:sz="2" w:space="0" w:color="AAAAAA"/>
-            </w:tcBorders>
-            <w:shd w:val="clear" w:color="auto" w:fill="F5F5F5"/>
-          </w:tcPr>
-          <w:p>
-            <w:pPr>
-              <w:spacing w:before="0" w:after="0" w:line="240" w:lineRule="auto"/>
-              <w:jc w:val="center"/>
-            </w:pPr>
-          </w:p>
-        </w:tc>
-        <w:tc>
-          <w:tcPr>
-            <w:tcW w:w="385" w:type="dxa"/>
-            <w:vAlign w:val="center"/>
-            <w:tcBorders>
-              <w:top w:val="single" w:sz="2" w:space="0" w:color="AAAAAA"/>
-              <w:left w:val="single" w:sz="2" w:space="0" w:color="AAAAAA"/>
-              <w:bottom w:val="single" w:sz="2" w:space="0" w:color="AAAAAA"/>
-              <w:right w:val="single" w:sz="2" w:space="0" w:color="AAAAAA"/>
-            </w:tcBorders>
-            <w:shd w:val="clear" w:color="auto" w:fill="F5F5F5"/>
-          </w:tcPr>
-          <w:p>
-            <w:pPr>
-              <w:spacing w:before="0" w:after="0" w:line="240" w:lineRule="auto"/>
-              <w:jc w:val="center"/>
-            </w:pPr>
-          </w:p>
-        </w:tc>
-        <w:tc>
-          <w:tcPr>
-            <w:tcW w:w="385" w:type="dxa"/>
-            <w:vAlign w:val="center"/>
-            <w:tcBorders>
-              <w:top w:val="single" w:sz="2" w:space="0" w:color="AAAAAA"/>
-              <w:left w:val="single" w:sz="2" w:space="0" w:color="AAAAAA"/>
-              <w:bottom w:val="single" w:sz="2" w:space="0" w:color="AAAAAA"/>
-              <w:right w:val="single" w:sz="2" w:space="0" w:color="AAAAAA"/>
-            </w:tcBorders>
-            <w:shd w:val="clear" w:color="auto" w:fill="F5F5F5"/>
-          </w:tcPr>
-          <w:p>
-            <w:pPr>
-              <w:spacing w:before="0" w:after="0" w:line="240" w:lineRule="auto"/>
-              <w:jc w:val="center"/>
-            </w:pPr>
-          </w:p>
-        </w:tc>
-        <w:tc>
-          <w:tcPr>
-            <w:tcW w:w="385" w:type="dxa"/>
-            <w:vAlign w:val="center"/>
-            <w:tcBorders>
-              <w:top w:val="single" w:sz="2" w:space="0" w:color="AAAAAA"/>
-              <w:left w:val="single" w:sz="2" w:space="0" w:color="AAAAAA"/>
-              <w:bottom w:val="single" w:sz="2" w:space="0" w:color="AAAAAA"/>
-              <w:right w:val="single" w:sz="2" w:space="0" w:color="AAAAAA"/>
-            </w:tcBorders>
-            <w:shd w:val="clear" w:color="auto" w:fill="F5F5F5"/>
-          </w:tcPr>
-          <w:p>
-            <w:pPr>
-              <w:spacing w:before="0" w:after="0" w:line="240" w:lineRule="auto"/>
-              <w:jc w:val="center"/>
-            </w:pPr>
+            <w:shd w:val="clear" w:color="auto" w:fill="BDD7EE"/>
+          </w:tcPr>
+          <w:p>
+            <w:pPr>
+              <w:spacing w:before="0" w:after="0" w:line="240" w:lineRule="auto"/>
+              <w:jc w:val="center"/>
+            </w:pPr>
+            <w:r>
+              <w:rPr>
+                <w:b/>
+                <w:color w:val="C00000"/>
+                <w:sz w:val="14"/>
+              </w:rPr>
+              <w:t>✓</w:t>
+            </w:r>
+          </w:p>
+        </w:tc>
+        <w:tc>
+          <w:tcPr>
+            <w:tcW w:w="385" w:type="dxa"/>
+            <w:vAlign w:val="center"/>
+            <w:tcBorders>
+              <w:top w:val="single" w:sz="2" w:space="0" w:color="AAAAAA"/>
+              <w:left w:val="single" w:sz="2" w:space="0" w:color="AAAAAA"/>
+              <w:bottom w:val="single" w:sz="2" w:space="0" w:color="AAAAAA"/>
+              <w:right w:val="single" w:sz="2" w:space="0" w:color="AAAAAA"/>
+            </w:tcBorders>
+            <w:shd w:val="clear" w:color="auto" w:fill="F5F5F5"/>
+          </w:tcPr>
+          <w:p>
+            <w:pPr>
+              <w:spacing w:before="0" w:after="0" w:line="240" w:lineRule="auto"/>
+              <w:jc w:val="center"/>
+            </w:pPr>
+          </w:p>
+        </w:tc>
+        <w:tc>
+          <w:tcPr>
+            <w:tcW w:w="385" w:type="dxa"/>
+            <w:vAlign w:val="center"/>
+            <w:tcBorders>
+              <w:top w:val="single" w:sz="2" w:space="0" w:color="AAAAAA"/>
+              <w:left w:val="single" w:sz="2" w:space="0" w:color="AAAAAA"/>
+              <w:bottom w:val="single" w:sz="2" w:space="0" w:color="AAAAAA"/>
+              <w:right w:val="single" w:sz="2" w:space="0" w:color="AAAAAA"/>
+            </w:tcBorders>
+            <w:shd w:val="clear" w:color="auto" w:fill="F5F5F5"/>
+          </w:tcPr>
+          <w:p>
+            <w:pPr>
+              <w:spacing w:before="0" w:after="0" w:line="240" w:lineRule="auto"/>
+              <w:jc w:val="center"/>
+            </w:pPr>
+          </w:p>
+        </w:tc>
+        <w:tc>
+          <w:tcPr>
+            <w:tcW w:w="385" w:type="dxa"/>
+            <w:vAlign w:val="center"/>
+            <w:tcBorders>
+              <w:top w:val="single" w:sz="2" w:space="0" w:color="AAAAAA"/>
+              <w:left w:val="single" w:sz="2" w:space="0" w:color="AAAAAA"/>
+              <w:bottom w:val="single" w:sz="2" w:space="0" w:color="AAAAAA"/>
+              <w:right w:val="single" w:sz="2" w:space="0" w:color="AAAAAA"/>
+            </w:tcBorders>
+            <w:shd w:val="clear" w:color="auto" w:fill="F5F5F5"/>
+          </w:tcPr>
+          <w:p>
+            <w:pPr>
+              <w:spacing w:before="0" w:after="0" w:line="240" w:lineRule="auto"/>
+              <w:jc w:val="center"/>
+            </w:pPr>
+          </w:p>
+        </w:tc>
+        <w:tc>
+          <w:tcPr>
+            <w:tcW w:w="385" w:type="dxa"/>
+            <w:vAlign w:val="center"/>
+            <w:tcBorders>
+              <w:top w:val="single" w:sz="2" w:space="0" w:color="AAAAAA"/>
+              <w:left w:val="single" w:sz="2" w:space="0" w:color="AAAAAA"/>
+              <w:bottom w:val="single" w:sz="2" w:space="0" w:color="AAAAAA"/>
+              <w:right w:val="single" w:sz="2" w:space="0" w:color="AAAAAA"/>
+            </w:tcBorders>
+            <w:shd w:val="clear" w:color="auto" w:fill="F5F5F5"/>
+          </w:tcPr>
+          <w:p>
+            <w:pPr>
+              <w:spacing w:before="0" w:after="0" w:line="240" w:lineRule="auto"/>
+              <w:jc w:val="center"/>
+            </w:pPr>
+          </w:p>
+        </w:tc>
+        <w:tc>
+          <w:tcPr>
+            <w:tcW w:w="385" w:type="dxa"/>
+            <w:vAlign w:val="center"/>
+            <w:tcBorders>
+              <w:top w:val="single" w:sz="2" w:space="0" w:color="AAAAAA"/>
+              <w:left w:val="single" w:sz="2" w:space="0" w:color="AAAAAA"/>
+              <w:bottom w:val="single" w:sz="2" w:space="0" w:color="AAAAAA"/>
+              <w:right w:val="single" w:sz="2" w:space="0" w:color="AAAAAA"/>
+            </w:tcBorders>
+            <w:shd w:val="clear" w:color="auto" w:fill="F5F5F5"/>
+          </w:tcPr>
+          <w:p>
+            <w:pPr>
+              <w:spacing w:before="0" w:after="0" w:line="240" w:lineRule="auto"/>
+              <w:jc w:val="center"/>
+            </w:pPr>
+          </w:p>
+        </w:tc>
+        <w:tc>
+          <w:tcPr>
+            <w:tcW w:w="385" w:type="dxa"/>
+            <w:vAlign w:val="center"/>
+            <w:tcBorders>
+              <w:top w:val="single" w:sz="2" w:space="0" w:color="AAAAAA"/>
+              <w:left w:val="single" w:sz="2" w:space="0" w:color="AAAAAA"/>
+              <w:bottom w:val="single" w:sz="2" w:space="0" w:color="AAAAAA"/>
+              <w:right w:val="single" w:sz="2" w:space="0" w:color="AAAAAA"/>
+            </w:tcBorders>
+            <w:shd w:val="clear" w:color="auto" w:fill="F5F5F5"/>
+          </w:tcPr>
+          <w:p>
+            <w:pPr>
+              <w:spacing w:before="0" w:after="0" w:line="240" w:lineRule="auto"/>
+              <w:jc w:val="center"/>
+            </w:pPr>
+          </w:p>
+        </w:tc>
+        <w:tc>
+          <w:tcPr>
+            <w:tcW w:w="385" w:type="dxa"/>
+            <w:vAlign w:val="center"/>
+            <w:tcBorders>
+              <w:top w:val="single" w:sz="2" w:space="0" w:color="AAAAAA"/>
+              <w:left w:val="single" w:sz="2" w:space="0" w:color="AAAAAA"/>
+              <w:bottom w:val="single" w:sz="2" w:space="0" w:color="AAAAAA"/>
+              <w:right w:val="single" w:sz="2" w:space="0" w:color="AAAAAA"/>
+            </w:tcBorders>
+            <w:shd w:val="clear" w:color="auto" w:fill="F5F5F5"/>
+          </w:tcPr>
+          <w:p>
+            <w:pPr>
+              <w:spacing w:before="0" w:after="0" w:line="240" w:lineRule="auto"/>
+              <w:jc w:val="center"/>
+            </w:pPr>
+          </w:p>
+        </w:tc>
+        <w:tc>
+          <w:tcPr>
+            <w:tcW w:w="385" w:type="dxa"/>
+            <w:vAlign w:val="center"/>
+            <w:tcBorders>
+              <w:top w:val="single" w:sz="2" w:space="0" w:color="AAAAAA"/>
+              <w:left w:val="single" w:sz="2" w:space="0" w:color="AAAAAA"/>
+              <w:bottom w:val="single" w:sz="2" w:space="0" w:color="AAAAAA"/>
+              <w:right w:val="single" w:sz="2" w:space="0" w:color="AAAAAA"/>
+            </w:tcBorders>
+            <w:shd w:val="clear" w:color="auto" w:fill="F5F5F5"/>
+          </w:tcPr>
+          <w:p>
+            <w:pPr>
+              <w:spacing w:before="0" w:after="0" w:line="240" w:lineRule="auto"/>
+              <w:jc w:val="center"/>
+            </w:pPr>
+          </w:p>
+        </w:tc>
+        <w:tc>
+          <w:tcPr>
+            <w:tcW w:w="385" w:type="dxa"/>
+            <w:vAlign w:val="center"/>
+            <w:tcBorders>
+              <w:top w:val="single" w:sz="2" w:space="0" w:color="AAAAAA"/>
+              <w:left w:val="single" w:sz="2" w:space="0" w:color="AAAAAA"/>
+              <w:bottom w:val="single" w:sz="2" w:space="0" w:color="AAAAAA"/>
+              <w:right w:val="single" w:sz="2" w:space="0" w:color="AAAAAA"/>
+            </w:tcBorders>
+            <w:shd w:val="clear" w:color="auto" w:fill="F5F5F5"/>
+          </w:tcPr>
+          <w:p>
+            <w:pPr>
+              <w:spacing w:before="0" w:after="0" w:line="240" w:lineRule="auto"/>
+              <w:jc w:val="center"/>
+            </w:pPr>
+          </w:p>
+        </w:tc>
+        <w:tc>
+          <w:tcPr>
+            <w:tcW w:w="385" w:type="dxa"/>
+            <w:vAlign w:val="center"/>
+            <w:tcBorders>
+              <w:top w:val="single" w:sz="2" w:space="0" w:color="AAAAAA"/>
+              <w:left w:val="single" w:sz="2" w:space="0" w:color="AAAAAA"/>
+              <w:bottom w:val="single" w:sz="2" w:space="0" w:color="AAAAAA"/>
+              <w:right w:val="single" w:sz="2" w:space="0" w:color="AAAAAA"/>
+            </w:tcBorders>
+            <w:shd w:val="clear" w:color="auto" w:fill="F5F5F5"/>
+          </w:tcPr>
+          <w:p>
+            <w:pPr>
+              <w:spacing w:before="0" w:after="0" w:line="240" w:lineRule="auto"/>
+              <w:jc w:val="center"/>
+            </w:pPr>
+          </w:p>
+        </w:tc>
+        <w:tc>
+          <w:tcPr>
+            <w:tcW w:w="385" w:type="dxa"/>
+            <w:vAlign w:val="center"/>
+            <w:tcBorders>
+              <w:top w:val="single" w:sz="2" w:space="0" w:color="AAAAAA"/>
+              <w:left w:val="single" w:sz="2" w:space="0" w:color="AAAAAA"/>
+              <w:bottom w:val="single" w:sz="2" w:space="0" w:color="AAAAAA"/>
+              <w:right w:val="single" w:sz="2" w:space="0" w:color="AAAAAA"/>
+            </w:tcBorders>
+            <w:shd w:val="clear" w:color="auto" w:fill="F5F5F5"/>
+          </w:tcPr>
+          <w:p>
+            <w:pPr>
+              <w:spacing w:before="0" w:after="0" w:line="240" w:lineRule="auto"/>
+              <w:jc w:val="center"/>
+            </w:pPr>
+          </w:p>
+        </w:tc>
+        <w:tc>
+          <w:tcPr>
+            <w:tcW w:w="385" w:type="dxa"/>
+            <w:vAlign w:val="center"/>
+            <w:tcBorders>
+              <w:top w:val="single" w:sz="2" w:space="0" w:color="AAAAAA"/>
+              <w:left w:val="single" w:sz="2" w:space="0" w:color="AAAAAA"/>
+              <w:bottom w:val="single" w:sz="2" w:space="0" w:color="AAAAAA"/>
+              <w:right w:val="single" w:sz="2" w:space="0" w:color="AAAAAA"/>
+            </w:tcBorders>
+            <w:shd w:val="clear" w:color="auto" w:fill="F5F5F5"/>
+          </w:tcPr>
+          <w:p>
+            <w:pPr>
+              <w:spacing w:before="0" w:after="0" w:line="240" w:lineRule="auto"/>
+              <w:jc w:val="center"/>
+            </w:pPr>
+          </w:p>
+        </w:tc>
+        <w:tc>
+          <w:tcPr>
+            <w:tcW w:w="385" w:type="dxa"/>
+            <w:vAlign w:val="center"/>
+            <w:tcBorders>
+              <w:top w:val="single" w:sz="2" w:space="0" w:color="AAAAAA"/>
+              <w:left w:val="single" w:sz="2" w:space="0" w:color="AAAAAA"/>
+              <w:bottom w:val="single" w:sz="2" w:space="0" w:color="AAAAAA"/>
+              <w:right w:val="single" w:sz="2" w:space="0" w:color="AAAAAA"/>
+            </w:tcBorders>
+            <w:shd w:val="clear" w:color="auto" w:fill="F5F5F5"/>
+          </w:tcPr>
+          <w:p>
+            <w:pPr>
+              <w:spacing w:before="0" w:after="0" w:line="240" w:lineRule="auto"/>
+              <w:jc w:val="center"/>
+            </w:pPr>
+          </w:p>
+        </w:tc>
+        <w:tc>
+          <w:tcPr>
+            <w:tcW w:w="385" w:type="dxa"/>
+            <w:vAlign w:val="center"/>
+            <w:tcBorders>
+              <w:top w:val="single" w:sz="2" w:space="0" w:color="AAAAAA"/>
+              <w:left w:val="single" w:sz="2" w:space="0" w:color="AAAAAA"/>
+              <w:bottom w:val="single" w:sz="2" w:space="0" w:color="AAAAAA"/>
+              <w:right w:val="single" w:sz="2" w:space="0" w:color="AAAAAA"/>
+            </w:tcBorders>
+            <w:shd w:val="clear" w:color="auto" w:fill="F5F5F5"/>
+          </w:tcPr>
+          <w:p>
+            <w:pPr>
+              <w:spacing w:before="0" w:after="0" w:line="240" w:lineRule="auto"/>
+              <w:jc w:val="center"/>
+            </w:pPr>
+          </w:p>
+        </w:tc>
+        <w:tc>
+          <w:tcPr>
+            <w:tcW w:w="385" w:type="dxa"/>
+            <w:vAlign w:val="center"/>
+            <w:tcBorders>
+              <w:top w:val="single" w:sz="2" w:space="0" w:color="AAAAAA"/>
+              <w:left w:val="single" w:sz="2" w:space="0" w:color="AAAAAA"/>
+              <w:bottom w:val="single" w:sz="2" w:space="0" w:color="AAAAAA"/>
+              <w:right w:val="single" w:sz="2" w:space="0" w:color="AAAAAA"/>
+            </w:tcBorders>
+            <w:shd w:val="clear" w:color="auto" w:fill="F9D9D9"/>
+          </w:tcPr>
+          <w:p>
+            <w:pPr>
+              <w:spacing w:before="0" w:after="0" w:line="240" w:lineRule="auto"/>
+              <w:jc w:val="center"/>
+            </w:pPr>
+            <w:r>
+              <w:rPr>
+                <w:b/>
+                <w:color w:val="C00000"/>
+                <w:sz w:val="14"/>
+              </w:rPr>
+              <w:t>✓</w:t>
+            </w:r>
+          </w:p>
+        </w:tc>
+        <w:tc>
+          <w:tcPr>
+            <w:tcW w:w="385" w:type="dxa"/>
+            <w:vAlign w:val="center"/>
+            <w:tcBorders>
+              <w:top w:val="single" w:sz="2" w:space="0" w:color="AAAAAA"/>
+              <w:left w:val="single" w:sz="2" w:space="0" w:color="AAAAAA"/>
+              <w:bottom w:val="single" w:sz="2" w:space="0" w:color="AAAAAA"/>
+              <w:right w:val="single" w:sz="2" w:space="0" w:color="AAAAAA"/>
+            </w:tcBorders>
+            <w:shd w:val="clear" w:color="auto" w:fill="F5F5F5"/>
+          </w:tcPr>
+          <w:p>
+            <w:pPr>
+              <w:spacing w:before="0" w:after="0" w:line="240" w:lineRule="auto"/>
+              <w:jc w:val="center"/>
+            </w:pPr>
+          </w:p>
+        </w:tc>
+        <w:tc>
+          <w:tcPr>
+            <w:tcW w:w="385" w:type="dxa"/>
+            <w:vAlign w:val="center"/>
+            <w:tcBorders>
+              <w:top w:val="single" w:sz="2" w:space="0" w:color="AAAAAA"/>
+              <w:left w:val="single" w:sz="2" w:space="0" w:color="AAAAAA"/>
+              <w:bottom w:val="single" w:sz="2" w:space="0" w:color="AAAAAA"/>
+              <w:right w:val="single" w:sz="2" w:space="0" w:color="AAAAAA"/>
+            </w:tcBorders>
+            <w:shd w:val="clear" w:color="auto" w:fill="F5F5F5"/>
+          </w:tcPr>
+          <w:p>
+            <w:pPr>
+              <w:spacing w:before="0" w:after="0" w:line="240" w:lineRule="auto"/>
+              <w:jc w:val="center"/>
+            </w:pPr>
+          </w:p>
+        </w:tc>
+        <w:tc>
+          <w:tcPr>
+            <w:tcW w:w="385" w:type="dxa"/>
+            <w:vAlign w:val="center"/>
+            <w:tcBorders>
+              <w:top w:val="single" w:sz="2" w:space="0" w:color="AAAAAA"/>
+              <w:left w:val="single" w:sz="2" w:space="0" w:color="AAAAAA"/>
+              <w:bottom w:val="single" w:sz="2" w:space="0" w:color="AAAAAA"/>
+              <w:right w:val="single" w:sz="2" w:space="0" w:color="AAAAAA"/>
+            </w:tcBorders>
+            <w:shd w:val="clear" w:color="auto" w:fill="F5F5F5"/>
+          </w:tcPr>
+          <w:p>
+            <w:pPr>
+              <w:spacing w:before="0" w:after="0" w:line="240" w:lineRule="auto"/>
+              <w:jc w:val="center"/>
+            </w:pPr>
+          </w:p>
+        </w:tc>
+        <w:tc>
+          <w:tcPr>
+            <w:tcW w:w="385" w:type="dxa"/>
+            <w:vAlign w:val="center"/>
+            <w:tcBorders>
+              <w:top w:val="single" w:sz="2" w:space="0" w:color="AAAAAA"/>
+              <w:left w:val="single" w:sz="2" w:space="0" w:color="AAAAAA"/>
+              <w:bottom w:val="single" w:sz="2" w:space="0" w:color="AAAAAA"/>
+              <w:right w:val="single" w:sz="2" w:space="0" w:color="AAAAAA"/>
+            </w:tcBorders>
+            <w:shd w:val="clear" w:color="auto" w:fill="F9D9D9"/>
+          </w:tcPr>
+          <w:p>
+            <w:pPr>
+              <w:spacing w:before="0" w:after="0" w:line="240" w:lineRule="auto"/>
+              <w:jc w:val="center"/>
+            </w:pPr>
+            <w:r>
+              <w:rPr>
+                <w:b/>
+                <w:color w:val="C00000"/>
+                <w:sz w:val="14"/>
+              </w:rPr>
+              <w:t>✓</w:t>
+            </w:r>
           </w:p>
         </w:tc>
         <w:tc>
@@ -5188,260 +5228,276 @@
               <w:bottom w:val="single" w:sz="2" w:space="0" w:color="AAAAAA"/>
               <w:right w:val="single" w:sz="2" w:space="0" w:color="AAAAAA"/>
             </w:tcBorders>
-            <w:shd w:val="clear" w:color="auto" w:fill="FFFFFF"/>
-          </w:tcPr>
-          <w:p>
-            <w:pPr>
-              <w:spacing w:before="0" w:after="0" w:line="240" w:lineRule="auto"/>
-              <w:jc w:val="center"/>
-            </w:pPr>
-          </w:p>
-        </w:tc>
-        <w:tc>
-          <w:tcPr>
-            <w:tcW w:w="385" w:type="dxa"/>
-            <w:vAlign w:val="center"/>
-            <w:tcBorders>
-              <w:top w:val="single" w:sz="2" w:space="0" w:color="AAAAAA"/>
-              <w:left w:val="single" w:sz="2" w:space="0" w:color="AAAAAA"/>
-              <w:bottom w:val="single" w:sz="2" w:space="0" w:color="AAAAAA"/>
-              <w:right w:val="single" w:sz="2" w:space="0" w:color="AAAAAA"/>
-            </w:tcBorders>
-            <w:shd w:val="clear" w:color="auto" w:fill="FFFFFF"/>
-          </w:tcPr>
-          <w:p>
-            <w:pPr>
-              <w:spacing w:before="0" w:after="0" w:line="240" w:lineRule="auto"/>
-              <w:jc w:val="center"/>
-            </w:pPr>
-          </w:p>
-        </w:tc>
-        <w:tc>
-          <w:tcPr>
-            <w:tcW w:w="385" w:type="dxa"/>
-            <w:vAlign w:val="center"/>
-            <w:tcBorders>
-              <w:top w:val="single" w:sz="2" w:space="0" w:color="AAAAAA"/>
-              <w:left w:val="single" w:sz="2" w:space="0" w:color="AAAAAA"/>
-              <w:bottom w:val="single" w:sz="2" w:space="0" w:color="AAAAAA"/>
-              <w:right w:val="single" w:sz="2" w:space="0" w:color="AAAAAA"/>
-            </w:tcBorders>
-            <w:shd w:val="clear" w:color="auto" w:fill="FFFFFF"/>
-          </w:tcPr>
-          <w:p>
-            <w:pPr>
-              <w:spacing w:before="0" w:after="0" w:line="240" w:lineRule="auto"/>
-              <w:jc w:val="center"/>
-            </w:pPr>
-          </w:p>
-        </w:tc>
-        <w:tc>
-          <w:tcPr>
-            <w:tcW w:w="385" w:type="dxa"/>
-            <w:vAlign w:val="center"/>
-            <w:tcBorders>
-              <w:top w:val="single" w:sz="2" w:space="0" w:color="AAAAAA"/>
-              <w:left w:val="single" w:sz="2" w:space="0" w:color="AAAAAA"/>
-              <w:bottom w:val="single" w:sz="2" w:space="0" w:color="AAAAAA"/>
-              <w:right w:val="single" w:sz="2" w:space="0" w:color="AAAAAA"/>
-            </w:tcBorders>
-            <w:shd w:val="clear" w:color="auto" w:fill="FFFFFF"/>
-          </w:tcPr>
-          <w:p>
-            <w:pPr>
-              <w:spacing w:before="0" w:after="0" w:line="240" w:lineRule="auto"/>
-              <w:jc w:val="center"/>
-            </w:pPr>
-          </w:p>
-        </w:tc>
-        <w:tc>
-          <w:tcPr>
-            <w:tcW w:w="385" w:type="dxa"/>
-            <w:vAlign w:val="center"/>
-            <w:tcBorders>
-              <w:top w:val="single" w:sz="2" w:space="0" w:color="AAAAAA"/>
-              <w:left w:val="single" w:sz="2" w:space="0" w:color="AAAAAA"/>
-              <w:bottom w:val="single" w:sz="2" w:space="0" w:color="AAAAAA"/>
-              <w:right w:val="single" w:sz="2" w:space="0" w:color="AAAAAA"/>
-            </w:tcBorders>
-            <w:shd w:val="clear" w:color="auto" w:fill="FFFFFF"/>
-          </w:tcPr>
-          <w:p>
-            <w:pPr>
-              <w:spacing w:before="0" w:after="0" w:line="240" w:lineRule="auto"/>
-              <w:jc w:val="center"/>
-            </w:pPr>
-          </w:p>
-        </w:tc>
-        <w:tc>
-          <w:tcPr>
-            <w:tcW w:w="385" w:type="dxa"/>
-            <w:vAlign w:val="center"/>
-            <w:tcBorders>
-              <w:top w:val="single" w:sz="2" w:space="0" w:color="AAAAAA"/>
-              <w:left w:val="single" w:sz="2" w:space="0" w:color="AAAAAA"/>
-              <w:bottom w:val="single" w:sz="2" w:space="0" w:color="AAAAAA"/>
-              <w:right w:val="single" w:sz="2" w:space="0" w:color="AAAAAA"/>
-            </w:tcBorders>
-            <w:shd w:val="clear" w:color="auto" w:fill="FFFFFF"/>
-          </w:tcPr>
-          <w:p>
-            <w:pPr>
-              <w:spacing w:before="0" w:after="0" w:line="240" w:lineRule="auto"/>
-              <w:jc w:val="center"/>
-            </w:pPr>
-          </w:p>
-        </w:tc>
-        <w:tc>
-          <w:tcPr>
-            <w:tcW w:w="385" w:type="dxa"/>
-            <w:vAlign w:val="center"/>
-            <w:tcBorders>
-              <w:top w:val="single" w:sz="2" w:space="0" w:color="AAAAAA"/>
-              <w:left w:val="single" w:sz="2" w:space="0" w:color="AAAAAA"/>
-              <w:bottom w:val="single" w:sz="2" w:space="0" w:color="AAAAAA"/>
-              <w:right w:val="single" w:sz="2" w:space="0" w:color="AAAAAA"/>
-            </w:tcBorders>
-            <w:shd w:val="clear" w:color="auto" w:fill="FFFFFF"/>
-          </w:tcPr>
-          <w:p>
-            <w:pPr>
-              <w:spacing w:before="0" w:after="0" w:line="240" w:lineRule="auto"/>
-              <w:jc w:val="center"/>
-            </w:pPr>
-          </w:p>
-        </w:tc>
-        <w:tc>
-          <w:tcPr>
-            <w:tcW w:w="385" w:type="dxa"/>
-            <w:vAlign w:val="center"/>
-            <w:tcBorders>
-              <w:top w:val="single" w:sz="2" w:space="0" w:color="AAAAAA"/>
-              <w:left w:val="single" w:sz="2" w:space="0" w:color="AAAAAA"/>
-              <w:bottom w:val="single" w:sz="2" w:space="0" w:color="AAAAAA"/>
-              <w:right w:val="single" w:sz="2" w:space="0" w:color="AAAAAA"/>
-            </w:tcBorders>
-            <w:shd w:val="clear" w:color="auto" w:fill="FFFFFF"/>
-          </w:tcPr>
-          <w:p>
-            <w:pPr>
-              <w:spacing w:before="0" w:after="0" w:line="240" w:lineRule="auto"/>
-              <w:jc w:val="center"/>
-            </w:pPr>
-          </w:p>
-        </w:tc>
-        <w:tc>
-          <w:tcPr>
-            <w:tcW w:w="385" w:type="dxa"/>
-            <w:vAlign w:val="center"/>
-            <w:tcBorders>
-              <w:top w:val="single" w:sz="2" w:space="0" w:color="AAAAAA"/>
-              <w:left w:val="single" w:sz="2" w:space="0" w:color="AAAAAA"/>
-              <w:bottom w:val="single" w:sz="2" w:space="0" w:color="AAAAAA"/>
-              <w:right w:val="single" w:sz="2" w:space="0" w:color="AAAAAA"/>
-            </w:tcBorders>
-            <w:shd w:val="clear" w:color="auto" w:fill="FFFFFF"/>
-          </w:tcPr>
-          <w:p>
-            <w:pPr>
-              <w:spacing w:before="0" w:after="0" w:line="240" w:lineRule="auto"/>
-              <w:jc w:val="center"/>
-            </w:pPr>
-          </w:p>
-        </w:tc>
-        <w:tc>
-          <w:tcPr>
-            <w:tcW w:w="385" w:type="dxa"/>
-            <w:vAlign w:val="center"/>
-            <w:tcBorders>
-              <w:top w:val="single" w:sz="2" w:space="0" w:color="AAAAAA"/>
-              <w:left w:val="single" w:sz="2" w:space="0" w:color="AAAAAA"/>
-              <w:bottom w:val="single" w:sz="2" w:space="0" w:color="AAAAAA"/>
-              <w:right w:val="single" w:sz="2" w:space="0" w:color="AAAAAA"/>
-            </w:tcBorders>
-            <w:shd w:val="clear" w:color="auto" w:fill="FFFFFF"/>
-          </w:tcPr>
-          <w:p>
-            <w:pPr>
-              <w:spacing w:before="0" w:after="0" w:line="240" w:lineRule="auto"/>
-              <w:jc w:val="center"/>
-            </w:pPr>
-          </w:p>
-        </w:tc>
-        <w:tc>
-          <w:tcPr>
-            <w:tcW w:w="385" w:type="dxa"/>
-            <w:vAlign w:val="center"/>
-            <w:tcBorders>
-              <w:top w:val="single" w:sz="2" w:space="0" w:color="AAAAAA"/>
-              <w:left w:val="single" w:sz="2" w:space="0" w:color="AAAAAA"/>
-              <w:bottom w:val="single" w:sz="2" w:space="0" w:color="AAAAAA"/>
-              <w:right w:val="single" w:sz="2" w:space="0" w:color="AAAAAA"/>
-            </w:tcBorders>
-            <w:shd w:val="clear" w:color="auto" w:fill="FFFFFF"/>
-          </w:tcPr>
-          <w:p>
-            <w:pPr>
-              <w:spacing w:before="0" w:after="0" w:line="240" w:lineRule="auto"/>
-              <w:jc w:val="center"/>
-            </w:pPr>
-          </w:p>
-        </w:tc>
-        <w:tc>
-          <w:tcPr>
-            <w:tcW w:w="385" w:type="dxa"/>
-            <w:vAlign w:val="center"/>
-            <w:tcBorders>
-              <w:top w:val="single" w:sz="2" w:space="0" w:color="AAAAAA"/>
-              <w:left w:val="single" w:sz="2" w:space="0" w:color="AAAAAA"/>
-              <w:bottom w:val="single" w:sz="2" w:space="0" w:color="AAAAAA"/>
-              <w:right w:val="single" w:sz="2" w:space="0" w:color="AAAAAA"/>
-            </w:tcBorders>
-            <w:shd w:val="clear" w:color="auto" w:fill="FFFFFF"/>
-          </w:tcPr>
-          <w:p>
-            <w:pPr>
-              <w:spacing w:before="0" w:after="0" w:line="240" w:lineRule="auto"/>
-              <w:jc w:val="center"/>
-            </w:pPr>
-          </w:p>
-        </w:tc>
-        <w:tc>
-          <w:tcPr>
-            <w:tcW w:w="385" w:type="dxa"/>
-            <w:vAlign w:val="center"/>
-            <w:tcBorders>
-              <w:top w:val="single" w:sz="2" w:space="0" w:color="AAAAAA"/>
-              <w:left w:val="single" w:sz="2" w:space="0" w:color="AAAAAA"/>
-              <w:bottom w:val="single" w:sz="2" w:space="0" w:color="AAAAAA"/>
-              <w:right w:val="single" w:sz="2" w:space="0" w:color="AAAAAA"/>
-            </w:tcBorders>
-            <w:shd w:val="clear" w:color="auto" w:fill="FFFFFF"/>
-          </w:tcPr>
-          <w:p>
-            <w:pPr>
-              <w:spacing w:before="0" w:after="0" w:line="240" w:lineRule="auto"/>
-              <w:jc w:val="center"/>
-            </w:pPr>
-          </w:p>
-        </w:tc>
-        <w:tc>
-          <w:tcPr>
-            <w:tcW w:w="385" w:type="dxa"/>
-            <w:vAlign w:val="center"/>
-            <w:tcBorders>
-              <w:top w:val="single" w:sz="2" w:space="0" w:color="AAAAAA"/>
-              <w:left w:val="single" w:sz="2" w:space="0" w:color="AAAAAA"/>
-              <w:bottom w:val="single" w:sz="2" w:space="0" w:color="AAAAAA"/>
-              <w:right w:val="single" w:sz="2" w:space="0" w:color="AAAAAA"/>
-            </w:tcBorders>
-            <w:shd w:val="clear" w:color="auto" w:fill="FFFFFF"/>
-          </w:tcPr>
-          <w:p>
-            <w:pPr>
-              <w:spacing w:before="0" w:after="0" w:line="240" w:lineRule="auto"/>
-              <w:jc w:val="center"/>
-            </w:pPr>
+            <w:shd w:val="clear" w:color="auto" w:fill="F9D9D9"/>
+          </w:tcPr>
+          <w:p>
+            <w:pPr>
+              <w:spacing w:before="0" w:after="0" w:line="240" w:lineRule="auto"/>
+              <w:jc w:val="center"/>
+            </w:pPr>
+            <w:r>
+              <w:rPr>
+                <w:b/>
+                <w:color w:val="C00000"/>
+                <w:sz w:val="14"/>
+              </w:rPr>
+              <w:t>✓</w:t>
+            </w:r>
+          </w:p>
+        </w:tc>
+        <w:tc>
+          <w:tcPr>
+            <w:tcW w:w="385" w:type="dxa"/>
+            <w:vAlign w:val="center"/>
+            <w:tcBorders>
+              <w:top w:val="single" w:sz="2" w:space="0" w:color="AAAAAA"/>
+              <w:left w:val="single" w:sz="2" w:space="0" w:color="AAAAAA"/>
+              <w:bottom w:val="single" w:sz="2" w:space="0" w:color="AAAAAA"/>
+              <w:right w:val="single" w:sz="2" w:space="0" w:color="AAAAAA"/>
+            </w:tcBorders>
+            <w:shd w:val="clear" w:color="auto" w:fill="FFFFFF"/>
+          </w:tcPr>
+          <w:p>
+            <w:pPr>
+              <w:spacing w:before="0" w:after="0" w:line="240" w:lineRule="auto"/>
+              <w:jc w:val="center"/>
+            </w:pPr>
+          </w:p>
+        </w:tc>
+        <w:tc>
+          <w:tcPr>
+            <w:tcW w:w="385" w:type="dxa"/>
+            <w:vAlign w:val="center"/>
+            <w:tcBorders>
+              <w:top w:val="single" w:sz="2" w:space="0" w:color="AAAAAA"/>
+              <w:left w:val="single" w:sz="2" w:space="0" w:color="AAAAAA"/>
+              <w:bottom w:val="single" w:sz="2" w:space="0" w:color="AAAAAA"/>
+              <w:right w:val="single" w:sz="2" w:space="0" w:color="AAAAAA"/>
+            </w:tcBorders>
+            <w:shd w:val="clear" w:color="auto" w:fill="FFFFFF"/>
+          </w:tcPr>
+          <w:p>
+            <w:pPr>
+              <w:spacing w:before="0" w:after="0" w:line="240" w:lineRule="auto"/>
+              <w:jc w:val="center"/>
+            </w:pPr>
+          </w:p>
+        </w:tc>
+        <w:tc>
+          <w:tcPr>
+            <w:tcW w:w="385" w:type="dxa"/>
+            <w:vAlign w:val="center"/>
+            <w:tcBorders>
+              <w:top w:val="single" w:sz="2" w:space="0" w:color="AAAAAA"/>
+              <w:left w:val="single" w:sz="2" w:space="0" w:color="AAAAAA"/>
+              <w:bottom w:val="single" w:sz="2" w:space="0" w:color="AAAAAA"/>
+              <w:right w:val="single" w:sz="2" w:space="0" w:color="AAAAAA"/>
+            </w:tcBorders>
+            <w:shd w:val="clear" w:color="auto" w:fill="FFFFFF"/>
+          </w:tcPr>
+          <w:p>
+            <w:pPr>
+              <w:spacing w:before="0" w:after="0" w:line="240" w:lineRule="auto"/>
+              <w:jc w:val="center"/>
+            </w:pPr>
+          </w:p>
+        </w:tc>
+        <w:tc>
+          <w:tcPr>
+            <w:tcW w:w="385" w:type="dxa"/>
+            <w:vAlign w:val="center"/>
+            <w:tcBorders>
+              <w:top w:val="single" w:sz="2" w:space="0" w:color="AAAAAA"/>
+              <w:left w:val="single" w:sz="2" w:space="0" w:color="AAAAAA"/>
+              <w:bottom w:val="single" w:sz="2" w:space="0" w:color="AAAAAA"/>
+              <w:right w:val="single" w:sz="2" w:space="0" w:color="AAAAAA"/>
+            </w:tcBorders>
+            <w:shd w:val="clear" w:color="auto" w:fill="FFFFFF"/>
+          </w:tcPr>
+          <w:p>
+            <w:pPr>
+              <w:spacing w:before="0" w:after="0" w:line="240" w:lineRule="auto"/>
+              <w:jc w:val="center"/>
+            </w:pPr>
+          </w:p>
+        </w:tc>
+        <w:tc>
+          <w:tcPr>
+            <w:tcW w:w="385" w:type="dxa"/>
+            <w:vAlign w:val="center"/>
+            <w:tcBorders>
+              <w:top w:val="single" w:sz="2" w:space="0" w:color="AAAAAA"/>
+              <w:left w:val="single" w:sz="2" w:space="0" w:color="AAAAAA"/>
+              <w:bottom w:val="single" w:sz="2" w:space="0" w:color="AAAAAA"/>
+              <w:right w:val="single" w:sz="2" w:space="0" w:color="AAAAAA"/>
+            </w:tcBorders>
+            <w:shd w:val="clear" w:color="auto" w:fill="FFFFFF"/>
+          </w:tcPr>
+          <w:p>
+            <w:pPr>
+              <w:spacing w:before="0" w:after="0" w:line="240" w:lineRule="auto"/>
+              <w:jc w:val="center"/>
+            </w:pPr>
+          </w:p>
+        </w:tc>
+        <w:tc>
+          <w:tcPr>
+            <w:tcW w:w="385" w:type="dxa"/>
+            <w:vAlign w:val="center"/>
+            <w:tcBorders>
+              <w:top w:val="single" w:sz="2" w:space="0" w:color="AAAAAA"/>
+              <w:left w:val="single" w:sz="2" w:space="0" w:color="AAAAAA"/>
+              <w:bottom w:val="single" w:sz="2" w:space="0" w:color="AAAAAA"/>
+              <w:right w:val="single" w:sz="2" w:space="0" w:color="AAAAAA"/>
+            </w:tcBorders>
+            <w:shd w:val="clear" w:color="auto" w:fill="FFFFFF"/>
+          </w:tcPr>
+          <w:p>
+            <w:pPr>
+              <w:spacing w:before="0" w:after="0" w:line="240" w:lineRule="auto"/>
+              <w:jc w:val="center"/>
+            </w:pPr>
+          </w:p>
+        </w:tc>
+        <w:tc>
+          <w:tcPr>
+            <w:tcW w:w="385" w:type="dxa"/>
+            <w:vAlign w:val="center"/>
+            <w:tcBorders>
+              <w:top w:val="single" w:sz="2" w:space="0" w:color="AAAAAA"/>
+              <w:left w:val="single" w:sz="2" w:space="0" w:color="AAAAAA"/>
+              <w:bottom w:val="single" w:sz="2" w:space="0" w:color="AAAAAA"/>
+              <w:right w:val="single" w:sz="2" w:space="0" w:color="AAAAAA"/>
+            </w:tcBorders>
+            <w:shd w:val="clear" w:color="auto" w:fill="FFFFFF"/>
+          </w:tcPr>
+          <w:p>
+            <w:pPr>
+              <w:spacing w:before="0" w:after="0" w:line="240" w:lineRule="auto"/>
+              <w:jc w:val="center"/>
+            </w:pPr>
+          </w:p>
+        </w:tc>
+        <w:tc>
+          <w:tcPr>
+            <w:tcW w:w="385" w:type="dxa"/>
+            <w:vAlign w:val="center"/>
+            <w:tcBorders>
+              <w:top w:val="single" w:sz="2" w:space="0" w:color="AAAAAA"/>
+              <w:left w:val="single" w:sz="2" w:space="0" w:color="AAAAAA"/>
+              <w:bottom w:val="single" w:sz="2" w:space="0" w:color="AAAAAA"/>
+              <w:right w:val="single" w:sz="2" w:space="0" w:color="AAAAAA"/>
+            </w:tcBorders>
+            <w:shd w:val="clear" w:color="auto" w:fill="FFFFFF"/>
+          </w:tcPr>
+          <w:p>
+            <w:pPr>
+              <w:spacing w:before="0" w:after="0" w:line="240" w:lineRule="auto"/>
+              <w:jc w:val="center"/>
+            </w:pPr>
+          </w:p>
+        </w:tc>
+        <w:tc>
+          <w:tcPr>
+            <w:tcW w:w="385" w:type="dxa"/>
+            <w:vAlign w:val="center"/>
+            <w:tcBorders>
+              <w:top w:val="single" w:sz="2" w:space="0" w:color="AAAAAA"/>
+              <w:left w:val="single" w:sz="2" w:space="0" w:color="AAAAAA"/>
+              <w:bottom w:val="single" w:sz="2" w:space="0" w:color="AAAAAA"/>
+              <w:right w:val="single" w:sz="2" w:space="0" w:color="AAAAAA"/>
+            </w:tcBorders>
+            <w:shd w:val="clear" w:color="auto" w:fill="FFFFFF"/>
+          </w:tcPr>
+          <w:p>
+            <w:pPr>
+              <w:spacing w:before="0" w:after="0" w:line="240" w:lineRule="auto"/>
+              <w:jc w:val="center"/>
+            </w:pPr>
+          </w:p>
+        </w:tc>
+        <w:tc>
+          <w:tcPr>
+            <w:tcW w:w="385" w:type="dxa"/>
+            <w:vAlign w:val="center"/>
+            <w:tcBorders>
+              <w:top w:val="single" w:sz="2" w:space="0" w:color="AAAAAA"/>
+              <w:left w:val="single" w:sz="2" w:space="0" w:color="AAAAAA"/>
+              <w:bottom w:val="single" w:sz="2" w:space="0" w:color="AAAAAA"/>
+              <w:right w:val="single" w:sz="2" w:space="0" w:color="AAAAAA"/>
+            </w:tcBorders>
+            <w:shd w:val="clear" w:color="auto" w:fill="FFFFFF"/>
+          </w:tcPr>
+          <w:p>
+            <w:pPr>
+              <w:spacing w:before="0" w:after="0" w:line="240" w:lineRule="auto"/>
+              <w:jc w:val="center"/>
+            </w:pPr>
+          </w:p>
+        </w:tc>
+        <w:tc>
+          <w:tcPr>
+            <w:tcW w:w="385" w:type="dxa"/>
+            <w:vAlign w:val="center"/>
+            <w:tcBorders>
+              <w:top w:val="single" w:sz="2" w:space="0" w:color="AAAAAA"/>
+              <w:left w:val="single" w:sz="2" w:space="0" w:color="AAAAAA"/>
+              <w:bottom w:val="single" w:sz="2" w:space="0" w:color="AAAAAA"/>
+              <w:right w:val="single" w:sz="2" w:space="0" w:color="AAAAAA"/>
+            </w:tcBorders>
+            <w:shd w:val="clear" w:color="auto" w:fill="FFFFFF"/>
+          </w:tcPr>
+          <w:p>
+            <w:pPr>
+              <w:spacing w:before="0" w:after="0" w:line="240" w:lineRule="auto"/>
+              <w:jc w:val="center"/>
+            </w:pPr>
+          </w:p>
+        </w:tc>
+        <w:tc>
+          <w:tcPr>
+            <w:tcW w:w="385" w:type="dxa"/>
+            <w:vAlign w:val="center"/>
+            <w:tcBorders>
+              <w:top w:val="single" w:sz="2" w:space="0" w:color="AAAAAA"/>
+              <w:left w:val="single" w:sz="2" w:space="0" w:color="AAAAAA"/>
+              <w:bottom w:val="single" w:sz="2" w:space="0" w:color="AAAAAA"/>
+              <w:right w:val="single" w:sz="2" w:space="0" w:color="AAAAAA"/>
+            </w:tcBorders>
+            <w:shd w:val="clear" w:color="auto" w:fill="FFFFFF"/>
+          </w:tcPr>
+          <w:p>
+            <w:pPr>
+              <w:spacing w:before="0" w:after="0" w:line="240" w:lineRule="auto"/>
+              <w:jc w:val="center"/>
+            </w:pPr>
+          </w:p>
+        </w:tc>
+        <w:tc>
+          <w:tcPr>
+            <w:tcW w:w="385" w:type="dxa"/>
+            <w:vAlign w:val="center"/>
+            <w:tcBorders>
+              <w:top w:val="single" w:sz="2" w:space="0" w:color="AAAAAA"/>
+              <w:left w:val="single" w:sz="2" w:space="0" w:color="AAAAAA"/>
+              <w:bottom w:val="single" w:sz="2" w:space="0" w:color="AAAAAA"/>
+              <w:right w:val="single" w:sz="2" w:space="0" w:color="AAAAAA"/>
+            </w:tcBorders>
+            <w:shd w:val="clear" w:color="auto" w:fill="D9EAD3"/>
+          </w:tcPr>
+          <w:p>
+            <w:pPr>
+              <w:spacing w:before="0" w:after="0" w:line="240" w:lineRule="auto"/>
+              <w:jc w:val="center"/>
+            </w:pPr>
+            <w:r>
+              <w:rPr>
+                <w:b/>
+                <w:color w:val="C00000"/>
+                <w:sz w:val="14"/>
+              </w:rPr>
+              <w:t>✓</w:t>
+            </w:r>
           </w:p>
         </w:tc>
       </w:tr>
@@ -6321,583 +6377,599 @@
               <w:bottom w:val="single" w:sz="2" w:space="0" w:color="AAAAAA"/>
               <w:right w:val="single" w:sz="2" w:space="0" w:color="AAAAAA"/>
             </w:tcBorders>
-            <w:shd w:val="clear" w:color="auto" w:fill="FFFFFF"/>
-          </w:tcPr>
-          <w:p>
-            <w:pPr>
-              <w:spacing w:before="0" w:after="0" w:line="240" w:lineRule="auto"/>
-              <w:jc w:val="center"/>
-            </w:pPr>
-          </w:p>
-        </w:tc>
-        <w:tc>
-          <w:tcPr>
-            <w:tcW w:w="385" w:type="dxa"/>
-            <w:vAlign w:val="center"/>
-            <w:tcBorders>
-              <w:top w:val="single" w:sz="2" w:space="0" w:color="AAAAAA"/>
-              <w:left w:val="single" w:sz="2" w:space="0" w:color="AAAAAA"/>
-              <w:bottom w:val="single" w:sz="2" w:space="0" w:color="AAAAAA"/>
-              <w:right w:val="single" w:sz="2" w:space="0" w:color="AAAAAA"/>
-            </w:tcBorders>
-            <w:shd w:val="clear" w:color="auto" w:fill="FFFFFF"/>
-          </w:tcPr>
-          <w:p>
-            <w:pPr>
-              <w:spacing w:before="0" w:after="0" w:line="240" w:lineRule="auto"/>
-              <w:jc w:val="center"/>
-            </w:pPr>
-          </w:p>
-        </w:tc>
-        <w:tc>
-          <w:tcPr>
-            <w:tcW w:w="385" w:type="dxa"/>
-            <w:vAlign w:val="center"/>
-            <w:tcBorders>
-              <w:top w:val="single" w:sz="2" w:space="0" w:color="AAAAAA"/>
-              <w:left w:val="single" w:sz="2" w:space="0" w:color="AAAAAA"/>
-              <w:bottom w:val="single" w:sz="2" w:space="0" w:color="AAAAAA"/>
-              <w:right w:val="single" w:sz="2" w:space="0" w:color="AAAAAA"/>
-            </w:tcBorders>
-            <w:shd w:val="clear" w:color="auto" w:fill="FFFFFF"/>
-          </w:tcPr>
-          <w:p>
-            <w:pPr>
-              <w:spacing w:before="0" w:after="0" w:line="240" w:lineRule="auto"/>
-              <w:jc w:val="center"/>
-            </w:pPr>
-          </w:p>
-        </w:tc>
-        <w:tc>
-          <w:tcPr>
-            <w:tcW w:w="385" w:type="dxa"/>
-            <w:vAlign w:val="center"/>
-            <w:tcBorders>
-              <w:top w:val="single" w:sz="2" w:space="0" w:color="AAAAAA"/>
-              <w:left w:val="single" w:sz="2" w:space="0" w:color="AAAAAA"/>
-              <w:bottom w:val="single" w:sz="2" w:space="0" w:color="AAAAAA"/>
-              <w:right w:val="single" w:sz="2" w:space="0" w:color="AAAAAA"/>
-            </w:tcBorders>
-            <w:shd w:val="clear" w:color="auto" w:fill="FFFFFF"/>
-          </w:tcPr>
-          <w:p>
-            <w:pPr>
-              <w:spacing w:before="0" w:after="0" w:line="240" w:lineRule="auto"/>
-              <w:jc w:val="center"/>
-            </w:pPr>
-          </w:p>
-        </w:tc>
-        <w:tc>
-          <w:tcPr>
-            <w:tcW w:w="385" w:type="dxa"/>
-            <w:vAlign w:val="center"/>
-            <w:tcBorders>
-              <w:top w:val="single" w:sz="2" w:space="0" w:color="AAAAAA"/>
-              <w:left w:val="single" w:sz="2" w:space="0" w:color="AAAAAA"/>
-              <w:bottom w:val="single" w:sz="2" w:space="0" w:color="AAAAAA"/>
-              <w:right w:val="single" w:sz="2" w:space="0" w:color="AAAAAA"/>
-            </w:tcBorders>
-            <w:shd w:val="clear" w:color="auto" w:fill="FFFFFF"/>
-          </w:tcPr>
-          <w:p>
-            <w:pPr>
-              <w:spacing w:before="0" w:after="0" w:line="240" w:lineRule="auto"/>
-              <w:jc w:val="center"/>
-            </w:pPr>
-          </w:p>
-        </w:tc>
-        <w:tc>
-          <w:tcPr>
-            <w:tcW w:w="385" w:type="dxa"/>
-            <w:vAlign w:val="center"/>
-            <w:tcBorders>
-              <w:top w:val="single" w:sz="2" w:space="0" w:color="AAAAAA"/>
-              <w:left w:val="single" w:sz="2" w:space="0" w:color="AAAAAA"/>
-              <w:bottom w:val="single" w:sz="2" w:space="0" w:color="AAAAAA"/>
-              <w:right w:val="single" w:sz="2" w:space="0" w:color="AAAAAA"/>
-            </w:tcBorders>
-            <w:shd w:val="clear" w:color="auto" w:fill="FFFFFF"/>
-          </w:tcPr>
-          <w:p>
-            <w:pPr>
-              <w:spacing w:before="0" w:after="0" w:line="240" w:lineRule="auto"/>
-              <w:jc w:val="center"/>
-            </w:pPr>
-          </w:p>
-        </w:tc>
-        <w:tc>
-          <w:tcPr>
-            <w:tcW w:w="385" w:type="dxa"/>
-            <w:vAlign w:val="center"/>
-            <w:tcBorders>
-              <w:top w:val="single" w:sz="2" w:space="0" w:color="AAAAAA"/>
-              <w:left w:val="single" w:sz="2" w:space="0" w:color="AAAAAA"/>
-              <w:bottom w:val="single" w:sz="2" w:space="0" w:color="AAAAAA"/>
-              <w:right w:val="single" w:sz="2" w:space="0" w:color="AAAAAA"/>
-            </w:tcBorders>
-            <w:shd w:val="clear" w:color="auto" w:fill="FFFFFF"/>
-          </w:tcPr>
-          <w:p>
-            <w:pPr>
-              <w:spacing w:before="0" w:after="0" w:line="240" w:lineRule="auto"/>
-              <w:jc w:val="center"/>
-            </w:pPr>
-          </w:p>
-        </w:tc>
-        <w:tc>
-          <w:tcPr>
-            <w:tcW w:w="385" w:type="dxa"/>
-            <w:vAlign w:val="center"/>
-            <w:tcBorders>
-              <w:top w:val="single" w:sz="2" w:space="0" w:color="AAAAAA"/>
-              <w:left w:val="single" w:sz="2" w:space="0" w:color="AAAAAA"/>
-              <w:bottom w:val="single" w:sz="2" w:space="0" w:color="AAAAAA"/>
-              <w:right w:val="single" w:sz="2" w:space="0" w:color="AAAAAA"/>
-            </w:tcBorders>
-            <w:shd w:val="clear" w:color="auto" w:fill="FFFFFF"/>
-          </w:tcPr>
-          <w:p>
-            <w:pPr>
-              <w:spacing w:before="0" w:after="0" w:line="240" w:lineRule="auto"/>
-              <w:jc w:val="center"/>
-            </w:pPr>
-          </w:p>
-        </w:tc>
-        <w:tc>
-          <w:tcPr>
-            <w:tcW w:w="385" w:type="dxa"/>
-            <w:vAlign w:val="center"/>
-            <w:tcBorders>
-              <w:top w:val="single" w:sz="2" w:space="0" w:color="AAAAAA"/>
-              <w:left w:val="single" w:sz="2" w:space="0" w:color="AAAAAA"/>
-              <w:bottom w:val="single" w:sz="2" w:space="0" w:color="AAAAAA"/>
-              <w:right w:val="single" w:sz="2" w:space="0" w:color="AAAAAA"/>
-            </w:tcBorders>
-            <w:shd w:val="clear" w:color="auto" w:fill="FFFFFF"/>
-          </w:tcPr>
-          <w:p>
-            <w:pPr>
-              <w:spacing w:before="0" w:after="0" w:line="240" w:lineRule="auto"/>
-              <w:jc w:val="center"/>
-            </w:pPr>
-          </w:p>
-        </w:tc>
-        <w:tc>
-          <w:tcPr>
-            <w:tcW w:w="385" w:type="dxa"/>
-            <w:vAlign w:val="center"/>
-            <w:tcBorders>
-              <w:top w:val="single" w:sz="2" w:space="0" w:color="AAAAAA"/>
-              <w:left w:val="single" w:sz="2" w:space="0" w:color="AAAAAA"/>
-              <w:bottom w:val="single" w:sz="2" w:space="0" w:color="AAAAAA"/>
-              <w:right w:val="single" w:sz="2" w:space="0" w:color="AAAAAA"/>
-            </w:tcBorders>
-            <w:shd w:val="clear" w:color="auto" w:fill="FFFFFF"/>
-          </w:tcPr>
-          <w:p>
-            <w:pPr>
-              <w:spacing w:before="0" w:after="0" w:line="240" w:lineRule="auto"/>
-              <w:jc w:val="center"/>
-            </w:pPr>
-          </w:p>
-        </w:tc>
-        <w:tc>
-          <w:tcPr>
-            <w:tcW w:w="385" w:type="dxa"/>
-            <w:vAlign w:val="center"/>
-            <w:tcBorders>
-              <w:top w:val="single" w:sz="2" w:space="0" w:color="AAAAAA"/>
-              <w:left w:val="single" w:sz="2" w:space="0" w:color="AAAAAA"/>
-              <w:bottom w:val="single" w:sz="2" w:space="0" w:color="AAAAAA"/>
-              <w:right w:val="single" w:sz="2" w:space="0" w:color="AAAAAA"/>
-            </w:tcBorders>
-            <w:shd w:val="clear" w:color="auto" w:fill="FFFFFF"/>
-          </w:tcPr>
-          <w:p>
-            <w:pPr>
-              <w:spacing w:before="0" w:after="0" w:line="240" w:lineRule="auto"/>
-              <w:jc w:val="center"/>
-            </w:pPr>
-          </w:p>
-        </w:tc>
-        <w:tc>
-          <w:tcPr>
-            <w:tcW w:w="385" w:type="dxa"/>
-            <w:vAlign w:val="center"/>
-            <w:tcBorders>
-              <w:top w:val="single" w:sz="2" w:space="0" w:color="AAAAAA"/>
-              <w:left w:val="single" w:sz="2" w:space="0" w:color="AAAAAA"/>
-              <w:bottom w:val="single" w:sz="2" w:space="0" w:color="AAAAAA"/>
-              <w:right w:val="single" w:sz="2" w:space="0" w:color="AAAAAA"/>
-            </w:tcBorders>
-            <w:shd w:val="clear" w:color="auto" w:fill="FFFFFF"/>
-          </w:tcPr>
-          <w:p>
-            <w:pPr>
-              <w:spacing w:before="0" w:after="0" w:line="240" w:lineRule="auto"/>
-              <w:jc w:val="center"/>
-            </w:pPr>
-          </w:p>
-        </w:tc>
-        <w:tc>
-          <w:tcPr>
-            <w:tcW w:w="385" w:type="dxa"/>
-            <w:vAlign w:val="center"/>
-            <w:tcBorders>
-              <w:top w:val="single" w:sz="2" w:space="0" w:color="AAAAAA"/>
-              <w:left w:val="single" w:sz="2" w:space="0" w:color="AAAAAA"/>
-              <w:bottom w:val="single" w:sz="2" w:space="0" w:color="AAAAAA"/>
-              <w:right w:val="single" w:sz="2" w:space="0" w:color="AAAAAA"/>
-            </w:tcBorders>
-            <w:shd w:val="clear" w:color="auto" w:fill="FFFFFF"/>
-          </w:tcPr>
-          <w:p>
-            <w:pPr>
-              <w:spacing w:before="0" w:after="0" w:line="240" w:lineRule="auto"/>
-              <w:jc w:val="center"/>
-            </w:pPr>
-          </w:p>
-        </w:tc>
-        <w:tc>
-          <w:tcPr>
-            <w:tcW w:w="385" w:type="dxa"/>
-            <w:vAlign w:val="center"/>
-            <w:tcBorders>
-              <w:top w:val="single" w:sz="2" w:space="0" w:color="AAAAAA"/>
-              <w:left w:val="single" w:sz="2" w:space="0" w:color="AAAAAA"/>
-              <w:bottom w:val="single" w:sz="2" w:space="0" w:color="AAAAAA"/>
-              <w:right w:val="single" w:sz="2" w:space="0" w:color="AAAAAA"/>
-            </w:tcBorders>
-            <w:shd w:val="clear" w:color="auto" w:fill="FFFFFF"/>
-          </w:tcPr>
-          <w:p>
-            <w:pPr>
-              <w:spacing w:before="0" w:after="0" w:line="240" w:lineRule="auto"/>
-              <w:jc w:val="center"/>
-            </w:pPr>
-          </w:p>
-        </w:tc>
-        <w:tc>
-          <w:tcPr>
-            <w:tcW w:w="385" w:type="dxa"/>
-            <w:vAlign w:val="center"/>
-            <w:tcBorders>
-              <w:top w:val="single" w:sz="2" w:space="0" w:color="AAAAAA"/>
-              <w:left w:val="single" w:sz="2" w:space="0" w:color="AAAAAA"/>
-              <w:bottom w:val="single" w:sz="2" w:space="0" w:color="AAAAAA"/>
-              <w:right w:val="single" w:sz="2" w:space="0" w:color="AAAAAA"/>
-            </w:tcBorders>
-            <w:shd w:val="clear" w:color="auto" w:fill="FFFFFF"/>
-          </w:tcPr>
-          <w:p>
-            <w:pPr>
-              <w:spacing w:before="0" w:after="0" w:line="240" w:lineRule="auto"/>
-              <w:jc w:val="center"/>
-            </w:pPr>
-          </w:p>
-        </w:tc>
-        <w:tc>
-          <w:tcPr>
-            <w:tcW w:w="385" w:type="dxa"/>
-            <w:vAlign w:val="center"/>
-            <w:tcBorders>
-              <w:top w:val="single" w:sz="2" w:space="0" w:color="AAAAAA"/>
-              <w:left w:val="single" w:sz="2" w:space="0" w:color="AAAAAA"/>
-              <w:bottom w:val="single" w:sz="2" w:space="0" w:color="AAAAAA"/>
-              <w:right w:val="single" w:sz="2" w:space="0" w:color="AAAAAA"/>
-            </w:tcBorders>
-            <w:shd w:val="clear" w:color="auto" w:fill="FFFFFF"/>
-          </w:tcPr>
-          <w:p>
-            <w:pPr>
-              <w:spacing w:before="0" w:after="0" w:line="240" w:lineRule="auto"/>
-              <w:jc w:val="center"/>
-            </w:pPr>
-          </w:p>
-        </w:tc>
-        <w:tc>
-          <w:tcPr>
-            <w:tcW w:w="385" w:type="dxa"/>
-            <w:vAlign w:val="center"/>
-            <w:tcBorders>
-              <w:top w:val="single" w:sz="2" w:space="0" w:color="AAAAAA"/>
-              <w:left w:val="single" w:sz="2" w:space="0" w:color="AAAAAA"/>
-              <w:bottom w:val="single" w:sz="2" w:space="0" w:color="AAAAAA"/>
-              <w:right w:val="single" w:sz="2" w:space="0" w:color="AAAAAA"/>
-            </w:tcBorders>
-            <w:shd w:val="clear" w:color="auto" w:fill="FFFFFF"/>
-          </w:tcPr>
-          <w:p>
-            <w:pPr>
-              <w:spacing w:before="0" w:after="0" w:line="240" w:lineRule="auto"/>
-              <w:jc w:val="center"/>
-            </w:pPr>
-          </w:p>
-        </w:tc>
-        <w:tc>
-          <w:tcPr>
-            <w:tcW w:w="385" w:type="dxa"/>
-            <w:vAlign w:val="center"/>
-            <w:tcBorders>
-              <w:top w:val="single" w:sz="2" w:space="0" w:color="AAAAAA"/>
-              <w:left w:val="single" w:sz="2" w:space="0" w:color="AAAAAA"/>
-              <w:bottom w:val="single" w:sz="2" w:space="0" w:color="AAAAAA"/>
-              <w:right w:val="single" w:sz="2" w:space="0" w:color="AAAAAA"/>
-            </w:tcBorders>
-            <w:shd w:val="clear" w:color="auto" w:fill="FFFFFF"/>
-          </w:tcPr>
-          <w:p>
-            <w:pPr>
-              <w:spacing w:before="0" w:after="0" w:line="240" w:lineRule="auto"/>
-              <w:jc w:val="center"/>
-            </w:pPr>
-          </w:p>
-        </w:tc>
-        <w:tc>
-          <w:tcPr>
-            <w:tcW w:w="385" w:type="dxa"/>
-            <w:vAlign w:val="center"/>
-            <w:tcBorders>
-              <w:top w:val="single" w:sz="2" w:space="0" w:color="AAAAAA"/>
-              <w:left w:val="single" w:sz="2" w:space="0" w:color="AAAAAA"/>
-              <w:bottom w:val="single" w:sz="2" w:space="0" w:color="AAAAAA"/>
-              <w:right w:val="single" w:sz="2" w:space="0" w:color="AAAAAA"/>
-            </w:tcBorders>
-            <w:shd w:val="clear" w:color="auto" w:fill="FFFFFF"/>
-          </w:tcPr>
-          <w:p>
-            <w:pPr>
-              <w:spacing w:before="0" w:after="0" w:line="240" w:lineRule="auto"/>
-              <w:jc w:val="center"/>
-            </w:pPr>
-          </w:p>
-        </w:tc>
-        <w:tc>
-          <w:tcPr>
-            <w:tcW w:w="385" w:type="dxa"/>
-            <w:vAlign w:val="center"/>
-            <w:tcBorders>
-              <w:top w:val="single" w:sz="2" w:space="0" w:color="AAAAAA"/>
-              <w:left w:val="single" w:sz="2" w:space="0" w:color="AAAAAA"/>
-              <w:bottom w:val="single" w:sz="2" w:space="0" w:color="AAAAAA"/>
-              <w:right w:val="single" w:sz="2" w:space="0" w:color="AAAAAA"/>
-            </w:tcBorders>
-            <w:shd w:val="clear" w:color="auto" w:fill="FFFFFF"/>
-          </w:tcPr>
-          <w:p>
-            <w:pPr>
-              <w:spacing w:before="0" w:after="0" w:line="240" w:lineRule="auto"/>
-              <w:jc w:val="center"/>
-            </w:pPr>
-          </w:p>
-        </w:tc>
-        <w:tc>
-          <w:tcPr>
-            <w:tcW w:w="385" w:type="dxa"/>
-            <w:vAlign w:val="center"/>
-            <w:tcBorders>
-              <w:top w:val="single" w:sz="2" w:space="0" w:color="AAAAAA"/>
-              <w:left w:val="single" w:sz="2" w:space="0" w:color="AAAAAA"/>
-              <w:bottom w:val="single" w:sz="2" w:space="0" w:color="AAAAAA"/>
-              <w:right w:val="single" w:sz="2" w:space="0" w:color="AAAAAA"/>
-            </w:tcBorders>
-            <w:shd w:val="clear" w:color="auto" w:fill="FFFFFF"/>
-          </w:tcPr>
-          <w:p>
-            <w:pPr>
-              <w:spacing w:before="0" w:after="0" w:line="240" w:lineRule="auto"/>
-              <w:jc w:val="center"/>
-            </w:pPr>
-          </w:p>
-        </w:tc>
-        <w:tc>
-          <w:tcPr>
-            <w:tcW w:w="385" w:type="dxa"/>
-            <w:vAlign w:val="center"/>
-            <w:tcBorders>
-              <w:top w:val="single" w:sz="2" w:space="0" w:color="AAAAAA"/>
-              <w:left w:val="single" w:sz="2" w:space="0" w:color="AAAAAA"/>
-              <w:bottom w:val="single" w:sz="2" w:space="0" w:color="AAAAAA"/>
-              <w:right w:val="single" w:sz="2" w:space="0" w:color="AAAAAA"/>
-            </w:tcBorders>
-            <w:shd w:val="clear" w:color="auto" w:fill="FFFFFF"/>
-          </w:tcPr>
-          <w:p>
-            <w:pPr>
-              <w:spacing w:before="0" w:after="0" w:line="240" w:lineRule="auto"/>
-              <w:jc w:val="center"/>
-            </w:pPr>
-          </w:p>
-        </w:tc>
-        <w:tc>
-          <w:tcPr>
-            <w:tcW w:w="385" w:type="dxa"/>
-            <w:vAlign w:val="center"/>
-            <w:tcBorders>
-              <w:top w:val="single" w:sz="2" w:space="0" w:color="AAAAAA"/>
-              <w:left w:val="single" w:sz="2" w:space="0" w:color="AAAAAA"/>
-              <w:bottom w:val="single" w:sz="2" w:space="0" w:color="AAAAAA"/>
-              <w:right w:val="single" w:sz="2" w:space="0" w:color="AAAAAA"/>
-            </w:tcBorders>
-            <w:shd w:val="clear" w:color="auto" w:fill="FFFFFF"/>
-          </w:tcPr>
-          <w:p>
-            <w:pPr>
-              <w:spacing w:before="0" w:after="0" w:line="240" w:lineRule="auto"/>
-              <w:jc w:val="center"/>
-            </w:pPr>
-          </w:p>
-        </w:tc>
-        <w:tc>
-          <w:tcPr>
-            <w:tcW w:w="385" w:type="dxa"/>
-            <w:vAlign w:val="center"/>
-            <w:tcBorders>
-              <w:top w:val="single" w:sz="2" w:space="0" w:color="AAAAAA"/>
-              <w:left w:val="single" w:sz="2" w:space="0" w:color="AAAAAA"/>
-              <w:bottom w:val="single" w:sz="2" w:space="0" w:color="AAAAAA"/>
-              <w:right w:val="single" w:sz="2" w:space="0" w:color="AAAAAA"/>
-            </w:tcBorders>
-            <w:shd w:val="clear" w:color="auto" w:fill="FFFFFF"/>
-          </w:tcPr>
-          <w:p>
-            <w:pPr>
-              <w:spacing w:before="0" w:after="0" w:line="240" w:lineRule="auto"/>
-              <w:jc w:val="center"/>
-            </w:pPr>
-          </w:p>
-        </w:tc>
-        <w:tc>
-          <w:tcPr>
-            <w:tcW w:w="385" w:type="dxa"/>
-            <w:vAlign w:val="center"/>
-            <w:tcBorders>
-              <w:top w:val="single" w:sz="2" w:space="0" w:color="AAAAAA"/>
-              <w:left w:val="single" w:sz="2" w:space="0" w:color="AAAAAA"/>
-              <w:bottom w:val="single" w:sz="2" w:space="0" w:color="AAAAAA"/>
-              <w:right w:val="single" w:sz="2" w:space="0" w:color="AAAAAA"/>
-            </w:tcBorders>
-            <w:shd w:val="clear" w:color="auto" w:fill="FFFFFF"/>
-          </w:tcPr>
-          <w:p>
-            <w:pPr>
-              <w:spacing w:before="0" w:after="0" w:line="240" w:lineRule="auto"/>
-              <w:jc w:val="center"/>
-            </w:pPr>
-          </w:p>
-        </w:tc>
-        <w:tc>
-          <w:tcPr>
-            <w:tcW w:w="385" w:type="dxa"/>
-            <w:vAlign w:val="center"/>
-            <w:tcBorders>
-              <w:top w:val="single" w:sz="2" w:space="0" w:color="AAAAAA"/>
-              <w:left w:val="single" w:sz="2" w:space="0" w:color="AAAAAA"/>
-              <w:bottom w:val="single" w:sz="2" w:space="0" w:color="AAAAAA"/>
-              <w:right w:val="single" w:sz="2" w:space="0" w:color="AAAAAA"/>
-            </w:tcBorders>
-            <w:shd w:val="clear" w:color="auto" w:fill="FFFFFF"/>
-          </w:tcPr>
-          <w:p>
-            <w:pPr>
-              <w:spacing w:before="0" w:after="0" w:line="240" w:lineRule="auto"/>
-              <w:jc w:val="center"/>
-            </w:pPr>
-          </w:p>
-        </w:tc>
-        <w:tc>
-          <w:tcPr>
-            <w:tcW w:w="385" w:type="dxa"/>
-            <w:vAlign w:val="center"/>
-            <w:tcBorders>
-              <w:top w:val="single" w:sz="2" w:space="0" w:color="AAAAAA"/>
-              <w:left w:val="single" w:sz="2" w:space="0" w:color="AAAAAA"/>
-              <w:bottom w:val="single" w:sz="2" w:space="0" w:color="AAAAAA"/>
-              <w:right w:val="single" w:sz="2" w:space="0" w:color="AAAAAA"/>
-            </w:tcBorders>
-            <w:shd w:val="clear" w:color="auto" w:fill="FFFFFF"/>
-          </w:tcPr>
-          <w:p>
-            <w:pPr>
-              <w:spacing w:before="0" w:after="0" w:line="240" w:lineRule="auto"/>
-              <w:jc w:val="center"/>
-            </w:pPr>
-          </w:p>
-        </w:tc>
-        <w:tc>
-          <w:tcPr>
-            <w:tcW w:w="385" w:type="dxa"/>
-            <w:vAlign w:val="center"/>
-            <w:tcBorders>
-              <w:top w:val="single" w:sz="2" w:space="0" w:color="AAAAAA"/>
-              <w:left w:val="single" w:sz="2" w:space="0" w:color="AAAAAA"/>
-              <w:bottom w:val="single" w:sz="2" w:space="0" w:color="AAAAAA"/>
-              <w:right w:val="single" w:sz="2" w:space="0" w:color="AAAAAA"/>
-            </w:tcBorders>
-            <w:shd w:val="clear" w:color="auto" w:fill="FFFFFF"/>
-          </w:tcPr>
-          <w:p>
-            <w:pPr>
-              <w:spacing w:before="0" w:after="0" w:line="240" w:lineRule="auto"/>
-              <w:jc w:val="center"/>
-            </w:pPr>
-          </w:p>
-        </w:tc>
-        <w:tc>
-          <w:tcPr>
-            <w:tcW w:w="385" w:type="dxa"/>
-            <w:vAlign w:val="center"/>
-            <w:tcBorders>
-              <w:top w:val="single" w:sz="2" w:space="0" w:color="AAAAAA"/>
-              <w:left w:val="single" w:sz="2" w:space="0" w:color="AAAAAA"/>
-              <w:bottom w:val="single" w:sz="2" w:space="0" w:color="AAAAAA"/>
-              <w:right w:val="single" w:sz="2" w:space="0" w:color="AAAAAA"/>
-            </w:tcBorders>
-            <w:shd w:val="clear" w:color="auto" w:fill="FFFFFF"/>
-          </w:tcPr>
-          <w:p>
-            <w:pPr>
-              <w:spacing w:before="0" w:after="0" w:line="240" w:lineRule="auto"/>
-              <w:jc w:val="center"/>
-            </w:pPr>
-          </w:p>
-        </w:tc>
-        <w:tc>
-          <w:tcPr>
-            <w:tcW w:w="385" w:type="dxa"/>
-            <w:vAlign w:val="center"/>
-            <w:tcBorders>
-              <w:top w:val="single" w:sz="2" w:space="0" w:color="AAAAAA"/>
-              <w:left w:val="single" w:sz="2" w:space="0" w:color="AAAAAA"/>
-              <w:bottom w:val="single" w:sz="2" w:space="0" w:color="AAAAAA"/>
-              <w:right w:val="single" w:sz="2" w:space="0" w:color="AAAAAA"/>
-            </w:tcBorders>
-            <w:shd w:val="clear" w:color="auto" w:fill="FFFFFF"/>
-          </w:tcPr>
-          <w:p>
-            <w:pPr>
-              <w:spacing w:before="0" w:after="0" w:line="240" w:lineRule="auto"/>
-              <w:jc w:val="center"/>
-            </w:pPr>
-          </w:p>
-        </w:tc>
-        <w:tc>
-          <w:tcPr>
-            <w:tcW w:w="385" w:type="dxa"/>
-            <w:vAlign w:val="center"/>
-            <w:tcBorders>
-              <w:top w:val="single" w:sz="2" w:space="0" w:color="AAAAAA"/>
-              <w:left w:val="single" w:sz="2" w:space="0" w:color="AAAAAA"/>
-              <w:bottom w:val="single" w:sz="2" w:space="0" w:color="AAAAAA"/>
-              <w:right w:val="single" w:sz="2" w:space="0" w:color="AAAAAA"/>
-            </w:tcBorders>
-            <w:shd w:val="clear" w:color="auto" w:fill="FFFFFF"/>
-          </w:tcPr>
-          <w:p>
-            <w:pPr>
-              <w:spacing w:before="0" w:after="0" w:line="240" w:lineRule="auto"/>
-              <w:jc w:val="center"/>
-            </w:pPr>
+            <w:shd w:val="clear" w:color="auto" w:fill="BDD7EE"/>
+          </w:tcPr>
+          <w:p>
+            <w:pPr>
+              <w:spacing w:before="0" w:after="0" w:line="240" w:lineRule="auto"/>
+              <w:jc w:val="center"/>
+            </w:pPr>
+            <w:r>
+              <w:rPr>
+                <w:b/>
+                <w:color w:val="C00000"/>
+                <w:sz w:val="14"/>
+              </w:rPr>
+              <w:t>✓</w:t>
+            </w:r>
+          </w:p>
+        </w:tc>
+        <w:tc>
+          <w:tcPr>
+            <w:tcW w:w="385" w:type="dxa"/>
+            <w:vAlign w:val="center"/>
+            <w:tcBorders>
+              <w:top w:val="single" w:sz="2" w:space="0" w:color="AAAAAA"/>
+              <w:left w:val="single" w:sz="2" w:space="0" w:color="AAAAAA"/>
+              <w:bottom w:val="single" w:sz="2" w:space="0" w:color="AAAAAA"/>
+              <w:right w:val="single" w:sz="2" w:space="0" w:color="AAAAAA"/>
+            </w:tcBorders>
+            <w:shd w:val="clear" w:color="auto" w:fill="FFFFFF"/>
+          </w:tcPr>
+          <w:p>
+            <w:pPr>
+              <w:spacing w:before="0" w:after="0" w:line="240" w:lineRule="auto"/>
+              <w:jc w:val="center"/>
+            </w:pPr>
+          </w:p>
+        </w:tc>
+        <w:tc>
+          <w:tcPr>
+            <w:tcW w:w="385" w:type="dxa"/>
+            <w:vAlign w:val="center"/>
+            <w:tcBorders>
+              <w:top w:val="single" w:sz="2" w:space="0" w:color="AAAAAA"/>
+              <w:left w:val="single" w:sz="2" w:space="0" w:color="AAAAAA"/>
+              <w:bottom w:val="single" w:sz="2" w:space="0" w:color="AAAAAA"/>
+              <w:right w:val="single" w:sz="2" w:space="0" w:color="AAAAAA"/>
+            </w:tcBorders>
+            <w:shd w:val="clear" w:color="auto" w:fill="FFFFFF"/>
+          </w:tcPr>
+          <w:p>
+            <w:pPr>
+              <w:spacing w:before="0" w:after="0" w:line="240" w:lineRule="auto"/>
+              <w:jc w:val="center"/>
+            </w:pPr>
+          </w:p>
+        </w:tc>
+        <w:tc>
+          <w:tcPr>
+            <w:tcW w:w="385" w:type="dxa"/>
+            <w:vAlign w:val="center"/>
+            <w:tcBorders>
+              <w:top w:val="single" w:sz="2" w:space="0" w:color="AAAAAA"/>
+              <w:left w:val="single" w:sz="2" w:space="0" w:color="AAAAAA"/>
+              <w:bottom w:val="single" w:sz="2" w:space="0" w:color="AAAAAA"/>
+              <w:right w:val="single" w:sz="2" w:space="0" w:color="AAAAAA"/>
+            </w:tcBorders>
+            <w:shd w:val="clear" w:color="auto" w:fill="FFFFFF"/>
+          </w:tcPr>
+          <w:p>
+            <w:pPr>
+              <w:spacing w:before="0" w:after="0" w:line="240" w:lineRule="auto"/>
+              <w:jc w:val="center"/>
+            </w:pPr>
+          </w:p>
+        </w:tc>
+        <w:tc>
+          <w:tcPr>
+            <w:tcW w:w="385" w:type="dxa"/>
+            <w:vAlign w:val="center"/>
+            <w:tcBorders>
+              <w:top w:val="single" w:sz="2" w:space="0" w:color="AAAAAA"/>
+              <w:left w:val="single" w:sz="2" w:space="0" w:color="AAAAAA"/>
+              <w:bottom w:val="single" w:sz="2" w:space="0" w:color="AAAAAA"/>
+              <w:right w:val="single" w:sz="2" w:space="0" w:color="AAAAAA"/>
+            </w:tcBorders>
+            <w:shd w:val="clear" w:color="auto" w:fill="FFFFFF"/>
+          </w:tcPr>
+          <w:p>
+            <w:pPr>
+              <w:spacing w:before="0" w:after="0" w:line="240" w:lineRule="auto"/>
+              <w:jc w:val="center"/>
+            </w:pPr>
+          </w:p>
+        </w:tc>
+        <w:tc>
+          <w:tcPr>
+            <w:tcW w:w="385" w:type="dxa"/>
+            <w:vAlign w:val="center"/>
+            <w:tcBorders>
+              <w:top w:val="single" w:sz="2" w:space="0" w:color="AAAAAA"/>
+              <w:left w:val="single" w:sz="2" w:space="0" w:color="AAAAAA"/>
+              <w:bottom w:val="single" w:sz="2" w:space="0" w:color="AAAAAA"/>
+              <w:right w:val="single" w:sz="2" w:space="0" w:color="AAAAAA"/>
+            </w:tcBorders>
+            <w:shd w:val="clear" w:color="auto" w:fill="FFFFFF"/>
+          </w:tcPr>
+          <w:p>
+            <w:pPr>
+              <w:spacing w:before="0" w:after="0" w:line="240" w:lineRule="auto"/>
+              <w:jc w:val="center"/>
+            </w:pPr>
+          </w:p>
+        </w:tc>
+        <w:tc>
+          <w:tcPr>
+            <w:tcW w:w="385" w:type="dxa"/>
+            <w:vAlign w:val="center"/>
+            <w:tcBorders>
+              <w:top w:val="single" w:sz="2" w:space="0" w:color="AAAAAA"/>
+              <w:left w:val="single" w:sz="2" w:space="0" w:color="AAAAAA"/>
+              <w:bottom w:val="single" w:sz="2" w:space="0" w:color="AAAAAA"/>
+              <w:right w:val="single" w:sz="2" w:space="0" w:color="AAAAAA"/>
+            </w:tcBorders>
+            <w:shd w:val="clear" w:color="auto" w:fill="FFFFFF"/>
+          </w:tcPr>
+          <w:p>
+            <w:pPr>
+              <w:spacing w:before="0" w:after="0" w:line="240" w:lineRule="auto"/>
+              <w:jc w:val="center"/>
+            </w:pPr>
+          </w:p>
+        </w:tc>
+        <w:tc>
+          <w:tcPr>
+            <w:tcW w:w="385" w:type="dxa"/>
+            <w:vAlign w:val="center"/>
+            <w:tcBorders>
+              <w:top w:val="single" w:sz="2" w:space="0" w:color="AAAAAA"/>
+              <w:left w:val="single" w:sz="2" w:space="0" w:color="AAAAAA"/>
+              <w:bottom w:val="single" w:sz="2" w:space="0" w:color="AAAAAA"/>
+              <w:right w:val="single" w:sz="2" w:space="0" w:color="AAAAAA"/>
+            </w:tcBorders>
+            <w:shd w:val="clear" w:color="auto" w:fill="FFFFFF"/>
+          </w:tcPr>
+          <w:p>
+            <w:pPr>
+              <w:spacing w:before="0" w:after="0" w:line="240" w:lineRule="auto"/>
+              <w:jc w:val="center"/>
+            </w:pPr>
+          </w:p>
+        </w:tc>
+        <w:tc>
+          <w:tcPr>
+            <w:tcW w:w="385" w:type="dxa"/>
+            <w:vAlign w:val="center"/>
+            <w:tcBorders>
+              <w:top w:val="single" w:sz="2" w:space="0" w:color="AAAAAA"/>
+              <w:left w:val="single" w:sz="2" w:space="0" w:color="AAAAAA"/>
+              <w:bottom w:val="single" w:sz="2" w:space="0" w:color="AAAAAA"/>
+              <w:right w:val="single" w:sz="2" w:space="0" w:color="AAAAAA"/>
+            </w:tcBorders>
+            <w:shd w:val="clear" w:color="auto" w:fill="FFFFFF"/>
+          </w:tcPr>
+          <w:p>
+            <w:pPr>
+              <w:spacing w:before="0" w:after="0" w:line="240" w:lineRule="auto"/>
+              <w:jc w:val="center"/>
+            </w:pPr>
+          </w:p>
+        </w:tc>
+        <w:tc>
+          <w:tcPr>
+            <w:tcW w:w="385" w:type="dxa"/>
+            <w:vAlign w:val="center"/>
+            <w:tcBorders>
+              <w:top w:val="single" w:sz="2" w:space="0" w:color="AAAAAA"/>
+              <w:left w:val="single" w:sz="2" w:space="0" w:color="AAAAAA"/>
+              <w:bottom w:val="single" w:sz="2" w:space="0" w:color="AAAAAA"/>
+              <w:right w:val="single" w:sz="2" w:space="0" w:color="AAAAAA"/>
+            </w:tcBorders>
+            <w:shd w:val="clear" w:color="auto" w:fill="FFFFFF"/>
+          </w:tcPr>
+          <w:p>
+            <w:pPr>
+              <w:spacing w:before="0" w:after="0" w:line="240" w:lineRule="auto"/>
+              <w:jc w:val="center"/>
+            </w:pPr>
+          </w:p>
+        </w:tc>
+        <w:tc>
+          <w:tcPr>
+            <w:tcW w:w="385" w:type="dxa"/>
+            <w:vAlign w:val="center"/>
+            <w:tcBorders>
+              <w:top w:val="single" w:sz="2" w:space="0" w:color="AAAAAA"/>
+              <w:left w:val="single" w:sz="2" w:space="0" w:color="AAAAAA"/>
+              <w:bottom w:val="single" w:sz="2" w:space="0" w:color="AAAAAA"/>
+              <w:right w:val="single" w:sz="2" w:space="0" w:color="AAAAAA"/>
+            </w:tcBorders>
+            <w:shd w:val="clear" w:color="auto" w:fill="FFFFFF"/>
+          </w:tcPr>
+          <w:p>
+            <w:pPr>
+              <w:spacing w:before="0" w:after="0" w:line="240" w:lineRule="auto"/>
+              <w:jc w:val="center"/>
+            </w:pPr>
+          </w:p>
+        </w:tc>
+        <w:tc>
+          <w:tcPr>
+            <w:tcW w:w="385" w:type="dxa"/>
+            <w:vAlign w:val="center"/>
+            <w:tcBorders>
+              <w:top w:val="single" w:sz="2" w:space="0" w:color="AAAAAA"/>
+              <w:left w:val="single" w:sz="2" w:space="0" w:color="AAAAAA"/>
+              <w:bottom w:val="single" w:sz="2" w:space="0" w:color="AAAAAA"/>
+              <w:right w:val="single" w:sz="2" w:space="0" w:color="AAAAAA"/>
+            </w:tcBorders>
+            <w:shd w:val="clear" w:color="auto" w:fill="FFFFFF"/>
+          </w:tcPr>
+          <w:p>
+            <w:pPr>
+              <w:spacing w:before="0" w:after="0" w:line="240" w:lineRule="auto"/>
+              <w:jc w:val="center"/>
+            </w:pPr>
+          </w:p>
+        </w:tc>
+        <w:tc>
+          <w:tcPr>
+            <w:tcW w:w="385" w:type="dxa"/>
+            <w:vAlign w:val="center"/>
+            <w:tcBorders>
+              <w:top w:val="single" w:sz="2" w:space="0" w:color="AAAAAA"/>
+              <w:left w:val="single" w:sz="2" w:space="0" w:color="AAAAAA"/>
+              <w:bottom w:val="single" w:sz="2" w:space="0" w:color="AAAAAA"/>
+              <w:right w:val="single" w:sz="2" w:space="0" w:color="AAAAAA"/>
+            </w:tcBorders>
+            <w:shd w:val="clear" w:color="auto" w:fill="FFFFFF"/>
+          </w:tcPr>
+          <w:p>
+            <w:pPr>
+              <w:spacing w:before="0" w:after="0" w:line="240" w:lineRule="auto"/>
+              <w:jc w:val="center"/>
+            </w:pPr>
+          </w:p>
+        </w:tc>
+        <w:tc>
+          <w:tcPr>
+            <w:tcW w:w="385" w:type="dxa"/>
+            <w:vAlign w:val="center"/>
+            <w:tcBorders>
+              <w:top w:val="single" w:sz="2" w:space="0" w:color="AAAAAA"/>
+              <w:left w:val="single" w:sz="2" w:space="0" w:color="AAAAAA"/>
+              <w:bottom w:val="single" w:sz="2" w:space="0" w:color="AAAAAA"/>
+              <w:right w:val="single" w:sz="2" w:space="0" w:color="AAAAAA"/>
+            </w:tcBorders>
+            <w:shd w:val="clear" w:color="auto" w:fill="FFFFFF"/>
+          </w:tcPr>
+          <w:p>
+            <w:pPr>
+              <w:spacing w:before="0" w:after="0" w:line="240" w:lineRule="auto"/>
+              <w:jc w:val="center"/>
+            </w:pPr>
+          </w:p>
+        </w:tc>
+        <w:tc>
+          <w:tcPr>
+            <w:tcW w:w="385" w:type="dxa"/>
+            <w:vAlign w:val="center"/>
+            <w:tcBorders>
+              <w:top w:val="single" w:sz="2" w:space="0" w:color="AAAAAA"/>
+              <w:left w:val="single" w:sz="2" w:space="0" w:color="AAAAAA"/>
+              <w:bottom w:val="single" w:sz="2" w:space="0" w:color="AAAAAA"/>
+              <w:right w:val="single" w:sz="2" w:space="0" w:color="AAAAAA"/>
+            </w:tcBorders>
+            <w:shd w:val="clear" w:color="auto" w:fill="FFFFFF"/>
+          </w:tcPr>
+          <w:p>
+            <w:pPr>
+              <w:spacing w:before="0" w:after="0" w:line="240" w:lineRule="auto"/>
+              <w:jc w:val="center"/>
+            </w:pPr>
+          </w:p>
+        </w:tc>
+        <w:tc>
+          <w:tcPr>
+            <w:tcW w:w="385" w:type="dxa"/>
+            <w:vAlign w:val="center"/>
+            <w:tcBorders>
+              <w:top w:val="single" w:sz="2" w:space="0" w:color="AAAAAA"/>
+              <w:left w:val="single" w:sz="2" w:space="0" w:color="AAAAAA"/>
+              <w:bottom w:val="single" w:sz="2" w:space="0" w:color="AAAAAA"/>
+              <w:right w:val="single" w:sz="2" w:space="0" w:color="AAAAAA"/>
+            </w:tcBorders>
+            <w:shd w:val="clear" w:color="auto" w:fill="FFFFFF"/>
+          </w:tcPr>
+          <w:p>
+            <w:pPr>
+              <w:spacing w:before="0" w:after="0" w:line="240" w:lineRule="auto"/>
+              <w:jc w:val="center"/>
+            </w:pPr>
+          </w:p>
+        </w:tc>
+        <w:tc>
+          <w:tcPr>
+            <w:tcW w:w="385" w:type="dxa"/>
+            <w:vAlign w:val="center"/>
+            <w:tcBorders>
+              <w:top w:val="single" w:sz="2" w:space="0" w:color="AAAAAA"/>
+              <w:left w:val="single" w:sz="2" w:space="0" w:color="AAAAAA"/>
+              <w:bottom w:val="single" w:sz="2" w:space="0" w:color="AAAAAA"/>
+              <w:right w:val="single" w:sz="2" w:space="0" w:color="AAAAAA"/>
+            </w:tcBorders>
+            <w:shd w:val="clear" w:color="auto" w:fill="FFFFFF"/>
+          </w:tcPr>
+          <w:p>
+            <w:pPr>
+              <w:spacing w:before="0" w:after="0" w:line="240" w:lineRule="auto"/>
+              <w:jc w:val="center"/>
+            </w:pPr>
+          </w:p>
+        </w:tc>
+        <w:tc>
+          <w:tcPr>
+            <w:tcW w:w="385" w:type="dxa"/>
+            <w:vAlign w:val="center"/>
+            <w:tcBorders>
+              <w:top w:val="single" w:sz="2" w:space="0" w:color="AAAAAA"/>
+              <w:left w:val="single" w:sz="2" w:space="0" w:color="AAAAAA"/>
+              <w:bottom w:val="single" w:sz="2" w:space="0" w:color="AAAAAA"/>
+              <w:right w:val="single" w:sz="2" w:space="0" w:color="AAAAAA"/>
+            </w:tcBorders>
+            <w:shd w:val="clear" w:color="auto" w:fill="FFFFFF"/>
+          </w:tcPr>
+          <w:p>
+            <w:pPr>
+              <w:spacing w:before="0" w:after="0" w:line="240" w:lineRule="auto"/>
+              <w:jc w:val="center"/>
+            </w:pPr>
+          </w:p>
+        </w:tc>
+        <w:tc>
+          <w:tcPr>
+            <w:tcW w:w="385" w:type="dxa"/>
+            <w:vAlign w:val="center"/>
+            <w:tcBorders>
+              <w:top w:val="single" w:sz="2" w:space="0" w:color="AAAAAA"/>
+              <w:left w:val="single" w:sz="2" w:space="0" w:color="AAAAAA"/>
+              <w:bottom w:val="single" w:sz="2" w:space="0" w:color="AAAAAA"/>
+              <w:right w:val="single" w:sz="2" w:space="0" w:color="AAAAAA"/>
+            </w:tcBorders>
+            <w:shd w:val="clear" w:color="auto" w:fill="FFFFFF"/>
+          </w:tcPr>
+          <w:p>
+            <w:pPr>
+              <w:spacing w:before="0" w:after="0" w:line="240" w:lineRule="auto"/>
+              <w:jc w:val="center"/>
+            </w:pPr>
+          </w:p>
+        </w:tc>
+        <w:tc>
+          <w:tcPr>
+            <w:tcW w:w="385" w:type="dxa"/>
+            <w:vAlign w:val="center"/>
+            <w:tcBorders>
+              <w:top w:val="single" w:sz="2" w:space="0" w:color="AAAAAA"/>
+              <w:left w:val="single" w:sz="2" w:space="0" w:color="AAAAAA"/>
+              <w:bottom w:val="single" w:sz="2" w:space="0" w:color="AAAAAA"/>
+              <w:right w:val="single" w:sz="2" w:space="0" w:color="AAAAAA"/>
+            </w:tcBorders>
+            <w:shd w:val="clear" w:color="auto" w:fill="FFFFFF"/>
+          </w:tcPr>
+          <w:p>
+            <w:pPr>
+              <w:spacing w:before="0" w:after="0" w:line="240" w:lineRule="auto"/>
+              <w:jc w:val="center"/>
+            </w:pPr>
+          </w:p>
+        </w:tc>
+        <w:tc>
+          <w:tcPr>
+            <w:tcW w:w="385" w:type="dxa"/>
+            <w:vAlign w:val="center"/>
+            <w:tcBorders>
+              <w:top w:val="single" w:sz="2" w:space="0" w:color="AAAAAA"/>
+              <w:left w:val="single" w:sz="2" w:space="0" w:color="AAAAAA"/>
+              <w:bottom w:val="single" w:sz="2" w:space="0" w:color="AAAAAA"/>
+              <w:right w:val="single" w:sz="2" w:space="0" w:color="AAAAAA"/>
+            </w:tcBorders>
+            <w:shd w:val="clear" w:color="auto" w:fill="FFFFFF"/>
+          </w:tcPr>
+          <w:p>
+            <w:pPr>
+              <w:spacing w:before="0" w:after="0" w:line="240" w:lineRule="auto"/>
+              <w:jc w:val="center"/>
+            </w:pPr>
+          </w:p>
+        </w:tc>
+        <w:tc>
+          <w:tcPr>
+            <w:tcW w:w="385" w:type="dxa"/>
+            <w:vAlign w:val="center"/>
+            <w:tcBorders>
+              <w:top w:val="single" w:sz="2" w:space="0" w:color="AAAAAA"/>
+              <w:left w:val="single" w:sz="2" w:space="0" w:color="AAAAAA"/>
+              <w:bottom w:val="single" w:sz="2" w:space="0" w:color="AAAAAA"/>
+              <w:right w:val="single" w:sz="2" w:space="0" w:color="AAAAAA"/>
+            </w:tcBorders>
+            <w:shd w:val="clear" w:color="auto" w:fill="FFFFFF"/>
+          </w:tcPr>
+          <w:p>
+            <w:pPr>
+              <w:spacing w:before="0" w:after="0" w:line="240" w:lineRule="auto"/>
+              <w:jc w:val="center"/>
+            </w:pPr>
+          </w:p>
+        </w:tc>
+        <w:tc>
+          <w:tcPr>
+            <w:tcW w:w="385" w:type="dxa"/>
+            <w:vAlign w:val="center"/>
+            <w:tcBorders>
+              <w:top w:val="single" w:sz="2" w:space="0" w:color="AAAAAA"/>
+              <w:left w:val="single" w:sz="2" w:space="0" w:color="AAAAAA"/>
+              <w:bottom w:val="single" w:sz="2" w:space="0" w:color="AAAAAA"/>
+              <w:right w:val="single" w:sz="2" w:space="0" w:color="AAAAAA"/>
+            </w:tcBorders>
+            <w:shd w:val="clear" w:color="auto" w:fill="FFFFFF"/>
+          </w:tcPr>
+          <w:p>
+            <w:pPr>
+              <w:spacing w:before="0" w:after="0" w:line="240" w:lineRule="auto"/>
+              <w:jc w:val="center"/>
+            </w:pPr>
+          </w:p>
+        </w:tc>
+        <w:tc>
+          <w:tcPr>
+            <w:tcW w:w="385" w:type="dxa"/>
+            <w:vAlign w:val="center"/>
+            <w:tcBorders>
+              <w:top w:val="single" w:sz="2" w:space="0" w:color="AAAAAA"/>
+              <w:left w:val="single" w:sz="2" w:space="0" w:color="AAAAAA"/>
+              <w:bottom w:val="single" w:sz="2" w:space="0" w:color="AAAAAA"/>
+              <w:right w:val="single" w:sz="2" w:space="0" w:color="AAAAAA"/>
+            </w:tcBorders>
+            <w:shd w:val="clear" w:color="auto" w:fill="FFFFFF"/>
+          </w:tcPr>
+          <w:p>
+            <w:pPr>
+              <w:spacing w:before="0" w:after="0" w:line="240" w:lineRule="auto"/>
+              <w:jc w:val="center"/>
+            </w:pPr>
+          </w:p>
+        </w:tc>
+        <w:tc>
+          <w:tcPr>
+            <w:tcW w:w="385" w:type="dxa"/>
+            <w:vAlign w:val="center"/>
+            <w:tcBorders>
+              <w:top w:val="single" w:sz="2" w:space="0" w:color="AAAAAA"/>
+              <w:left w:val="single" w:sz="2" w:space="0" w:color="AAAAAA"/>
+              <w:bottom w:val="single" w:sz="2" w:space="0" w:color="AAAAAA"/>
+              <w:right w:val="single" w:sz="2" w:space="0" w:color="AAAAAA"/>
+            </w:tcBorders>
+            <w:shd w:val="clear" w:color="auto" w:fill="FFFFFF"/>
+          </w:tcPr>
+          <w:p>
+            <w:pPr>
+              <w:spacing w:before="0" w:after="0" w:line="240" w:lineRule="auto"/>
+              <w:jc w:val="center"/>
+            </w:pPr>
+          </w:p>
+        </w:tc>
+        <w:tc>
+          <w:tcPr>
+            <w:tcW w:w="385" w:type="dxa"/>
+            <w:vAlign w:val="center"/>
+            <w:tcBorders>
+              <w:top w:val="single" w:sz="2" w:space="0" w:color="AAAAAA"/>
+              <w:left w:val="single" w:sz="2" w:space="0" w:color="AAAAAA"/>
+              <w:bottom w:val="single" w:sz="2" w:space="0" w:color="AAAAAA"/>
+              <w:right w:val="single" w:sz="2" w:space="0" w:color="AAAAAA"/>
+            </w:tcBorders>
+            <w:shd w:val="clear" w:color="auto" w:fill="FFFFFF"/>
+          </w:tcPr>
+          <w:p>
+            <w:pPr>
+              <w:spacing w:before="0" w:after="0" w:line="240" w:lineRule="auto"/>
+              <w:jc w:val="center"/>
+            </w:pPr>
+          </w:p>
+        </w:tc>
+        <w:tc>
+          <w:tcPr>
+            <w:tcW w:w="385" w:type="dxa"/>
+            <w:vAlign w:val="center"/>
+            <w:tcBorders>
+              <w:top w:val="single" w:sz="2" w:space="0" w:color="AAAAAA"/>
+              <w:left w:val="single" w:sz="2" w:space="0" w:color="AAAAAA"/>
+              <w:bottom w:val="single" w:sz="2" w:space="0" w:color="AAAAAA"/>
+              <w:right w:val="single" w:sz="2" w:space="0" w:color="AAAAAA"/>
+            </w:tcBorders>
+            <w:shd w:val="clear" w:color="auto" w:fill="FFFFFF"/>
+          </w:tcPr>
+          <w:p>
+            <w:pPr>
+              <w:spacing w:before="0" w:after="0" w:line="240" w:lineRule="auto"/>
+              <w:jc w:val="center"/>
+            </w:pPr>
+          </w:p>
+        </w:tc>
+        <w:tc>
+          <w:tcPr>
+            <w:tcW w:w="385" w:type="dxa"/>
+            <w:vAlign w:val="center"/>
+            <w:tcBorders>
+              <w:top w:val="single" w:sz="2" w:space="0" w:color="AAAAAA"/>
+              <w:left w:val="single" w:sz="2" w:space="0" w:color="AAAAAA"/>
+              <w:bottom w:val="single" w:sz="2" w:space="0" w:color="AAAAAA"/>
+              <w:right w:val="single" w:sz="2" w:space="0" w:color="AAAAAA"/>
+            </w:tcBorders>
+            <w:shd w:val="clear" w:color="auto" w:fill="FFFFFF"/>
+          </w:tcPr>
+          <w:p>
+            <w:pPr>
+              <w:spacing w:before="0" w:after="0" w:line="240" w:lineRule="auto"/>
+              <w:jc w:val="center"/>
+            </w:pPr>
+          </w:p>
+        </w:tc>
+        <w:tc>
+          <w:tcPr>
+            <w:tcW w:w="385" w:type="dxa"/>
+            <w:vAlign w:val="center"/>
+            <w:tcBorders>
+              <w:top w:val="single" w:sz="2" w:space="0" w:color="AAAAAA"/>
+              <w:left w:val="single" w:sz="2" w:space="0" w:color="AAAAAA"/>
+              <w:bottom w:val="single" w:sz="2" w:space="0" w:color="AAAAAA"/>
+              <w:right w:val="single" w:sz="2" w:space="0" w:color="AAAAAA"/>
+            </w:tcBorders>
+            <w:shd w:val="clear" w:color="auto" w:fill="FFFFFF"/>
+          </w:tcPr>
+          <w:p>
+            <w:pPr>
+              <w:spacing w:before="0" w:after="0" w:line="240" w:lineRule="auto"/>
+              <w:jc w:val="center"/>
+            </w:pPr>
+          </w:p>
+        </w:tc>
+        <w:tc>
+          <w:tcPr>
+            <w:tcW w:w="385" w:type="dxa"/>
+            <w:vAlign w:val="center"/>
+            <w:tcBorders>
+              <w:top w:val="single" w:sz="2" w:space="0" w:color="AAAAAA"/>
+              <w:left w:val="single" w:sz="2" w:space="0" w:color="AAAAAA"/>
+              <w:bottom w:val="single" w:sz="2" w:space="0" w:color="AAAAAA"/>
+              <w:right w:val="single" w:sz="2" w:space="0" w:color="AAAAAA"/>
+            </w:tcBorders>
+            <w:shd w:val="clear" w:color="auto" w:fill="FFFFFF"/>
+          </w:tcPr>
+          <w:p>
+            <w:pPr>
+              <w:spacing w:before="0" w:after="0" w:line="240" w:lineRule="auto"/>
+              <w:jc w:val="center"/>
+            </w:pPr>
+          </w:p>
+        </w:tc>
+        <w:tc>
+          <w:tcPr>
+            <w:tcW w:w="385" w:type="dxa"/>
+            <w:vAlign w:val="center"/>
+            <w:tcBorders>
+              <w:top w:val="single" w:sz="2" w:space="0" w:color="AAAAAA"/>
+              <w:left w:val="single" w:sz="2" w:space="0" w:color="AAAAAA"/>
+              <w:bottom w:val="single" w:sz="2" w:space="0" w:color="AAAAAA"/>
+              <w:right w:val="single" w:sz="2" w:space="0" w:color="AAAAAA"/>
+            </w:tcBorders>
+            <w:shd w:val="clear" w:color="auto" w:fill="D9EAD3"/>
+          </w:tcPr>
+          <w:p>
+            <w:pPr>
+              <w:spacing w:before="0" w:after="0" w:line="240" w:lineRule="auto"/>
+              <w:jc w:val="center"/>
+            </w:pPr>
+            <w:r>
+              <w:rPr>
+                <w:b/>
+                <w:color w:val="C00000"/>
+                <w:sz w:val="14"/>
+              </w:rPr>
+              <w:t>✓</w:t>
+            </w:r>
           </w:p>
         </w:tc>
       </w:tr>
@@ -7619,13 +7691,21 @@
               <w:bottom w:val="single" w:sz="2" w:space="0" w:color="AAAAAA"/>
               <w:right w:val="single" w:sz="2" w:space="0" w:color="AAAAAA"/>
             </w:tcBorders>
-            <w:shd w:val="clear" w:color="auto" w:fill="F5F5F5"/>
-          </w:tcPr>
-          <w:p>
-            <w:pPr>
-              <w:spacing w:before="0" w:after="0" w:line="240" w:lineRule="auto"/>
-              <w:jc w:val="center"/>
-            </w:pPr>
+            <w:shd w:val="clear" w:color="auto" w:fill="D9EAD3"/>
+          </w:tcPr>
+          <w:p>
+            <w:pPr>
+              <w:spacing w:before="0" w:after="0" w:line="240" w:lineRule="auto"/>
+              <w:jc w:val="center"/>
+            </w:pPr>
+            <w:r>
+              <w:rPr>
+                <w:b/>
+                <w:color w:val="C00000"/>
+                <w:sz w:val="14"/>
+              </w:rPr>
+              <w:t>✓</w:t>
+            </w:r>
           </w:p>
         </w:tc>
       </w:tr>
@@ -8100,260 +8180,284 @@
               <w:bottom w:val="single" w:sz="2" w:space="0" w:color="AAAAAA"/>
               <w:right w:val="single" w:sz="2" w:space="0" w:color="AAAAAA"/>
             </w:tcBorders>
-            <w:shd w:val="clear" w:color="auto" w:fill="FFFFFF"/>
-          </w:tcPr>
-          <w:p>
-            <w:pPr>
-              <w:spacing w:before="0" w:after="0" w:line="240" w:lineRule="auto"/>
-              <w:jc w:val="center"/>
-            </w:pPr>
-          </w:p>
-        </w:tc>
-        <w:tc>
-          <w:tcPr>
-            <w:tcW w:w="385" w:type="dxa"/>
-            <w:vAlign w:val="center"/>
-            <w:tcBorders>
-              <w:top w:val="single" w:sz="2" w:space="0" w:color="AAAAAA"/>
-              <w:left w:val="single" w:sz="2" w:space="0" w:color="AAAAAA"/>
-              <w:bottom w:val="single" w:sz="2" w:space="0" w:color="AAAAAA"/>
-              <w:right w:val="single" w:sz="2" w:space="0" w:color="AAAAAA"/>
-            </w:tcBorders>
-            <w:shd w:val="clear" w:color="auto" w:fill="FFFFFF"/>
-          </w:tcPr>
-          <w:p>
-            <w:pPr>
-              <w:spacing w:before="0" w:after="0" w:line="240" w:lineRule="auto"/>
-              <w:jc w:val="center"/>
-            </w:pPr>
-          </w:p>
-        </w:tc>
-        <w:tc>
-          <w:tcPr>
-            <w:tcW w:w="385" w:type="dxa"/>
-            <w:vAlign w:val="center"/>
-            <w:tcBorders>
-              <w:top w:val="single" w:sz="2" w:space="0" w:color="AAAAAA"/>
-              <w:left w:val="single" w:sz="2" w:space="0" w:color="AAAAAA"/>
-              <w:bottom w:val="single" w:sz="2" w:space="0" w:color="AAAAAA"/>
-              <w:right w:val="single" w:sz="2" w:space="0" w:color="AAAAAA"/>
-            </w:tcBorders>
-            <w:shd w:val="clear" w:color="auto" w:fill="FFFFFF"/>
-          </w:tcPr>
-          <w:p>
-            <w:pPr>
-              <w:spacing w:before="0" w:after="0" w:line="240" w:lineRule="auto"/>
-              <w:jc w:val="center"/>
-            </w:pPr>
-          </w:p>
-        </w:tc>
-        <w:tc>
-          <w:tcPr>
-            <w:tcW w:w="385" w:type="dxa"/>
-            <w:vAlign w:val="center"/>
-            <w:tcBorders>
-              <w:top w:val="single" w:sz="2" w:space="0" w:color="AAAAAA"/>
-              <w:left w:val="single" w:sz="2" w:space="0" w:color="AAAAAA"/>
-              <w:bottom w:val="single" w:sz="2" w:space="0" w:color="AAAAAA"/>
-              <w:right w:val="single" w:sz="2" w:space="0" w:color="AAAAAA"/>
-            </w:tcBorders>
-            <w:shd w:val="clear" w:color="auto" w:fill="FFFFFF"/>
-          </w:tcPr>
-          <w:p>
-            <w:pPr>
-              <w:spacing w:before="0" w:after="0" w:line="240" w:lineRule="auto"/>
-              <w:jc w:val="center"/>
-            </w:pPr>
-          </w:p>
-        </w:tc>
-        <w:tc>
-          <w:tcPr>
-            <w:tcW w:w="385" w:type="dxa"/>
-            <w:vAlign w:val="center"/>
-            <w:tcBorders>
-              <w:top w:val="single" w:sz="2" w:space="0" w:color="AAAAAA"/>
-              <w:left w:val="single" w:sz="2" w:space="0" w:color="AAAAAA"/>
-              <w:bottom w:val="single" w:sz="2" w:space="0" w:color="AAAAAA"/>
-              <w:right w:val="single" w:sz="2" w:space="0" w:color="AAAAAA"/>
-            </w:tcBorders>
-            <w:shd w:val="clear" w:color="auto" w:fill="FFFFFF"/>
-          </w:tcPr>
-          <w:p>
-            <w:pPr>
-              <w:spacing w:before="0" w:after="0" w:line="240" w:lineRule="auto"/>
-              <w:jc w:val="center"/>
-            </w:pPr>
-          </w:p>
-        </w:tc>
-        <w:tc>
-          <w:tcPr>
-            <w:tcW w:w="385" w:type="dxa"/>
-            <w:vAlign w:val="center"/>
-            <w:tcBorders>
-              <w:top w:val="single" w:sz="2" w:space="0" w:color="AAAAAA"/>
-              <w:left w:val="single" w:sz="2" w:space="0" w:color="AAAAAA"/>
-              <w:bottom w:val="single" w:sz="2" w:space="0" w:color="AAAAAA"/>
-              <w:right w:val="single" w:sz="2" w:space="0" w:color="AAAAAA"/>
-            </w:tcBorders>
-            <w:shd w:val="clear" w:color="auto" w:fill="FFFFFF"/>
-          </w:tcPr>
-          <w:p>
-            <w:pPr>
-              <w:spacing w:before="0" w:after="0" w:line="240" w:lineRule="auto"/>
-              <w:jc w:val="center"/>
-            </w:pPr>
-          </w:p>
-        </w:tc>
-        <w:tc>
-          <w:tcPr>
-            <w:tcW w:w="385" w:type="dxa"/>
-            <w:vAlign w:val="center"/>
-            <w:tcBorders>
-              <w:top w:val="single" w:sz="2" w:space="0" w:color="AAAAAA"/>
-              <w:left w:val="single" w:sz="2" w:space="0" w:color="AAAAAA"/>
-              <w:bottom w:val="single" w:sz="2" w:space="0" w:color="AAAAAA"/>
-              <w:right w:val="single" w:sz="2" w:space="0" w:color="AAAAAA"/>
-            </w:tcBorders>
-            <w:shd w:val="clear" w:color="auto" w:fill="FFFFFF"/>
-          </w:tcPr>
-          <w:p>
-            <w:pPr>
-              <w:spacing w:before="0" w:after="0" w:line="240" w:lineRule="auto"/>
-              <w:jc w:val="center"/>
-            </w:pPr>
-          </w:p>
-        </w:tc>
-        <w:tc>
-          <w:tcPr>
-            <w:tcW w:w="385" w:type="dxa"/>
-            <w:vAlign w:val="center"/>
-            <w:tcBorders>
-              <w:top w:val="single" w:sz="2" w:space="0" w:color="AAAAAA"/>
-              <w:left w:val="single" w:sz="2" w:space="0" w:color="AAAAAA"/>
-              <w:bottom w:val="single" w:sz="2" w:space="0" w:color="AAAAAA"/>
-              <w:right w:val="single" w:sz="2" w:space="0" w:color="AAAAAA"/>
-            </w:tcBorders>
-            <w:shd w:val="clear" w:color="auto" w:fill="FFFFFF"/>
-          </w:tcPr>
-          <w:p>
-            <w:pPr>
-              <w:spacing w:before="0" w:after="0" w:line="240" w:lineRule="auto"/>
-              <w:jc w:val="center"/>
-            </w:pPr>
-          </w:p>
-        </w:tc>
-        <w:tc>
-          <w:tcPr>
-            <w:tcW w:w="385" w:type="dxa"/>
-            <w:vAlign w:val="center"/>
-            <w:tcBorders>
-              <w:top w:val="single" w:sz="2" w:space="0" w:color="AAAAAA"/>
-              <w:left w:val="single" w:sz="2" w:space="0" w:color="AAAAAA"/>
-              <w:bottom w:val="single" w:sz="2" w:space="0" w:color="AAAAAA"/>
-              <w:right w:val="single" w:sz="2" w:space="0" w:color="AAAAAA"/>
-            </w:tcBorders>
-            <w:shd w:val="clear" w:color="auto" w:fill="FFFFFF"/>
-          </w:tcPr>
-          <w:p>
-            <w:pPr>
-              <w:spacing w:before="0" w:after="0" w:line="240" w:lineRule="auto"/>
-              <w:jc w:val="center"/>
-            </w:pPr>
-          </w:p>
-        </w:tc>
-        <w:tc>
-          <w:tcPr>
-            <w:tcW w:w="385" w:type="dxa"/>
-            <w:vAlign w:val="center"/>
-            <w:tcBorders>
-              <w:top w:val="single" w:sz="2" w:space="0" w:color="AAAAAA"/>
-              <w:left w:val="single" w:sz="2" w:space="0" w:color="AAAAAA"/>
-              <w:bottom w:val="single" w:sz="2" w:space="0" w:color="AAAAAA"/>
-              <w:right w:val="single" w:sz="2" w:space="0" w:color="AAAAAA"/>
-            </w:tcBorders>
-            <w:shd w:val="clear" w:color="auto" w:fill="FFFFFF"/>
-          </w:tcPr>
-          <w:p>
-            <w:pPr>
-              <w:spacing w:before="0" w:after="0" w:line="240" w:lineRule="auto"/>
-              <w:jc w:val="center"/>
-            </w:pPr>
-          </w:p>
-        </w:tc>
-        <w:tc>
-          <w:tcPr>
-            <w:tcW w:w="385" w:type="dxa"/>
-            <w:vAlign w:val="center"/>
-            <w:tcBorders>
-              <w:top w:val="single" w:sz="2" w:space="0" w:color="AAAAAA"/>
-              <w:left w:val="single" w:sz="2" w:space="0" w:color="AAAAAA"/>
-              <w:bottom w:val="single" w:sz="2" w:space="0" w:color="AAAAAA"/>
-              <w:right w:val="single" w:sz="2" w:space="0" w:color="AAAAAA"/>
-            </w:tcBorders>
-            <w:shd w:val="clear" w:color="auto" w:fill="FFFFFF"/>
-          </w:tcPr>
-          <w:p>
-            <w:pPr>
-              <w:spacing w:before="0" w:after="0" w:line="240" w:lineRule="auto"/>
-              <w:jc w:val="center"/>
-            </w:pPr>
-          </w:p>
-        </w:tc>
-        <w:tc>
-          <w:tcPr>
-            <w:tcW w:w="385" w:type="dxa"/>
-            <w:vAlign w:val="center"/>
-            <w:tcBorders>
-              <w:top w:val="single" w:sz="2" w:space="0" w:color="AAAAAA"/>
-              <w:left w:val="single" w:sz="2" w:space="0" w:color="AAAAAA"/>
-              <w:bottom w:val="single" w:sz="2" w:space="0" w:color="AAAAAA"/>
-              <w:right w:val="single" w:sz="2" w:space="0" w:color="AAAAAA"/>
-            </w:tcBorders>
-            <w:shd w:val="clear" w:color="auto" w:fill="FFFFFF"/>
-          </w:tcPr>
-          <w:p>
-            <w:pPr>
-              <w:spacing w:before="0" w:after="0" w:line="240" w:lineRule="auto"/>
-              <w:jc w:val="center"/>
-            </w:pPr>
-          </w:p>
-        </w:tc>
-        <w:tc>
-          <w:tcPr>
-            <w:tcW w:w="385" w:type="dxa"/>
-            <w:vAlign w:val="center"/>
-            <w:tcBorders>
-              <w:top w:val="single" w:sz="2" w:space="0" w:color="AAAAAA"/>
-              <w:left w:val="single" w:sz="2" w:space="0" w:color="AAAAAA"/>
-              <w:bottom w:val="single" w:sz="2" w:space="0" w:color="AAAAAA"/>
-              <w:right w:val="single" w:sz="2" w:space="0" w:color="AAAAAA"/>
-            </w:tcBorders>
-            <w:shd w:val="clear" w:color="auto" w:fill="FFFFFF"/>
-          </w:tcPr>
-          <w:p>
-            <w:pPr>
-              <w:spacing w:before="0" w:after="0" w:line="240" w:lineRule="auto"/>
-              <w:jc w:val="center"/>
-            </w:pPr>
-          </w:p>
-        </w:tc>
-        <w:tc>
-          <w:tcPr>
-            <w:tcW w:w="385" w:type="dxa"/>
-            <w:vAlign w:val="center"/>
-            <w:tcBorders>
-              <w:top w:val="single" w:sz="2" w:space="0" w:color="AAAAAA"/>
-              <w:left w:val="single" w:sz="2" w:space="0" w:color="AAAAAA"/>
-              <w:bottom w:val="single" w:sz="2" w:space="0" w:color="AAAAAA"/>
-              <w:right w:val="single" w:sz="2" w:space="0" w:color="AAAAAA"/>
-            </w:tcBorders>
-            <w:shd w:val="clear" w:color="auto" w:fill="FFFFFF"/>
-          </w:tcPr>
-          <w:p>
-            <w:pPr>
-              <w:spacing w:before="0" w:after="0" w:line="240" w:lineRule="auto"/>
-              <w:jc w:val="center"/>
-            </w:pPr>
+            <w:shd w:val="clear" w:color="auto" w:fill="F9D9D9"/>
+          </w:tcPr>
+          <w:p>
+            <w:pPr>
+              <w:spacing w:before="0" w:after="0" w:line="240" w:lineRule="auto"/>
+              <w:jc w:val="center"/>
+            </w:pPr>
+            <w:r>
+              <w:rPr>
+                <w:b/>
+                <w:color w:val="C00000"/>
+                <w:sz w:val="14"/>
+              </w:rPr>
+              <w:t>✓</w:t>
+            </w:r>
+          </w:p>
+        </w:tc>
+        <w:tc>
+          <w:tcPr>
+            <w:tcW w:w="385" w:type="dxa"/>
+            <w:vAlign w:val="center"/>
+            <w:tcBorders>
+              <w:top w:val="single" w:sz="2" w:space="0" w:color="AAAAAA"/>
+              <w:left w:val="single" w:sz="2" w:space="0" w:color="AAAAAA"/>
+              <w:bottom w:val="single" w:sz="2" w:space="0" w:color="AAAAAA"/>
+              <w:right w:val="single" w:sz="2" w:space="0" w:color="AAAAAA"/>
+            </w:tcBorders>
+            <w:shd w:val="clear" w:color="auto" w:fill="FFFFFF"/>
+          </w:tcPr>
+          <w:p>
+            <w:pPr>
+              <w:spacing w:before="0" w:after="0" w:line="240" w:lineRule="auto"/>
+              <w:jc w:val="center"/>
+            </w:pPr>
+          </w:p>
+        </w:tc>
+        <w:tc>
+          <w:tcPr>
+            <w:tcW w:w="385" w:type="dxa"/>
+            <w:vAlign w:val="center"/>
+            <w:tcBorders>
+              <w:top w:val="single" w:sz="2" w:space="0" w:color="AAAAAA"/>
+              <w:left w:val="single" w:sz="2" w:space="0" w:color="AAAAAA"/>
+              <w:bottom w:val="single" w:sz="2" w:space="0" w:color="AAAAAA"/>
+              <w:right w:val="single" w:sz="2" w:space="0" w:color="AAAAAA"/>
+            </w:tcBorders>
+            <w:shd w:val="clear" w:color="auto" w:fill="FFFFFF"/>
+          </w:tcPr>
+          <w:p>
+            <w:pPr>
+              <w:spacing w:before="0" w:after="0" w:line="240" w:lineRule="auto"/>
+              <w:jc w:val="center"/>
+            </w:pPr>
+          </w:p>
+        </w:tc>
+        <w:tc>
+          <w:tcPr>
+            <w:tcW w:w="385" w:type="dxa"/>
+            <w:vAlign w:val="center"/>
+            <w:tcBorders>
+              <w:top w:val="single" w:sz="2" w:space="0" w:color="AAAAAA"/>
+              <w:left w:val="single" w:sz="2" w:space="0" w:color="AAAAAA"/>
+              <w:bottom w:val="single" w:sz="2" w:space="0" w:color="AAAAAA"/>
+              <w:right w:val="single" w:sz="2" w:space="0" w:color="AAAAAA"/>
+            </w:tcBorders>
+            <w:shd w:val="clear" w:color="auto" w:fill="FFFFFF"/>
+          </w:tcPr>
+          <w:p>
+            <w:pPr>
+              <w:spacing w:before="0" w:after="0" w:line="240" w:lineRule="auto"/>
+              <w:jc w:val="center"/>
+            </w:pPr>
+          </w:p>
+        </w:tc>
+        <w:tc>
+          <w:tcPr>
+            <w:tcW w:w="385" w:type="dxa"/>
+            <w:vAlign w:val="center"/>
+            <w:tcBorders>
+              <w:top w:val="single" w:sz="2" w:space="0" w:color="AAAAAA"/>
+              <w:left w:val="single" w:sz="2" w:space="0" w:color="AAAAAA"/>
+              <w:bottom w:val="single" w:sz="2" w:space="0" w:color="AAAAAA"/>
+              <w:right w:val="single" w:sz="2" w:space="0" w:color="AAAAAA"/>
+            </w:tcBorders>
+            <w:shd w:val="clear" w:color="auto" w:fill="D9EAD3"/>
+          </w:tcPr>
+          <w:p>
+            <w:pPr>
+              <w:spacing w:before="0" w:after="0" w:line="240" w:lineRule="auto"/>
+              <w:jc w:val="center"/>
+            </w:pPr>
+            <w:r>
+              <w:rPr>
+                <w:b/>
+                <w:color w:val="C00000"/>
+                <w:sz w:val="14"/>
+              </w:rPr>
+              <w:t>✓</w:t>
+            </w:r>
+          </w:p>
+        </w:tc>
+        <w:tc>
+          <w:tcPr>
+            <w:tcW w:w="385" w:type="dxa"/>
+            <w:vAlign w:val="center"/>
+            <w:tcBorders>
+              <w:top w:val="single" w:sz="2" w:space="0" w:color="AAAAAA"/>
+              <w:left w:val="single" w:sz="2" w:space="0" w:color="AAAAAA"/>
+              <w:bottom w:val="single" w:sz="2" w:space="0" w:color="AAAAAA"/>
+              <w:right w:val="single" w:sz="2" w:space="0" w:color="AAAAAA"/>
+            </w:tcBorders>
+            <w:shd w:val="clear" w:color="auto" w:fill="FFFFFF"/>
+          </w:tcPr>
+          <w:p>
+            <w:pPr>
+              <w:spacing w:before="0" w:after="0" w:line="240" w:lineRule="auto"/>
+              <w:jc w:val="center"/>
+            </w:pPr>
+          </w:p>
+        </w:tc>
+        <w:tc>
+          <w:tcPr>
+            <w:tcW w:w="385" w:type="dxa"/>
+            <w:vAlign w:val="center"/>
+            <w:tcBorders>
+              <w:top w:val="single" w:sz="2" w:space="0" w:color="AAAAAA"/>
+              <w:left w:val="single" w:sz="2" w:space="0" w:color="AAAAAA"/>
+              <w:bottom w:val="single" w:sz="2" w:space="0" w:color="AAAAAA"/>
+              <w:right w:val="single" w:sz="2" w:space="0" w:color="AAAAAA"/>
+            </w:tcBorders>
+            <w:shd w:val="clear" w:color="auto" w:fill="FFFFFF"/>
+          </w:tcPr>
+          <w:p>
+            <w:pPr>
+              <w:spacing w:before="0" w:after="0" w:line="240" w:lineRule="auto"/>
+              <w:jc w:val="center"/>
+            </w:pPr>
+          </w:p>
+        </w:tc>
+        <w:tc>
+          <w:tcPr>
+            <w:tcW w:w="385" w:type="dxa"/>
+            <w:vAlign w:val="center"/>
+            <w:tcBorders>
+              <w:top w:val="single" w:sz="2" w:space="0" w:color="AAAAAA"/>
+              <w:left w:val="single" w:sz="2" w:space="0" w:color="AAAAAA"/>
+              <w:bottom w:val="single" w:sz="2" w:space="0" w:color="AAAAAA"/>
+              <w:right w:val="single" w:sz="2" w:space="0" w:color="AAAAAA"/>
+            </w:tcBorders>
+            <w:shd w:val="clear" w:color="auto" w:fill="FFFFFF"/>
+          </w:tcPr>
+          <w:p>
+            <w:pPr>
+              <w:spacing w:before="0" w:after="0" w:line="240" w:lineRule="auto"/>
+              <w:jc w:val="center"/>
+            </w:pPr>
+          </w:p>
+        </w:tc>
+        <w:tc>
+          <w:tcPr>
+            <w:tcW w:w="385" w:type="dxa"/>
+            <w:vAlign w:val="center"/>
+            <w:tcBorders>
+              <w:top w:val="single" w:sz="2" w:space="0" w:color="AAAAAA"/>
+              <w:left w:val="single" w:sz="2" w:space="0" w:color="AAAAAA"/>
+              <w:bottom w:val="single" w:sz="2" w:space="0" w:color="AAAAAA"/>
+              <w:right w:val="single" w:sz="2" w:space="0" w:color="AAAAAA"/>
+            </w:tcBorders>
+            <w:shd w:val="clear" w:color="auto" w:fill="FFFFFF"/>
+          </w:tcPr>
+          <w:p>
+            <w:pPr>
+              <w:spacing w:before="0" w:after="0" w:line="240" w:lineRule="auto"/>
+              <w:jc w:val="center"/>
+            </w:pPr>
+          </w:p>
+        </w:tc>
+        <w:tc>
+          <w:tcPr>
+            <w:tcW w:w="385" w:type="dxa"/>
+            <w:vAlign w:val="center"/>
+            <w:tcBorders>
+              <w:top w:val="single" w:sz="2" w:space="0" w:color="AAAAAA"/>
+              <w:left w:val="single" w:sz="2" w:space="0" w:color="AAAAAA"/>
+              <w:bottom w:val="single" w:sz="2" w:space="0" w:color="AAAAAA"/>
+              <w:right w:val="single" w:sz="2" w:space="0" w:color="AAAAAA"/>
+            </w:tcBorders>
+            <w:shd w:val="clear" w:color="auto" w:fill="FFFFFF"/>
+          </w:tcPr>
+          <w:p>
+            <w:pPr>
+              <w:spacing w:before="0" w:after="0" w:line="240" w:lineRule="auto"/>
+              <w:jc w:val="center"/>
+            </w:pPr>
+          </w:p>
+        </w:tc>
+        <w:tc>
+          <w:tcPr>
+            <w:tcW w:w="385" w:type="dxa"/>
+            <w:vAlign w:val="center"/>
+            <w:tcBorders>
+              <w:top w:val="single" w:sz="2" w:space="0" w:color="AAAAAA"/>
+              <w:left w:val="single" w:sz="2" w:space="0" w:color="AAAAAA"/>
+              <w:bottom w:val="single" w:sz="2" w:space="0" w:color="AAAAAA"/>
+              <w:right w:val="single" w:sz="2" w:space="0" w:color="AAAAAA"/>
+            </w:tcBorders>
+            <w:shd w:val="clear" w:color="auto" w:fill="FFFFFF"/>
+          </w:tcPr>
+          <w:p>
+            <w:pPr>
+              <w:spacing w:before="0" w:after="0" w:line="240" w:lineRule="auto"/>
+              <w:jc w:val="center"/>
+            </w:pPr>
+          </w:p>
+        </w:tc>
+        <w:tc>
+          <w:tcPr>
+            <w:tcW w:w="385" w:type="dxa"/>
+            <w:vAlign w:val="center"/>
+            <w:tcBorders>
+              <w:top w:val="single" w:sz="2" w:space="0" w:color="AAAAAA"/>
+              <w:left w:val="single" w:sz="2" w:space="0" w:color="AAAAAA"/>
+              <w:bottom w:val="single" w:sz="2" w:space="0" w:color="AAAAAA"/>
+              <w:right w:val="single" w:sz="2" w:space="0" w:color="AAAAAA"/>
+            </w:tcBorders>
+            <w:shd w:val="clear" w:color="auto" w:fill="FFFFFF"/>
+          </w:tcPr>
+          <w:p>
+            <w:pPr>
+              <w:spacing w:before="0" w:after="0" w:line="240" w:lineRule="auto"/>
+              <w:jc w:val="center"/>
+            </w:pPr>
+          </w:p>
+        </w:tc>
+        <w:tc>
+          <w:tcPr>
+            <w:tcW w:w="385" w:type="dxa"/>
+            <w:vAlign w:val="center"/>
+            <w:tcBorders>
+              <w:top w:val="single" w:sz="2" w:space="0" w:color="AAAAAA"/>
+              <w:left w:val="single" w:sz="2" w:space="0" w:color="AAAAAA"/>
+              <w:bottom w:val="single" w:sz="2" w:space="0" w:color="AAAAAA"/>
+              <w:right w:val="single" w:sz="2" w:space="0" w:color="AAAAAA"/>
+            </w:tcBorders>
+            <w:shd w:val="clear" w:color="auto" w:fill="FFFFFF"/>
+          </w:tcPr>
+          <w:p>
+            <w:pPr>
+              <w:spacing w:before="0" w:after="0" w:line="240" w:lineRule="auto"/>
+              <w:jc w:val="center"/>
+            </w:pPr>
+          </w:p>
+        </w:tc>
+        <w:tc>
+          <w:tcPr>
+            <w:tcW w:w="385" w:type="dxa"/>
+            <w:vAlign w:val="center"/>
+            <w:tcBorders>
+              <w:top w:val="single" w:sz="2" w:space="0" w:color="AAAAAA"/>
+              <w:left w:val="single" w:sz="2" w:space="0" w:color="AAAAAA"/>
+              <w:bottom w:val="single" w:sz="2" w:space="0" w:color="AAAAAA"/>
+              <w:right w:val="single" w:sz="2" w:space="0" w:color="AAAAAA"/>
+            </w:tcBorders>
+            <w:shd w:val="clear" w:color="auto" w:fill="D9EAD3"/>
+          </w:tcPr>
+          <w:p>
+            <w:pPr>
+              <w:spacing w:before="0" w:after="0" w:line="240" w:lineRule="auto"/>
+              <w:jc w:val="center"/>
+            </w:pPr>
+            <w:r>
+              <w:rPr>
+                <w:b/>
+                <w:color w:val="C00000"/>
+                <w:sz w:val="14"/>
+              </w:rPr>
+              <w:t>✓</w:t>
+            </w:r>
           </w:p>
         </w:tc>
       </w:tr>
@@ -8752,336 +8856,368 @@
               <w:bottom w:val="single" w:sz="2" w:space="0" w:color="AAAAAA"/>
               <w:right w:val="single" w:sz="2" w:space="0" w:color="AAAAAA"/>
             </w:tcBorders>
-            <w:shd w:val="clear" w:color="auto" w:fill="F5F5F5"/>
-          </w:tcPr>
-          <w:p>
-            <w:pPr>
-              <w:spacing w:before="0" w:after="0" w:line="240" w:lineRule="auto"/>
-              <w:jc w:val="center"/>
-            </w:pPr>
-          </w:p>
-        </w:tc>
-        <w:tc>
-          <w:tcPr>
-            <w:tcW w:w="385" w:type="dxa"/>
-            <w:vAlign w:val="center"/>
-            <w:tcBorders>
-              <w:top w:val="single" w:sz="2" w:space="0" w:color="AAAAAA"/>
-              <w:left w:val="single" w:sz="2" w:space="0" w:color="AAAAAA"/>
-              <w:bottom w:val="single" w:sz="2" w:space="0" w:color="AAAAAA"/>
-              <w:right w:val="single" w:sz="2" w:space="0" w:color="AAAAAA"/>
-            </w:tcBorders>
-            <w:shd w:val="clear" w:color="auto" w:fill="F5F5F5"/>
-          </w:tcPr>
-          <w:p>
-            <w:pPr>
-              <w:spacing w:before="0" w:after="0" w:line="240" w:lineRule="auto"/>
-              <w:jc w:val="center"/>
-            </w:pPr>
-          </w:p>
-        </w:tc>
-        <w:tc>
-          <w:tcPr>
-            <w:tcW w:w="385" w:type="dxa"/>
-            <w:vAlign w:val="center"/>
-            <w:tcBorders>
-              <w:top w:val="single" w:sz="2" w:space="0" w:color="AAAAAA"/>
-              <w:left w:val="single" w:sz="2" w:space="0" w:color="AAAAAA"/>
-              <w:bottom w:val="single" w:sz="2" w:space="0" w:color="AAAAAA"/>
-              <w:right w:val="single" w:sz="2" w:space="0" w:color="AAAAAA"/>
-            </w:tcBorders>
-            <w:shd w:val="clear" w:color="auto" w:fill="F5F5F5"/>
-          </w:tcPr>
-          <w:p>
-            <w:pPr>
-              <w:spacing w:before="0" w:after="0" w:line="240" w:lineRule="auto"/>
-              <w:jc w:val="center"/>
-            </w:pPr>
-          </w:p>
-        </w:tc>
-        <w:tc>
-          <w:tcPr>
-            <w:tcW w:w="385" w:type="dxa"/>
-            <w:vAlign w:val="center"/>
-            <w:tcBorders>
-              <w:top w:val="single" w:sz="2" w:space="0" w:color="AAAAAA"/>
-              <w:left w:val="single" w:sz="2" w:space="0" w:color="AAAAAA"/>
-              <w:bottom w:val="single" w:sz="2" w:space="0" w:color="AAAAAA"/>
-              <w:right w:val="single" w:sz="2" w:space="0" w:color="AAAAAA"/>
-            </w:tcBorders>
-            <w:shd w:val="clear" w:color="auto" w:fill="F5F5F5"/>
-          </w:tcPr>
-          <w:p>
-            <w:pPr>
-              <w:spacing w:before="0" w:after="0" w:line="240" w:lineRule="auto"/>
-              <w:jc w:val="center"/>
-            </w:pPr>
-          </w:p>
-        </w:tc>
-        <w:tc>
-          <w:tcPr>
-            <w:tcW w:w="385" w:type="dxa"/>
-            <w:vAlign w:val="center"/>
-            <w:tcBorders>
-              <w:top w:val="single" w:sz="2" w:space="0" w:color="AAAAAA"/>
-              <w:left w:val="single" w:sz="2" w:space="0" w:color="AAAAAA"/>
-              <w:bottom w:val="single" w:sz="2" w:space="0" w:color="AAAAAA"/>
-              <w:right w:val="single" w:sz="2" w:space="0" w:color="AAAAAA"/>
-            </w:tcBorders>
-            <w:shd w:val="clear" w:color="auto" w:fill="F5F5F5"/>
-          </w:tcPr>
-          <w:p>
-            <w:pPr>
-              <w:spacing w:before="0" w:after="0" w:line="240" w:lineRule="auto"/>
-              <w:jc w:val="center"/>
-            </w:pPr>
-          </w:p>
-        </w:tc>
-        <w:tc>
-          <w:tcPr>
-            <w:tcW w:w="385" w:type="dxa"/>
-            <w:vAlign w:val="center"/>
-            <w:tcBorders>
-              <w:top w:val="single" w:sz="2" w:space="0" w:color="AAAAAA"/>
-              <w:left w:val="single" w:sz="2" w:space="0" w:color="AAAAAA"/>
-              <w:bottom w:val="single" w:sz="2" w:space="0" w:color="AAAAAA"/>
-              <w:right w:val="single" w:sz="2" w:space="0" w:color="AAAAAA"/>
-            </w:tcBorders>
-            <w:shd w:val="clear" w:color="auto" w:fill="F5F5F5"/>
-          </w:tcPr>
-          <w:p>
-            <w:pPr>
-              <w:spacing w:before="0" w:after="0" w:line="240" w:lineRule="auto"/>
-              <w:jc w:val="center"/>
-            </w:pPr>
-          </w:p>
-        </w:tc>
-        <w:tc>
-          <w:tcPr>
-            <w:tcW w:w="385" w:type="dxa"/>
-            <w:vAlign w:val="center"/>
-            <w:tcBorders>
-              <w:top w:val="single" w:sz="2" w:space="0" w:color="AAAAAA"/>
-              <w:left w:val="single" w:sz="2" w:space="0" w:color="AAAAAA"/>
-              <w:bottom w:val="single" w:sz="2" w:space="0" w:color="AAAAAA"/>
-              <w:right w:val="single" w:sz="2" w:space="0" w:color="AAAAAA"/>
-            </w:tcBorders>
-            <w:shd w:val="clear" w:color="auto" w:fill="F5F5F5"/>
-          </w:tcPr>
-          <w:p>
-            <w:pPr>
-              <w:spacing w:before="0" w:after="0" w:line="240" w:lineRule="auto"/>
-              <w:jc w:val="center"/>
-            </w:pPr>
-          </w:p>
-        </w:tc>
-        <w:tc>
-          <w:tcPr>
-            <w:tcW w:w="385" w:type="dxa"/>
-            <w:vAlign w:val="center"/>
-            <w:tcBorders>
-              <w:top w:val="single" w:sz="2" w:space="0" w:color="AAAAAA"/>
-              <w:left w:val="single" w:sz="2" w:space="0" w:color="AAAAAA"/>
-              <w:bottom w:val="single" w:sz="2" w:space="0" w:color="AAAAAA"/>
-              <w:right w:val="single" w:sz="2" w:space="0" w:color="AAAAAA"/>
-            </w:tcBorders>
-            <w:shd w:val="clear" w:color="auto" w:fill="F5F5F5"/>
-          </w:tcPr>
-          <w:p>
-            <w:pPr>
-              <w:spacing w:before="0" w:after="0" w:line="240" w:lineRule="auto"/>
-              <w:jc w:val="center"/>
-            </w:pPr>
-          </w:p>
-        </w:tc>
-        <w:tc>
-          <w:tcPr>
-            <w:tcW w:w="385" w:type="dxa"/>
-            <w:vAlign w:val="center"/>
-            <w:tcBorders>
-              <w:top w:val="single" w:sz="2" w:space="0" w:color="AAAAAA"/>
-              <w:left w:val="single" w:sz="2" w:space="0" w:color="AAAAAA"/>
-              <w:bottom w:val="single" w:sz="2" w:space="0" w:color="AAAAAA"/>
-              <w:right w:val="single" w:sz="2" w:space="0" w:color="AAAAAA"/>
-            </w:tcBorders>
-            <w:shd w:val="clear" w:color="auto" w:fill="F5F5F5"/>
-          </w:tcPr>
-          <w:p>
-            <w:pPr>
-              <w:spacing w:before="0" w:after="0" w:line="240" w:lineRule="auto"/>
-              <w:jc w:val="center"/>
-            </w:pPr>
-          </w:p>
-        </w:tc>
-        <w:tc>
-          <w:tcPr>
-            <w:tcW w:w="385" w:type="dxa"/>
-            <w:vAlign w:val="center"/>
-            <w:tcBorders>
-              <w:top w:val="single" w:sz="2" w:space="0" w:color="AAAAAA"/>
-              <w:left w:val="single" w:sz="2" w:space="0" w:color="AAAAAA"/>
-              <w:bottom w:val="single" w:sz="2" w:space="0" w:color="AAAAAA"/>
-              <w:right w:val="single" w:sz="2" w:space="0" w:color="AAAAAA"/>
-            </w:tcBorders>
-            <w:shd w:val="clear" w:color="auto" w:fill="F5F5F5"/>
-          </w:tcPr>
-          <w:p>
-            <w:pPr>
-              <w:spacing w:before="0" w:after="0" w:line="240" w:lineRule="auto"/>
-              <w:jc w:val="center"/>
-            </w:pPr>
-          </w:p>
-        </w:tc>
-        <w:tc>
-          <w:tcPr>
-            <w:tcW w:w="385" w:type="dxa"/>
-            <w:vAlign w:val="center"/>
-            <w:tcBorders>
-              <w:top w:val="single" w:sz="2" w:space="0" w:color="AAAAAA"/>
-              <w:left w:val="single" w:sz="2" w:space="0" w:color="AAAAAA"/>
-              <w:bottom w:val="single" w:sz="2" w:space="0" w:color="AAAAAA"/>
-              <w:right w:val="single" w:sz="2" w:space="0" w:color="AAAAAA"/>
-            </w:tcBorders>
-            <w:shd w:val="clear" w:color="auto" w:fill="F5F5F5"/>
-          </w:tcPr>
-          <w:p>
-            <w:pPr>
-              <w:spacing w:before="0" w:after="0" w:line="240" w:lineRule="auto"/>
-              <w:jc w:val="center"/>
-            </w:pPr>
-          </w:p>
-        </w:tc>
-        <w:tc>
-          <w:tcPr>
-            <w:tcW w:w="385" w:type="dxa"/>
-            <w:vAlign w:val="center"/>
-            <w:tcBorders>
-              <w:top w:val="single" w:sz="2" w:space="0" w:color="AAAAAA"/>
-              <w:left w:val="single" w:sz="2" w:space="0" w:color="AAAAAA"/>
-              <w:bottom w:val="single" w:sz="2" w:space="0" w:color="AAAAAA"/>
-              <w:right w:val="single" w:sz="2" w:space="0" w:color="AAAAAA"/>
-            </w:tcBorders>
-            <w:shd w:val="clear" w:color="auto" w:fill="F5F5F5"/>
-          </w:tcPr>
-          <w:p>
-            <w:pPr>
-              <w:spacing w:before="0" w:after="0" w:line="240" w:lineRule="auto"/>
-              <w:jc w:val="center"/>
-            </w:pPr>
-          </w:p>
-        </w:tc>
-        <w:tc>
-          <w:tcPr>
-            <w:tcW w:w="385" w:type="dxa"/>
-            <w:vAlign w:val="center"/>
-            <w:tcBorders>
-              <w:top w:val="single" w:sz="2" w:space="0" w:color="AAAAAA"/>
-              <w:left w:val="single" w:sz="2" w:space="0" w:color="AAAAAA"/>
-              <w:bottom w:val="single" w:sz="2" w:space="0" w:color="AAAAAA"/>
-              <w:right w:val="single" w:sz="2" w:space="0" w:color="AAAAAA"/>
-            </w:tcBorders>
-            <w:shd w:val="clear" w:color="auto" w:fill="F5F5F5"/>
-          </w:tcPr>
-          <w:p>
-            <w:pPr>
-              <w:spacing w:before="0" w:after="0" w:line="240" w:lineRule="auto"/>
-              <w:jc w:val="center"/>
-            </w:pPr>
-          </w:p>
-        </w:tc>
-        <w:tc>
-          <w:tcPr>
-            <w:tcW w:w="385" w:type="dxa"/>
-            <w:vAlign w:val="center"/>
-            <w:tcBorders>
-              <w:top w:val="single" w:sz="2" w:space="0" w:color="AAAAAA"/>
-              <w:left w:val="single" w:sz="2" w:space="0" w:color="AAAAAA"/>
-              <w:bottom w:val="single" w:sz="2" w:space="0" w:color="AAAAAA"/>
-              <w:right w:val="single" w:sz="2" w:space="0" w:color="AAAAAA"/>
-            </w:tcBorders>
-            <w:shd w:val="clear" w:color="auto" w:fill="F5F5F5"/>
-          </w:tcPr>
-          <w:p>
-            <w:pPr>
-              <w:spacing w:before="0" w:after="0" w:line="240" w:lineRule="auto"/>
-              <w:jc w:val="center"/>
-            </w:pPr>
-          </w:p>
-        </w:tc>
-        <w:tc>
-          <w:tcPr>
-            <w:tcW w:w="385" w:type="dxa"/>
-            <w:vAlign w:val="center"/>
-            <w:tcBorders>
-              <w:top w:val="single" w:sz="2" w:space="0" w:color="AAAAAA"/>
-              <w:left w:val="single" w:sz="2" w:space="0" w:color="AAAAAA"/>
-              <w:bottom w:val="single" w:sz="2" w:space="0" w:color="AAAAAA"/>
-              <w:right w:val="single" w:sz="2" w:space="0" w:color="AAAAAA"/>
-            </w:tcBorders>
-            <w:shd w:val="clear" w:color="auto" w:fill="F5F5F5"/>
-          </w:tcPr>
-          <w:p>
-            <w:pPr>
-              <w:spacing w:before="0" w:after="0" w:line="240" w:lineRule="auto"/>
-              <w:jc w:val="center"/>
-            </w:pPr>
-          </w:p>
-        </w:tc>
-        <w:tc>
-          <w:tcPr>
-            <w:tcW w:w="385" w:type="dxa"/>
-            <w:vAlign w:val="center"/>
-            <w:tcBorders>
-              <w:top w:val="single" w:sz="2" w:space="0" w:color="AAAAAA"/>
-              <w:left w:val="single" w:sz="2" w:space="0" w:color="AAAAAA"/>
-              <w:bottom w:val="single" w:sz="2" w:space="0" w:color="AAAAAA"/>
-              <w:right w:val="single" w:sz="2" w:space="0" w:color="AAAAAA"/>
-            </w:tcBorders>
-            <w:shd w:val="clear" w:color="auto" w:fill="F5F5F5"/>
-          </w:tcPr>
-          <w:p>
-            <w:pPr>
-              <w:spacing w:before="0" w:after="0" w:line="240" w:lineRule="auto"/>
-              <w:jc w:val="center"/>
-            </w:pPr>
-          </w:p>
-        </w:tc>
-        <w:tc>
-          <w:tcPr>
-            <w:tcW w:w="385" w:type="dxa"/>
-            <w:vAlign w:val="center"/>
-            <w:tcBorders>
-              <w:top w:val="single" w:sz="2" w:space="0" w:color="AAAAAA"/>
-              <w:left w:val="single" w:sz="2" w:space="0" w:color="AAAAAA"/>
-              <w:bottom w:val="single" w:sz="2" w:space="0" w:color="AAAAAA"/>
-              <w:right w:val="single" w:sz="2" w:space="0" w:color="AAAAAA"/>
-            </w:tcBorders>
-            <w:shd w:val="clear" w:color="auto" w:fill="F5F5F5"/>
-          </w:tcPr>
-          <w:p>
-            <w:pPr>
-              <w:spacing w:before="0" w:after="0" w:line="240" w:lineRule="auto"/>
-              <w:jc w:val="center"/>
-            </w:pPr>
-          </w:p>
-        </w:tc>
-        <w:tc>
-          <w:tcPr>
-            <w:tcW w:w="385" w:type="dxa"/>
-            <w:vAlign w:val="center"/>
-            <w:tcBorders>
-              <w:top w:val="single" w:sz="2" w:space="0" w:color="AAAAAA"/>
-              <w:left w:val="single" w:sz="2" w:space="0" w:color="AAAAAA"/>
-              <w:bottom w:val="single" w:sz="2" w:space="0" w:color="AAAAAA"/>
-              <w:right w:val="single" w:sz="2" w:space="0" w:color="AAAAAA"/>
-            </w:tcBorders>
-            <w:shd w:val="clear" w:color="auto" w:fill="F5F5F5"/>
-          </w:tcPr>
-          <w:p>
-            <w:pPr>
-              <w:spacing w:before="0" w:after="0" w:line="240" w:lineRule="auto"/>
-              <w:jc w:val="center"/>
-            </w:pPr>
+            <w:shd w:val="clear" w:color="auto" w:fill="F9D9D9"/>
+          </w:tcPr>
+          <w:p>
+            <w:pPr>
+              <w:spacing w:before="0" w:after="0" w:line="240" w:lineRule="auto"/>
+              <w:jc w:val="center"/>
+            </w:pPr>
+            <w:r>
+              <w:rPr>
+                <w:b/>
+                <w:color w:val="C00000"/>
+                <w:sz w:val="14"/>
+              </w:rPr>
+              <w:t>✓</w:t>
+            </w:r>
+          </w:p>
+        </w:tc>
+        <w:tc>
+          <w:tcPr>
+            <w:tcW w:w="385" w:type="dxa"/>
+            <w:vAlign w:val="center"/>
+            <w:tcBorders>
+              <w:top w:val="single" w:sz="2" w:space="0" w:color="AAAAAA"/>
+              <w:left w:val="single" w:sz="2" w:space="0" w:color="AAAAAA"/>
+              <w:bottom w:val="single" w:sz="2" w:space="0" w:color="AAAAAA"/>
+              <w:right w:val="single" w:sz="2" w:space="0" w:color="AAAAAA"/>
+            </w:tcBorders>
+            <w:shd w:val="clear" w:color="auto" w:fill="F5F5F5"/>
+          </w:tcPr>
+          <w:p>
+            <w:pPr>
+              <w:spacing w:before="0" w:after="0" w:line="240" w:lineRule="auto"/>
+              <w:jc w:val="center"/>
+            </w:pPr>
+          </w:p>
+        </w:tc>
+        <w:tc>
+          <w:tcPr>
+            <w:tcW w:w="385" w:type="dxa"/>
+            <w:vAlign w:val="center"/>
+            <w:tcBorders>
+              <w:top w:val="single" w:sz="2" w:space="0" w:color="AAAAAA"/>
+              <w:left w:val="single" w:sz="2" w:space="0" w:color="AAAAAA"/>
+              <w:bottom w:val="single" w:sz="2" w:space="0" w:color="AAAAAA"/>
+              <w:right w:val="single" w:sz="2" w:space="0" w:color="AAAAAA"/>
+            </w:tcBorders>
+            <w:shd w:val="clear" w:color="auto" w:fill="F5F5F5"/>
+          </w:tcPr>
+          <w:p>
+            <w:pPr>
+              <w:spacing w:before="0" w:after="0" w:line="240" w:lineRule="auto"/>
+              <w:jc w:val="center"/>
+            </w:pPr>
+          </w:p>
+        </w:tc>
+        <w:tc>
+          <w:tcPr>
+            <w:tcW w:w="385" w:type="dxa"/>
+            <w:vAlign w:val="center"/>
+            <w:tcBorders>
+              <w:top w:val="single" w:sz="2" w:space="0" w:color="AAAAAA"/>
+              <w:left w:val="single" w:sz="2" w:space="0" w:color="AAAAAA"/>
+              <w:bottom w:val="single" w:sz="2" w:space="0" w:color="AAAAAA"/>
+              <w:right w:val="single" w:sz="2" w:space="0" w:color="AAAAAA"/>
+            </w:tcBorders>
+            <w:shd w:val="clear" w:color="auto" w:fill="F5F5F5"/>
+          </w:tcPr>
+          <w:p>
+            <w:pPr>
+              <w:spacing w:before="0" w:after="0" w:line="240" w:lineRule="auto"/>
+              <w:jc w:val="center"/>
+            </w:pPr>
+          </w:p>
+        </w:tc>
+        <w:tc>
+          <w:tcPr>
+            <w:tcW w:w="385" w:type="dxa"/>
+            <w:vAlign w:val="center"/>
+            <w:tcBorders>
+              <w:top w:val="single" w:sz="2" w:space="0" w:color="AAAAAA"/>
+              <w:left w:val="single" w:sz="2" w:space="0" w:color="AAAAAA"/>
+              <w:bottom w:val="single" w:sz="2" w:space="0" w:color="AAAAAA"/>
+              <w:right w:val="single" w:sz="2" w:space="0" w:color="AAAAAA"/>
+            </w:tcBorders>
+            <w:shd w:val="clear" w:color="auto" w:fill="F9D9D9"/>
+          </w:tcPr>
+          <w:p>
+            <w:pPr>
+              <w:spacing w:before="0" w:after="0" w:line="240" w:lineRule="auto"/>
+              <w:jc w:val="center"/>
+            </w:pPr>
+            <w:r>
+              <w:rPr>
+                <w:b/>
+                <w:color w:val="C00000"/>
+                <w:sz w:val="14"/>
+              </w:rPr>
+              <w:t>✓</w:t>
+            </w:r>
+          </w:p>
+        </w:tc>
+        <w:tc>
+          <w:tcPr>
+            <w:tcW w:w="385" w:type="dxa"/>
+            <w:vAlign w:val="center"/>
+            <w:tcBorders>
+              <w:top w:val="single" w:sz="2" w:space="0" w:color="AAAAAA"/>
+              <w:left w:val="single" w:sz="2" w:space="0" w:color="AAAAAA"/>
+              <w:bottom w:val="single" w:sz="2" w:space="0" w:color="AAAAAA"/>
+              <w:right w:val="single" w:sz="2" w:space="0" w:color="AAAAAA"/>
+            </w:tcBorders>
+            <w:shd w:val="clear" w:color="auto" w:fill="F5F5F5"/>
+          </w:tcPr>
+          <w:p>
+            <w:pPr>
+              <w:spacing w:before="0" w:after="0" w:line="240" w:lineRule="auto"/>
+              <w:jc w:val="center"/>
+            </w:pPr>
+          </w:p>
+        </w:tc>
+        <w:tc>
+          <w:tcPr>
+            <w:tcW w:w="385" w:type="dxa"/>
+            <w:vAlign w:val="center"/>
+            <w:tcBorders>
+              <w:top w:val="single" w:sz="2" w:space="0" w:color="AAAAAA"/>
+              <w:left w:val="single" w:sz="2" w:space="0" w:color="AAAAAA"/>
+              <w:bottom w:val="single" w:sz="2" w:space="0" w:color="AAAAAA"/>
+              <w:right w:val="single" w:sz="2" w:space="0" w:color="AAAAAA"/>
+            </w:tcBorders>
+            <w:shd w:val="clear" w:color="auto" w:fill="F5F5F5"/>
+          </w:tcPr>
+          <w:p>
+            <w:pPr>
+              <w:spacing w:before="0" w:after="0" w:line="240" w:lineRule="auto"/>
+              <w:jc w:val="center"/>
+            </w:pPr>
+          </w:p>
+        </w:tc>
+        <w:tc>
+          <w:tcPr>
+            <w:tcW w:w="385" w:type="dxa"/>
+            <w:vAlign w:val="center"/>
+            <w:tcBorders>
+              <w:top w:val="single" w:sz="2" w:space="0" w:color="AAAAAA"/>
+              <w:left w:val="single" w:sz="2" w:space="0" w:color="AAAAAA"/>
+              <w:bottom w:val="single" w:sz="2" w:space="0" w:color="AAAAAA"/>
+              <w:right w:val="single" w:sz="2" w:space="0" w:color="AAAAAA"/>
+            </w:tcBorders>
+            <w:shd w:val="clear" w:color="auto" w:fill="F5F5F5"/>
+          </w:tcPr>
+          <w:p>
+            <w:pPr>
+              <w:spacing w:before="0" w:after="0" w:line="240" w:lineRule="auto"/>
+              <w:jc w:val="center"/>
+            </w:pPr>
+          </w:p>
+        </w:tc>
+        <w:tc>
+          <w:tcPr>
+            <w:tcW w:w="385" w:type="dxa"/>
+            <w:vAlign w:val="center"/>
+            <w:tcBorders>
+              <w:top w:val="single" w:sz="2" w:space="0" w:color="AAAAAA"/>
+              <w:left w:val="single" w:sz="2" w:space="0" w:color="AAAAAA"/>
+              <w:bottom w:val="single" w:sz="2" w:space="0" w:color="AAAAAA"/>
+              <w:right w:val="single" w:sz="2" w:space="0" w:color="AAAAAA"/>
+            </w:tcBorders>
+            <w:shd w:val="clear" w:color="auto" w:fill="D9EAD3"/>
+          </w:tcPr>
+          <w:p>
+            <w:pPr>
+              <w:spacing w:before="0" w:after="0" w:line="240" w:lineRule="auto"/>
+              <w:jc w:val="center"/>
+            </w:pPr>
+            <w:r>
+              <w:rPr>
+                <w:b/>
+                <w:color w:val="C00000"/>
+                <w:sz w:val="14"/>
+              </w:rPr>
+              <w:t>✓</w:t>
+            </w:r>
+          </w:p>
+        </w:tc>
+        <w:tc>
+          <w:tcPr>
+            <w:tcW w:w="385" w:type="dxa"/>
+            <w:vAlign w:val="center"/>
+            <w:tcBorders>
+              <w:top w:val="single" w:sz="2" w:space="0" w:color="AAAAAA"/>
+              <w:left w:val="single" w:sz="2" w:space="0" w:color="AAAAAA"/>
+              <w:bottom w:val="single" w:sz="2" w:space="0" w:color="AAAAAA"/>
+              <w:right w:val="single" w:sz="2" w:space="0" w:color="AAAAAA"/>
+            </w:tcBorders>
+            <w:shd w:val="clear" w:color="auto" w:fill="F5F5F5"/>
+          </w:tcPr>
+          <w:p>
+            <w:pPr>
+              <w:spacing w:before="0" w:after="0" w:line="240" w:lineRule="auto"/>
+              <w:jc w:val="center"/>
+            </w:pPr>
+          </w:p>
+        </w:tc>
+        <w:tc>
+          <w:tcPr>
+            <w:tcW w:w="385" w:type="dxa"/>
+            <w:vAlign w:val="center"/>
+            <w:tcBorders>
+              <w:top w:val="single" w:sz="2" w:space="0" w:color="AAAAAA"/>
+              <w:left w:val="single" w:sz="2" w:space="0" w:color="AAAAAA"/>
+              <w:bottom w:val="single" w:sz="2" w:space="0" w:color="AAAAAA"/>
+              <w:right w:val="single" w:sz="2" w:space="0" w:color="AAAAAA"/>
+            </w:tcBorders>
+            <w:shd w:val="clear" w:color="auto" w:fill="F5F5F5"/>
+          </w:tcPr>
+          <w:p>
+            <w:pPr>
+              <w:spacing w:before="0" w:after="0" w:line="240" w:lineRule="auto"/>
+              <w:jc w:val="center"/>
+            </w:pPr>
+          </w:p>
+        </w:tc>
+        <w:tc>
+          <w:tcPr>
+            <w:tcW w:w="385" w:type="dxa"/>
+            <w:vAlign w:val="center"/>
+            <w:tcBorders>
+              <w:top w:val="single" w:sz="2" w:space="0" w:color="AAAAAA"/>
+              <w:left w:val="single" w:sz="2" w:space="0" w:color="AAAAAA"/>
+              <w:bottom w:val="single" w:sz="2" w:space="0" w:color="AAAAAA"/>
+              <w:right w:val="single" w:sz="2" w:space="0" w:color="AAAAAA"/>
+            </w:tcBorders>
+            <w:shd w:val="clear" w:color="auto" w:fill="F5F5F5"/>
+          </w:tcPr>
+          <w:p>
+            <w:pPr>
+              <w:spacing w:before="0" w:after="0" w:line="240" w:lineRule="auto"/>
+              <w:jc w:val="center"/>
+            </w:pPr>
+          </w:p>
+        </w:tc>
+        <w:tc>
+          <w:tcPr>
+            <w:tcW w:w="385" w:type="dxa"/>
+            <w:vAlign w:val="center"/>
+            <w:tcBorders>
+              <w:top w:val="single" w:sz="2" w:space="0" w:color="AAAAAA"/>
+              <w:left w:val="single" w:sz="2" w:space="0" w:color="AAAAAA"/>
+              <w:bottom w:val="single" w:sz="2" w:space="0" w:color="AAAAAA"/>
+              <w:right w:val="single" w:sz="2" w:space="0" w:color="AAAAAA"/>
+            </w:tcBorders>
+            <w:shd w:val="clear" w:color="auto" w:fill="F5F5F5"/>
+          </w:tcPr>
+          <w:p>
+            <w:pPr>
+              <w:spacing w:before="0" w:after="0" w:line="240" w:lineRule="auto"/>
+              <w:jc w:val="center"/>
+            </w:pPr>
+          </w:p>
+        </w:tc>
+        <w:tc>
+          <w:tcPr>
+            <w:tcW w:w="385" w:type="dxa"/>
+            <w:vAlign w:val="center"/>
+            <w:tcBorders>
+              <w:top w:val="single" w:sz="2" w:space="0" w:color="AAAAAA"/>
+              <w:left w:val="single" w:sz="2" w:space="0" w:color="AAAAAA"/>
+              <w:bottom w:val="single" w:sz="2" w:space="0" w:color="AAAAAA"/>
+              <w:right w:val="single" w:sz="2" w:space="0" w:color="AAAAAA"/>
+            </w:tcBorders>
+            <w:shd w:val="clear" w:color="auto" w:fill="F5F5F5"/>
+          </w:tcPr>
+          <w:p>
+            <w:pPr>
+              <w:spacing w:before="0" w:after="0" w:line="240" w:lineRule="auto"/>
+              <w:jc w:val="center"/>
+            </w:pPr>
+          </w:p>
+        </w:tc>
+        <w:tc>
+          <w:tcPr>
+            <w:tcW w:w="385" w:type="dxa"/>
+            <w:vAlign w:val="center"/>
+            <w:tcBorders>
+              <w:top w:val="single" w:sz="2" w:space="0" w:color="AAAAAA"/>
+              <w:left w:val="single" w:sz="2" w:space="0" w:color="AAAAAA"/>
+              <w:bottom w:val="single" w:sz="2" w:space="0" w:color="AAAAAA"/>
+              <w:right w:val="single" w:sz="2" w:space="0" w:color="AAAAAA"/>
+            </w:tcBorders>
+            <w:shd w:val="clear" w:color="auto" w:fill="F5F5F5"/>
+          </w:tcPr>
+          <w:p>
+            <w:pPr>
+              <w:spacing w:before="0" w:after="0" w:line="240" w:lineRule="auto"/>
+              <w:jc w:val="center"/>
+            </w:pPr>
+          </w:p>
+        </w:tc>
+        <w:tc>
+          <w:tcPr>
+            <w:tcW w:w="385" w:type="dxa"/>
+            <w:vAlign w:val="center"/>
+            <w:tcBorders>
+              <w:top w:val="single" w:sz="2" w:space="0" w:color="AAAAAA"/>
+              <w:left w:val="single" w:sz="2" w:space="0" w:color="AAAAAA"/>
+              <w:bottom w:val="single" w:sz="2" w:space="0" w:color="AAAAAA"/>
+              <w:right w:val="single" w:sz="2" w:space="0" w:color="AAAAAA"/>
+            </w:tcBorders>
+            <w:shd w:val="clear" w:color="auto" w:fill="F5F5F5"/>
+          </w:tcPr>
+          <w:p>
+            <w:pPr>
+              <w:spacing w:before="0" w:after="0" w:line="240" w:lineRule="auto"/>
+              <w:jc w:val="center"/>
+            </w:pPr>
+          </w:p>
+        </w:tc>
+        <w:tc>
+          <w:tcPr>
+            <w:tcW w:w="385" w:type="dxa"/>
+            <w:vAlign w:val="center"/>
+            <w:tcBorders>
+              <w:top w:val="single" w:sz="2" w:space="0" w:color="AAAAAA"/>
+              <w:left w:val="single" w:sz="2" w:space="0" w:color="AAAAAA"/>
+              <w:bottom w:val="single" w:sz="2" w:space="0" w:color="AAAAAA"/>
+              <w:right w:val="single" w:sz="2" w:space="0" w:color="AAAAAA"/>
+            </w:tcBorders>
+            <w:shd w:val="clear" w:color="auto" w:fill="F5F5F5"/>
+          </w:tcPr>
+          <w:p>
+            <w:pPr>
+              <w:spacing w:before="0" w:after="0" w:line="240" w:lineRule="auto"/>
+              <w:jc w:val="center"/>
+            </w:pPr>
+          </w:p>
+        </w:tc>
+        <w:tc>
+          <w:tcPr>
+            <w:tcW w:w="385" w:type="dxa"/>
+            <w:vAlign w:val="center"/>
+            <w:tcBorders>
+              <w:top w:val="single" w:sz="2" w:space="0" w:color="AAAAAA"/>
+              <w:left w:val="single" w:sz="2" w:space="0" w:color="AAAAAA"/>
+              <w:bottom w:val="single" w:sz="2" w:space="0" w:color="AAAAAA"/>
+              <w:right w:val="single" w:sz="2" w:space="0" w:color="AAAAAA"/>
+            </w:tcBorders>
+            <w:shd w:val="clear" w:color="auto" w:fill="D9EAD3"/>
+          </w:tcPr>
+          <w:p>
+            <w:pPr>
+              <w:spacing w:before="0" w:after="0" w:line="240" w:lineRule="auto"/>
+              <w:jc w:val="center"/>
+            </w:pPr>
+            <w:r>
+              <w:rPr>
+                <w:b/>
+                <w:color w:val="C00000"/>
+                <w:sz w:val="14"/>
+              </w:rPr>
+              <w:t>✓</w:t>
+            </w:r>
           </w:p>
         </w:tc>
       </w:tr>
@@ -10651,621 +10787,653 @@
               <w:bottom w:val="single" w:sz="2" w:space="0" w:color="AAAAAA"/>
               <w:right w:val="single" w:sz="2" w:space="0" w:color="AAAAAA"/>
             </w:tcBorders>
-            <w:shd w:val="clear" w:color="auto" w:fill="FFFFFF"/>
-          </w:tcPr>
-          <w:p>
-            <w:pPr>
-              <w:spacing w:before="0" w:after="0" w:line="240" w:lineRule="auto"/>
-              <w:jc w:val="center"/>
-            </w:pPr>
-          </w:p>
-        </w:tc>
-        <w:tc>
-          <w:tcPr>
-            <w:tcW w:w="385" w:type="dxa"/>
-            <w:vAlign w:val="center"/>
-            <w:tcBorders>
-              <w:top w:val="single" w:sz="2" w:space="0" w:color="AAAAAA"/>
-              <w:left w:val="single" w:sz="2" w:space="0" w:color="AAAAAA"/>
-              <w:bottom w:val="single" w:sz="2" w:space="0" w:color="AAAAAA"/>
-              <w:right w:val="single" w:sz="2" w:space="0" w:color="AAAAAA"/>
-            </w:tcBorders>
-            <w:shd w:val="clear" w:color="auto" w:fill="FFFFFF"/>
-          </w:tcPr>
-          <w:p>
-            <w:pPr>
-              <w:spacing w:before="0" w:after="0" w:line="240" w:lineRule="auto"/>
-              <w:jc w:val="center"/>
-            </w:pPr>
-          </w:p>
-        </w:tc>
-        <w:tc>
-          <w:tcPr>
-            <w:tcW w:w="385" w:type="dxa"/>
-            <w:vAlign w:val="center"/>
-            <w:tcBorders>
-              <w:top w:val="single" w:sz="2" w:space="0" w:color="AAAAAA"/>
-              <w:left w:val="single" w:sz="2" w:space="0" w:color="AAAAAA"/>
-              <w:bottom w:val="single" w:sz="2" w:space="0" w:color="AAAAAA"/>
-              <w:right w:val="single" w:sz="2" w:space="0" w:color="AAAAAA"/>
-            </w:tcBorders>
-            <w:shd w:val="clear" w:color="auto" w:fill="FFFFFF"/>
-          </w:tcPr>
-          <w:p>
-            <w:pPr>
-              <w:spacing w:before="0" w:after="0" w:line="240" w:lineRule="auto"/>
-              <w:jc w:val="center"/>
-            </w:pPr>
-          </w:p>
-        </w:tc>
-        <w:tc>
-          <w:tcPr>
-            <w:tcW w:w="385" w:type="dxa"/>
-            <w:vAlign w:val="center"/>
-            <w:tcBorders>
-              <w:top w:val="single" w:sz="2" w:space="0" w:color="AAAAAA"/>
-              <w:left w:val="single" w:sz="2" w:space="0" w:color="AAAAAA"/>
-              <w:bottom w:val="single" w:sz="2" w:space="0" w:color="AAAAAA"/>
-              <w:right w:val="single" w:sz="2" w:space="0" w:color="AAAAAA"/>
-            </w:tcBorders>
-            <w:shd w:val="clear" w:color="auto" w:fill="FFFFFF"/>
-          </w:tcPr>
-          <w:p>
-            <w:pPr>
-              <w:spacing w:before="0" w:after="0" w:line="240" w:lineRule="auto"/>
-              <w:jc w:val="center"/>
-            </w:pPr>
-          </w:p>
-        </w:tc>
-        <w:tc>
-          <w:tcPr>
-            <w:tcW w:w="385" w:type="dxa"/>
-            <w:vAlign w:val="center"/>
-            <w:tcBorders>
-              <w:top w:val="single" w:sz="2" w:space="0" w:color="AAAAAA"/>
-              <w:left w:val="single" w:sz="2" w:space="0" w:color="AAAAAA"/>
-              <w:bottom w:val="single" w:sz="2" w:space="0" w:color="AAAAAA"/>
-              <w:right w:val="single" w:sz="2" w:space="0" w:color="AAAAAA"/>
-            </w:tcBorders>
-            <w:shd w:val="clear" w:color="auto" w:fill="FFFFFF"/>
-          </w:tcPr>
-          <w:p>
-            <w:pPr>
-              <w:spacing w:before="0" w:after="0" w:line="240" w:lineRule="auto"/>
-              <w:jc w:val="center"/>
-            </w:pPr>
-          </w:p>
-        </w:tc>
-        <w:tc>
-          <w:tcPr>
-            <w:tcW w:w="385" w:type="dxa"/>
-            <w:vAlign w:val="center"/>
-            <w:tcBorders>
-              <w:top w:val="single" w:sz="2" w:space="0" w:color="AAAAAA"/>
-              <w:left w:val="single" w:sz="2" w:space="0" w:color="AAAAAA"/>
-              <w:bottom w:val="single" w:sz="2" w:space="0" w:color="AAAAAA"/>
-              <w:right w:val="single" w:sz="2" w:space="0" w:color="AAAAAA"/>
-            </w:tcBorders>
-            <w:shd w:val="clear" w:color="auto" w:fill="FFFFFF"/>
-          </w:tcPr>
-          <w:p>
-            <w:pPr>
-              <w:spacing w:before="0" w:after="0" w:line="240" w:lineRule="auto"/>
-              <w:jc w:val="center"/>
-            </w:pPr>
-          </w:p>
-        </w:tc>
-        <w:tc>
-          <w:tcPr>
-            <w:tcW w:w="385" w:type="dxa"/>
-            <w:vAlign w:val="center"/>
-            <w:tcBorders>
-              <w:top w:val="single" w:sz="2" w:space="0" w:color="AAAAAA"/>
-              <w:left w:val="single" w:sz="2" w:space="0" w:color="AAAAAA"/>
-              <w:bottom w:val="single" w:sz="2" w:space="0" w:color="AAAAAA"/>
-              <w:right w:val="single" w:sz="2" w:space="0" w:color="AAAAAA"/>
-            </w:tcBorders>
-            <w:shd w:val="clear" w:color="auto" w:fill="FFFFFF"/>
-          </w:tcPr>
-          <w:p>
-            <w:pPr>
-              <w:spacing w:before="0" w:after="0" w:line="240" w:lineRule="auto"/>
-              <w:jc w:val="center"/>
-            </w:pPr>
-          </w:p>
-        </w:tc>
-        <w:tc>
-          <w:tcPr>
-            <w:tcW w:w="385" w:type="dxa"/>
-            <w:vAlign w:val="center"/>
-            <w:tcBorders>
-              <w:top w:val="single" w:sz="2" w:space="0" w:color="AAAAAA"/>
-              <w:left w:val="single" w:sz="2" w:space="0" w:color="AAAAAA"/>
-              <w:bottom w:val="single" w:sz="2" w:space="0" w:color="AAAAAA"/>
-              <w:right w:val="single" w:sz="2" w:space="0" w:color="AAAAAA"/>
-            </w:tcBorders>
-            <w:shd w:val="clear" w:color="auto" w:fill="FFFFFF"/>
-          </w:tcPr>
-          <w:p>
-            <w:pPr>
-              <w:spacing w:before="0" w:after="0" w:line="240" w:lineRule="auto"/>
-              <w:jc w:val="center"/>
-            </w:pPr>
-          </w:p>
-        </w:tc>
-        <w:tc>
-          <w:tcPr>
-            <w:tcW w:w="385" w:type="dxa"/>
-            <w:vAlign w:val="center"/>
-            <w:tcBorders>
-              <w:top w:val="single" w:sz="2" w:space="0" w:color="AAAAAA"/>
-              <w:left w:val="single" w:sz="2" w:space="0" w:color="AAAAAA"/>
-              <w:bottom w:val="single" w:sz="2" w:space="0" w:color="AAAAAA"/>
-              <w:right w:val="single" w:sz="2" w:space="0" w:color="AAAAAA"/>
-            </w:tcBorders>
-            <w:shd w:val="clear" w:color="auto" w:fill="FFFFFF"/>
-          </w:tcPr>
-          <w:p>
-            <w:pPr>
-              <w:spacing w:before="0" w:after="0" w:line="240" w:lineRule="auto"/>
-              <w:jc w:val="center"/>
-            </w:pPr>
-          </w:p>
-        </w:tc>
-        <w:tc>
-          <w:tcPr>
-            <w:tcW w:w="385" w:type="dxa"/>
-            <w:vAlign w:val="center"/>
-            <w:tcBorders>
-              <w:top w:val="single" w:sz="2" w:space="0" w:color="AAAAAA"/>
-              <w:left w:val="single" w:sz="2" w:space="0" w:color="AAAAAA"/>
-              <w:bottom w:val="single" w:sz="2" w:space="0" w:color="AAAAAA"/>
-              <w:right w:val="single" w:sz="2" w:space="0" w:color="AAAAAA"/>
-            </w:tcBorders>
-            <w:shd w:val="clear" w:color="auto" w:fill="FFFFFF"/>
-          </w:tcPr>
-          <w:p>
-            <w:pPr>
-              <w:spacing w:before="0" w:after="0" w:line="240" w:lineRule="auto"/>
-              <w:jc w:val="center"/>
-            </w:pPr>
-          </w:p>
-        </w:tc>
-        <w:tc>
-          <w:tcPr>
-            <w:tcW w:w="385" w:type="dxa"/>
-            <w:vAlign w:val="center"/>
-            <w:tcBorders>
-              <w:top w:val="single" w:sz="2" w:space="0" w:color="AAAAAA"/>
-              <w:left w:val="single" w:sz="2" w:space="0" w:color="AAAAAA"/>
-              <w:bottom w:val="single" w:sz="2" w:space="0" w:color="AAAAAA"/>
-              <w:right w:val="single" w:sz="2" w:space="0" w:color="AAAAAA"/>
-            </w:tcBorders>
-            <w:shd w:val="clear" w:color="auto" w:fill="FFFFFF"/>
-          </w:tcPr>
-          <w:p>
-            <w:pPr>
-              <w:spacing w:before="0" w:after="0" w:line="240" w:lineRule="auto"/>
-              <w:jc w:val="center"/>
-            </w:pPr>
-          </w:p>
-        </w:tc>
-        <w:tc>
-          <w:tcPr>
-            <w:tcW w:w="385" w:type="dxa"/>
-            <w:vAlign w:val="center"/>
-            <w:tcBorders>
-              <w:top w:val="single" w:sz="2" w:space="0" w:color="AAAAAA"/>
-              <w:left w:val="single" w:sz="2" w:space="0" w:color="AAAAAA"/>
-              <w:bottom w:val="single" w:sz="2" w:space="0" w:color="AAAAAA"/>
-              <w:right w:val="single" w:sz="2" w:space="0" w:color="AAAAAA"/>
-            </w:tcBorders>
-            <w:shd w:val="clear" w:color="auto" w:fill="FFFFFF"/>
-          </w:tcPr>
-          <w:p>
-            <w:pPr>
-              <w:spacing w:before="0" w:after="0" w:line="240" w:lineRule="auto"/>
-              <w:jc w:val="center"/>
-            </w:pPr>
-          </w:p>
-        </w:tc>
-        <w:tc>
-          <w:tcPr>
-            <w:tcW w:w="385" w:type="dxa"/>
-            <w:vAlign w:val="center"/>
-            <w:tcBorders>
-              <w:top w:val="single" w:sz="2" w:space="0" w:color="AAAAAA"/>
-              <w:left w:val="single" w:sz="2" w:space="0" w:color="AAAAAA"/>
-              <w:bottom w:val="single" w:sz="2" w:space="0" w:color="AAAAAA"/>
-              <w:right w:val="single" w:sz="2" w:space="0" w:color="AAAAAA"/>
-            </w:tcBorders>
-            <w:shd w:val="clear" w:color="auto" w:fill="FFFFFF"/>
-          </w:tcPr>
-          <w:p>
-            <w:pPr>
-              <w:spacing w:before="0" w:after="0" w:line="240" w:lineRule="auto"/>
-              <w:jc w:val="center"/>
-            </w:pPr>
-          </w:p>
-        </w:tc>
-        <w:tc>
-          <w:tcPr>
-            <w:tcW w:w="385" w:type="dxa"/>
-            <w:vAlign w:val="center"/>
-            <w:tcBorders>
-              <w:top w:val="single" w:sz="2" w:space="0" w:color="AAAAAA"/>
-              <w:left w:val="single" w:sz="2" w:space="0" w:color="AAAAAA"/>
-              <w:bottom w:val="single" w:sz="2" w:space="0" w:color="AAAAAA"/>
-              <w:right w:val="single" w:sz="2" w:space="0" w:color="AAAAAA"/>
-            </w:tcBorders>
-            <w:shd w:val="clear" w:color="auto" w:fill="FFFFFF"/>
-          </w:tcPr>
-          <w:p>
-            <w:pPr>
-              <w:spacing w:before="0" w:after="0" w:line="240" w:lineRule="auto"/>
-              <w:jc w:val="center"/>
-            </w:pPr>
-          </w:p>
-        </w:tc>
-        <w:tc>
-          <w:tcPr>
-            <w:tcW w:w="385" w:type="dxa"/>
-            <w:vAlign w:val="center"/>
-            <w:tcBorders>
-              <w:top w:val="single" w:sz="2" w:space="0" w:color="AAAAAA"/>
-              <w:left w:val="single" w:sz="2" w:space="0" w:color="AAAAAA"/>
-              <w:bottom w:val="single" w:sz="2" w:space="0" w:color="AAAAAA"/>
-              <w:right w:val="single" w:sz="2" w:space="0" w:color="AAAAAA"/>
-            </w:tcBorders>
-            <w:shd w:val="clear" w:color="auto" w:fill="FFFFFF"/>
-          </w:tcPr>
-          <w:p>
-            <w:pPr>
-              <w:spacing w:before="0" w:after="0" w:line="240" w:lineRule="auto"/>
-              <w:jc w:val="center"/>
-            </w:pPr>
-          </w:p>
-        </w:tc>
-        <w:tc>
-          <w:tcPr>
-            <w:tcW w:w="385" w:type="dxa"/>
-            <w:vAlign w:val="center"/>
-            <w:tcBorders>
-              <w:top w:val="single" w:sz="2" w:space="0" w:color="AAAAAA"/>
-              <w:left w:val="single" w:sz="2" w:space="0" w:color="AAAAAA"/>
-              <w:bottom w:val="single" w:sz="2" w:space="0" w:color="AAAAAA"/>
-              <w:right w:val="single" w:sz="2" w:space="0" w:color="AAAAAA"/>
-            </w:tcBorders>
-            <w:shd w:val="clear" w:color="auto" w:fill="FFFFFF"/>
-          </w:tcPr>
-          <w:p>
-            <w:pPr>
-              <w:spacing w:before="0" w:after="0" w:line="240" w:lineRule="auto"/>
-              <w:jc w:val="center"/>
-            </w:pPr>
-          </w:p>
-        </w:tc>
-        <w:tc>
-          <w:tcPr>
-            <w:tcW w:w="385" w:type="dxa"/>
-            <w:vAlign w:val="center"/>
-            <w:tcBorders>
-              <w:top w:val="single" w:sz="2" w:space="0" w:color="AAAAAA"/>
-              <w:left w:val="single" w:sz="2" w:space="0" w:color="AAAAAA"/>
-              <w:bottom w:val="single" w:sz="2" w:space="0" w:color="AAAAAA"/>
-              <w:right w:val="single" w:sz="2" w:space="0" w:color="AAAAAA"/>
-            </w:tcBorders>
-            <w:shd w:val="clear" w:color="auto" w:fill="FFFFFF"/>
-          </w:tcPr>
-          <w:p>
-            <w:pPr>
-              <w:spacing w:before="0" w:after="0" w:line="240" w:lineRule="auto"/>
-              <w:jc w:val="center"/>
-            </w:pPr>
-          </w:p>
-        </w:tc>
-        <w:tc>
-          <w:tcPr>
-            <w:tcW w:w="385" w:type="dxa"/>
-            <w:vAlign w:val="center"/>
-            <w:tcBorders>
-              <w:top w:val="single" w:sz="2" w:space="0" w:color="AAAAAA"/>
-              <w:left w:val="single" w:sz="2" w:space="0" w:color="AAAAAA"/>
-              <w:bottom w:val="single" w:sz="2" w:space="0" w:color="AAAAAA"/>
-              <w:right w:val="single" w:sz="2" w:space="0" w:color="AAAAAA"/>
-            </w:tcBorders>
-            <w:shd w:val="clear" w:color="auto" w:fill="FFFFFF"/>
-          </w:tcPr>
-          <w:p>
-            <w:pPr>
-              <w:spacing w:before="0" w:after="0" w:line="240" w:lineRule="auto"/>
-              <w:jc w:val="center"/>
-            </w:pPr>
-          </w:p>
-        </w:tc>
-        <w:tc>
-          <w:tcPr>
-            <w:tcW w:w="385" w:type="dxa"/>
-            <w:vAlign w:val="center"/>
-            <w:tcBorders>
-              <w:top w:val="single" w:sz="2" w:space="0" w:color="AAAAAA"/>
-              <w:left w:val="single" w:sz="2" w:space="0" w:color="AAAAAA"/>
-              <w:bottom w:val="single" w:sz="2" w:space="0" w:color="AAAAAA"/>
-              <w:right w:val="single" w:sz="2" w:space="0" w:color="AAAAAA"/>
-            </w:tcBorders>
-            <w:shd w:val="clear" w:color="auto" w:fill="FFFFFF"/>
-          </w:tcPr>
-          <w:p>
-            <w:pPr>
-              <w:spacing w:before="0" w:after="0" w:line="240" w:lineRule="auto"/>
-              <w:jc w:val="center"/>
-            </w:pPr>
-          </w:p>
-        </w:tc>
-        <w:tc>
-          <w:tcPr>
-            <w:tcW w:w="385" w:type="dxa"/>
-            <w:vAlign w:val="center"/>
-            <w:tcBorders>
-              <w:top w:val="single" w:sz="2" w:space="0" w:color="AAAAAA"/>
-              <w:left w:val="single" w:sz="2" w:space="0" w:color="AAAAAA"/>
-              <w:bottom w:val="single" w:sz="2" w:space="0" w:color="AAAAAA"/>
-              <w:right w:val="single" w:sz="2" w:space="0" w:color="AAAAAA"/>
-            </w:tcBorders>
-            <w:shd w:val="clear" w:color="auto" w:fill="FFFFFF"/>
-          </w:tcPr>
-          <w:p>
-            <w:pPr>
-              <w:spacing w:before="0" w:after="0" w:line="240" w:lineRule="auto"/>
-              <w:jc w:val="center"/>
-            </w:pPr>
-          </w:p>
-        </w:tc>
-        <w:tc>
-          <w:tcPr>
-            <w:tcW w:w="385" w:type="dxa"/>
-            <w:vAlign w:val="center"/>
-            <w:tcBorders>
-              <w:top w:val="single" w:sz="2" w:space="0" w:color="AAAAAA"/>
-              <w:left w:val="single" w:sz="2" w:space="0" w:color="AAAAAA"/>
-              <w:bottom w:val="single" w:sz="2" w:space="0" w:color="AAAAAA"/>
-              <w:right w:val="single" w:sz="2" w:space="0" w:color="AAAAAA"/>
-            </w:tcBorders>
-            <w:shd w:val="clear" w:color="auto" w:fill="FFFFFF"/>
-          </w:tcPr>
-          <w:p>
-            <w:pPr>
-              <w:spacing w:before="0" w:after="0" w:line="240" w:lineRule="auto"/>
-              <w:jc w:val="center"/>
-            </w:pPr>
-          </w:p>
-        </w:tc>
-        <w:tc>
-          <w:tcPr>
-            <w:tcW w:w="385" w:type="dxa"/>
-            <w:vAlign w:val="center"/>
-            <w:tcBorders>
-              <w:top w:val="single" w:sz="2" w:space="0" w:color="AAAAAA"/>
-              <w:left w:val="single" w:sz="2" w:space="0" w:color="AAAAAA"/>
-              <w:bottom w:val="single" w:sz="2" w:space="0" w:color="AAAAAA"/>
-              <w:right w:val="single" w:sz="2" w:space="0" w:color="AAAAAA"/>
-            </w:tcBorders>
-            <w:shd w:val="clear" w:color="auto" w:fill="FFFFFF"/>
-          </w:tcPr>
-          <w:p>
-            <w:pPr>
-              <w:spacing w:before="0" w:after="0" w:line="240" w:lineRule="auto"/>
-              <w:jc w:val="center"/>
-            </w:pPr>
-          </w:p>
-        </w:tc>
-        <w:tc>
-          <w:tcPr>
-            <w:tcW w:w="385" w:type="dxa"/>
-            <w:vAlign w:val="center"/>
-            <w:tcBorders>
-              <w:top w:val="single" w:sz="2" w:space="0" w:color="AAAAAA"/>
-              <w:left w:val="single" w:sz="2" w:space="0" w:color="AAAAAA"/>
-              <w:bottom w:val="single" w:sz="2" w:space="0" w:color="AAAAAA"/>
-              <w:right w:val="single" w:sz="2" w:space="0" w:color="AAAAAA"/>
-            </w:tcBorders>
-            <w:shd w:val="clear" w:color="auto" w:fill="FFFFFF"/>
-          </w:tcPr>
-          <w:p>
-            <w:pPr>
-              <w:spacing w:before="0" w:after="0" w:line="240" w:lineRule="auto"/>
-              <w:jc w:val="center"/>
-            </w:pPr>
-          </w:p>
-        </w:tc>
-        <w:tc>
-          <w:tcPr>
-            <w:tcW w:w="385" w:type="dxa"/>
-            <w:vAlign w:val="center"/>
-            <w:tcBorders>
-              <w:top w:val="single" w:sz="2" w:space="0" w:color="AAAAAA"/>
-              <w:left w:val="single" w:sz="2" w:space="0" w:color="AAAAAA"/>
-              <w:bottom w:val="single" w:sz="2" w:space="0" w:color="AAAAAA"/>
-              <w:right w:val="single" w:sz="2" w:space="0" w:color="AAAAAA"/>
-            </w:tcBorders>
-            <w:shd w:val="clear" w:color="auto" w:fill="FFFFFF"/>
-          </w:tcPr>
-          <w:p>
-            <w:pPr>
-              <w:spacing w:before="0" w:after="0" w:line="240" w:lineRule="auto"/>
-              <w:jc w:val="center"/>
-            </w:pPr>
-          </w:p>
-        </w:tc>
-        <w:tc>
-          <w:tcPr>
-            <w:tcW w:w="385" w:type="dxa"/>
-            <w:vAlign w:val="center"/>
-            <w:tcBorders>
-              <w:top w:val="single" w:sz="2" w:space="0" w:color="AAAAAA"/>
-              <w:left w:val="single" w:sz="2" w:space="0" w:color="AAAAAA"/>
-              <w:bottom w:val="single" w:sz="2" w:space="0" w:color="AAAAAA"/>
-              <w:right w:val="single" w:sz="2" w:space="0" w:color="AAAAAA"/>
-            </w:tcBorders>
-            <w:shd w:val="clear" w:color="auto" w:fill="FFFFFF"/>
-          </w:tcPr>
-          <w:p>
-            <w:pPr>
-              <w:spacing w:before="0" w:after="0" w:line="240" w:lineRule="auto"/>
-              <w:jc w:val="center"/>
-            </w:pPr>
-          </w:p>
-        </w:tc>
-        <w:tc>
-          <w:tcPr>
-            <w:tcW w:w="385" w:type="dxa"/>
-            <w:vAlign w:val="center"/>
-            <w:tcBorders>
-              <w:top w:val="single" w:sz="2" w:space="0" w:color="AAAAAA"/>
-              <w:left w:val="single" w:sz="2" w:space="0" w:color="AAAAAA"/>
-              <w:bottom w:val="single" w:sz="2" w:space="0" w:color="AAAAAA"/>
-              <w:right w:val="single" w:sz="2" w:space="0" w:color="AAAAAA"/>
-            </w:tcBorders>
-            <w:shd w:val="clear" w:color="auto" w:fill="FFFFFF"/>
-          </w:tcPr>
-          <w:p>
-            <w:pPr>
-              <w:spacing w:before="0" w:after="0" w:line="240" w:lineRule="auto"/>
-              <w:jc w:val="center"/>
-            </w:pPr>
-          </w:p>
-        </w:tc>
-        <w:tc>
-          <w:tcPr>
-            <w:tcW w:w="385" w:type="dxa"/>
-            <w:vAlign w:val="center"/>
-            <w:tcBorders>
-              <w:top w:val="single" w:sz="2" w:space="0" w:color="AAAAAA"/>
-              <w:left w:val="single" w:sz="2" w:space="0" w:color="AAAAAA"/>
-              <w:bottom w:val="single" w:sz="2" w:space="0" w:color="AAAAAA"/>
-              <w:right w:val="single" w:sz="2" w:space="0" w:color="AAAAAA"/>
-            </w:tcBorders>
-            <w:shd w:val="clear" w:color="auto" w:fill="FFFFFF"/>
-          </w:tcPr>
-          <w:p>
-            <w:pPr>
-              <w:spacing w:before="0" w:after="0" w:line="240" w:lineRule="auto"/>
-              <w:jc w:val="center"/>
-            </w:pPr>
-          </w:p>
-        </w:tc>
-        <w:tc>
-          <w:tcPr>
-            <w:tcW w:w="385" w:type="dxa"/>
-            <w:vAlign w:val="center"/>
-            <w:tcBorders>
-              <w:top w:val="single" w:sz="2" w:space="0" w:color="AAAAAA"/>
-              <w:left w:val="single" w:sz="2" w:space="0" w:color="AAAAAA"/>
-              <w:bottom w:val="single" w:sz="2" w:space="0" w:color="AAAAAA"/>
-              <w:right w:val="single" w:sz="2" w:space="0" w:color="AAAAAA"/>
-            </w:tcBorders>
-            <w:shd w:val="clear" w:color="auto" w:fill="FFFFFF"/>
-          </w:tcPr>
-          <w:p>
-            <w:pPr>
-              <w:spacing w:before="0" w:after="0" w:line="240" w:lineRule="auto"/>
-              <w:jc w:val="center"/>
-            </w:pPr>
-          </w:p>
-        </w:tc>
-        <w:tc>
-          <w:tcPr>
-            <w:tcW w:w="385" w:type="dxa"/>
-            <w:vAlign w:val="center"/>
-            <w:tcBorders>
-              <w:top w:val="single" w:sz="2" w:space="0" w:color="AAAAAA"/>
-              <w:left w:val="single" w:sz="2" w:space="0" w:color="AAAAAA"/>
-              <w:bottom w:val="single" w:sz="2" w:space="0" w:color="AAAAAA"/>
-              <w:right w:val="single" w:sz="2" w:space="0" w:color="AAAAAA"/>
-            </w:tcBorders>
-            <w:shd w:val="clear" w:color="auto" w:fill="FFFFFF"/>
-          </w:tcPr>
-          <w:p>
-            <w:pPr>
-              <w:spacing w:before="0" w:after="0" w:line="240" w:lineRule="auto"/>
-              <w:jc w:val="center"/>
-            </w:pPr>
-          </w:p>
-        </w:tc>
-        <w:tc>
-          <w:tcPr>
-            <w:tcW w:w="385" w:type="dxa"/>
-            <w:vAlign w:val="center"/>
-            <w:tcBorders>
-              <w:top w:val="single" w:sz="2" w:space="0" w:color="AAAAAA"/>
-              <w:left w:val="single" w:sz="2" w:space="0" w:color="AAAAAA"/>
-              <w:bottom w:val="single" w:sz="2" w:space="0" w:color="AAAAAA"/>
-              <w:right w:val="single" w:sz="2" w:space="0" w:color="AAAAAA"/>
-            </w:tcBorders>
-            <w:shd w:val="clear" w:color="auto" w:fill="FFFFFF"/>
-          </w:tcPr>
-          <w:p>
-            <w:pPr>
-              <w:spacing w:before="0" w:after="0" w:line="240" w:lineRule="auto"/>
-              <w:jc w:val="center"/>
-            </w:pPr>
-          </w:p>
-        </w:tc>
-        <w:tc>
-          <w:tcPr>
-            <w:tcW w:w="385" w:type="dxa"/>
-            <w:vAlign w:val="center"/>
-            <w:tcBorders>
-              <w:top w:val="single" w:sz="2" w:space="0" w:color="AAAAAA"/>
-              <w:left w:val="single" w:sz="2" w:space="0" w:color="AAAAAA"/>
-              <w:bottom w:val="single" w:sz="2" w:space="0" w:color="AAAAAA"/>
-              <w:right w:val="single" w:sz="2" w:space="0" w:color="AAAAAA"/>
-            </w:tcBorders>
-            <w:shd w:val="clear" w:color="auto" w:fill="FFFFFF"/>
-          </w:tcPr>
-          <w:p>
-            <w:pPr>
-              <w:spacing w:before="0" w:after="0" w:line="240" w:lineRule="auto"/>
-              <w:jc w:val="center"/>
-            </w:pPr>
-          </w:p>
-        </w:tc>
-        <w:tc>
-          <w:tcPr>
-            <w:tcW w:w="385" w:type="dxa"/>
-            <w:vAlign w:val="center"/>
-            <w:tcBorders>
-              <w:top w:val="single" w:sz="2" w:space="0" w:color="AAAAAA"/>
-              <w:left w:val="single" w:sz="2" w:space="0" w:color="AAAAAA"/>
-              <w:bottom w:val="single" w:sz="2" w:space="0" w:color="AAAAAA"/>
-              <w:right w:val="single" w:sz="2" w:space="0" w:color="AAAAAA"/>
-            </w:tcBorders>
-            <w:shd w:val="clear" w:color="auto" w:fill="FFFFFF"/>
-          </w:tcPr>
-          <w:p>
-            <w:pPr>
-              <w:spacing w:before="0" w:after="0" w:line="240" w:lineRule="auto"/>
-              <w:jc w:val="center"/>
-            </w:pPr>
-          </w:p>
-        </w:tc>
-        <w:tc>
-          <w:tcPr>
-            <w:tcW w:w="385" w:type="dxa"/>
-            <w:vAlign w:val="center"/>
-            <w:tcBorders>
-              <w:top w:val="single" w:sz="2" w:space="0" w:color="AAAAAA"/>
-              <w:left w:val="single" w:sz="2" w:space="0" w:color="AAAAAA"/>
-              <w:bottom w:val="single" w:sz="2" w:space="0" w:color="AAAAAA"/>
-              <w:right w:val="single" w:sz="2" w:space="0" w:color="AAAAAA"/>
-            </w:tcBorders>
-            <w:shd w:val="clear" w:color="auto" w:fill="FFFFFF"/>
-          </w:tcPr>
-          <w:p>
-            <w:pPr>
-              <w:spacing w:before="0" w:after="0" w:line="240" w:lineRule="auto"/>
-              <w:jc w:val="center"/>
-            </w:pPr>
+            <w:shd w:val="clear" w:color="auto" w:fill="BDD7EE"/>
+          </w:tcPr>
+          <w:p>
+            <w:pPr>
+              <w:spacing w:before="0" w:after="0" w:line="240" w:lineRule="auto"/>
+              <w:jc w:val="center"/>
+            </w:pPr>
+            <w:r>
+              <w:rPr>
+                <w:b/>
+                <w:color w:val="C00000"/>
+                <w:sz w:val="14"/>
+              </w:rPr>
+              <w:t>✓</w:t>
+            </w:r>
+          </w:p>
+        </w:tc>
+        <w:tc>
+          <w:tcPr>
+            <w:tcW w:w="385" w:type="dxa"/>
+            <w:vAlign w:val="center"/>
+            <w:tcBorders>
+              <w:top w:val="single" w:sz="2" w:space="0" w:color="AAAAAA"/>
+              <w:left w:val="single" w:sz="2" w:space="0" w:color="AAAAAA"/>
+              <w:bottom w:val="single" w:sz="2" w:space="0" w:color="AAAAAA"/>
+              <w:right w:val="single" w:sz="2" w:space="0" w:color="AAAAAA"/>
+            </w:tcBorders>
+            <w:shd w:val="clear" w:color="auto" w:fill="FFFFFF"/>
+          </w:tcPr>
+          <w:p>
+            <w:pPr>
+              <w:spacing w:before="0" w:after="0" w:line="240" w:lineRule="auto"/>
+              <w:jc w:val="center"/>
+            </w:pPr>
+          </w:p>
+        </w:tc>
+        <w:tc>
+          <w:tcPr>
+            <w:tcW w:w="385" w:type="dxa"/>
+            <w:vAlign w:val="center"/>
+            <w:tcBorders>
+              <w:top w:val="single" w:sz="2" w:space="0" w:color="AAAAAA"/>
+              <w:left w:val="single" w:sz="2" w:space="0" w:color="AAAAAA"/>
+              <w:bottom w:val="single" w:sz="2" w:space="0" w:color="AAAAAA"/>
+              <w:right w:val="single" w:sz="2" w:space="0" w:color="AAAAAA"/>
+            </w:tcBorders>
+            <w:shd w:val="clear" w:color="auto" w:fill="FFFFFF"/>
+          </w:tcPr>
+          <w:p>
+            <w:pPr>
+              <w:spacing w:before="0" w:after="0" w:line="240" w:lineRule="auto"/>
+              <w:jc w:val="center"/>
+            </w:pPr>
+          </w:p>
+        </w:tc>
+        <w:tc>
+          <w:tcPr>
+            <w:tcW w:w="385" w:type="dxa"/>
+            <w:vAlign w:val="center"/>
+            <w:tcBorders>
+              <w:top w:val="single" w:sz="2" w:space="0" w:color="AAAAAA"/>
+              <w:left w:val="single" w:sz="2" w:space="0" w:color="AAAAAA"/>
+              <w:bottom w:val="single" w:sz="2" w:space="0" w:color="AAAAAA"/>
+              <w:right w:val="single" w:sz="2" w:space="0" w:color="AAAAAA"/>
+            </w:tcBorders>
+            <w:shd w:val="clear" w:color="auto" w:fill="FFFFFF"/>
+          </w:tcPr>
+          <w:p>
+            <w:pPr>
+              <w:spacing w:before="0" w:after="0" w:line="240" w:lineRule="auto"/>
+              <w:jc w:val="center"/>
+            </w:pPr>
+          </w:p>
+        </w:tc>
+        <w:tc>
+          <w:tcPr>
+            <w:tcW w:w="385" w:type="dxa"/>
+            <w:vAlign w:val="center"/>
+            <w:tcBorders>
+              <w:top w:val="single" w:sz="2" w:space="0" w:color="AAAAAA"/>
+              <w:left w:val="single" w:sz="2" w:space="0" w:color="AAAAAA"/>
+              <w:bottom w:val="single" w:sz="2" w:space="0" w:color="AAAAAA"/>
+              <w:right w:val="single" w:sz="2" w:space="0" w:color="AAAAAA"/>
+            </w:tcBorders>
+            <w:shd w:val="clear" w:color="auto" w:fill="FFFFFF"/>
+          </w:tcPr>
+          <w:p>
+            <w:pPr>
+              <w:spacing w:before="0" w:after="0" w:line="240" w:lineRule="auto"/>
+              <w:jc w:val="center"/>
+            </w:pPr>
+          </w:p>
+        </w:tc>
+        <w:tc>
+          <w:tcPr>
+            <w:tcW w:w="385" w:type="dxa"/>
+            <w:vAlign w:val="center"/>
+            <w:tcBorders>
+              <w:top w:val="single" w:sz="2" w:space="0" w:color="AAAAAA"/>
+              <w:left w:val="single" w:sz="2" w:space="0" w:color="AAAAAA"/>
+              <w:bottom w:val="single" w:sz="2" w:space="0" w:color="AAAAAA"/>
+              <w:right w:val="single" w:sz="2" w:space="0" w:color="AAAAAA"/>
+            </w:tcBorders>
+            <w:shd w:val="clear" w:color="auto" w:fill="FFFFFF"/>
+          </w:tcPr>
+          <w:p>
+            <w:pPr>
+              <w:spacing w:before="0" w:after="0" w:line="240" w:lineRule="auto"/>
+              <w:jc w:val="center"/>
+            </w:pPr>
+          </w:p>
+        </w:tc>
+        <w:tc>
+          <w:tcPr>
+            <w:tcW w:w="385" w:type="dxa"/>
+            <w:vAlign w:val="center"/>
+            <w:tcBorders>
+              <w:top w:val="single" w:sz="2" w:space="0" w:color="AAAAAA"/>
+              <w:left w:val="single" w:sz="2" w:space="0" w:color="AAAAAA"/>
+              <w:bottom w:val="single" w:sz="2" w:space="0" w:color="AAAAAA"/>
+              <w:right w:val="single" w:sz="2" w:space="0" w:color="AAAAAA"/>
+            </w:tcBorders>
+            <w:shd w:val="clear" w:color="auto" w:fill="FFFFFF"/>
+          </w:tcPr>
+          <w:p>
+            <w:pPr>
+              <w:spacing w:before="0" w:after="0" w:line="240" w:lineRule="auto"/>
+              <w:jc w:val="center"/>
+            </w:pPr>
+          </w:p>
+        </w:tc>
+        <w:tc>
+          <w:tcPr>
+            <w:tcW w:w="385" w:type="dxa"/>
+            <w:vAlign w:val="center"/>
+            <w:tcBorders>
+              <w:top w:val="single" w:sz="2" w:space="0" w:color="AAAAAA"/>
+              <w:left w:val="single" w:sz="2" w:space="0" w:color="AAAAAA"/>
+              <w:bottom w:val="single" w:sz="2" w:space="0" w:color="AAAAAA"/>
+              <w:right w:val="single" w:sz="2" w:space="0" w:color="AAAAAA"/>
+            </w:tcBorders>
+            <w:shd w:val="clear" w:color="auto" w:fill="FFFFFF"/>
+          </w:tcPr>
+          <w:p>
+            <w:pPr>
+              <w:spacing w:before="0" w:after="0" w:line="240" w:lineRule="auto"/>
+              <w:jc w:val="center"/>
+            </w:pPr>
+          </w:p>
+        </w:tc>
+        <w:tc>
+          <w:tcPr>
+            <w:tcW w:w="385" w:type="dxa"/>
+            <w:vAlign w:val="center"/>
+            <w:tcBorders>
+              <w:top w:val="single" w:sz="2" w:space="0" w:color="AAAAAA"/>
+              <w:left w:val="single" w:sz="2" w:space="0" w:color="AAAAAA"/>
+              <w:bottom w:val="single" w:sz="2" w:space="0" w:color="AAAAAA"/>
+              <w:right w:val="single" w:sz="2" w:space="0" w:color="AAAAAA"/>
+            </w:tcBorders>
+            <w:shd w:val="clear" w:color="auto" w:fill="FFFFFF"/>
+          </w:tcPr>
+          <w:p>
+            <w:pPr>
+              <w:spacing w:before="0" w:after="0" w:line="240" w:lineRule="auto"/>
+              <w:jc w:val="center"/>
+            </w:pPr>
+          </w:p>
+        </w:tc>
+        <w:tc>
+          <w:tcPr>
+            <w:tcW w:w="385" w:type="dxa"/>
+            <w:vAlign w:val="center"/>
+            <w:tcBorders>
+              <w:top w:val="single" w:sz="2" w:space="0" w:color="AAAAAA"/>
+              <w:left w:val="single" w:sz="2" w:space="0" w:color="AAAAAA"/>
+              <w:bottom w:val="single" w:sz="2" w:space="0" w:color="AAAAAA"/>
+              <w:right w:val="single" w:sz="2" w:space="0" w:color="AAAAAA"/>
+            </w:tcBorders>
+            <w:shd w:val="clear" w:color="auto" w:fill="FFFFFF"/>
+          </w:tcPr>
+          <w:p>
+            <w:pPr>
+              <w:spacing w:before="0" w:after="0" w:line="240" w:lineRule="auto"/>
+              <w:jc w:val="center"/>
+            </w:pPr>
+          </w:p>
+        </w:tc>
+        <w:tc>
+          <w:tcPr>
+            <w:tcW w:w="385" w:type="dxa"/>
+            <w:vAlign w:val="center"/>
+            <w:tcBorders>
+              <w:top w:val="single" w:sz="2" w:space="0" w:color="AAAAAA"/>
+              <w:left w:val="single" w:sz="2" w:space="0" w:color="AAAAAA"/>
+              <w:bottom w:val="single" w:sz="2" w:space="0" w:color="AAAAAA"/>
+              <w:right w:val="single" w:sz="2" w:space="0" w:color="AAAAAA"/>
+            </w:tcBorders>
+            <w:shd w:val="clear" w:color="auto" w:fill="FFFFFF"/>
+          </w:tcPr>
+          <w:p>
+            <w:pPr>
+              <w:spacing w:before="0" w:after="0" w:line="240" w:lineRule="auto"/>
+              <w:jc w:val="center"/>
+            </w:pPr>
+          </w:p>
+        </w:tc>
+        <w:tc>
+          <w:tcPr>
+            <w:tcW w:w="385" w:type="dxa"/>
+            <w:vAlign w:val="center"/>
+            <w:tcBorders>
+              <w:top w:val="single" w:sz="2" w:space="0" w:color="AAAAAA"/>
+              <w:left w:val="single" w:sz="2" w:space="0" w:color="AAAAAA"/>
+              <w:bottom w:val="single" w:sz="2" w:space="0" w:color="AAAAAA"/>
+              <w:right w:val="single" w:sz="2" w:space="0" w:color="AAAAAA"/>
+            </w:tcBorders>
+            <w:shd w:val="clear" w:color="auto" w:fill="FFFFFF"/>
+          </w:tcPr>
+          <w:p>
+            <w:pPr>
+              <w:spacing w:before="0" w:after="0" w:line="240" w:lineRule="auto"/>
+              <w:jc w:val="center"/>
+            </w:pPr>
+          </w:p>
+        </w:tc>
+        <w:tc>
+          <w:tcPr>
+            <w:tcW w:w="385" w:type="dxa"/>
+            <w:vAlign w:val="center"/>
+            <w:tcBorders>
+              <w:top w:val="single" w:sz="2" w:space="0" w:color="AAAAAA"/>
+              <w:left w:val="single" w:sz="2" w:space="0" w:color="AAAAAA"/>
+              <w:bottom w:val="single" w:sz="2" w:space="0" w:color="AAAAAA"/>
+              <w:right w:val="single" w:sz="2" w:space="0" w:color="AAAAAA"/>
+            </w:tcBorders>
+            <w:shd w:val="clear" w:color="auto" w:fill="FFFFFF"/>
+          </w:tcPr>
+          <w:p>
+            <w:pPr>
+              <w:spacing w:before="0" w:after="0" w:line="240" w:lineRule="auto"/>
+              <w:jc w:val="center"/>
+            </w:pPr>
+          </w:p>
+        </w:tc>
+        <w:tc>
+          <w:tcPr>
+            <w:tcW w:w="385" w:type="dxa"/>
+            <w:vAlign w:val="center"/>
+            <w:tcBorders>
+              <w:top w:val="single" w:sz="2" w:space="0" w:color="AAAAAA"/>
+              <w:left w:val="single" w:sz="2" w:space="0" w:color="AAAAAA"/>
+              <w:bottom w:val="single" w:sz="2" w:space="0" w:color="AAAAAA"/>
+              <w:right w:val="single" w:sz="2" w:space="0" w:color="AAAAAA"/>
+            </w:tcBorders>
+            <w:shd w:val="clear" w:color="auto" w:fill="FFFFFF"/>
+          </w:tcPr>
+          <w:p>
+            <w:pPr>
+              <w:spacing w:before="0" w:after="0" w:line="240" w:lineRule="auto"/>
+              <w:jc w:val="center"/>
+            </w:pPr>
+          </w:p>
+        </w:tc>
+        <w:tc>
+          <w:tcPr>
+            <w:tcW w:w="385" w:type="dxa"/>
+            <w:vAlign w:val="center"/>
+            <w:tcBorders>
+              <w:top w:val="single" w:sz="2" w:space="0" w:color="AAAAAA"/>
+              <w:left w:val="single" w:sz="2" w:space="0" w:color="AAAAAA"/>
+              <w:bottom w:val="single" w:sz="2" w:space="0" w:color="AAAAAA"/>
+              <w:right w:val="single" w:sz="2" w:space="0" w:color="AAAAAA"/>
+            </w:tcBorders>
+            <w:shd w:val="clear" w:color="auto" w:fill="FFFFFF"/>
+          </w:tcPr>
+          <w:p>
+            <w:pPr>
+              <w:spacing w:before="0" w:after="0" w:line="240" w:lineRule="auto"/>
+              <w:jc w:val="center"/>
+            </w:pPr>
+          </w:p>
+        </w:tc>
+        <w:tc>
+          <w:tcPr>
+            <w:tcW w:w="385" w:type="dxa"/>
+            <w:vAlign w:val="center"/>
+            <w:tcBorders>
+              <w:top w:val="single" w:sz="2" w:space="0" w:color="AAAAAA"/>
+              <w:left w:val="single" w:sz="2" w:space="0" w:color="AAAAAA"/>
+              <w:bottom w:val="single" w:sz="2" w:space="0" w:color="AAAAAA"/>
+              <w:right w:val="single" w:sz="2" w:space="0" w:color="AAAAAA"/>
+            </w:tcBorders>
+            <w:shd w:val="clear" w:color="auto" w:fill="FFFFFF"/>
+          </w:tcPr>
+          <w:p>
+            <w:pPr>
+              <w:spacing w:before="0" w:after="0" w:line="240" w:lineRule="auto"/>
+              <w:jc w:val="center"/>
+            </w:pPr>
+          </w:p>
+        </w:tc>
+        <w:tc>
+          <w:tcPr>
+            <w:tcW w:w="385" w:type="dxa"/>
+            <w:vAlign w:val="center"/>
+            <w:tcBorders>
+              <w:top w:val="single" w:sz="2" w:space="0" w:color="AAAAAA"/>
+              <w:left w:val="single" w:sz="2" w:space="0" w:color="AAAAAA"/>
+              <w:bottom w:val="single" w:sz="2" w:space="0" w:color="AAAAAA"/>
+              <w:right w:val="single" w:sz="2" w:space="0" w:color="AAAAAA"/>
+            </w:tcBorders>
+            <w:shd w:val="clear" w:color="auto" w:fill="FFFFFF"/>
+          </w:tcPr>
+          <w:p>
+            <w:pPr>
+              <w:spacing w:before="0" w:after="0" w:line="240" w:lineRule="auto"/>
+              <w:jc w:val="center"/>
+            </w:pPr>
+          </w:p>
+        </w:tc>
+        <w:tc>
+          <w:tcPr>
+            <w:tcW w:w="385" w:type="dxa"/>
+            <w:vAlign w:val="center"/>
+            <w:tcBorders>
+              <w:top w:val="single" w:sz="2" w:space="0" w:color="AAAAAA"/>
+              <w:left w:val="single" w:sz="2" w:space="0" w:color="AAAAAA"/>
+              <w:bottom w:val="single" w:sz="2" w:space="0" w:color="AAAAAA"/>
+              <w:right w:val="single" w:sz="2" w:space="0" w:color="AAAAAA"/>
+            </w:tcBorders>
+            <w:shd w:val="clear" w:color="auto" w:fill="FFFFFF"/>
+          </w:tcPr>
+          <w:p>
+            <w:pPr>
+              <w:spacing w:before="0" w:after="0" w:line="240" w:lineRule="auto"/>
+              <w:jc w:val="center"/>
+            </w:pPr>
+          </w:p>
+        </w:tc>
+        <w:tc>
+          <w:tcPr>
+            <w:tcW w:w="385" w:type="dxa"/>
+            <w:vAlign w:val="center"/>
+            <w:tcBorders>
+              <w:top w:val="single" w:sz="2" w:space="0" w:color="AAAAAA"/>
+              <w:left w:val="single" w:sz="2" w:space="0" w:color="AAAAAA"/>
+              <w:bottom w:val="single" w:sz="2" w:space="0" w:color="AAAAAA"/>
+              <w:right w:val="single" w:sz="2" w:space="0" w:color="AAAAAA"/>
+            </w:tcBorders>
+            <w:shd w:val="clear" w:color="auto" w:fill="FFFFFF"/>
+          </w:tcPr>
+          <w:p>
+            <w:pPr>
+              <w:spacing w:before="0" w:after="0" w:line="240" w:lineRule="auto"/>
+              <w:jc w:val="center"/>
+            </w:pPr>
+          </w:p>
+        </w:tc>
+        <w:tc>
+          <w:tcPr>
+            <w:tcW w:w="385" w:type="dxa"/>
+            <w:vAlign w:val="center"/>
+            <w:tcBorders>
+              <w:top w:val="single" w:sz="2" w:space="0" w:color="AAAAAA"/>
+              <w:left w:val="single" w:sz="2" w:space="0" w:color="AAAAAA"/>
+              <w:bottom w:val="single" w:sz="2" w:space="0" w:color="AAAAAA"/>
+              <w:right w:val="single" w:sz="2" w:space="0" w:color="AAAAAA"/>
+            </w:tcBorders>
+            <w:shd w:val="clear" w:color="auto" w:fill="F9D9D9"/>
+          </w:tcPr>
+          <w:p>
+            <w:pPr>
+              <w:spacing w:before="0" w:after="0" w:line="240" w:lineRule="auto"/>
+              <w:jc w:val="center"/>
+            </w:pPr>
+            <w:r>
+              <w:rPr>
+                <w:b/>
+                <w:color w:val="C00000"/>
+                <w:sz w:val="14"/>
+              </w:rPr>
+              <w:t>✓</w:t>
+            </w:r>
+          </w:p>
+        </w:tc>
+        <w:tc>
+          <w:tcPr>
+            <w:tcW w:w="385" w:type="dxa"/>
+            <w:vAlign w:val="center"/>
+            <w:tcBorders>
+              <w:top w:val="single" w:sz="2" w:space="0" w:color="AAAAAA"/>
+              <w:left w:val="single" w:sz="2" w:space="0" w:color="AAAAAA"/>
+              <w:bottom w:val="single" w:sz="2" w:space="0" w:color="AAAAAA"/>
+              <w:right w:val="single" w:sz="2" w:space="0" w:color="AAAAAA"/>
+            </w:tcBorders>
+            <w:shd w:val="clear" w:color="auto" w:fill="FFFFFF"/>
+          </w:tcPr>
+          <w:p>
+            <w:pPr>
+              <w:spacing w:before="0" w:after="0" w:line="240" w:lineRule="auto"/>
+              <w:jc w:val="center"/>
+            </w:pPr>
+          </w:p>
+        </w:tc>
+        <w:tc>
+          <w:tcPr>
+            <w:tcW w:w="385" w:type="dxa"/>
+            <w:vAlign w:val="center"/>
+            <w:tcBorders>
+              <w:top w:val="single" w:sz="2" w:space="0" w:color="AAAAAA"/>
+              <w:left w:val="single" w:sz="2" w:space="0" w:color="AAAAAA"/>
+              <w:bottom w:val="single" w:sz="2" w:space="0" w:color="AAAAAA"/>
+              <w:right w:val="single" w:sz="2" w:space="0" w:color="AAAAAA"/>
+            </w:tcBorders>
+            <w:shd w:val="clear" w:color="auto" w:fill="FFFFFF"/>
+          </w:tcPr>
+          <w:p>
+            <w:pPr>
+              <w:spacing w:before="0" w:after="0" w:line="240" w:lineRule="auto"/>
+              <w:jc w:val="center"/>
+            </w:pPr>
+          </w:p>
+        </w:tc>
+        <w:tc>
+          <w:tcPr>
+            <w:tcW w:w="385" w:type="dxa"/>
+            <w:vAlign w:val="center"/>
+            <w:tcBorders>
+              <w:top w:val="single" w:sz="2" w:space="0" w:color="AAAAAA"/>
+              <w:left w:val="single" w:sz="2" w:space="0" w:color="AAAAAA"/>
+              <w:bottom w:val="single" w:sz="2" w:space="0" w:color="AAAAAA"/>
+              <w:right w:val="single" w:sz="2" w:space="0" w:color="AAAAAA"/>
+            </w:tcBorders>
+            <w:shd w:val="clear" w:color="auto" w:fill="FFFFFF"/>
+          </w:tcPr>
+          <w:p>
+            <w:pPr>
+              <w:spacing w:before="0" w:after="0" w:line="240" w:lineRule="auto"/>
+              <w:jc w:val="center"/>
+            </w:pPr>
+          </w:p>
+        </w:tc>
+        <w:tc>
+          <w:tcPr>
+            <w:tcW w:w="385" w:type="dxa"/>
+            <w:vAlign w:val="center"/>
+            <w:tcBorders>
+              <w:top w:val="single" w:sz="2" w:space="0" w:color="AAAAAA"/>
+              <w:left w:val="single" w:sz="2" w:space="0" w:color="AAAAAA"/>
+              <w:bottom w:val="single" w:sz="2" w:space="0" w:color="AAAAAA"/>
+              <w:right w:val="single" w:sz="2" w:space="0" w:color="AAAAAA"/>
+            </w:tcBorders>
+            <w:shd w:val="clear" w:color="auto" w:fill="D9EAD3"/>
+          </w:tcPr>
+          <w:p>
+            <w:pPr>
+              <w:spacing w:before="0" w:after="0" w:line="240" w:lineRule="auto"/>
+              <w:jc w:val="center"/>
+            </w:pPr>
+            <w:r>
+              <w:rPr>
+                <w:b/>
+                <w:color w:val="C00000"/>
+                <w:sz w:val="14"/>
+              </w:rPr>
+              <w:t>✓</w:t>
+            </w:r>
+          </w:p>
+        </w:tc>
+        <w:tc>
+          <w:tcPr>
+            <w:tcW w:w="385" w:type="dxa"/>
+            <w:vAlign w:val="center"/>
+            <w:tcBorders>
+              <w:top w:val="single" w:sz="2" w:space="0" w:color="AAAAAA"/>
+              <w:left w:val="single" w:sz="2" w:space="0" w:color="AAAAAA"/>
+              <w:bottom w:val="single" w:sz="2" w:space="0" w:color="AAAAAA"/>
+              <w:right w:val="single" w:sz="2" w:space="0" w:color="AAAAAA"/>
+            </w:tcBorders>
+            <w:shd w:val="clear" w:color="auto" w:fill="FFFFFF"/>
+          </w:tcPr>
+          <w:p>
+            <w:pPr>
+              <w:spacing w:before="0" w:after="0" w:line="240" w:lineRule="auto"/>
+              <w:jc w:val="center"/>
+            </w:pPr>
+          </w:p>
+        </w:tc>
+        <w:tc>
+          <w:tcPr>
+            <w:tcW w:w="385" w:type="dxa"/>
+            <w:vAlign w:val="center"/>
+            <w:tcBorders>
+              <w:top w:val="single" w:sz="2" w:space="0" w:color="AAAAAA"/>
+              <w:left w:val="single" w:sz="2" w:space="0" w:color="AAAAAA"/>
+              <w:bottom w:val="single" w:sz="2" w:space="0" w:color="AAAAAA"/>
+              <w:right w:val="single" w:sz="2" w:space="0" w:color="AAAAAA"/>
+            </w:tcBorders>
+            <w:shd w:val="clear" w:color="auto" w:fill="FFFFFF"/>
+          </w:tcPr>
+          <w:p>
+            <w:pPr>
+              <w:spacing w:before="0" w:after="0" w:line="240" w:lineRule="auto"/>
+              <w:jc w:val="center"/>
+            </w:pPr>
+          </w:p>
+        </w:tc>
+        <w:tc>
+          <w:tcPr>
+            <w:tcW w:w="385" w:type="dxa"/>
+            <w:vAlign w:val="center"/>
+            <w:tcBorders>
+              <w:top w:val="single" w:sz="2" w:space="0" w:color="AAAAAA"/>
+              <w:left w:val="single" w:sz="2" w:space="0" w:color="AAAAAA"/>
+              <w:bottom w:val="single" w:sz="2" w:space="0" w:color="AAAAAA"/>
+              <w:right w:val="single" w:sz="2" w:space="0" w:color="AAAAAA"/>
+            </w:tcBorders>
+            <w:shd w:val="clear" w:color="auto" w:fill="FFFFFF"/>
+          </w:tcPr>
+          <w:p>
+            <w:pPr>
+              <w:spacing w:before="0" w:after="0" w:line="240" w:lineRule="auto"/>
+              <w:jc w:val="center"/>
+            </w:pPr>
+          </w:p>
+        </w:tc>
+        <w:tc>
+          <w:tcPr>
+            <w:tcW w:w="385" w:type="dxa"/>
+            <w:vAlign w:val="center"/>
+            <w:tcBorders>
+              <w:top w:val="single" w:sz="2" w:space="0" w:color="AAAAAA"/>
+              <w:left w:val="single" w:sz="2" w:space="0" w:color="AAAAAA"/>
+              <w:bottom w:val="single" w:sz="2" w:space="0" w:color="AAAAAA"/>
+              <w:right w:val="single" w:sz="2" w:space="0" w:color="AAAAAA"/>
+            </w:tcBorders>
+            <w:shd w:val="clear" w:color="auto" w:fill="FFFFFF"/>
+          </w:tcPr>
+          <w:p>
+            <w:pPr>
+              <w:spacing w:before="0" w:after="0" w:line="240" w:lineRule="auto"/>
+              <w:jc w:val="center"/>
+            </w:pPr>
+          </w:p>
+        </w:tc>
+        <w:tc>
+          <w:tcPr>
+            <w:tcW w:w="385" w:type="dxa"/>
+            <w:vAlign w:val="center"/>
+            <w:tcBorders>
+              <w:top w:val="single" w:sz="2" w:space="0" w:color="AAAAAA"/>
+              <w:left w:val="single" w:sz="2" w:space="0" w:color="AAAAAA"/>
+              <w:bottom w:val="single" w:sz="2" w:space="0" w:color="AAAAAA"/>
+              <w:right w:val="single" w:sz="2" w:space="0" w:color="AAAAAA"/>
+            </w:tcBorders>
+            <w:shd w:val="clear" w:color="auto" w:fill="FFFFFF"/>
+          </w:tcPr>
+          <w:p>
+            <w:pPr>
+              <w:spacing w:before="0" w:after="0" w:line="240" w:lineRule="auto"/>
+              <w:jc w:val="center"/>
+            </w:pPr>
+          </w:p>
+        </w:tc>
+        <w:tc>
+          <w:tcPr>
+            <w:tcW w:w="385" w:type="dxa"/>
+            <w:vAlign w:val="center"/>
+            <w:tcBorders>
+              <w:top w:val="single" w:sz="2" w:space="0" w:color="AAAAAA"/>
+              <w:left w:val="single" w:sz="2" w:space="0" w:color="AAAAAA"/>
+              <w:bottom w:val="single" w:sz="2" w:space="0" w:color="AAAAAA"/>
+              <w:right w:val="single" w:sz="2" w:space="0" w:color="AAAAAA"/>
+            </w:tcBorders>
+            <w:shd w:val="clear" w:color="auto" w:fill="FFFFFF"/>
+          </w:tcPr>
+          <w:p>
+            <w:pPr>
+              <w:spacing w:before="0" w:after="0" w:line="240" w:lineRule="auto"/>
+              <w:jc w:val="center"/>
+            </w:pPr>
+          </w:p>
+        </w:tc>
+        <w:tc>
+          <w:tcPr>
+            <w:tcW w:w="385" w:type="dxa"/>
+            <w:vAlign w:val="center"/>
+            <w:tcBorders>
+              <w:top w:val="single" w:sz="2" w:space="0" w:color="AAAAAA"/>
+              <w:left w:val="single" w:sz="2" w:space="0" w:color="AAAAAA"/>
+              <w:bottom w:val="single" w:sz="2" w:space="0" w:color="AAAAAA"/>
+              <w:right w:val="single" w:sz="2" w:space="0" w:color="AAAAAA"/>
+            </w:tcBorders>
+            <w:shd w:val="clear" w:color="auto" w:fill="FFFFFF"/>
+          </w:tcPr>
+          <w:p>
+            <w:pPr>
+              <w:spacing w:before="0" w:after="0" w:line="240" w:lineRule="auto"/>
+              <w:jc w:val="center"/>
+            </w:pPr>
+          </w:p>
+        </w:tc>
+        <w:tc>
+          <w:tcPr>
+            <w:tcW w:w="385" w:type="dxa"/>
+            <w:vAlign w:val="center"/>
+            <w:tcBorders>
+              <w:top w:val="single" w:sz="2" w:space="0" w:color="AAAAAA"/>
+              <w:left w:val="single" w:sz="2" w:space="0" w:color="AAAAAA"/>
+              <w:bottom w:val="single" w:sz="2" w:space="0" w:color="AAAAAA"/>
+              <w:right w:val="single" w:sz="2" w:space="0" w:color="AAAAAA"/>
+            </w:tcBorders>
+            <w:shd w:val="clear" w:color="auto" w:fill="FFFFFF"/>
+          </w:tcPr>
+          <w:p>
+            <w:pPr>
+              <w:spacing w:before="0" w:after="0" w:line="240" w:lineRule="auto"/>
+              <w:jc w:val="center"/>
+            </w:pPr>
+          </w:p>
+        </w:tc>
+        <w:tc>
+          <w:tcPr>
+            <w:tcW w:w="385" w:type="dxa"/>
+            <w:vAlign w:val="center"/>
+            <w:tcBorders>
+              <w:top w:val="single" w:sz="2" w:space="0" w:color="AAAAAA"/>
+              <w:left w:val="single" w:sz="2" w:space="0" w:color="AAAAAA"/>
+              <w:bottom w:val="single" w:sz="2" w:space="0" w:color="AAAAAA"/>
+              <w:right w:val="single" w:sz="2" w:space="0" w:color="AAAAAA"/>
+            </w:tcBorders>
+            <w:shd w:val="clear" w:color="auto" w:fill="D9EAD3"/>
+          </w:tcPr>
+          <w:p>
+            <w:pPr>
+              <w:spacing w:before="0" w:after="0" w:line="240" w:lineRule="auto"/>
+              <w:jc w:val="center"/>
+            </w:pPr>
+            <w:r>
+              <w:rPr>
+                <w:b/>
+                <w:color w:val="C00000"/>
+                <w:sz w:val="14"/>
+              </w:rPr>
+              <w:t>✓</w:t>
+            </w:r>
           </w:p>
         </w:tc>
       </w:tr>
@@ -11417,583 +11585,607 @@
               <w:bottom w:val="single" w:sz="2" w:space="0" w:color="AAAAAA"/>
               <w:right w:val="single" w:sz="2" w:space="0" w:color="AAAAAA"/>
             </w:tcBorders>
-            <w:shd w:val="clear" w:color="auto" w:fill="F5F5F5"/>
-          </w:tcPr>
-          <w:p>
-            <w:pPr>
-              <w:spacing w:before="0" w:after="0" w:line="240" w:lineRule="auto"/>
-              <w:jc w:val="center"/>
-            </w:pPr>
-          </w:p>
-        </w:tc>
-        <w:tc>
-          <w:tcPr>
-            <w:tcW w:w="385" w:type="dxa"/>
-            <w:vAlign w:val="center"/>
-            <w:tcBorders>
-              <w:top w:val="single" w:sz="2" w:space="0" w:color="AAAAAA"/>
-              <w:left w:val="single" w:sz="2" w:space="0" w:color="AAAAAA"/>
-              <w:bottom w:val="single" w:sz="2" w:space="0" w:color="AAAAAA"/>
-              <w:right w:val="single" w:sz="2" w:space="0" w:color="AAAAAA"/>
-            </w:tcBorders>
-            <w:shd w:val="clear" w:color="auto" w:fill="F5F5F5"/>
-          </w:tcPr>
-          <w:p>
-            <w:pPr>
-              <w:spacing w:before="0" w:after="0" w:line="240" w:lineRule="auto"/>
-              <w:jc w:val="center"/>
-            </w:pPr>
-          </w:p>
-        </w:tc>
-        <w:tc>
-          <w:tcPr>
-            <w:tcW w:w="385" w:type="dxa"/>
-            <w:vAlign w:val="center"/>
-            <w:tcBorders>
-              <w:top w:val="single" w:sz="2" w:space="0" w:color="AAAAAA"/>
-              <w:left w:val="single" w:sz="2" w:space="0" w:color="AAAAAA"/>
-              <w:bottom w:val="single" w:sz="2" w:space="0" w:color="AAAAAA"/>
-              <w:right w:val="single" w:sz="2" w:space="0" w:color="AAAAAA"/>
-            </w:tcBorders>
-            <w:shd w:val="clear" w:color="auto" w:fill="F5F5F5"/>
-          </w:tcPr>
-          <w:p>
-            <w:pPr>
-              <w:spacing w:before="0" w:after="0" w:line="240" w:lineRule="auto"/>
-              <w:jc w:val="center"/>
-            </w:pPr>
-          </w:p>
-        </w:tc>
-        <w:tc>
-          <w:tcPr>
-            <w:tcW w:w="385" w:type="dxa"/>
-            <w:vAlign w:val="center"/>
-            <w:tcBorders>
-              <w:top w:val="single" w:sz="2" w:space="0" w:color="AAAAAA"/>
-              <w:left w:val="single" w:sz="2" w:space="0" w:color="AAAAAA"/>
-              <w:bottom w:val="single" w:sz="2" w:space="0" w:color="AAAAAA"/>
-              <w:right w:val="single" w:sz="2" w:space="0" w:color="AAAAAA"/>
-            </w:tcBorders>
-            <w:shd w:val="clear" w:color="auto" w:fill="F5F5F5"/>
-          </w:tcPr>
-          <w:p>
-            <w:pPr>
-              <w:spacing w:before="0" w:after="0" w:line="240" w:lineRule="auto"/>
-              <w:jc w:val="center"/>
-            </w:pPr>
-          </w:p>
-        </w:tc>
-        <w:tc>
-          <w:tcPr>
-            <w:tcW w:w="385" w:type="dxa"/>
-            <w:vAlign w:val="center"/>
-            <w:tcBorders>
-              <w:top w:val="single" w:sz="2" w:space="0" w:color="AAAAAA"/>
-              <w:left w:val="single" w:sz="2" w:space="0" w:color="AAAAAA"/>
-              <w:bottom w:val="single" w:sz="2" w:space="0" w:color="AAAAAA"/>
-              <w:right w:val="single" w:sz="2" w:space="0" w:color="AAAAAA"/>
-            </w:tcBorders>
-            <w:shd w:val="clear" w:color="auto" w:fill="F5F5F5"/>
-          </w:tcPr>
-          <w:p>
-            <w:pPr>
-              <w:spacing w:before="0" w:after="0" w:line="240" w:lineRule="auto"/>
-              <w:jc w:val="center"/>
-            </w:pPr>
-          </w:p>
-        </w:tc>
-        <w:tc>
-          <w:tcPr>
-            <w:tcW w:w="385" w:type="dxa"/>
-            <w:vAlign w:val="center"/>
-            <w:tcBorders>
-              <w:top w:val="single" w:sz="2" w:space="0" w:color="AAAAAA"/>
-              <w:left w:val="single" w:sz="2" w:space="0" w:color="AAAAAA"/>
-              <w:bottom w:val="single" w:sz="2" w:space="0" w:color="AAAAAA"/>
-              <w:right w:val="single" w:sz="2" w:space="0" w:color="AAAAAA"/>
-            </w:tcBorders>
-            <w:shd w:val="clear" w:color="auto" w:fill="F5F5F5"/>
-          </w:tcPr>
-          <w:p>
-            <w:pPr>
-              <w:spacing w:before="0" w:after="0" w:line="240" w:lineRule="auto"/>
-              <w:jc w:val="center"/>
-            </w:pPr>
-          </w:p>
-        </w:tc>
-        <w:tc>
-          <w:tcPr>
-            <w:tcW w:w="385" w:type="dxa"/>
-            <w:vAlign w:val="center"/>
-            <w:tcBorders>
-              <w:top w:val="single" w:sz="2" w:space="0" w:color="AAAAAA"/>
-              <w:left w:val="single" w:sz="2" w:space="0" w:color="AAAAAA"/>
-              <w:bottom w:val="single" w:sz="2" w:space="0" w:color="AAAAAA"/>
-              <w:right w:val="single" w:sz="2" w:space="0" w:color="AAAAAA"/>
-            </w:tcBorders>
-            <w:shd w:val="clear" w:color="auto" w:fill="F5F5F5"/>
-          </w:tcPr>
-          <w:p>
-            <w:pPr>
-              <w:spacing w:before="0" w:after="0" w:line="240" w:lineRule="auto"/>
-              <w:jc w:val="center"/>
-            </w:pPr>
-          </w:p>
-        </w:tc>
-        <w:tc>
-          <w:tcPr>
-            <w:tcW w:w="385" w:type="dxa"/>
-            <w:vAlign w:val="center"/>
-            <w:tcBorders>
-              <w:top w:val="single" w:sz="2" w:space="0" w:color="AAAAAA"/>
-              <w:left w:val="single" w:sz="2" w:space="0" w:color="AAAAAA"/>
-              <w:bottom w:val="single" w:sz="2" w:space="0" w:color="AAAAAA"/>
-              <w:right w:val="single" w:sz="2" w:space="0" w:color="AAAAAA"/>
-            </w:tcBorders>
-            <w:shd w:val="clear" w:color="auto" w:fill="F5F5F5"/>
-          </w:tcPr>
-          <w:p>
-            <w:pPr>
-              <w:spacing w:before="0" w:after="0" w:line="240" w:lineRule="auto"/>
-              <w:jc w:val="center"/>
-            </w:pPr>
-          </w:p>
-        </w:tc>
-        <w:tc>
-          <w:tcPr>
-            <w:tcW w:w="385" w:type="dxa"/>
-            <w:vAlign w:val="center"/>
-            <w:tcBorders>
-              <w:top w:val="single" w:sz="2" w:space="0" w:color="AAAAAA"/>
-              <w:left w:val="single" w:sz="2" w:space="0" w:color="AAAAAA"/>
-              <w:bottom w:val="single" w:sz="2" w:space="0" w:color="AAAAAA"/>
-              <w:right w:val="single" w:sz="2" w:space="0" w:color="AAAAAA"/>
-            </w:tcBorders>
-            <w:shd w:val="clear" w:color="auto" w:fill="F5F5F5"/>
-          </w:tcPr>
-          <w:p>
-            <w:pPr>
-              <w:spacing w:before="0" w:after="0" w:line="240" w:lineRule="auto"/>
-              <w:jc w:val="center"/>
-            </w:pPr>
-          </w:p>
-        </w:tc>
-        <w:tc>
-          <w:tcPr>
-            <w:tcW w:w="385" w:type="dxa"/>
-            <w:vAlign w:val="center"/>
-            <w:tcBorders>
-              <w:top w:val="single" w:sz="2" w:space="0" w:color="AAAAAA"/>
-              <w:left w:val="single" w:sz="2" w:space="0" w:color="AAAAAA"/>
-              <w:bottom w:val="single" w:sz="2" w:space="0" w:color="AAAAAA"/>
-              <w:right w:val="single" w:sz="2" w:space="0" w:color="AAAAAA"/>
-            </w:tcBorders>
-            <w:shd w:val="clear" w:color="auto" w:fill="F5F5F5"/>
-          </w:tcPr>
-          <w:p>
-            <w:pPr>
-              <w:spacing w:before="0" w:after="0" w:line="240" w:lineRule="auto"/>
-              <w:jc w:val="center"/>
-            </w:pPr>
-          </w:p>
-        </w:tc>
-        <w:tc>
-          <w:tcPr>
-            <w:tcW w:w="385" w:type="dxa"/>
-            <w:vAlign w:val="center"/>
-            <w:tcBorders>
-              <w:top w:val="single" w:sz="2" w:space="0" w:color="AAAAAA"/>
-              <w:left w:val="single" w:sz="2" w:space="0" w:color="AAAAAA"/>
-              <w:bottom w:val="single" w:sz="2" w:space="0" w:color="AAAAAA"/>
-              <w:right w:val="single" w:sz="2" w:space="0" w:color="AAAAAA"/>
-            </w:tcBorders>
-            <w:shd w:val="clear" w:color="auto" w:fill="F5F5F5"/>
-          </w:tcPr>
-          <w:p>
-            <w:pPr>
-              <w:spacing w:before="0" w:after="0" w:line="240" w:lineRule="auto"/>
-              <w:jc w:val="center"/>
-            </w:pPr>
-          </w:p>
-        </w:tc>
-        <w:tc>
-          <w:tcPr>
-            <w:tcW w:w="385" w:type="dxa"/>
-            <w:vAlign w:val="center"/>
-            <w:tcBorders>
-              <w:top w:val="single" w:sz="2" w:space="0" w:color="AAAAAA"/>
-              <w:left w:val="single" w:sz="2" w:space="0" w:color="AAAAAA"/>
-              <w:bottom w:val="single" w:sz="2" w:space="0" w:color="AAAAAA"/>
-              <w:right w:val="single" w:sz="2" w:space="0" w:color="AAAAAA"/>
-            </w:tcBorders>
-            <w:shd w:val="clear" w:color="auto" w:fill="F5F5F5"/>
-          </w:tcPr>
-          <w:p>
-            <w:pPr>
-              <w:spacing w:before="0" w:after="0" w:line="240" w:lineRule="auto"/>
-              <w:jc w:val="center"/>
-            </w:pPr>
-          </w:p>
-        </w:tc>
-        <w:tc>
-          <w:tcPr>
-            <w:tcW w:w="385" w:type="dxa"/>
-            <w:vAlign w:val="center"/>
-            <w:tcBorders>
-              <w:top w:val="single" w:sz="2" w:space="0" w:color="AAAAAA"/>
-              <w:left w:val="single" w:sz="2" w:space="0" w:color="AAAAAA"/>
-              <w:bottom w:val="single" w:sz="2" w:space="0" w:color="AAAAAA"/>
-              <w:right w:val="single" w:sz="2" w:space="0" w:color="AAAAAA"/>
-            </w:tcBorders>
-            <w:shd w:val="clear" w:color="auto" w:fill="F5F5F5"/>
-          </w:tcPr>
-          <w:p>
-            <w:pPr>
-              <w:spacing w:before="0" w:after="0" w:line="240" w:lineRule="auto"/>
-              <w:jc w:val="center"/>
-            </w:pPr>
-          </w:p>
-        </w:tc>
-        <w:tc>
-          <w:tcPr>
-            <w:tcW w:w="385" w:type="dxa"/>
-            <w:vAlign w:val="center"/>
-            <w:tcBorders>
-              <w:top w:val="single" w:sz="2" w:space="0" w:color="AAAAAA"/>
-              <w:left w:val="single" w:sz="2" w:space="0" w:color="AAAAAA"/>
-              <w:bottom w:val="single" w:sz="2" w:space="0" w:color="AAAAAA"/>
-              <w:right w:val="single" w:sz="2" w:space="0" w:color="AAAAAA"/>
-            </w:tcBorders>
-            <w:shd w:val="clear" w:color="auto" w:fill="F5F5F5"/>
-          </w:tcPr>
-          <w:p>
-            <w:pPr>
-              <w:spacing w:before="0" w:after="0" w:line="240" w:lineRule="auto"/>
-              <w:jc w:val="center"/>
-            </w:pPr>
-          </w:p>
-        </w:tc>
-        <w:tc>
-          <w:tcPr>
-            <w:tcW w:w="385" w:type="dxa"/>
-            <w:vAlign w:val="center"/>
-            <w:tcBorders>
-              <w:top w:val="single" w:sz="2" w:space="0" w:color="AAAAAA"/>
-              <w:left w:val="single" w:sz="2" w:space="0" w:color="AAAAAA"/>
-              <w:bottom w:val="single" w:sz="2" w:space="0" w:color="AAAAAA"/>
-              <w:right w:val="single" w:sz="2" w:space="0" w:color="AAAAAA"/>
-            </w:tcBorders>
-            <w:shd w:val="clear" w:color="auto" w:fill="F5F5F5"/>
-          </w:tcPr>
-          <w:p>
-            <w:pPr>
-              <w:spacing w:before="0" w:after="0" w:line="240" w:lineRule="auto"/>
-              <w:jc w:val="center"/>
-            </w:pPr>
-          </w:p>
-        </w:tc>
-        <w:tc>
-          <w:tcPr>
-            <w:tcW w:w="385" w:type="dxa"/>
-            <w:vAlign w:val="center"/>
-            <w:tcBorders>
-              <w:top w:val="single" w:sz="2" w:space="0" w:color="AAAAAA"/>
-              <w:left w:val="single" w:sz="2" w:space="0" w:color="AAAAAA"/>
-              <w:bottom w:val="single" w:sz="2" w:space="0" w:color="AAAAAA"/>
-              <w:right w:val="single" w:sz="2" w:space="0" w:color="AAAAAA"/>
-            </w:tcBorders>
-            <w:shd w:val="clear" w:color="auto" w:fill="F5F5F5"/>
-          </w:tcPr>
-          <w:p>
-            <w:pPr>
-              <w:spacing w:before="0" w:after="0" w:line="240" w:lineRule="auto"/>
-              <w:jc w:val="center"/>
-            </w:pPr>
-          </w:p>
-        </w:tc>
-        <w:tc>
-          <w:tcPr>
-            <w:tcW w:w="385" w:type="dxa"/>
-            <w:vAlign w:val="center"/>
-            <w:tcBorders>
-              <w:top w:val="single" w:sz="2" w:space="0" w:color="AAAAAA"/>
-              <w:left w:val="single" w:sz="2" w:space="0" w:color="AAAAAA"/>
-              <w:bottom w:val="single" w:sz="2" w:space="0" w:color="AAAAAA"/>
-              <w:right w:val="single" w:sz="2" w:space="0" w:color="AAAAAA"/>
-            </w:tcBorders>
-            <w:shd w:val="clear" w:color="auto" w:fill="F5F5F5"/>
-          </w:tcPr>
-          <w:p>
-            <w:pPr>
-              <w:spacing w:before="0" w:after="0" w:line="240" w:lineRule="auto"/>
-              <w:jc w:val="center"/>
-            </w:pPr>
-          </w:p>
-        </w:tc>
-        <w:tc>
-          <w:tcPr>
-            <w:tcW w:w="385" w:type="dxa"/>
-            <w:vAlign w:val="center"/>
-            <w:tcBorders>
-              <w:top w:val="single" w:sz="2" w:space="0" w:color="AAAAAA"/>
-              <w:left w:val="single" w:sz="2" w:space="0" w:color="AAAAAA"/>
-              <w:bottom w:val="single" w:sz="2" w:space="0" w:color="AAAAAA"/>
-              <w:right w:val="single" w:sz="2" w:space="0" w:color="AAAAAA"/>
-            </w:tcBorders>
-            <w:shd w:val="clear" w:color="auto" w:fill="F5F5F5"/>
-          </w:tcPr>
-          <w:p>
-            <w:pPr>
-              <w:spacing w:before="0" w:after="0" w:line="240" w:lineRule="auto"/>
-              <w:jc w:val="center"/>
-            </w:pPr>
-          </w:p>
-        </w:tc>
-        <w:tc>
-          <w:tcPr>
-            <w:tcW w:w="385" w:type="dxa"/>
-            <w:vAlign w:val="center"/>
-            <w:tcBorders>
-              <w:top w:val="single" w:sz="2" w:space="0" w:color="AAAAAA"/>
-              <w:left w:val="single" w:sz="2" w:space="0" w:color="AAAAAA"/>
-              <w:bottom w:val="single" w:sz="2" w:space="0" w:color="AAAAAA"/>
-              <w:right w:val="single" w:sz="2" w:space="0" w:color="AAAAAA"/>
-            </w:tcBorders>
-            <w:shd w:val="clear" w:color="auto" w:fill="F5F5F5"/>
-          </w:tcPr>
-          <w:p>
-            <w:pPr>
-              <w:spacing w:before="0" w:after="0" w:line="240" w:lineRule="auto"/>
-              <w:jc w:val="center"/>
-            </w:pPr>
-          </w:p>
-        </w:tc>
-        <w:tc>
-          <w:tcPr>
-            <w:tcW w:w="385" w:type="dxa"/>
-            <w:vAlign w:val="center"/>
-            <w:tcBorders>
-              <w:top w:val="single" w:sz="2" w:space="0" w:color="AAAAAA"/>
-              <w:left w:val="single" w:sz="2" w:space="0" w:color="AAAAAA"/>
-              <w:bottom w:val="single" w:sz="2" w:space="0" w:color="AAAAAA"/>
-              <w:right w:val="single" w:sz="2" w:space="0" w:color="AAAAAA"/>
-            </w:tcBorders>
-            <w:shd w:val="clear" w:color="auto" w:fill="F5F5F5"/>
-          </w:tcPr>
-          <w:p>
-            <w:pPr>
-              <w:spacing w:before="0" w:after="0" w:line="240" w:lineRule="auto"/>
-              <w:jc w:val="center"/>
-            </w:pPr>
-          </w:p>
-        </w:tc>
-        <w:tc>
-          <w:tcPr>
-            <w:tcW w:w="385" w:type="dxa"/>
-            <w:vAlign w:val="center"/>
-            <w:tcBorders>
-              <w:top w:val="single" w:sz="2" w:space="0" w:color="AAAAAA"/>
-              <w:left w:val="single" w:sz="2" w:space="0" w:color="AAAAAA"/>
-              <w:bottom w:val="single" w:sz="2" w:space="0" w:color="AAAAAA"/>
-              <w:right w:val="single" w:sz="2" w:space="0" w:color="AAAAAA"/>
-            </w:tcBorders>
-            <w:shd w:val="clear" w:color="auto" w:fill="F5F5F5"/>
-          </w:tcPr>
-          <w:p>
-            <w:pPr>
-              <w:spacing w:before="0" w:after="0" w:line="240" w:lineRule="auto"/>
-              <w:jc w:val="center"/>
-            </w:pPr>
-          </w:p>
-        </w:tc>
-        <w:tc>
-          <w:tcPr>
-            <w:tcW w:w="385" w:type="dxa"/>
-            <w:vAlign w:val="center"/>
-            <w:tcBorders>
-              <w:top w:val="single" w:sz="2" w:space="0" w:color="AAAAAA"/>
-              <w:left w:val="single" w:sz="2" w:space="0" w:color="AAAAAA"/>
-              <w:bottom w:val="single" w:sz="2" w:space="0" w:color="AAAAAA"/>
-              <w:right w:val="single" w:sz="2" w:space="0" w:color="AAAAAA"/>
-            </w:tcBorders>
-            <w:shd w:val="clear" w:color="auto" w:fill="F5F5F5"/>
-          </w:tcPr>
-          <w:p>
-            <w:pPr>
-              <w:spacing w:before="0" w:after="0" w:line="240" w:lineRule="auto"/>
-              <w:jc w:val="center"/>
-            </w:pPr>
-          </w:p>
-        </w:tc>
-        <w:tc>
-          <w:tcPr>
-            <w:tcW w:w="385" w:type="dxa"/>
-            <w:vAlign w:val="center"/>
-            <w:tcBorders>
-              <w:top w:val="single" w:sz="2" w:space="0" w:color="AAAAAA"/>
-              <w:left w:val="single" w:sz="2" w:space="0" w:color="AAAAAA"/>
-              <w:bottom w:val="single" w:sz="2" w:space="0" w:color="AAAAAA"/>
-              <w:right w:val="single" w:sz="2" w:space="0" w:color="AAAAAA"/>
-            </w:tcBorders>
-            <w:shd w:val="clear" w:color="auto" w:fill="F5F5F5"/>
-          </w:tcPr>
-          <w:p>
-            <w:pPr>
-              <w:spacing w:before="0" w:after="0" w:line="240" w:lineRule="auto"/>
-              <w:jc w:val="center"/>
-            </w:pPr>
-          </w:p>
-        </w:tc>
-        <w:tc>
-          <w:tcPr>
-            <w:tcW w:w="385" w:type="dxa"/>
-            <w:vAlign w:val="center"/>
-            <w:tcBorders>
-              <w:top w:val="single" w:sz="2" w:space="0" w:color="AAAAAA"/>
-              <w:left w:val="single" w:sz="2" w:space="0" w:color="AAAAAA"/>
-              <w:bottom w:val="single" w:sz="2" w:space="0" w:color="AAAAAA"/>
-              <w:right w:val="single" w:sz="2" w:space="0" w:color="AAAAAA"/>
-            </w:tcBorders>
-            <w:shd w:val="clear" w:color="auto" w:fill="F5F5F5"/>
-          </w:tcPr>
-          <w:p>
-            <w:pPr>
-              <w:spacing w:before="0" w:after="0" w:line="240" w:lineRule="auto"/>
-              <w:jc w:val="center"/>
-            </w:pPr>
-          </w:p>
-        </w:tc>
-        <w:tc>
-          <w:tcPr>
-            <w:tcW w:w="385" w:type="dxa"/>
-            <w:vAlign w:val="center"/>
-            <w:tcBorders>
-              <w:top w:val="single" w:sz="2" w:space="0" w:color="AAAAAA"/>
-              <w:left w:val="single" w:sz="2" w:space="0" w:color="AAAAAA"/>
-              <w:bottom w:val="single" w:sz="2" w:space="0" w:color="AAAAAA"/>
-              <w:right w:val="single" w:sz="2" w:space="0" w:color="AAAAAA"/>
-            </w:tcBorders>
-            <w:shd w:val="clear" w:color="auto" w:fill="F5F5F5"/>
-          </w:tcPr>
-          <w:p>
-            <w:pPr>
-              <w:spacing w:before="0" w:after="0" w:line="240" w:lineRule="auto"/>
-              <w:jc w:val="center"/>
-            </w:pPr>
-          </w:p>
-        </w:tc>
-        <w:tc>
-          <w:tcPr>
-            <w:tcW w:w="385" w:type="dxa"/>
-            <w:vAlign w:val="center"/>
-            <w:tcBorders>
-              <w:top w:val="single" w:sz="2" w:space="0" w:color="AAAAAA"/>
-              <w:left w:val="single" w:sz="2" w:space="0" w:color="AAAAAA"/>
-              <w:bottom w:val="single" w:sz="2" w:space="0" w:color="AAAAAA"/>
-              <w:right w:val="single" w:sz="2" w:space="0" w:color="AAAAAA"/>
-            </w:tcBorders>
-            <w:shd w:val="clear" w:color="auto" w:fill="F5F5F5"/>
-          </w:tcPr>
-          <w:p>
-            <w:pPr>
-              <w:spacing w:before="0" w:after="0" w:line="240" w:lineRule="auto"/>
-              <w:jc w:val="center"/>
-            </w:pPr>
-          </w:p>
-        </w:tc>
-        <w:tc>
-          <w:tcPr>
-            <w:tcW w:w="385" w:type="dxa"/>
-            <w:vAlign w:val="center"/>
-            <w:tcBorders>
-              <w:top w:val="single" w:sz="2" w:space="0" w:color="AAAAAA"/>
-              <w:left w:val="single" w:sz="2" w:space="0" w:color="AAAAAA"/>
-              <w:bottom w:val="single" w:sz="2" w:space="0" w:color="AAAAAA"/>
-              <w:right w:val="single" w:sz="2" w:space="0" w:color="AAAAAA"/>
-            </w:tcBorders>
-            <w:shd w:val="clear" w:color="auto" w:fill="F5F5F5"/>
-          </w:tcPr>
-          <w:p>
-            <w:pPr>
-              <w:spacing w:before="0" w:after="0" w:line="240" w:lineRule="auto"/>
-              <w:jc w:val="center"/>
-            </w:pPr>
-          </w:p>
-        </w:tc>
-        <w:tc>
-          <w:tcPr>
-            <w:tcW w:w="385" w:type="dxa"/>
-            <w:vAlign w:val="center"/>
-            <w:tcBorders>
-              <w:top w:val="single" w:sz="2" w:space="0" w:color="AAAAAA"/>
-              <w:left w:val="single" w:sz="2" w:space="0" w:color="AAAAAA"/>
-              <w:bottom w:val="single" w:sz="2" w:space="0" w:color="AAAAAA"/>
-              <w:right w:val="single" w:sz="2" w:space="0" w:color="AAAAAA"/>
-            </w:tcBorders>
-            <w:shd w:val="clear" w:color="auto" w:fill="F5F5F5"/>
-          </w:tcPr>
-          <w:p>
-            <w:pPr>
-              <w:spacing w:before="0" w:after="0" w:line="240" w:lineRule="auto"/>
-              <w:jc w:val="center"/>
-            </w:pPr>
-          </w:p>
-        </w:tc>
-        <w:tc>
-          <w:tcPr>
-            <w:tcW w:w="385" w:type="dxa"/>
-            <w:vAlign w:val="center"/>
-            <w:tcBorders>
-              <w:top w:val="single" w:sz="2" w:space="0" w:color="AAAAAA"/>
-              <w:left w:val="single" w:sz="2" w:space="0" w:color="AAAAAA"/>
-              <w:bottom w:val="single" w:sz="2" w:space="0" w:color="AAAAAA"/>
-              <w:right w:val="single" w:sz="2" w:space="0" w:color="AAAAAA"/>
-            </w:tcBorders>
-            <w:shd w:val="clear" w:color="auto" w:fill="F5F5F5"/>
-          </w:tcPr>
-          <w:p>
-            <w:pPr>
-              <w:spacing w:before="0" w:after="0" w:line="240" w:lineRule="auto"/>
-              <w:jc w:val="center"/>
-            </w:pPr>
-          </w:p>
-        </w:tc>
-        <w:tc>
-          <w:tcPr>
-            <w:tcW w:w="385" w:type="dxa"/>
-            <w:vAlign w:val="center"/>
-            <w:tcBorders>
-              <w:top w:val="single" w:sz="2" w:space="0" w:color="AAAAAA"/>
-              <w:left w:val="single" w:sz="2" w:space="0" w:color="AAAAAA"/>
-              <w:bottom w:val="single" w:sz="2" w:space="0" w:color="AAAAAA"/>
-              <w:right w:val="single" w:sz="2" w:space="0" w:color="AAAAAA"/>
-            </w:tcBorders>
-            <w:shd w:val="clear" w:color="auto" w:fill="F5F5F5"/>
-          </w:tcPr>
-          <w:p>
-            <w:pPr>
-              <w:spacing w:before="0" w:after="0" w:line="240" w:lineRule="auto"/>
-              <w:jc w:val="center"/>
-            </w:pPr>
-          </w:p>
-        </w:tc>
-        <w:tc>
-          <w:tcPr>
-            <w:tcW w:w="385" w:type="dxa"/>
-            <w:vAlign w:val="center"/>
-            <w:tcBorders>
-              <w:top w:val="single" w:sz="2" w:space="0" w:color="AAAAAA"/>
-              <w:left w:val="single" w:sz="2" w:space="0" w:color="AAAAAA"/>
-              <w:bottom w:val="single" w:sz="2" w:space="0" w:color="AAAAAA"/>
-              <w:right w:val="single" w:sz="2" w:space="0" w:color="AAAAAA"/>
-            </w:tcBorders>
-            <w:shd w:val="clear" w:color="auto" w:fill="F5F5F5"/>
-          </w:tcPr>
-          <w:p>
-            <w:pPr>
-              <w:spacing w:before="0" w:after="0" w:line="240" w:lineRule="auto"/>
-              <w:jc w:val="center"/>
-            </w:pPr>
+            <w:shd w:val="clear" w:color="auto" w:fill="BDD7EE"/>
+          </w:tcPr>
+          <w:p>
+            <w:pPr>
+              <w:spacing w:before="0" w:after="0" w:line="240" w:lineRule="auto"/>
+              <w:jc w:val="center"/>
+            </w:pPr>
+            <w:r>
+              <w:rPr>
+                <w:b/>
+                <w:color w:val="C00000"/>
+                <w:sz w:val="14"/>
+              </w:rPr>
+              <w:t>✓</w:t>
+            </w:r>
+          </w:p>
+        </w:tc>
+        <w:tc>
+          <w:tcPr>
+            <w:tcW w:w="385" w:type="dxa"/>
+            <w:vAlign w:val="center"/>
+            <w:tcBorders>
+              <w:top w:val="single" w:sz="2" w:space="0" w:color="AAAAAA"/>
+              <w:left w:val="single" w:sz="2" w:space="0" w:color="AAAAAA"/>
+              <w:bottom w:val="single" w:sz="2" w:space="0" w:color="AAAAAA"/>
+              <w:right w:val="single" w:sz="2" w:space="0" w:color="AAAAAA"/>
+            </w:tcBorders>
+            <w:shd w:val="clear" w:color="auto" w:fill="F5F5F5"/>
+          </w:tcPr>
+          <w:p>
+            <w:pPr>
+              <w:spacing w:before="0" w:after="0" w:line="240" w:lineRule="auto"/>
+              <w:jc w:val="center"/>
+            </w:pPr>
+          </w:p>
+        </w:tc>
+        <w:tc>
+          <w:tcPr>
+            <w:tcW w:w="385" w:type="dxa"/>
+            <w:vAlign w:val="center"/>
+            <w:tcBorders>
+              <w:top w:val="single" w:sz="2" w:space="0" w:color="AAAAAA"/>
+              <w:left w:val="single" w:sz="2" w:space="0" w:color="AAAAAA"/>
+              <w:bottom w:val="single" w:sz="2" w:space="0" w:color="AAAAAA"/>
+              <w:right w:val="single" w:sz="2" w:space="0" w:color="AAAAAA"/>
+            </w:tcBorders>
+            <w:shd w:val="clear" w:color="auto" w:fill="BDD7EE"/>
+          </w:tcPr>
+          <w:p>
+            <w:pPr>
+              <w:spacing w:before="0" w:after="0" w:line="240" w:lineRule="auto"/>
+              <w:jc w:val="center"/>
+            </w:pPr>
+            <w:r>
+              <w:rPr>
+                <w:b/>
+                <w:color w:val="C00000"/>
+                <w:sz w:val="14"/>
+              </w:rPr>
+              <w:t>✓</w:t>
+            </w:r>
+          </w:p>
+        </w:tc>
+        <w:tc>
+          <w:tcPr>
+            <w:tcW w:w="385" w:type="dxa"/>
+            <w:vAlign w:val="center"/>
+            <w:tcBorders>
+              <w:top w:val="single" w:sz="2" w:space="0" w:color="AAAAAA"/>
+              <w:left w:val="single" w:sz="2" w:space="0" w:color="AAAAAA"/>
+              <w:bottom w:val="single" w:sz="2" w:space="0" w:color="AAAAAA"/>
+              <w:right w:val="single" w:sz="2" w:space="0" w:color="AAAAAA"/>
+            </w:tcBorders>
+            <w:shd w:val="clear" w:color="auto" w:fill="F5F5F5"/>
+          </w:tcPr>
+          <w:p>
+            <w:pPr>
+              <w:spacing w:before="0" w:after="0" w:line="240" w:lineRule="auto"/>
+              <w:jc w:val="center"/>
+            </w:pPr>
+          </w:p>
+        </w:tc>
+        <w:tc>
+          <w:tcPr>
+            <w:tcW w:w="385" w:type="dxa"/>
+            <w:vAlign w:val="center"/>
+            <w:tcBorders>
+              <w:top w:val="single" w:sz="2" w:space="0" w:color="AAAAAA"/>
+              <w:left w:val="single" w:sz="2" w:space="0" w:color="AAAAAA"/>
+              <w:bottom w:val="single" w:sz="2" w:space="0" w:color="AAAAAA"/>
+              <w:right w:val="single" w:sz="2" w:space="0" w:color="AAAAAA"/>
+            </w:tcBorders>
+            <w:shd w:val="clear" w:color="auto" w:fill="F5F5F5"/>
+          </w:tcPr>
+          <w:p>
+            <w:pPr>
+              <w:spacing w:before="0" w:after="0" w:line="240" w:lineRule="auto"/>
+              <w:jc w:val="center"/>
+            </w:pPr>
+          </w:p>
+        </w:tc>
+        <w:tc>
+          <w:tcPr>
+            <w:tcW w:w="385" w:type="dxa"/>
+            <w:vAlign w:val="center"/>
+            <w:tcBorders>
+              <w:top w:val="single" w:sz="2" w:space="0" w:color="AAAAAA"/>
+              <w:left w:val="single" w:sz="2" w:space="0" w:color="AAAAAA"/>
+              <w:bottom w:val="single" w:sz="2" w:space="0" w:color="AAAAAA"/>
+              <w:right w:val="single" w:sz="2" w:space="0" w:color="AAAAAA"/>
+            </w:tcBorders>
+            <w:shd w:val="clear" w:color="auto" w:fill="F5F5F5"/>
+          </w:tcPr>
+          <w:p>
+            <w:pPr>
+              <w:spacing w:before="0" w:after="0" w:line="240" w:lineRule="auto"/>
+              <w:jc w:val="center"/>
+            </w:pPr>
+          </w:p>
+        </w:tc>
+        <w:tc>
+          <w:tcPr>
+            <w:tcW w:w="385" w:type="dxa"/>
+            <w:vAlign w:val="center"/>
+            <w:tcBorders>
+              <w:top w:val="single" w:sz="2" w:space="0" w:color="AAAAAA"/>
+              <w:left w:val="single" w:sz="2" w:space="0" w:color="AAAAAA"/>
+              <w:bottom w:val="single" w:sz="2" w:space="0" w:color="AAAAAA"/>
+              <w:right w:val="single" w:sz="2" w:space="0" w:color="AAAAAA"/>
+            </w:tcBorders>
+            <w:shd w:val="clear" w:color="auto" w:fill="F5F5F5"/>
+          </w:tcPr>
+          <w:p>
+            <w:pPr>
+              <w:spacing w:before="0" w:after="0" w:line="240" w:lineRule="auto"/>
+              <w:jc w:val="center"/>
+            </w:pPr>
+          </w:p>
+        </w:tc>
+        <w:tc>
+          <w:tcPr>
+            <w:tcW w:w="385" w:type="dxa"/>
+            <w:vAlign w:val="center"/>
+            <w:tcBorders>
+              <w:top w:val="single" w:sz="2" w:space="0" w:color="AAAAAA"/>
+              <w:left w:val="single" w:sz="2" w:space="0" w:color="AAAAAA"/>
+              <w:bottom w:val="single" w:sz="2" w:space="0" w:color="AAAAAA"/>
+              <w:right w:val="single" w:sz="2" w:space="0" w:color="AAAAAA"/>
+            </w:tcBorders>
+            <w:shd w:val="clear" w:color="auto" w:fill="F5F5F5"/>
+          </w:tcPr>
+          <w:p>
+            <w:pPr>
+              <w:spacing w:before="0" w:after="0" w:line="240" w:lineRule="auto"/>
+              <w:jc w:val="center"/>
+            </w:pPr>
+          </w:p>
+        </w:tc>
+        <w:tc>
+          <w:tcPr>
+            <w:tcW w:w="385" w:type="dxa"/>
+            <w:vAlign w:val="center"/>
+            <w:tcBorders>
+              <w:top w:val="single" w:sz="2" w:space="0" w:color="AAAAAA"/>
+              <w:left w:val="single" w:sz="2" w:space="0" w:color="AAAAAA"/>
+              <w:bottom w:val="single" w:sz="2" w:space="0" w:color="AAAAAA"/>
+              <w:right w:val="single" w:sz="2" w:space="0" w:color="AAAAAA"/>
+            </w:tcBorders>
+            <w:shd w:val="clear" w:color="auto" w:fill="F5F5F5"/>
+          </w:tcPr>
+          <w:p>
+            <w:pPr>
+              <w:spacing w:before="0" w:after="0" w:line="240" w:lineRule="auto"/>
+              <w:jc w:val="center"/>
+            </w:pPr>
+          </w:p>
+        </w:tc>
+        <w:tc>
+          <w:tcPr>
+            <w:tcW w:w="385" w:type="dxa"/>
+            <w:vAlign w:val="center"/>
+            <w:tcBorders>
+              <w:top w:val="single" w:sz="2" w:space="0" w:color="AAAAAA"/>
+              <w:left w:val="single" w:sz="2" w:space="0" w:color="AAAAAA"/>
+              <w:bottom w:val="single" w:sz="2" w:space="0" w:color="AAAAAA"/>
+              <w:right w:val="single" w:sz="2" w:space="0" w:color="AAAAAA"/>
+            </w:tcBorders>
+            <w:shd w:val="clear" w:color="auto" w:fill="F5F5F5"/>
+          </w:tcPr>
+          <w:p>
+            <w:pPr>
+              <w:spacing w:before="0" w:after="0" w:line="240" w:lineRule="auto"/>
+              <w:jc w:val="center"/>
+            </w:pPr>
+          </w:p>
+        </w:tc>
+        <w:tc>
+          <w:tcPr>
+            <w:tcW w:w="385" w:type="dxa"/>
+            <w:vAlign w:val="center"/>
+            <w:tcBorders>
+              <w:top w:val="single" w:sz="2" w:space="0" w:color="AAAAAA"/>
+              <w:left w:val="single" w:sz="2" w:space="0" w:color="AAAAAA"/>
+              <w:bottom w:val="single" w:sz="2" w:space="0" w:color="AAAAAA"/>
+              <w:right w:val="single" w:sz="2" w:space="0" w:color="AAAAAA"/>
+            </w:tcBorders>
+            <w:shd w:val="clear" w:color="auto" w:fill="F5F5F5"/>
+          </w:tcPr>
+          <w:p>
+            <w:pPr>
+              <w:spacing w:before="0" w:after="0" w:line="240" w:lineRule="auto"/>
+              <w:jc w:val="center"/>
+            </w:pPr>
+          </w:p>
+        </w:tc>
+        <w:tc>
+          <w:tcPr>
+            <w:tcW w:w="385" w:type="dxa"/>
+            <w:vAlign w:val="center"/>
+            <w:tcBorders>
+              <w:top w:val="single" w:sz="2" w:space="0" w:color="AAAAAA"/>
+              <w:left w:val="single" w:sz="2" w:space="0" w:color="AAAAAA"/>
+              <w:bottom w:val="single" w:sz="2" w:space="0" w:color="AAAAAA"/>
+              <w:right w:val="single" w:sz="2" w:space="0" w:color="AAAAAA"/>
+            </w:tcBorders>
+            <w:shd w:val="clear" w:color="auto" w:fill="F5F5F5"/>
+          </w:tcPr>
+          <w:p>
+            <w:pPr>
+              <w:spacing w:before="0" w:after="0" w:line="240" w:lineRule="auto"/>
+              <w:jc w:val="center"/>
+            </w:pPr>
+          </w:p>
+        </w:tc>
+        <w:tc>
+          <w:tcPr>
+            <w:tcW w:w="385" w:type="dxa"/>
+            <w:vAlign w:val="center"/>
+            <w:tcBorders>
+              <w:top w:val="single" w:sz="2" w:space="0" w:color="AAAAAA"/>
+              <w:left w:val="single" w:sz="2" w:space="0" w:color="AAAAAA"/>
+              <w:bottom w:val="single" w:sz="2" w:space="0" w:color="AAAAAA"/>
+              <w:right w:val="single" w:sz="2" w:space="0" w:color="AAAAAA"/>
+            </w:tcBorders>
+            <w:shd w:val="clear" w:color="auto" w:fill="F5F5F5"/>
+          </w:tcPr>
+          <w:p>
+            <w:pPr>
+              <w:spacing w:before="0" w:after="0" w:line="240" w:lineRule="auto"/>
+              <w:jc w:val="center"/>
+            </w:pPr>
+          </w:p>
+        </w:tc>
+        <w:tc>
+          <w:tcPr>
+            <w:tcW w:w="385" w:type="dxa"/>
+            <w:vAlign w:val="center"/>
+            <w:tcBorders>
+              <w:top w:val="single" w:sz="2" w:space="0" w:color="AAAAAA"/>
+              <w:left w:val="single" w:sz="2" w:space="0" w:color="AAAAAA"/>
+              <w:bottom w:val="single" w:sz="2" w:space="0" w:color="AAAAAA"/>
+              <w:right w:val="single" w:sz="2" w:space="0" w:color="AAAAAA"/>
+            </w:tcBorders>
+            <w:shd w:val="clear" w:color="auto" w:fill="F5F5F5"/>
+          </w:tcPr>
+          <w:p>
+            <w:pPr>
+              <w:spacing w:before="0" w:after="0" w:line="240" w:lineRule="auto"/>
+              <w:jc w:val="center"/>
+            </w:pPr>
+          </w:p>
+        </w:tc>
+        <w:tc>
+          <w:tcPr>
+            <w:tcW w:w="385" w:type="dxa"/>
+            <w:vAlign w:val="center"/>
+            <w:tcBorders>
+              <w:top w:val="single" w:sz="2" w:space="0" w:color="AAAAAA"/>
+              <w:left w:val="single" w:sz="2" w:space="0" w:color="AAAAAA"/>
+              <w:bottom w:val="single" w:sz="2" w:space="0" w:color="AAAAAA"/>
+              <w:right w:val="single" w:sz="2" w:space="0" w:color="AAAAAA"/>
+            </w:tcBorders>
+            <w:shd w:val="clear" w:color="auto" w:fill="F5F5F5"/>
+          </w:tcPr>
+          <w:p>
+            <w:pPr>
+              <w:spacing w:before="0" w:after="0" w:line="240" w:lineRule="auto"/>
+              <w:jc w:val="center"/>
+            </w:pPr>
+          </w:p>
+        </w:tc>
+        <w:tc>
+          <w:tcPr>
+            <w:tcW w:w="385" w:type="dxa"/>
+            <w:vAlign w:val="center"/>
+            <w:tcBorders>
+              <w:top w:val="single" w:sz="2" w:space="0" w:color="AAAAAA"/>
+              <w:left w:val="single" w:sz="2" w:space="0" w:color="AAAAAA"/>
+              <w:bottom w:val="single" w:sz="2" w:space="0" w:color="AAAAAA"/>
+              <w:right w:val="single" w:sz="2" w:space="0" w:color="AAAAAA"/>
+            </w:tcBorders>
+            <w:shd w:val="clear" w:color="auto" w:fill="F5F5F5"/>
+          </w:tcPr>
+          <w:p>
+            <w:pPr>
+              <w:spacing w:before="0" w:after="0" w:line="240" w:lineRule="auto"/>
+              <w:jc w:val="center"/>
+            </w:pPr>
+          </w:p>
+        </w:tc>
+        <w:tc>
+          <w:tcPr>
+            <w:tcW w:w="385" w:type="dxa"/>
+            <w:vAlign w:val="center"/>
+            <w:tcBorders>
+              <w:top w:val="single" w:sz="2" w:space="0" w:color="AAAAAA"/>
+              <w:left w:val="single" w:sz="2" w:space="0" w:color="AAAAAA"/>
+              <w:bottom w:val="single" w:sz="2" w:space="0" w:color="AAAAAA"/>
+              <w:right w:val="single" w:sz="2" w:space="0" w:color="AAAAAA"/>
+            </w:tcBorders>
+            <w:shd w:val="clear" w:color="auto" w:fill="F5F5F5"/>
+          </w:tcPr>
+          <w:p>
+            <w:pPr>
+              <w:spacing w:before="0" w:after="0" w:line="240" w:lineRule="auto"/>
+              <w:jc w:val="center"/>
+            </w:pPr>
+          </w:p>
+        </w:tc>
+        <w:tc>
+          <w:tcPr>
+            <w:tcW w:w="385" w:type="dxa"/>
+            <w:vAlign w:val="center"/>
+            <w:tcBorders>
+              <w:top w:val="single" w:sz="2" w:space="0" w:color="AAAAAA"/>
+              <w:left w:val="single" w:sz="2" w:space="0" w:color="AAAAAA"/>
+              <w:bottom w:val="single" w:sz="2" w:space="0" w:color="AAAAAA"/>
+              <w:right w:val="single" w:sz="2" w:space="0" w:color="AAAAAA"/>
+            </w:tcBorders>
+            <w:shd w:val="clear" w:color="auto" w:fill="F5F5F5"/>
+          </w:tcPr>
+          <w:p>
+            <w:pPr>
+              <w:spacing w:before="0" w:after="0" w:line="240" w:lineRule="auto"/>
+              <w:jc w:val="center"/>
+            </w:pPr>
+          </w:p>
+        </w:tc>
+        <w:tc>
+          <w:tcPr>
+            <w:tcW w:w="385" w:type="dxa"/>
+            <w:vAlign w:val="center"/>
+            <w:tcBorders>
+              <w:top w:val="single" w:sz="2" w:space="0" w:color="AAAAAA"/>
+              <w:left w:val="single" w:sz="2" w:space="0" w:color="AAAAAA"/>
+              <w:bottom w:val="single" w:sz="2" w:space="0" w:color="AAAAAA"/>
+              <w:right w:val="single" w:sz="2" w:space="0" w:color="AAAAAA"/>
+            </w:tcBorders>
+            <w:shd w:val="clear" w:color="auto" w:fill="F5F5F5"/>
+          </w:tcPr>
+          <w:p>
+            <w:pPr>
+              <w:spacing w:before="0" w:after="0" w:line="240" w:lineRule="auto"/>
+              <w:jc w:val="center"/>
+            </w:pPr>
+          </w:p>
+        </w:tc>
+        <w:tc>
+          <w:tcPr>
+            <w:tcW w:w="385" w:type="dxa"/>
+            <w:vAlign w:val="center"/>
+            <w:tcBorders>
+              <w:top w:val="single" w:sz="2" w:space="0" w:color="AAAAAA"/>
+              <w:left w:val="single" w:sz="2" w:space="0" w:color="AAAAAA"/>
+              <w:bottom w:val="single" w:sz="2" w:space="0" w:color="AAAAAA"/>
+              <w:right w:val="single" w:sz="2" w:space="0" w:color="AAAAAA"/>
+            </w:tcBorders>
+            <w:shd w:val="clear" w:color="auto" w:fill="F5F5F5"/>
+          </w:tcPr>
+          <w:p>
+            <w:pPr>
+              <w:spacing w:before="0" w:after="0" w:line="240" w:lineRule="auto"/>
+              <w:jc w:val="center"/>
+            </w:pPr>
+          </w:p>
+        </w:tc>
+        <w:tc>
+          <w:tcPr>
+            <w:tcW w:w="385" w:type="dxa"/>
+            <w:vAlign w:val="center"/>
+            <w:tcBorders>
+              <w:top w:val="single" w:sz="2" w:space="0" w:color="AAAAAA"/>
+              <w:left w:val="single" w:sz="2" w:space="0" w:color="AAAAAA"/>
+              <w:bottom w:val="single" w:sz="2" w:space="0" w:color="AAAAAA"/>
+              <w:right w:val="single" w:sz="2" w:space="0" w:color="AAAAAA"/>
+            </w:tcBorders>
+            <w:shd w:val="clear" w:color="auto" w:fill="F5F5F5"/>
+          </w:tcPr>
+          <w:p>
+            <w:pPr>
+              <w:spacing w:before="0" w:after="0" w:line="240" w:lineRule="auto"/>
+              <w:jc w:val="center"/>
+            </w:pPr>
+          </w:p>
+        </w:tc>
+        <w:tc>
+          <w:tcPr>
+            <w:tcW w:w="385" w:type="dxa"/>
+            <w:vAlign w:val="center"/>
+            <w:tcBorders>
+              <w:top w:val="single" w:sz="2" w:space="0" w:color="AAAAAA"/>
+              <w:left w:val="single" w:sz="2" w:space="0" w:color="AAAAAA"/>
+              <w:bottom w:val="single" w:sz="2" w:space="0" w:color="AAAAAA"/>
+              <w:right w:val="single" w:sz="2" w:space="0" w:color="AAAAAA"/>
+            </w:tcBorders>
+            <w:shd w:val="clear" w:color="auto" w:fill="F5F5F5"/>
+          </w:tcPr>
+          <w:p>
+            <w:pPr>
+              <w:spacing w:before="0" w:after="0" w:line="240" w:lineRule="auto"/>
+              <w:jc w:val="center"/>
+            </w:pPr>
+          </w:p>
+        </w:tc>
+        <w:tc>
+          <w:tcPr>
+            <w:tcW w:w="385" w:type="dxa"/>
+            <w:vAlign w:val="center"/>
+            <w:tcBorders>
+              <w:top w:val="single" w:sz="2" w:space="0" w:color="AAAAAA"/>
+              <w:left w:val="single" w:sz="2" w:space="0" w:color="AAAAAA"/>
+              <w:bottom w:val="single" w:sz="2" w:space="0" w:color="AAAAAA"/>
+              <w:right w:val="single" w:sz="2" w:space="0" w:color="AAAAAA"/>
+            </w:tcBorders>
+            <w:shd w:val="clear" w:color="auto" w:fill="F5F5F5"/>
+          </w:tcPr>
+          <w:p>
+            <w:pPr>
+              <w:spacing w:before="0" w:after="0" w:line="240" w:lineRule="auto"/>
+              <w:jc w:val="center"/>
+            </w:pPr>
+          </w:p>
+        </w:tc>
+        <w:tc>
+          <w:tcPr>
+            <w:tcW w:w="385" w:type="dxa"/>
+            <w:vAlign w:val="center"/>
+            <w:tcBorders>
+              <w:top w:val="single" w:sz="2" w:space="0" w:color="AAAAAA"/>
+              <w:left w:val="single" w:sz="2" w:space="0" w:color="AAAAAA"/>
+              <w:bottom w:val="single" w:sz="2" w:space="0" w:color="AAAAAA"/>
+              <w:right w:val="single" w:sz="2" w:space="0" w:color="AAAAAA"/>
+            </w:tcBorders>
+            <w:shd w:val="clear" w:color="auto" w:fill="F5F5F5"/>
+          </w:tcPr>
+          <w:p>
+            <w:pPr>
+              <w:spacing w:before="0" w:after="0" w:line="240" w:lineRule="auto"/>
+              <w:jc w:val="center"/>
+            </w:pPr>
+          </w:p>
+        </w:tc>
+        <w:tc>
+          <w:tcPr>
+            <w:tcW w:w="385" w:type="dxa"/>
+            <w:vAlign w:val="center"/>
+            <w:tcBorders>
+              <w:top w:val="single" w:sz="2" w:space="0" w:color="AAAAAA"/>
+              <w:left w:val="single" w:sz="2" w:space="0" w:color="AAAAAA"/>
+              <w:bottom w:val="single" w:sz="2" w:space="0" w:color="AAAAAA"/>
+              <w:right w:val="single" w:sz="2" w:space="0" w:color="AAAAAA"/>
+            </w:tcBorders>
+            <w:shd w:val="clear" w:color="auto" w:fill="F5F5F5"/>
+          </w:tcPr>
+          <w:p>
+            <w:pPr>
+              <w:spacing w:before="0" w:after="0" w:line="240" w:lineRule="auto"/>
+              <w:jc w:val="center"/>
+            </w:pPr>
+          </w:p>
+        </w:tc>
+        <w:tc>
+          <w:tcPr>
+            <w:tcW w:w="385" w:type="dxa"/>
+            <w:vAlign w:val="center"/>
+            <w:tcBorders>
+              <w:top w:val="single" w:sz="2" w:space="0" w:color="AAAAAA"/>
+              <w:left w:val="single" w:sz="2" w:space="0" w:color="AAAAAA"/>
+              <w:bottom w:val="single" w:sz="2" w:space="0" w:color="AAAAAA"/>
+              <w:right w:val="single" w:sz="2" w:space="0" w:color="AAAAAA"/>
+            </w:tcBorders>
+            <w:shd w:val="clear" w:color="auto" w:fill="F5F5F5"/>
+          </w:tcPr>
+          <w:p>
+            <w:pPr>
+              <w:spacing w:before="0" w:after="0" w:line="240" w:lineRule="auto"/>
+              <w:jc w:val="center"/>
+            </w:pPr>
+          </w:p>
+        </w:tc>
+        <w:tc>
+          <w:tcPr>
+            <w:tcW w:w="385" w:type="dxa"/>
+            <w:vAlign w:val="center"/>
+            <w:tcBorders>
+              <w:top w:val="single" w:sz="2" w:space="0" w:color="AAAAAA"/>
+              <w:left w:val="single" w:sz="2" w:space="0" w:color="AAAAAA"/>
+              <w:bottom w:val="single" w:sz="2" w:space="0" w:color="AAAAAA"/>
+              <w:right w:val="single" w:sz="2" w:space="0" w:color="AAAAAA"/>
+            </w:tcBorders>
+            <w:shd w:val="clear" w:color="auto" w:fill="F5F5F5"/>
+          </w:tcPr>
+          <w:p>
+            <w:pPr>
+              <w:spacing w:before="0" w:after="0" w:line="240" w:lineRule="auto"/>
+              <w:jc w:val="center"/>
+            </w:pPr>
+          </w:p>
+        </w:tc>
+        <w:tc>
+          <w:tcPr>
+            <w:tcW w:w="385" w:type="dxa"/>
+            <w:vAlign w:val="center"/>
+            <w:tcBorders>
+              <w:top w:val="single" w:sz="2" w:space="0" w:color="AAAAAA"/>
+              <w:left w:val="single" w:sz="2" w:space="0" w:color="AAAAAA"/>
+              <w:bottom w:val="single" w:sz="2" w:space="0" w:color="AAAAAA"/>
+              <w:right w:val="single" w:sz="2" w:space="0" w:color="AAAAAA"/>
+            </w:tcBorders>
+            <w:shd w:val="clear" w:color="auto" w:fill="F5F5F5"/>
+          </w:tcPr>
+          <w:p>
+            <w:pPr>
+              <w:spacing w:before="0" w:after="0" w:line="240" w:lineRule="auto"/>
+              <w:jc w:val="center"/>
+            </w:pPr>
+          </w:p>
+        </w:tc>
+        <w:tc>
+          <w:tcPr>
+            <w:tcW w:w="385" w:type="dxa"/>
+            <w:vAlign w:val="center"/>
+            <w:tcBorders>
+              <w:top w:val="single" w:sz="2" w:space="0" w:color="AAAAAA"/>
+              <w:left w:val="single" w:sz="2" w:space="0" w:color="AAAAAA"/>
+              <w:bottom w:val="single" w:sz="2" w:space="0" w:color="AAAAAA"/>
+              <w:right w:val="single" w:sz="2" w:space="0" w:color="AAAAAA"/>
+            </w:tcBorders>
+            <w:shd w:val="clear" w:color="auto" w:fill="F5F5F5"/>
+          </w:tcPr>
+          <w:p>
+            <w:pPr>
+              <w:spacing w:before="0" w:after="0" w:line="240" w:lineRule="auto"/>
+              <w:jc w:val="center"/>
+            </w:pPr>
+          </w:p>
+        </w:tc>
+        <w:tc>
+          <w:tcPr>
+            <w:tcW w:w="385" w:type="dxa"/>
+            <w:vAlign w:val="center"/>
+            <w:tcBorders>
+              <w:top w:val="single" w:sz="2" w:space="0" w:color="AAAAAA"/>
+              <w:left w:val="single" w:sz="2" w:space="0" w:color="AAAAAA"/>
+              <w:bottom w:val="single" w:sz="2" w:space="0" w:color="AAAAAA"/>
+              <w:right w:val="single" w:sz="2" w:space="0" w:color="AAAAAA"/>
+            </w:tcBorders>
+            <w:shd w:val="clear" w:color="auto" w:fill="F5F5F5"/>
+          </w:tcPr>
+          <w:p>
+            <w:pPr>
+              <w:spacing w:before="0" w:after="0" w:line="240" w:lineRule="auto"/>
+              <w:jc w:val="center"/>
+            </w:pPr>
+          </w:p>
+        </w:tc>
+        <w:tc>
+          <w:tcPr>
+            <w:tcW w:w="385" w:type="dxa"/>
+            <w:vAlign w:val="center"/>
+            <w:tcBorders>
+              <w:top w:val="single" w:sz="2" w:space="0" w:color="AAAAAA"/>
+              <w:left w:val="single" w:sz="2" w:space="0" w:color="AAAAAA"/>
+              <w:bottom w:val="single" w:sz="2" w:space="0" w:color="AAAAAA"/>
+              <w:right w:val="single" w:sz="2" w:space="0" w:color="AAAAAA"/>
+            </w:tcBorders>
+            <w:shd w:val="clear" w:color="auto" w:fill="D9EAD3"/>
+          </w:tcPr>
+          <w:p>
+            <w:pPr>
+              <w:spacing w:before="0" w:after="0" w:line="240" w:lineRule="auto"/>
+              <w:jc w:val="center"/>
+            </w:pPr>
+            <w:r>
+              <w:rPr>
+                <w:b/>
+                <w:color w:val="C00000"/>
+                <w:sz w:val="14"/>
+              </w:rPr>
+              <w:t>✓</w:t>
+            </w:r>
           </w:p>
         </w:tc>
       </w:tr>
@@ -13563,621 +13755,645 @@
               <w:bottom w:val="single" w:sz="2" w:space="0" w:color="AAAAAA"/>
               <w:right w:val="single" w:sz="2" w:space="0" w:color="AAAAAA"/>
             </w:tcBorders>
-            <w:shd w:val="clear" w:color="auto" w:fill="FFFFFF"/>
-          </w:tcPr>
-          <w:p>
-            <w:pPr>
-              <w:spacing w:before="0" w:after="0" w:line="240" w:lineRule="auto"/>
-              <w:jc w:val="center"/>
-            </w:pPr>
-          </w:p>
-        </w:tc>
-        <w:tc>
-          <w:tcPr>
-            <w:tcW w:w="385" w:type="dxa"/>
-            <w:vAlign w:val="center"/>
-            <w:tcBorders>
-              <w:top w:val="single" w:sz="2" w:space="0" w:color="AAAAAA"/>
-              <w:left w:val="single" w:sz="2" w:space="0" w:color="AAAAAA"/>
-              <w:bottom w:val="single" w:sz="2" w:space="0" w:color="AAAAAA"/>
-              <w:right w:val="single" w:sz="2" w:space="0" w:color="AAAAAA"/>
-            </w:tcBorders>
-            <w:shd w:val="clear" w:color="auto" w:fill="FFFFFF"/>
-          </w:tcPr>
-          <w:p>
-            <w:pPr>
-              <w:spacing w:before="0" w:after="0" w:line="240" w:lineRule="auto"/>
-              <w:jc w:val="center"/>
-            </w:pPr>
-          </w:p>
-        </w:tc>
-        <w:tc>
-          <w:tcPr>
-            <w:tcW w:w="385" w:type="dxa"/>
-            <w:vAlign w:val="center"/>
-            <w:tcBorders>
-              <w:top w:val="single" w:sz="2" w:space="0" w:color="AAAAAA"/>
-              <w:left w:val="single" w:sz="2" w:space="0" w:color="AAAAAA"/>
-              <w:bottom w:val="single" w:sz="2" w:space="0" w:color="AAAAAA"/>
-              <w:right w:val="single" w:sz="2" w:space="0" w:color="AAAAAA"/>
-            </w:tcBorders>
-            <w:shd w:val="clear" w:color="auto" w:fill="FFFFFF"/>
-          </w:tcPr>
-          <w:p>
-            <w:pPr>
-              <w:spacing w:before="0" w:after="0" w:line="240" w:lineRule="auto"/>
-              <w:jc w:val="center"/>
-            </w:pPr>
-          </w:p>
-        </w:tc>
-        <w:tc>
-          <w:tcPr>
-            <w:tcW w:w="385" w:type="dxa"/>
-            <w:vAlign w:val="center"/>
-            <w:tcBorders>
-              <w:top w:val="single" w:sz="2" w:space="0" w:color="AAAAAA"/>
-              <w:left w:val="single" w:sz="2" w:space="0" w:color="AAAAAA"/>
-              <w:bottom w:val="single" w:sz="2" w:space="0" w:color="AAAAAA"/>
-              <w:right w:val="single" w:sz="2" w:space="0" w:color="AAAAAA"/>
-            </w:tcBorders>
-            <w:shd w:val="clear" w:color="auto" w:fill="FFFFFF"/>
-          </w:tcPr>
-          <w:p>
-            <w:pPr>
-              <w:spacing w:before="0" w:after="0" w:line="240" w:lineRule="auto"/>
-              <w:jc w:val="center"/>
-            </w:pPr>
-          </w:p>
-        </w:tc>
-        <w:tc>
-          <w:tcPr>
-            <w:tcW w:w="385" w:type="dxa"/>
-            <w:vAlign w:val="center"/>
-            <w:tcBorders>
-              <w:top w:val="single" w:sz="2" w:space="0" w:color="AAAAAA"/>
-              <w:left w:val="single" w:sz="2" w:space="0" w:color="AAAAAA"/>
-              <w:bottom w:val="single" w:sz="2" w:space="0" w:color="AAAAAA"/>
-              <w:right w:val="single" w:sz="2" w:space="0" w:color="AAAAAA"/>
-            </w:tcBorders>
-            <w:shd w:val="clear" w:color="auto" w:fill="FFFFFF"/>
-          </w:tcPr>
-          <w:p>
-            <w:pPr>
-              <w:spacing w:before="0" w:after="0" w:line="240" w:lineRule="auto"/>
-              <w:jc w:val="center"/>
-            </w:pPr>
-          </w:p>
-        </w:tc>
-        <w:tc>
-          <w:tcPr>
-            <w:tcW w:w="385" w:type="dxa"/>
-            <w:vAlign w:val="center"/>
-            <w:tcBorders>
-              <w:top w:val="single" w:sz="2" w:space="0" w:color="AAAAAA"/>
-              <w:left w:val="single" w:sz="2" w:space="0" w:color="AAAAAA"/>
-              <w:bottom w:val="single" w:sz="2" w:space="0" w:color="AAAAAA"/>
-              <w:right w:val="single" w:sz="2" w:space="0" w:color="AAAAAA"/>
-            </w:tcBorders>
-            <w:shd w:val="clear" w:color="auto" w:fill="FFFFFF"/>
-          </w:tcPr>
-          <w:p>
-            <w:pPr>
-              <w:spacing w:before="0" w:after="0" w:line="240" w:lineRule="auto"/>
-              <w:jc w:val="center"/>
-            </w:pPr>
-          </w:p>
-        </w:tc>
-        <w:tc>
-          <w:tcPr>
-            <w:tcW w:w="385" w:type="dxa"/>
-            <w:vAlign w:val="center"/>
-            <w:tcBorders>
-              <w:top w:val="single" w:sz="2" w:space="0" w:color="AAAAAA"/>
-              <w:left w:val="single" w:sz="2" w:space="0" w:color="AAAAAA"/>
-              <w:bottom w:val="single" w:sz="2" w:space="0" w:color="AAAAAA"/>
-              <w:right w:val="single" w:sz="2" w:space="0" w:color="AAAAAA"/>
-            </w:tcBorders>
-            <w:shd w:val="clear" w:color="auto" w:fill="FFFFFF"/>
-          </w:tcPr>
-          <w:p>
-            <w:pPr>
-              <w:spacing w:before="0" w:after="0" w:line="240" w:lineRule="auto"/>
-              <w:jc w:val="center"/>
-            </w:pPr>
-          </w:p>
-        </w:tc>
-        <w:tc>
-          <w:tcPr>
-            <w:tcW w:w="385" w:type="dxa"/>
-            <w:vAlign w:val="center"/>
-            <w:tcBorders>
-              <w:top w:val="single" w:sz="2" w:space="0" w:color="AAAAAA"/>
-              <w:left w:val="single" w:sz="2" w:space="0" w:color="AAAAAA"/>
-              <w:bottom w:val="single" w:sz="2" w:space="0" w:color="AAAAAA"/>
-              <w:right w:val="single" w:sz="2" w:space="0" w:color="AAAAAA"/>
-            </w:tcBorders>
-            <w:shd w:val="clear" w:color="auto" w:fill="FFFFFF"/>
-          </w:tcPr>
-          <w:p>
-            <w:pPr>
-              <w:spacing w:before="0" w:after="0" w:line="240" w:lineRule="auto"/>
-              <w:jc w:val="center"/>
-            </w:pPr>
-          </w:p>
-        </w:tc>
-        <w:tc>
-          <w:tcPr>
-            <w:tcW w:w="385" w:type="dxa"/>
-            <w:vAlign w:val="center"/>
-            <w:tcBorders>
-              <w:top w:val="single" w:sz="2" w:space="0" w:color="AAAAAA"/>
-              <w:left w:val="single" w:sz="2" w:space="0" w:color="AAAAAA"/>
-              <w:bottom w:val="single" w:sz="2" w:space="0" w:color="AAAAAA"/>
-              <w:right w:val="single" w:sz="2" w:space="0" w:color="AAAAAA"/>
-            </w:tcBorders>
-            <w:shd w:val="clear" w:color="auto" w:fill="FFFFFF"/>
-          </w:tcPr>
-          <w:p>
-            <w:pPr>
-              <w:spacing w:before="0" w:after="0" w:line="240" w:lineRule="auto"/>
-              <w:jc w:val="center"/>
-            </w:pPr>
-          </w:p>
-        </w:tc>
-        <w:tc>
-          <w:tcPr>
-            <w:tcW w:w="385" w:type="dxa"/>
-            <w:vAlign w:val="center"/>
-            <w:tcBorders>
-              <w:top w:val="single" w:sz="2" w:space="0" w:color="AAAAAA"/>
-              <w:left w:val="single" w:sz="2" w:space="0" w:color="AAAAAA"/>
-              <w:bottom w:val="single" w:sz="2" w:space="0" w:color="AAAAAA"/>
-              <w:right w:val="single" w:sz="2" w:space="0" w:color="AAAAAA"/>
-            </w:tcBorders>
-            <w:shd w:val="clear" w:color="auto" w:fill="FFFFFF"/>
-          </w:tcPr>
-          <w:p>
-            <w:pPr>
-              <w:spacing w:before="0" w:after="0" w:line="240" w:lineRule="auto"/>
-              <w:jc w:val="center"/>
-            </w:pPr>
-          </w:p>
-        </w:tc>
-        <w:tc>
-          <w:tcPr>
-            <w:tcW w:w="385" w:type="dxa"/>
-            <w:vAlign w:val="center"/>
-            <w:tcBorders>
-              <w:top w:val="single" w:sz="2" w:space="0" w:color="AAAAAA"/>
-              <w:left w:val="single" w:sz="2" w:space="0" w:color="AAAAAA"/>
-              <w:bottom w:val="single" w:sz="2" w:space="0" w:color="AAAAAA"/>
-              <w:right w:val="single" w:sz="2" w:space="0" w:color="AAAAAA"/>
-            </w:tcBorders>
-            <w:shd w:val="clear" w:color="auto" w:fill="FFFFFF"/>
-          </w:tcPr>
-          <w:p>
-            <w:pPr>
-              <w:spacing w:before="0" w:after="0" w:line="240" w:lineRule="auto"/>
-              <w:jc w:val="center"/>
-            </w:pPr>
-          </w:p>
-        </w:tc>
-        <w:tc>
-          <w:tcPr>
-            <w:tcW w:w="385" w:type="dxa"/>
-            <w:vAlign w:val="center"/>
-            <w:tcBorders>
-              <w:top w:val="single" w:sz="2" w:space="0" w:color="AAAAAA"/>
-              <w:left w:val="single" w:sz="2" w:space="0" w:color="AAAAAA"/>
-              <w:bottom w:val="single" w:sz="2" w:space="0" w:color="AAAAAA"/>
-              <w:right w:val="single" w:sz="2" w:space="0" w:color="AAAAAA"/>
-            </w:tcBorders>
-            <w:shd w:val="clear" w:color="auto" w:fill="FFFFFF"/>
-          </w:tcPr>
-          <w:p>
-            <w:pPr>
-              <w:spacing w:before="0" w:after="0" w:line="240" w:lineRule="auto"/>
-              <w:jc w:val="center"/>
-            </w:pPr>
-          </w:p>
-        </w:tc>
-        <w:tc>
-          <w:tcPr>
-            <w:tcW w:w="385" w:type="dxa"/>
-            <w:vAlign w:val="center"/>
-            <w:tcBorders>
-              <w:top w:val="single" w:sz="2" w:space="0" w:color="AAAAAA"/>
-              <w:left w:val="single" w:sz="2" w:space="0" w:color="AAAAAA"/>
-              <w:bottom w:val="single" w:sz="2" w:space="0" w:color="AAAAAA"/>
-              <w:right w:val="single" w:sz="2" w:space="0" w:color="AAAAAA"/>
-            </w:tcBorders>
-            <w:shd w:val="clear" w:color="auto" w:fill="FFFFFF"/>
-          </w:tcPr>
-          <w:p>
-            <w:pPr>
-              <w:spacing w:before="0" w:after="0" w:line="240" w:lineRule="auto"/>
-              <w:jc w:val="center"/>
-            </w:pPr>
-          </w:p>
-        </w:tc>
-        <w:tc>
-          <w:tcPr>
-            <w:tcW w:w="385" w:type="dxa"/>
-            <w:vAlign w:val="center"/>
-            <w:tcBorders>
-              <w:top w:val="single" w:sz="2" w:space="0" w:color="AAAAAA"/>
-              <w:left w:val="single" w:sz="2" w:space="0" w:color="AAAAAA"/>
-              <w:bottom w:val="single" w:sz="2" w:space="0" w:color="AAAAAA"/>
-              <w:right w:val="single" w:sz="2" w:space="0" w:color="AAAAAA"/>
-            </w:tcBorders>
-            <w:shd w:val="clear" w:color="auto" w:fill="FFFFFF"/>
-          </w:tcPr>
-          <w:p>
-            <w:pPr>
-              <w:spacing w:before="0" w:after="0" w:line="240" w:lineRule="auto"/>
-              <w:jc w:val="center"/>
-            </w:pPr>
-          </w:p>
-        </w:tc>
-        <w:tc>
-          <w:tcPr>
-            <w:tcW w:w="385" w:type="dxa"/>
-            <w:vAlign w:val="center"/>
-            <w:tcBorders>
-              <w:top w:val="single" w:sz="2" w:space="0" w:color="AAAAAA"/>
-              <w:left w:val="single" w:sz="2" w:space="0" w:color="AAAAAA"/>
-              <w:bottom w:val="single" w:sz="2" w:space="0" w:color="AAAAAA"/>
-              <w:right w:val="single" w:sz="2" w:space="0" w:color="AAAAAA"/>
-            </w:tcBorders>
-            <w:shd w:val="clear" w:color="auto" w:fill="FFFFFF"/>
-          </w:tcPr>
-          <w:p>
-            <w:pPr>
-              <w:spacing w:before="0" w:after="0" w:line="240" w:lineRule="auto"/>
-              <w:jc w:val="center"/>
-            </w:pPr>
-          </w:p>
-        </w:tc>
-        <w:tc>
-          <w:tcPr>
-            <w:tcW w:w="385" w:type="dxa"/>
-            <w:vAlign w:val="center"/>
-            <w:tcBorders>
-              <w:top w:val="single" w:sz="2" w:space="0" w:color="AAAAAA"/>
-              <w:left w:val="single" w:sz="2" w:space="0" w:color="AAAAAA"/>
-              <w:bottom w:val="single" w:sz="2" w:space="0" w:color="AAAAAA"/>
-              <w:right w:val="single" w:sz="2" w:space="0" w:color="AAAAAA"/>
-            </w:tcBorders>
-            <w:shd w:val="clear" w:color="auto" w:fill="FFFFFF"/>
-          </w:tcPr>
-          <w:p>
-            <w:pPr>
-              <w:spacing w:before="0" w:after="0" w:line="240" w:lineRule="auto"/>
-              <w:jc w:val="center"/>
-            </w:pPr>
-          </w:p>
-        </w:tc>
-        <w:tc>
-          <w:tcPr>
-            <w:tcW w:w="385" w:type="dxa"/>
-            <w:vAlign w:val="center"/>
-            <w:tcBorders>
-              <w:top w:val="single" w:sz="2" w:space="0" w:color="AAAAAA"/>
-              <w:left w:val="single" w:sz="2" w:space="0" w:color="AAAAAA"/>
-              <w:bottom w:val="single" w:sz="2" w:space="0" w:color="AAAAAA"/>
-              <w:right w:val="single" w:sz="2" w:space="0" w:color="AAAAAA"/>
-            </w:tcBorders>
-            <w:shd w:val="clear" w:color="auto" w:fill="FFFFFF"/>
-          </w:tcPr>
-          <w:p>
-            <w:pPr>
-              <w:spacing w:before="0" w:after="0" w:line="240" w:lineRule="auto"/>
-              <w:jc w:val="center"/>
-            </w:pPr>
-          </w:p>
-        </w:tc>
-        <w:tc>
-          <w:tcPr>
-            <w:tcW w:w="385" w:type="dxa"/>
-            <w:vAlign w:val="center"/>
-            <w:tcBorders>
-              <w:top w:val="single" w:sz="2" w:space="0" w:color="AAAAAA"/>
-              <w:left w:val="single" w:sz="2" w:space="0" w:color="AAAAAA"/>
-              <w:bottom w:val="single" w:sz="2" w:space="0" w:color="AAAAAA"/>
-              <w:right w:val="single" w:sz="2" w:space="0" w:color="AAAAAA"/>
-            </w:tcBorders>
-            <w:shd w:val="clear" w:color="auto" w:fill="FFFFFF"/>
-          </w:tcPr>
-          <w:p>
-            <w:pPr>
-              <w:spacing w:before="0" w:after="0" w:line="240" w:lineRule="auto"/>
-              <w:jc w:val="center"/>
-            </w:pPr>
-          </w:p>
-        </w:tc>
-        <w:tc>
-          <w:tcPr>
-            <w:tcW w:w="385" w:type="dxa"/>
-            <w:vAlign w:val="center"/>
-            <w:tcBorders>
-              <w:top w:val="single" w:sz="2" w:space="0" w:color="AAAAAA"/>
-              <w:left w:val="single" w:sz="2" w:space="0" w:color="AAAAAA"/>
-              <w:bottom w:val="single" w:sz="2" w:space="0" w:color="AAAAAA"/>
-              <w:right w:val="single" w:sz="2" w:space="0" w:color="AAAAAA"/>
-            </w:tcBorders>
-            <w:shd w:val="clear" w:color="auto" w:fill="FFFFFF"/>
-          </w:tcPr>
-          <w:p>
-            <w:pPr>
-              <w:spacing w:before="0" w:after="0" w:line="240" w:lineRule="auto"/>
-              <w:jc w:val="center"/>
-            </w:pPr>
-          </w:p>
-        </w:tc>
-        <w:tc>
-          <w:tcPr>
-            <w:tcW w:w="385" w:type="dxa"/>
-            <w:vAlign w:val="center"/>
-            <w:tcBorders>
-              <w:top w:val="single" w:sz="2" w:space="0" w:color="AAAAAA"/>
-              <w:left w:val="single" w:sz="2" w:space="0" w:color="AAAAAA"/>
-              <w:bottom w:val="single" w:sz="2" w:space="0" w:color="AAAAAA"/>
-              <w:right w:val="single" w:sz="2" w:space="0" w:color="AAAAAA"/>
-            </w:tcBorders>
-            <w:shd w:val="clear" w:color="auto" w:fill="FFFFFF"/>
-          </w:tcPr>
-          <w:p>
-            <w:pPr>
-              <w:spacing w:before="0" w:after="0" w:line="240" w:lineRule="auto"/>
-              <w:jc w:val="center"/>
-            </w:pPr>
-          </w:p>
-        </w:tc>
-        <w:tc>
-          <w:tcPr>
-            <w:tcW w:w="385" w:type="dxa"/>
-            <w:vAlign w:val="center"/>
-            <w:tcBorders>
-              <w:top w:val="single" w:sz="2" w:space="0" w:color="AAAAAA"/>
-              <w:left w:val="single" w:sz="2" w:space="0" w:color="AAAAAA"/>
-              <w:bottom w:val="single" w:sz="2" w:space="0" w:color="AAAAAA"/>
-              <w:right w:val="single" w:sz="2" w:space="0" w:color="AAAAAA"/>
-            </w:tcBorders>
-            <w:shd w:val="clear" w:color="auto" w:fill="FFFFFF"/>
-          </w:tcPr>
-          <w:p>
-            <w:pPr>
-              <w:spacing w:before="0" w:after="0" w:line="240" w:lineRule="auto"/>
-              <w:jc w:val="center"/>
-            </w:pPr>
-          </w:p>
-        </w:tc>
-        <w:tc>
-          <w:tcPr>
-            <w:tcW w:w="385" w:type="dxa"/>
-            <w:vAlign w:val="center"/>
-            <w:tcBorders>
-              <w:top w:val="single" w:sz="2" w:space="0" w:color="AAAAAA"/>
-              <w:left w:val="single" w:sz="2" w:space="0" w:color="AAAAAA"/>
-              <w:bottom w:val="single" w:sz="2" w:space="0" w:color="AAAAAA"/>
-              <w:right w:val="single" w:sz="2" w:space="0" w:color="AAAAAA"/>
-            </w:tcBorders>
-            <w:shd w:val="clear" w:color="auto" w:fill="FFFFFF"/>
-          </w:tcPr>
-          <w:p>
-            <w:pPr>
-              <w:spacing w:before="0" w:after="0" w:line="240" w:lineRule="auto"/>
-              <w:jc w:val="center"/>
-            </w:pPr>
-          </w:p>
-        </w:tc>
-        <w:tc>
-          <w:tcPr>
-            <w:tcW w:w="385" w:type="dxa"/>
-            <w:vAlign w:val="center"/>
-            <w:tcBorders>
-              <w:top w:val="single" w:sz="2" w:space="0" w:color="AAAAAA"/>
-              <w:left w:val="single" w:sz="2" w:space="0" w:color="AAAAAA"/>
-              <w:bottom w:val="single" w:sz="2" w:space="0" w:color="AAAAAA"/>
-              <w:right w:val="single" w:sz="2" w:space="0" w:color="AAAAAA"/>
-            </w:tcBorders>
-            <w:shd w:val="clear" w:color="auto" w:fill="FFFFFF"/>
-          </w:tcPr>
-          <w:p>
-            <w:pPr>
-              <w:spacing w:before="0" w:after="0" w:line="240" w:lineRule="auto"/>
-              <w:jc w:val="center"/>
-            </w:pPr>
-          </w:p>
-        </w:tc>
-        <w:tc>
-          <w:tcPr>
-            <w:tcW w:w="385" w:type="dxa"/>
-            <w:vAlign w:val="center"/>
-            <w:tcBorders>
-              <w:top w:val="single" w:sz="2" w:space="0" w:color="AAAAAA"/>
-              <w:left w:val="single" w:sz="2" w:space="0" w:color="AAAAAA"/>
-              <w:bottom w:val="single" w:sz="2" w:space="0" w:color="AAAAAA"/>
-              <w:right w:val="single" w:sz="2" w:space="0" w:color="AAAAAA"/>
-            </w:tcBorders>
-            <w:shd w:val="clear" w:color="auto" w:fill="FFFFFF"/>
-          </w:tcPr>
-          <w:p>
-            <w:pPr>
-              <w:spacing w:before="0" w:after="0" w:line="240" w:lineRule="auto"/>
-              <w:jc w:val="center"/>
-            </w:pPr>
-          </w:p>
-        </w:tc>
-        <w:tc>
-          <w:tcPr>
-            <w:tcW w:w="385" w:type="dxa"/>
-            <w:vAlign w:val="center"/>
-            <w:tcBorders>
-              <w:top w:val="single" w:sz="2" w:space="0" w:color="AAAAAA"/>
-              <w:left w:val="single" w:sz="2" w:space="0" w:color="AAAAAA"/>
-              <w:bottom w:val="single" w:sz="2" w:space="0" w:color="AAAAAA"/>
-              <w:right w:val="single" w:sz="2" w:space="0" w:color="AAAAAA"/>
-            </w:tcBorders>
-            <w:shd w:val="clear" w:color="auto" w:fill="FFFFFF"/>
-          </w:tcPr>
-          <w:p>
-            <w:pPr>
-              <w:spacing w:before="0" w:after="0" w:line="240" w:lineRule="auto"/>
-              <w:jc w:val="center"/>
-            </w:pPr>
-          </w:p>
-        </w:tc>
-        <w:tc>
-          <w:tcPr>
-            <w:tcW w:w="385" w:type="dxa"/>
-            <w:vAlign w:val="center"/>
-            <w:tcBorders>
-              <w:top w:val="single" w:sz="2" w:space="0" w:color="AAAAAA"/>
-              <w:left w:val="single" w:sz="2" w:space="0" w:color="AAAAAA"/>
-              <w:bottom w:val="single" w:sz="2" w:space="0" w:color="AAAAAA"/>
-              <w:right w:val="single" w:sz="2" w:space="0" w:color="AAAAAA"/>
-            </w:tcBorders>
-            <w:shd w:val="clear" w:color="auto" w:fill="FFFFFF"/>
-          </w:tcPr>
-          <w:p>
-            <w:pPr>
-              <w:spacing w:before="0" w:after="0" w:line="240" w:lineRule="auto"/>
-              <w:jc w:val="center"/>
-            </w:pPr>
-          </w:p>
-        </w:tc>
-        <w:tc>
-          <w:tcPr>
-            <w:tcW w:w="385" w:type="dxa"/>
-            <w:vAlign w:val="center"/>
-            <w:tcBorders>
-              <w:top w:val="single" w:sz="2" w:space="0" w:color="AAAAAA"/>
-              <w:left w:val="single" w:sz="2" w:space="0" w:color="AAAAAA"/>
-              <w:bottom w:val="single" w:sz="2" w:space="0" w:color="AAAAAA"/>
-              <w:right w:val="single" w:sz="2" w:space="0" w:color="AAAAAA"/>
-            </w:tcBorders>
-            <w:shd w:val="clear" w:color="auto" w:fill="FFFFFF"/>
-          </w:tcPr>
-          <w:p>
-            <w:pPr>
-              <w:spacing w:before="0" w:after="0" w:line="240" w:lineRule="auto"/>
-              <w:jc w:val="center"/>
-            </w:pPr>
-          </w:p>
-        </w:tc>
-        <w:tc>
-          <w:tcPr>
-            <w:tcW w:w="385" w:type="dxa"/>
-            <w:vAlign w:val="center"/>
-            <w:tcBorders>
-              <w:top w:val="single" w:sz="2" w:space="0" w:color="AAAAAA"/>
-              <w:left w:val="single" w:sz="2" w:space="0" w:color="AAAAAA"/>
-              <w:bottom w:val="single" w:sz="2" w:space="0" w:color="AAAAAA"/>
-              <w:right w:val="single" w:sz="2" w:space="0" w:color="AAAAAA"/>
-            </w:tcBorders>
-            <w:shd w:val="clear" w:color="auto" w:fill="FFFFFF"/>
-          </w:tcPr>
-          <w:p>
-            <w:pPr>
-              <w:spacing w:before="0" w:after="0" w:line="240" w:lineRule="auto"/>
-              <w:jc w:val="center"/>
-            </w:pPr>
-          </w:p>
-        </w:tc>
-        <w:tc>
-          <w:tcPr>
-            <w:tcW w:w="385" w:type="dxa"/>
-            <w:vAlign w:val="center"/>
-            <w:tcBorders>
-              <w:top w:val="single" w:sz="2" w:space="0" w:color="AAAAAA"/>
-              <w:left w:val="single" w:sz="2" w:space="0" w:color="AAAAAA"/>
-              <w:bottom w:val="single" w:sz="2" w:space="0" w:color="AAAAAA"/>
-              <w:right w:val="single" w:sz="2" w:space="0" w:color="AAAAAA"/>
-            </w:tcBorders>
-            <w:shd w:val="clear" w:color="auto" w:fill="FFFFFF"/>
-          </w:tcPr>
-          <w:p>
-            <w:pPr>
-              <w:spacing w:before="0" w:after="0" w:line="240" w:lineRule="auto"/>
-              <w:jc w:val="center"/>
-            </w:pPr>
-          </w:p>
-        </w:tc>
-        <w:tc>
-          <w:tcPr>
-            <w:tcW w:w="385" w:type="dxa"/>
-            <w:vAlign w:val="center"/>
-            <w:tcBorders>
-              <w:top w:val="single" w:sz="2" w:space="0" w:color="AAAAAA"/>
-              <w:left w:val="single" w:sz="2" w:space="0" w:color="AAAAAA"/>
-              <w:bottom w:val="single" w:sz="2" w:space="0" w:color="AAAAAA"/>
-              <w:right w:val="single" w:sz="2" w:space="0" w:color="AAAAAA"/>
-            </w:tcBorders>
-            <w:shd w:val="clear" w:color="auto" w:fill="FFFFFF"/>
-          </w:tcPr>
-          <w:p>
-            <w:pPr>
-              <w:spacing w:before="0" w:after="0" w:line="240" w:lineRule="auto"/>
-              <w:jc w:val="center"/>
-            </w:pPr>
-          </w:p>
-        </w:tc>
-        <w:tc>
-          <w:tcPr>
-            <w:tcW w:w="385" w:type="dxa"/>
-            <w:vAlign w:val="center"/>
-            <w:tcBorders>
-              <w:top w:val="single" w:sz="2" w:space="0" w:color="AAAAAA"/>
-              <w:left w:val="single" w:sz="2" w:space="0" w:color="AAAAAA"/>
-              <w:bottom w:val="single" w:sz="2" w:space="0" w:color="AAAAAA"/>
-              <w:right w:val="single" w:sz="2" w:space="0" w:color="AAAAAA"/>
-            </w:tcBorders>
-            <w:shd w:val="clear" w:color="auto" w:fill="FFFFFF"/>
-          </w:tcPr>
-          <w:p>
-            <w:pPr>
-              <w:spacing w:before="0" w:after="0" w:line="240" w:lineRule="auto"/>
-              <w:jc w:val="center"/>
-            </w:pPr>
-          </w:p>
-        </w:tc>
-        <w:tc>
-          <w:tcPr>
-            <w:tcW w:w="385" w:type="dxa"/>
-            <w:vAlign w:val="center"/>
-            <w:tcBorders>
-              <w:top w:val="single" w:sz="2" w:space="0" w:color="AAAAAA"/>
-              <w:left w:val="single" w:sz="2" w:space="0" w:color="AAAAAA"/>
-              <w:bottom w:val="single" w:sz="2" w:space="0" w:color="AAAAAA"/>
-              <w:right w:val="single" w:sz="2" w:space="0" w:color="AAAAAA"/>
-            </w:tcBorders>
-            <w:shd w:val="clear" w:color="auto" w:fill="FFFFFF"/>
-          </w:tcPr>
-          <w:p>
-            <w:pPr>
-              <w:spacing w:before="0" w:after="0" w:line="240" w:lineRule="auto"/>
-              <w:jc w:val="center"/>
-            </w:pPr>
-          </w:p>
-        </w:tc>
-        <w:tc>
-          <w:tcPr>
-            <w:tcW w:w="385" w:type="dxa"/>
-            <w:vAlign w:val="center"/>
-            <w:tcBorders>
-              <w:top w:val="single" w:sz="2" w:space="0" w:color="AAAAAA"/>
-              <w:left w:val="single" w:sz="2" w:space="0" w:color="AAAAAA"/>
-              <w:bottom w:val="single" w:sz="2" w:space="0" w:color="AAAAAA"/>
-              <w:right w:val="single" w:sz="2" w:space="0" w:color="AAAAAA"/>
-            </w:tcBorders>
-            <w:shd w:val="clear" w:color="auto" w:fill="FFFFFF"/>
-          </w:tcPr>
-          <w:p>
-            <w:pPr>
-              <w:spacing w:before="0" w:after="0" w:line="240" w:lineRule="auto"/>
-              <w:jc w:val="center"/>
-            </w:pPr>
+            <w:shd w:val="clear" w:color="auto" w:fill="BDD7EE"/>
+          </w:tcPr>
+          <w:p>
+            <w:pPr>
+              <w:spacing w:before="0" w:after="0" w:line="240" w:lineRule="auto"/>
+              <w:jc w:val="center"/>
+            </w:pPr>
+            <w:r>
+              <w:rPr>
+                <w:b/>
+                <w:color w:val="C00000"/>
+                <w:sz w:val="14"/>
+              </w:rPr>
+              <w:t>✓</w:t>
+            </w:r>
+          </w:p>
+        </w:tc>
+        <w:tc>
+          <w:tcPr>
+            <w:tcW w:w="385" w:type="dxa"/>
+            <w:vAlign w:val="center"/>
+            <w:tcBorders>
+              <w:top w:val="single" w:sz="2" w:space="0" w:color="AAAAAA"/>
+              <w:left w:val="single" w:sz="2" w:space="0" w:color="AAAAAA"/>
+              <w:bottom w:val="single" w:sz="2" w:space="0" w:color="AAAAAA"/>
+              <w:right w:val="single" w:sz="2" w:space="0" w:color="AAAAAA"/>
+            </w:tcBorders>
+            <w:shd w:val="clear" w:color="auto" w:fill="FFFFFF"/>
+          </w:tcPr>
+          <w:p>
+            <w:pPr>
+              <w:spacing w:before="0" w:after="0" w:line="240" w:lineRule="auto"/>
+              <w:jc w:val="center"/>
+            </w:pPr>
+          </w:p>
+        </w:tc>
+        <w:tc>
+          <w:tcPr>
+            <w:tcW w:w="385" w:type="dxa"/>
+            <w:vAlign w:val="center"/>
+            <w:tcBorders>
+              <w:top w:val="single" w:sz="2" w:space="0" w:color="AAAAAA"/>
+              <w:left w:val="single" w:sz="2" w:space="0" w:color="AAAAAA"/>
+              <w:bottom w:val="single" w:sz="2" w:space="0" w:color="AAAAAA"/>
+              <w:right w:val="single" w:sz="2" w:space="0" w:color="AAAAAA"/>
+            </w:tcBorders>
+            <w:shd w:val="clear" w:color="auto" w:fill="BDD7EE"/>
+          </w:tcPr>
+          <w:p>
+            <w:pPr>
+              <w:spacing w:before="0" w:after="0" w:line="240" w:lineRule="auto"/>
+              <w:jc w:val="center"/>
+            </w:pPr>
+            <w:r>
+              <w:rPr>
+                <w:b/>
+                <w:color w:val="C00000"/>
+                <w:sz w:val="14"/>
+              </w:rPr>
+              <w:t>✓</w:t>
+            </w:r>
+          </w:p>
+        </w:tc>
+        <w:tc>
+          <w:tcPr>
+            <w:tcW w:w="385" w:type="dxa"/>
+            <w:vAlign w:val="center"/>
+            <w:tcBorders>
+              <w:top w:val="single" w:sz="2" w:space="0" w:color="AAAAAA"/>
+              <w:left w:val="single" w:sz="2" w:space="0" w:color="AAAAAA"/>
+              <w:bottom w:val="single" w:sz="2" w:space="0" w:color="AAAAAA"/>
+              <w:right w:val="single" w:sz="2" w:space="0" w:color="AAAAAA"/>
+            </w:tcBorders>
+            <w:shd w:val="clear" w:color="auto" w:fill="FFFFFF"/>
+          </w:tcPr>
+          <w:p>
+            <w:pPr>
+              <w:spacing w:before="0" w:after="0" w:line="240" w:lineRule="auto"/>
+              <w:jc w:val="center"/>
+            </w:pPr>
+          </w:p>
+        </w:tc>
+        <w:tc>
+          <w:tcPr>
+            <w:tcW w:w="385" w:type="dxa"/>
+            <w:vAlign w:val="center"/>
+            <w:tcBorders>
+              <w:top w:val="single" w:sz="2" w:space="0" w:color="AAAAAA"/>
+              <w:left w:val="single" w:sz="2" w:space="0" w:color="AAAAAA"/>
+              <w:bottom w:val="single" w:sz="2" w:space="0" w:color="AAAAAA"/>
+              <w:right w:val="single" w:sz="2" w:space="0" w:color="AAAAAA"/>
+            </w:tcBorders>
+            <w:shd w:val="clear" w:color="auto" w:fill="FFFFFF"/>
+          </w:tcPr>
+          <w:p>
+            <w:pPr>
+              <w:spacing w:before="0" w:after="0" w:line="240" w:lineRule="auto"/>
+              <w:jc w:val="center"/>
+            </w:pPr>
+          </w:p>
+        </w:tc>
+        <w:tc>
+          <w:tcPr>
+            <w:tcW w:w="385" w:type="dxa"/>
+            <w:vAlign w:val="center"/>
+            <w:tcBorders>
+              <w:top w:val="single" w:sz="2" w:space="0" w:color="AAAAAA"/>
+              <w:left w:val="single" w:sz="2" w:space="0" w:color="AAAAAA"/>
+              <w:bottom w:val="single" w:sz="2" w:space="0" w:color="AAAAAA"/>
+              <w:right w:val="single" w:sz="2" w:space="0" w:color="AAAAAA"/>
+            </w:tcBorders>
+            <w:shd w:val="clear" w:color="auto" w:fill="FFFFFF"/>
+          </w:tcPr>
+          <w:p>
+            <w:pPr>
+              <w:spacing w:before="0" w:after="0" w:line="240" w:lineRule="auto"/>
+              <w:jc w:val="center"/>
+            </w:pPr>
+          </w:p>
+        </w:tc>
+        <w:tc>
+          <w:tcPr>
+            <w:tcW w:w="385" w:type="dxa"/>
+            <w:vAlign w:val="center"/>
+            <w:tcBorders>
+              <w:top w:val="single" w:sz="2" w:space="0" w:color="AAAAAA"/>
+              <w:left w:val="single" w:sz="2" w:space="0" w:color="AAAAAA"/>
+              <w:bottom w:val="single" w:sz="2" w:space="0" w:color="AAAAAA"/>
+              <w:right w:val="single" w:sz="2" w:space="0" w:color="AAAAAA"/>
+            </w:tcBorders>
+            <w:shd w:val="clear" w:color="auto" w:fill="FFFFFF"/>
+          </w:tcPr>
+          <w:p>
+            <w:pPr>
+              <w:spacing w:before="0" w:after="0" w:line="240" w:lineRule="auto"/>
+              <w:jc w:val="center"/>
+            </w:pPr>
+          </w:p>
+        </w:tc>
+        <w:tc>
+          <w:tcPr>
+            <w:tcW w:w="385" w:type="dxa"/>
+            <w:vAlign w:val="center"/>
+            <w:tcBorders>
+              <w:top w:val="single" w:sz="2" w:space="0" w:color="AAAAAA"/>
+              <w:left w:val="single" w:sz="2" w:space="0" w:color="AAAAAA"/>
+              <w:bottom w:val="single" w:sz="2" w:space="0" w:color="AAAAAA"/>
+              <w:right w:val="single" w:sz="2" w:space="0" w:color="AAAAAA"/>
+            </w:tcBorders>
+            <w:shd w:val="clear" w:color="auto" w:fill="FFFFFF"/>
+          </w:tcPr>
+          <w:p>
+            <w:pPr>
+              <w:spacing w:before="0" w:after="0" w:line="240" w:lineRule="auto"/>
+              <w:jc w:val="center"/>
+            </w:pPr>
+          </w:p>
+        </w:tc>
+        <w:tc>
+          <w:tcPr>
+            <w:tcW w:w="385" w:type="dxa"/>
+            <w:vAlign w:val="center"/>
+            <w:tcBorders>
+              <w:top w:val="single" w:sz="2" w:space="0" w:color="AAAAAA"/>
+              <w:left w:val="single" w:sz="2" w:space="0" w:color="AAAAAA"/>
+              <w:bottom w:val="single" w:sz="2" w:space="0" w:color="AAAAAA"/>
+              <w:right w:val="single" w:sz="2" w:space="0" w:color="AAAAAA"/>
+            </w:tcBorders>
+            <w:shd w:val="clear" w:color="auto" w:fill="FFFFFF"/>
+          </w:tcPr>
+          <w:p>
+            <w:pPr>
+              <w:spacing w:before="0" w:after="0" w:line="240" w:lineRule="auto"/>
+              <w:jc w:val="center"/>
+            </w:pPr>
+          </w:p>
+        </w:tc>
+        <w:tc>
+          <w:tcPr>
+            <w:tcW w:w="385" w:type="dxa"/>
+            <w:vAlign w:val="center"/>
+            <w:tcBorders>
+              <w:top w:val="single" w:sz="2" w:space="0" w:color="AAAAAA"/>
+              <w:left w:val="single" w:sz="2" w:space="0" w:color="AAAAAA"/>
+              <w:bottom w:val="single" w:sz="2" w:space="0" w:color="AAAAAA"/>
+              <w:right w:val="single" w:sz="2" w:space="0" w:color="AAAAAA"/>
+            </w:tcBorders>
+            <w:shd w:val="clear" w:color="auto" w:fill="FFFFFF"/>
+          </w:tcPr>
+          <w:p>
+            <w:pPr>
+              <w:spacing w:before="0" w:after="0" w:line="240" w:lineRule="auto"/>
+              <w:jc w:val="center"/>
+            </w:pPr>
+          </w:p>
+        </w:tc>
+        <w:tc>
+          <w:tcPr>
+            <w:tcW w:w="385" w:type="dxa"/>
+            <w:vAlign w:val="center"/>
+            <w:tcBorders>
+              <w:top w:val="single" w:sz="2" w:space="0" w:color="AAAAAA"/>
+              <w:left w:val="single" w:sz="2" w:space="0" w:color="AAAAAA"/>
+              <w:bottom w:val="single" w:sz="2" w:space="0" w:color="AAAAAA"/>
+              <w:right w:val="single" w:sz="2" w:space="0" w:color="AAAAAA"/>
+            </w:tcBorders>
+            <w:shd w:val="clear" w:color="auto" w:fill="FFFFFF"/>
+          </w:tcPr>
+          <w:p>
+            <w:pPr>
+              <w:spacing w:before="0" w:after="0" w:line="240" w:lineRule="auto"/>
+              <w:jc w:val="center"/>
+            </w:pPr>
+          </w:p>
+        </w:tc>
+        <w:tc>
+          <w:tcPr>
+            <w:tcW w:w="385" w:type="dxa"/>
+            <w:vAlign w:val="center"/>
+            <w:tcBorders>
+              <w:top w:val="single" w:sz="2" w:space="0" w:color="AAAAAA"/>
+              <w:left w:val="single" w:sz="2" w:space="0" w:color="AAAAAA"/>
+              <w:bottom w:val="single" w:sz="2" w:space="0" w:color="AAAAAA"/>
+              <w:right w:val="single" w:sz="2" w:space="0" w:color="AAAAAA"/>
+            </w:tcBorders>
+            <w:shd w:val="clear" w:color="auto" w:fill="FFFFFF"/>
+          </w:tcPr>
+          <w:p>
+            <w:pPr>
+              <w:spacing w:before="0" w:after="0" w:line="240" w:lineRule="auto"/>
+              <w:jc w:val="center"/>
+            </w:pPr>
+          </w:p>
+        </w:tc>
+        <w:tc>
+          <w:tcPr>
+            <w:tcW w:w="385" w:type="dxa"/>
+            <w:vAlign w:val="center"/>
+            <w:tcBorders>
+              <w:top w:val="single" w:sz="2" w:space="0" w:color="AAAAAA"/>
+              <w:left w:val="single" w:sz="2" w:space="0" w:color="AAAAAA"/>
+              <w:bottom w:val="single" w:sz="2" w:space="0" w:color="AAAAAA"/>
+              <w:right w:val="single" w:sz="2" w:space="0" w:color="AAAAAA"/>
+            </w:tcBorders>
+            <w:shd w:val="clear" w:color="auto" w:fill="FFFFFF"/>
+          </w:tcPr>
+          <w:p>
+            <w:pPr>
+              <w:spacing w:before="0" w:after="0" w:line="240" w:lineRule="auto"/>
+              <w:jc w:val="center"/>
+            </w:pPr>
+          </w:p>
+        </w:tc>
+        <w:tc>
+          <w:tcPr>
+            <w:tcW w:w="385" w:type="dxa"/>
+            <w:vAlign w:val="center"/>
+            <w:tcBorders>
+              <w:top w:val="single" w:sz="2" w:space="0" w:color="AAAAAA"/>
+              <w:left w:val="single" w:sz="2" w:space="0" w:color="AAAAAA"/>
+              <w:bottom w:val="single" w:sz="2" w:space="0" w:color="AAAAAA"/>
+              <w:right w:val="single" w:sz="2" w:space="0" w:color="AAAAAA"/>
+            </w:tcBorders>
+            <w:shd w:val="clear" w:color="auto" w:fill="FFFFFF"/>
+          </w:tcPr>
+          <w:p>
+            <w:pPr>
+              <w:spacing w:before="0" w:after="0" w:line="240" w:lineRule="auto"/>
+              <w:jc w:val="center"/>
+            </w:pPr>
+          </w:p>
+        </w:tc>
+        <w:tc>
+          <w:tcPr>
+            <w:tcW w:w="385" w:type="dxa"/>
+            <w:vAlign w:val="center"/>
+            <w:tcBorders>
+              <w:top w:val="single" w:sz="2" w:space="0" w:color="AAAAAA"/>
+              <w:left w:val="single" w:sz="2" w:space="0" w:color="AAAAAA"/>
+              <w:bottom w:val="single" w:sz="2" w:space="0" w:color="AAAAAA"/>
+              <w:right w:val="single" w:sz="2" w:space="0" w:color="AAAAAA"/>
+            </w:tcBorders>
+            <w:shd w:val="clear" w:color="auto" w:fill="FFFFFF"/>
+          </w:tcPr>
+          <w:p>
+            <w:pPr>
+              <w:spacing w:before="0" w:after="0" w:line="240" w:lineRule="auto"/>
+              <w:jc w:val="center"/>
+            </w:pPr>
+          </w:p>
+        </w:tc>
+        <w:tc>
+          <w:tcPr>
+            <w:tcW w:w="385" w:type="dxa"/>
+            <w:vAlign w:val="center"/>
+            <w:tcBorders>
+              <w:top w:val="single" w:sz="2" w:space="0" w:color="AAAAAA"/>
+              <w:left w:val="single" w:sz="2" w:space="0" w:color="AAAAAA"/>
+              <w:bottom w:val="single" w:sz="2" w:space="0" w:color="AAAAAA"/>
+              <w:right w:val="single" w:sz="2" w:space="0" w:color="AAAAAA"/>
+            </w:tcBorders>
+            <w:shd w:val="clear" w:color="auto" w:fill="FFFFFF"/>
+          </w:tcPr>
+          <w:p>
+            <w:pPr>
+              <w:spacing w:before="0" w:after="0" w:line="240" w:lineRule="auto"/>
+              <w:jc w:val="center"/>
+            </w:pPr>
+          </w:p>
+        </w:tc>
+        <w:tc>
+          <w:tcPr>
+            <w:tcW w:w="385" w:type="dxa"/>
+            <w:vAlign w:val="center"/>
+            <w:tcBorders>
+              <w:top w:val="single" w:sz="2" w:space="0" w:color="AAAAAA"/>
+              <w:left w:val="single" w:sz="2" w:space="0" w:color="AAAAAA"/>
+              <w:bottom w:val="single" w:sz="2" w:space="0" w:color="AAAAAA"/>
+              <w:right w:val="single" w:sz="2" w:space="0" w:color="AAAAAA"/>
+            </w:tcBorders>
+            <w:shd w:val="clear" w:color="auto" w:fill="FFFFFF"/>
+          </w:tcPr>
+          <w:p>
+            <w:pPr>
+              <w:spacing w:before="0" w:after="0" w:line="240" w:lineRule="auto"/>
+              <w:jc w:val="center"/>
+            </w:pPr>
+          </w:p>
+        </w:tc>
+        <w:tc>
+          <w:tcPr>
+            <w:tcW w:w="385" w:type="dxa"/>
+            <w:vAlign w:val="center"/>
+            <w:tcBorders>
+              <w:top w:val="single" w:sz="2" w:space="0" w:color="AAAAAA"/>
+              <w:left w:val="single" w:sz="2" w:space="0" w:color="AAAAAA"/>
+              <w:bottom w:val="single" w:sz="2" w:space="0" w:color="AAAAAA"/>
+              <w:right w:val="single" w:sz="2" w:space="0" w:color="AAAAAA"/>
+            </w:tcBorders>
+            <w:shd w:val="clear" w:color="auto" w:fill="FFFFFF"/>
+          </w:tcPr>
+          <w:p>
+            <w:pPr>
+              <w:spacing w:before="0" w:after="0" w:line="240" w:lineRule="auto"/>
+              <w:jc w:val="center"/>
+            </w:pPr>
+          </w:p>
+        </w:tc>
+        <w:tc>
+          <w:tcPr>
+            <w:tcW w:w="385" w:type="dxa"/>
+            <w:vAlign w:val="center"/>
+            <w:tcBorders>
+              <w:top w:val="single" w:sz="2" w:space="0" w:color="AAAAAA"/>
+              <w:left w:val="single" w:sz="2" w:space="0" w:color="AAAAAA"/>
+              <w:bottom w:val="single" w:sz="2" w:space="0" w:color="AAAAAA"/>
+              <w:right w:val="single" w:sz="2" w:space="0" w:color="AAAAAA"/>
+            </w:tcBorders>
+            <w:shd w:val="clear" w:color="auto" w:fill="FFFFFF"/>
+          </w:tcPr>
+          <w:p>
+            <w:pPr>
+              <w:spacing w:before="0" w:after="0" w:line="240" w:lineRule="auto"/>
+              <w:jc w:val="center"/>
+            </w:pPr>
+          </w:p>
+        </w:tc>
+        <w:tc>
+          <w:tcPr>
+            <w:tcW w:w="385" w:type="dxa"/>
+            <w:vAlign w:val="center"/>
+            <w:tcBorders>
+              <w:top w:val="single" w:sz="2" w:space="0" w:color="AAAAAA"/>
+              <w:left w:val="single" w:sz="2" w:space="0" w:color="AAAAAA"/>
+              <w:bottom w:val="single" w:sz="2" w:space="0" w:color="AAAAAA"/>
+              <w:right w:val="single" w:sz="2" w:space="0" w:color="AAAAAA"/>
+            </w:tcBorders>
+            <w:shd w:val="clear" w:color="auto" w:fill="FFFFFF"/>
+          </w:tcPr>
+          <w:p>
+            <w:pPr>
+              <w:spacing w:before="0" w:after="0" w:line="240" w:lineRule="auto"/>
+              <w:jc w:val="center"/>
+            </w:pPr>
+          </w:p>
+        </w:tc>
+        <w:tc>
+          <w:tcPr>
+            <w:tcW w:w="385" w:type="dxa"/>
+            <w:vAlign w:val="center"/>
+            <w:tcBorders>
+              <w:top w:val="single" w:sz="2" w:space="0" w:color="AAAAAA"/>
+              <w:left w:val="single" w:sz="2" w:space="0" w:color="AAAAAA"/>
+              <w:bottom w:val="single" w:sz="2" w:space="0" w:color="AAAAAA"/>
+              <w:right w:val="single" w:sz="2" w:space="0" w:color="AAAAAA"/>
+            </w:tcBorders>
+            <w:shd w:val="clear" w:color="auto" w:fill="FFFFFF"/>
+          </w:tcPr>
+          <w:p>
+            <w:pPr>
+              <w:spacing w:before="0" w:after="0" w:line="240" w:lineRule="auto"/>
+              <w:jc w:val="center"/>
+            </w:pPr>
+          </w:p>
+        </w:tc>
+        <w:tc>
+          <w:tcPr>
+            <w:tcW w:w="385" w:type="dxa"/>
+            <w:vAlign w:val="center"/>
+            <w:tcBorders>
+              <w:top w:val="single" w:sz="2" w:space="0" w:color="AAAAAA"/>
+              <w:left w:val="single" w:sz="2" w:space="0" w:color="AAAAAA"/>
+              <w:bottom w:val="single" w:sz="2" w:space="0" w:color="AAAAAA"/>
+              <w:right w:val="single" w:sz="2" w:space="0" w:color="AAAAAA"/>
+            </w:tcBorders>
+            <w:shd w:val="clear" w:color="auto" w:fill="FFFFFF"/>
+          </w:tcPr>
+          <w:p>
+            <w:pPr>
+              <w:spacing w:before="0" w:after="0" w:line="240" w:lineRule="auto"/>
+              <w:jc w:val="center"/>
+            </w:pPr>
+          </w:p>
+        </w:tc>
+        <w:tc>
+          <w:tcPr>
+            <w:tcW w:w="385" w:type="dxa"/>
+            <w:vAlign w:val="center"/>
+            <w:tcBorders>
+              <w:top w:val="single" w:sz="2" w:space="0" w:color="AAAAAA"/>
+              <w:left w:val="single" w:sz="2" w:space="0" w:color="AAAAAA"/>
+              <w:bottom w:val="single" w:sz="2" w:space="0" w:color="AAAAAA"/>
+              <w:right w:val="single" w:sz="2" w:space="0" w:color="AAAAAA"/>
+            </w:tcBorders>
+            <w:shd w:val="clear" w:color="auto" w:fill="FFFFFF"/>
+          </w:tcPr>
+          <w:p>
+            <w:pPr>
+              <w:spacing w:before="0" w:after="0" w:line="240" w:lineRule="auto"/>
+              <w:jc w:val="center"/>
+            </w:pPr>
+          </w:p>
+        </w:tc>
+        <w:tc>
+          <w:tcPr>
+            <w:tcW w:w="385" w:type="dxa"/>
+            <w:vAlign w:val="center"/>
+            <w:tcBorders>
+              <w:top w:val="single" w:sz="2" w:space="0" w:color="AAAAAA"/>
+              <w:left w:val="single" w:sz="2" w:space="0" w:color="AAAAAA"/>
+              <w:bottom w:val="single" w:sz="2" w:space="0" w:color="AAAAAA"/>
+              <w:right w:val="single" w:sz="2" w:space="0" w:color="AAAAAA"/>
+            </w:tcBorders>
+            <w:shd w:val="clear" w:color="auto" w:fill="FFFFFF"/>
+          </w:tcPr>
+          <w:p>
+            <w:pPr>
+              <w:spacing w:before="0" w:after="0" w:line="240" w:lineRule="auto"/>
+              <w:jc w:val="center"/>
+            </w:pPr>
+          </w:p>
+        </w:tc>
+        <w:tc>
+          <w:tcPr>
+            <w:tcW w:w="385" w:type="dxa"/>
+            <w:vAlign w:val="center"/>
+            <w:tcBorders>
+              <w:top w:val="single" w:sz="2" w:space="0" w:color="AAAAAA"/>
+              <w:left w:val="single" w:sz="2" w:space="0" w:color="AAAAAA"/>
+              <w:bottom w:val="single" w:sz="2" w:space="0" w:color="AAAAAA"/>
+              <w:right w:val="single" w:sz="2" w:space="0" w:color="AAAAAA"/>
+            </w:tcBorders>
+            <w:shd w:val="clear" w:color="auto" w:fill="FFFFFF"/>
+          </w:tcPr>
+          <w:p>
+            <w:pPr>
+              <w:spacing w:before="0" w:after="0" w:line="240" w:lineRule="auto"/>
+              <w:jc w:val="center"/>
+            </w:pPr>
+          </w:p>
+        </w:tc>
+        <w:tc>
+          <w:tcPr>
+            <w:tcW w:w="385" w:type="dxa"/>
+            <w:vAlign w:val="center"/>
+            <w:tcBorders>
+              <w:top w:val="single" w:sz="2" w:space="0" w:color="AAAAAA"/>
+              <w:left w:val="single" w:sz="2" w:space="0" w:color="AAAAAA"/>
+              <w:bottom w:val="single" w:sz="2" w:space="0" w:color="AAAAAA"/>
+              <w:right w:val="single" w:sz="2" w:space="0" w:color="AAAAAA"/>
+            </w:tcBorders>
+            <w:shd w:val="clear" w:color="auto" w:fill="FFFFFF"/>
+          </w:tcPr>
+          <w:p>
+            <w:pPr>
+              <w:spacing w:before="0" w:after="0" w:line="240" w:lineRule="auto"/>
+              <w:jc w:val="center"/>
+            </w:pPr>
+          </w:p>
+        </w:tc>
+        <w:tc>
+          <w:tcPr>
+            <w:tcW w:w="385" w:type="dxa"/>
+            <w:vAlign w:val="center"/>
+            <w:tcBorders>
+              <w:top w:val="single" w:sz="2" w:space="0" w:color="AAAAAA"/>
+              <w:left w:val="single" w:sz="2" w:space="0" w:color="AAAAAA"/>
+              <w:bottom w:val="single" w:sz="2" w:space="0" w:color="AAAAAA"/>
+              <w:right w:val="single" w:sz="2" w:space="0" w:color="AAAAAA"/>
+            </w:tcBorders>
+            <w:shd w:val="clear" w:color="auto" w:fill="FFFFFF"/>
+          </w:tcPr>
+          <w:p>
+            <w:pPr>
+              <w:spacing w:before="0" w:after="0" w:line="240" w:lineRule="auto"/>
+              <w:jc w:val="center"/>
+            </w:pPr>
+          </w:p>
+        </w:tc>
+        <w:tc>
+          <w:tcPr>
+            <w:tcW w:w="385" w:type="dxa"/>
+            <w:vAlign w:val="center"/>
+            <w:tcBorders>
+              <w:top w:val="single" w:sz="2" w:space="0" w:color="AAAAAA"/>
+              <w:left w:val="single" w:sz="2" w:space="0" w:color="AAAAAA"/>
+              <w:bottom w:val="single" w:sz="2" w:space="0" w:color="AAAAAA"/>
+              <w:right w:val="single" w:sz="2" w:space="0" w:color="AAAAAA"/>
+            </w:tcBorders>
+            <w:shd w:val="clear" w:color="auto" w:fill="FFFFFF"/>
+          </w:tcPr>
+          <w:p>
+            <w:pPr>
+              <w:spacing w:before="0" w:after="0" w:line="240" w:lineRule="auto"/>
+              <w:jc w:val="center"/>
+            </w:pPr>
+          </w:p>
+        </w:tc>
+        <w:tc>
+          <w:tcPr>
+            <w:tcW w:w="385" w:type="dxa"/>
+            <w:vAlign w:val="center"/>
+            <w:tcBorders>
+              <w:top w:val="single" w:sz="2" w:space="0" w:color="AAAAAA"/>
+              <w:left w:val="single" w:sz="2" w:space="0" w:color="AAAAAA"/>
+              <w:bottom w:val="single" w:sz="2" w:space="0" w:color="AAAAAA"/>
+              <w:right w:val="single" w:sz="2" w:space="0" w:color="AAAAAA"/>
+            </w:tcBorders>
+            <w:shd w:val="clear" w:color="auto" w:fill="FFFFFF"/>
+          </w:tcPr>
+          <w:p>
+            <w:pPr>
+              <w:spacing w:before="0" w:after="0" w:line="240" w:lineRule="auto"/>
+              <w:jc w:val="center"/>
+            </w:pPr>
+          </w:p>
+        </w:tc>
+        <w:tc>
+          <w:tcPr>
+            <w:tcW w:w="385" w:type="dxa"/>
+            <w:vAlign w:val="center"/>
+            <w:tcBorders>
+              <w:top w:val="single" w:sz="2" w:space="0" w:color="AAAAAA"/>
+              <w:left w:val="single" w:sz="2" w:space="0" w:color="AAAAAA"/>
+              <w:bottom w:val="single" w:sz="2" w:space="0" w:color="AAAAAA"/>
+              <w:right w:val="single" w:sz="2" w:space="0" w:color="AAAAAA"/>
+            </w:tcBorders>
+            <w:shd w:val="clear" w:color="auto" w:fill="FFFFFF"/>
+          </w:tcPr>
+          <w:p>
+            <w:pPr>
+              <w:spacing w:before="0" w:after="0" w:line="240" w:lineRule="auto"/>
+              <w:jc w:val="center"/>
+            </w:pPr>
+          </w:p>
+        </w:tc>
+        <w:tc>
+          <w:tcPr>
+            <w:tcW w:w="385" w:type="dxa"/>
+            <w:vAlign w:val="center"/>
+            <w:tcBorders>
+              <w:top w:val="single" w:sz="2" w:space="0" w:color="AAAAAA"/>
+              <w:left w:val="single" w:sz="2" w:space="0" w:color="AAAAAA"/>
+              <w:bottom w:val="single" w:sz="2" w:space="0" w:color="AAAAAA"/>
+              <w:right w:val="single" w:sz="2" w:space="0" w:color="AAAAAA"/>
+            </w:tcBorders>
+            <w:shd w:val="clear" w:color="auto" w:fill="FFFFFF"/>
+          </w:tcPr>
+          <w:p>
+            <w:pPr>
+              <w:spacing w:before="0" w:after="0" w:line="240" w:lineRule="auto"/>
+              <w:jc w:val="center"/>
+            </w:pPr>
+          </w:p>
+        </w:tc>
+        <w:tc>
+          <w:tcPr>
+            <w:tcW w:w="385" w:type="dxa"/>
+            <w:vAlign w:val="center"/>
+            <w:tcBorders>
+              <w:top w:val="single" w:sz="2" w:space="0" w:color="AAAAAA"/>
+              <w:left w:val="single" w:sz="2" w:space="0" w:color="AAAAAA"/>
+              <w:bottom w:val="single" w:sz="2" w:space="0" w:color="AAAAAA"/>
+              <w:right w:val="single" w:sz="2" w:space="0" w:color="AAAAAA"/>
+            </w:tcBorders>
+            <w:shd w:val="clear" w:color="auto" w:fill="FFFFFF"/>
+          </w:tcPr>
+          <w:p>
+            <w:pPr>
+              <w:spacing w:before="0" w:after="0" w:line="240" w:lineRule="auto"/>
+              <w:jc w:val="center"/>
+            </w:pPr>
+          </w:p>
+        </w:tc>
+        <w:tc>
+          <w:tcPr>
+            <w:tcW w:w="385" w:type="dxa"/>
+            <w:vAlign w:val="center"/>
+            <w:tcBorders>
+              <w:top w:val="single" w:sz="2" w:space="0" w:color="AAAAAA"/>
+              <w:left w:val="single" w:sz="2" w:space="0" w:color="AAAAAA"/>
+              <w:bottom w:val="single" w:sz="2" w:space="0" w:color="AAAAAA"/>
+              <w:right w:val="single" w:sz="2" w:space="0" w:color="AAAAAA"/>
+            </w:tcBorders>
+            <w:shd w:val="clear" w:color="auto" w:fill="D9EAD3"/>
+          </w:tcPr>
+          <w:p>
+            <w:pPr>
+              <w:spacing w:before="0" w:after="0" w:line="240" w:lineRule="auto"/>
+              <w:jc w:val="center"/>
+            </w:pPr>
+            <w:r>
+              <w:rPr>
+                <w:b/>
+                <w:color w:val="C00000"/>
+                <w:sz w:val="14"/>
+              </w:rPr>
+              <w:t>✓</w:t>
+            </w:r>
           </w:p>
         </w:tc>
       </w:tr>
@@ -14652,13 +14868,21 @@
               <w:bottom w:val="single" w:sz="2" w:space="0" w:color="AAAAAA"/>
               <w:right w:val="single" w:sz="2" w:space="0" w:color="AAAAAA"/>
             </w:tcBorders>
-            <w:shd w:val="clear" w:color="auto" w:fill="F5F5F5"/>
-          </w:tcPr>
-          <w:p>
-            <w:pPr>
-              <w:spacing w:before="0" w:after="0" w:line="240" w:lineRule="auto"/>
-              <w:jc w:val="center"/>
-            </w:pPr>
+            <w:shd w:val="clear" w:color="auto" w:fill="F9D9D9"/>
+          </w:tcPr>
+          <w:p>
+            <w:pPr>
+              <w:spacing w:before="0" w:after="0" w:line="240" w:lineRule="auto"/>
+              <w:jc w:val="center"/>
+            </w:pPr>
+            <w:r>
+              <w:rPr>
+                <w:b/>
+                <w:color w:val="C00000"/>
+                <w:sz w:val="14"/>
+              </w:rPr>
+              <w:t>✓</w:t>
+            </w:r>
           </w:p>
         </w:tc>
         <w:tc>
@@ -15627,13 +15851,21 @@
               <w:bottom w:val="single" w:sz="2" w:space="0" w:color="AAAAAA"/>
               <w:right w:val="single" w:sz="2" w:space="0" w:color="AAAAAA"/>
             </w:tcBorders>
-            <w:shd w:val="clear" w:color="auto" w:fill="FFFFFF"/>
-          </w:tcPr>
-          <w:p>
-            <w:pPr>
-              <w:spacing w:before="0" w:after="0" w:line="240" w:lineRule="auto"/>
-              <w:jc w:val="center"/>
-            </w:pPr>
+            <w:shd w:val="clear" w:color="auto" w:fill="D9EAD3"/>
+          </w:tcPr>
+          <w:p>
+            <w:pPr>
+              <w:spacing w:before="0" w:after="0" w:line="240" w:lineRule="auto"/>
+              <w:jc w:val="center"/>
+            </w:pPr>
+            <w:r>
+              <w:rPr>
+                <w:b/>
+                <w:color w:val="C00000"/>
+                <w:sz w:val="14"/>
+              </w:rPr>
+              <w:t>✓</w:t>
+            </w:r>
           </w:p>
         </w:tc>
       </w:tr>
@@ -17735,89 +17967,105 @@
               <w:bottom w:val="single" w:sz="2" w:space="0" w:color="AAAAAA"/>
               <w:right w:val="single" w:sz="2" w:space="0" w:color="AAAAAA"/>
             </w:tcBorders>
-            <w:shd w:val="clear" w:color="auto" w:fill="F5F5F5"/>
-          </w:tcPr>
-          <w:p>
-            <w:pPr>
-              <w:spacing w:before="0" w:after="0" w:line="240" w:lineRule="auto"/>
-              <w:jc w:val="center"/>
-            </w:pPr>
-          </w:p>
-        </w:tc>
-        <w:tc>
-          <w:tcPr>
-            <w:tcW w:w="385" w:type="dxa"/>
-            <w:vAlign w:val="center"/>
-            <w:tcBorders>
-              <w:top w:val="single" w:sz="2" w:space="0" w:color="AAAAAA"/>
-              <w:left w:val="single" w:sz="2" w:space="0" w:color="AAAAAA"/>
-              <w:bottom w:val="single" w:sz="2" w:space="0" w:color="AAAAAA"/>
-              <w:right w:val="single" w:sz="2" w:space="0" w:color="AAAAAA"/>
-            </w:tcBorders>
-            <w:shd w:val="clear" w:color="auto" w:fill="F5F5F5"/>
-          </w:tcPr>
-          <w:p>
-            <w:pPr>
-              <w:spacing w:before="0" w:after="0" w:line="240" w:lineRule="auto"/>
-              <w:jc w:val="center"/>
-            </w:pPr>
-          </w:p>
-        </w:tc>
-        <w:tc>
-          <w:tcPr>
-            <w:tcW w:w="385" w:type="dxa"/>
-            <w:vAlign w:val="center"/>
-            <w:tcBorders>
-              <w:top w:val="single" w:sz="2" w:space="0" w:color="AAAAAA"/>
-              <w:left w:val="single" w:sz="2" w:space="0" w:color="AAAAAA"/>
-              <w:bottom w:val="single" w:sz="2" w:space="0" w:color="AAAAAA"/>
-              <w:right w:val="single" w:sz="2" w:space="0" w:color="AAAAAA"/>
-            </w:tcBorders>
-            <w:shd w:val="clear" w:color="auto" w:fill="F5F5F5"/>
-          </w:tcPr>
-          <w:p>
-            <w:pPr>
-              <w:spacing w:before="0" w:after="0" w:line="240" w:lineRule="auto"/>
-              <w:jc w:val="center"/>
-            </w:pPr>
-          </w:p>
-        </w:tc>
-        <w:tc>
-          <w:tcPr>
-            <w:tcW w:w="385" w:type="dxa"/>
-            <w:vAlign w:val="center"/>
-            <w:tcBorders>
-              <w:top w:val="single" w:sz="2" w:space="0" w:color="AAAAAA"/>
-              <w:left w:val="single" w:sz="2" w:space="0" w:color="AAAAAA"/>
-              <w:bottom w:val="single" w:sz="2" w:space="0" w:color="AAAAAA"/>
-              <w:right w:val="single" w:sz="2" w:space="0" w:color="AAAAAA"/>
-            </w:tcBorders>
-            <w:shd w:val="clear" w:color="auto" w:fill="F5F5F5"/>
-          </w:tcPr>
-          <w:p>
-            <w:pPr>
-              <w:spacing w:before="0" w:after="0" w:line="240" w:lineRule="auto"/>
-              <w:jc w:val="center"/>
-            </w:pPr>
-          </w:p>
-        </w:tc>
-        <w:tc>
-          <w:tcPr>
-            <w:tcW w:w="385" w:type="dxa"/>
-            <w:vAlign w:val="center"/>
-            <w:tcBorders>
-              <w:top w:val="single" w:sz="2" w:space="0" w:color="AAAAAA"/>
-              <w:left w:val="single" w:sz="2" w:space="0" w:color="AAAAAA"/>
-              <w:bottom w:val="single" w:sz="2" w:space="0" w:color="AAAAAA"/>
-              <w:right w:val="single" w:sz="2" w:space="0" w:color="AAAAAA"/>
-            </w:tcBorders>
-            <w:shd w:val="clear" w:color="auto" w:fill="F5F5F5"/>
-          </w:tcPr>
-          <w:p>
-            <w:pPr>
-              <w:spacing w:before="0" w:after="0" w:line="240" w:lineRule="auto"/>
-              <w:jc w:val="center"/>
-            </w:pPr>
+            <w:shd w:val="clear" w:color="auto" w:fill="D9EAD3"/>
+          </w:tcPr>
+          <w:p>
+            <w:pPr>
+              <w:spacing w:before="0" w:after="0" w:line="240" w:lineRule="auto"/>
+              <w:jc w:val="center"/>
+            </w:pPr>
+            <w:r>
+              <w:rPr>
+                <w:b/>
+                <w:color w:val="C00000"/>
+                <w:sz w:val="14"/>
+              </w:rPr>
+              <w:t>✓</w:t>
+            </w:r>
+          </w:p>
+        </w:tc>
+        <w:tc>
+          <w:tcPr>
+            <w:tcW w:w="385" w:type="dxa"/>
+            <w:vAlign w:val="center"/>
+            <w:tcBorders>
+              <w:top w:val="single" w:sz="2" w:space="0" w:color="AAAAAA"/>
+              <w:left w:val="single" w:sz="2" w:space="0" w:color="AAAAAA"/>
+              <w:bottom w:val="single" w:sz="2" w:space="0" w:color="AAAAAA"/>
+              <w:right w:val="single" w:sz="2" w:space="0" w:color="AAAAAA"/>
+            </w:tcBorders>
+            <w:shd w:val="clear" w:color="auto" w:fill="F5F5F5"/>
+          </w:tcPr>
+          <w:p>
+            <w:pPr>
+              <w:spacing w:before="0" w:after="0" w:line="240" w:lineRule="auto"/>
+              <w:jc w:val="center"/>
+            </w:pPr>
+          </w:p>
+        </w:tc>
+        <w:tc>
+          <w:tcPr>
+            <w:tcW w:w="385" w:type="dxa"/>
+            <w:vAlign w:val="center"/>
+            <w:tcBorders>
+              <w:top w:val="single" w:sz="2" w:space="0" w:color="AAAAAA"/>
+              <w:left w:val="single" w:sz="2" w:space="0" w:color="AAAAAA"/>
+              <w:bottom w:val="single" w:sz="2" w:space="0" w:color="AAAAAA"/>
+              <w:right w:val="single" w:sz="2" w:space="0" w:color="AAAAAA"/>
+            </w:tcBorders>
+            <w:shd w:val="clear" w:color="auto" w:fill="F5F5F5"/>
+          </w:tcPr>
+          <w:p>
+            <w:pPr>
+              <w:spacing w:before="0" w:after="0" w:line="240" w:lineRule="auto"/>
+              <w:jc w:val="center"/>
+            </w:pPr>
+          </w:p>
+        </w:tc>
+        <w:tc>
+          <w:tcPr>
+            <w:tcW w:w="385" w:type="dxa"/>
+            <w:vAlign w:val="center"/>
+            <w:tcBorders>
+              <w:top w:val="single" w:sz="2" w:space="0" w:color="AAAAAA"/>
+              <w:left w:val="single" w:sz="2" w:space="0" w:color="AAAAAA"/>
+              <w:bottom w:val="single" w:sz="2" w:space="0" w:color="AAAAAA"/>
+              <w:right w:val="single" w:sz="2" w:space="0" w:color="AAAAAA"/>
+            </w:tcBorders>
+            <w:shd w:val="clear" w:color="auto" w:fill="F5F5F5"/>
+          </w:tcPr>
+          <w:p>
+            <w:pPr>
+              <w:spacing w:before="0" w:after="0" w:line="240" w:lineRule="auto"/>
+              <w:jc w:val="center"/>
+            </w:pPr>
+          </w:p>
+        </w:tc>
+        <w:tc>
+          <w:tcPr>
+            <w:tcW w:w="385" w:type="dxa"/>
+            <w:vAlign w:val="center"/>
+            <w:tcBorders>
+              <w:top w:val="single" w:sz="2" w:space="0" w:color="AAAAAA"/>
+              <w:left w:val="single" w:sz="2" w:space="0" w:color="AAAAAA"/>
+              <w:bottom w:val="single" w:sz="2" w:space="0" w:color="AAAAAA"/>
+              <w:right w:val="single" w:sz="2" w:space="0" w:color="AAAAAA"/>
+            </w:tcBorders>
+            <w:shd w:val="clear" w:color="auto" w:fill="D9EAD3"/>
+          </w:tcPr>
+          <w:p>
+            <w:pPr>
+              <w:spacing w:before="0" w:after="0" w:line="240" w:lineRule="auto"/>
+              <w:jc w:val="center"/>
+            </w:pPr>
+            <w:r>
+              <w:rPr>
+                <w:b/>
+                <w:color w:val="C00000"/>
+                <w:sz w:val="14"/>
+              </w:rPr>
+              <w:t>✓</w:t>
+            </w:r>
           </w:p>
         </w:tc>
       </w:tr>
@@ -18292,13 +18540,21 @@
               <w:bottom w:val="single" w:sz="2" w:space="0" w:color="AAAAAA"/>
               <w:right w:val="single" w:sz="2" w:space="0" w:color="AAAAAA"/>
             </w:tcBorders>
-            <w:shd w:val="clear" w:color="auto" w:fill="FFFFFF"/>
-          </w:tcPr>
-          <w:p>
-            <w:pPr>
-              <w:spacing w:before="0" w:after="0" w:line="240" w:lineRule="auto"/>
-              <w:jc w:val="center"/>
-            </w:pPr>
+            <w:shd w:val="clear" w:color="auto" w:fill="F9D9D9"/>
+          </w:tcPr>
+          <w:p>
+            <w:pPr>
+              <w:spacing w:before="0" w:after="0" w:line="240" w:lineRule="auto"/>
+              <w:jc w:val="center"/>
+            </w:pPr>
+            <w:r>
+              <w:rPr>
+                <w:b/>
+                <w:color w:val="C00000"/>
+                <w:sz w:val="14"/>
+              </w:rPr>
+              <w:t>✓</w:t>
+            </w:r>
           </w:p>
         </w:tc>
         <w:tc>
@@ -19267,13 +19523,21 @@
               <w:bottom w:val="single" w:sz="2" w:space="0" w:color="AAAAAA"/>
               <w:right w:val="single" w:sz="2" w:space="0" w:color="AAAAAA"/>
             </w:tcBorders>
-            <w:shd w:val="clear" w:color="auto" w:fill="F5F5F5"/>
-          </w:tcPr>
-          <w:p>
-            <w:pPr>
-              <w:spacing w:before="0" w:after="0" w:line="240" w:lineRule="auto"/>
-              <w:jc w:val="center"/>
-            </w:pPr>
+            <w:shd w:val="clear" w:color="auto" w:fill="D9EAD3"/>
+          </w:tcPr>
+          <w:p>
+            <w:pPr>
+              <w:spacing w:before="0" w:after="0" w:line="240" w:lineRule="auto"/>
+              <w:jc w:val="center"/>
+            </w:pPr>
+            <w:r>
+              <w:rPr>
+                <w:b/>
+                <w:color w:val="C00000"/>
+                <w:sz w:val="14"/>
+              </w:rPr>
+              <w:t>✓</w:t>
+            </w:r>
           </w:p>
         </w:tc>
       </w:tr>
@@ -19425,336 +19689,360 @@
               <w:bottom w:val="single" w:sz="2" w:space="0" w:color="AAAAAA"/>
               <w:right w:val="single" w:sz="2" w:space="0" w:color="AAAAAA"/>
             </w:tcBorders>
-            <w:shd w:val="clear" w:color="auto" w:fill="FFFFFF"/>
-          </w:tcPr>
-          <w:p>
-            <w:pPr>
-              <w:spacing w:before="0" w:after="0" w:line="240" w:lineRule="auto"/>
-              <w:jc w:val="center"/>
-            </w:pPr>
-          </w:p>
-        </w:tc>
-        <w:tc>
-          <w:tcPr>
-            <w:tcW w:w="385" w:type="dxa"/>
-            <w:vAlign w:val="center"/>
-            <w:tcBorders>
-              <w:top w:val="single" w:sz="2" w:space="0" w:color="AAAAAA"/>
-              <w:left w:val="single" w:sz="2" w:space="0" w:color="AAAAAA"/>
-              <w:bottom w:val="single" w:sz="2" w:space="0" w:color="AAAAAA"/>
-              <w:right w:val="single" w:sz="2" w:space="0" w:color="AAAAAA"/>
-            </w:tcBorders>
-            <w:shd w:val="clear" w:color="auto" w:fill="FFFFFF"/>
-          </w:tcPr>
-          <w:p>
-            <w:pPr>
-              <w:spacing w:before="0" w:after="0" w:line="240" w:lineRule="auto"/>
-              <w:jc w:val="center"/>
-            </w:pPr>
-          </w:p>
-        </w:tc>
-        <w:tc>
-          <w:tcPr>
-            <w:tcW w:w="385" w:type="dxa"/>
-            <w:vAlign w:val="center"/>
-            <w:tcBorders>
-              <w:top w:val="single" w:sz="2" w:space="0" w:color="AAAAAA"/>
-              <w:left w:val="single" w:sz="2" w:space="0" w:color="AAAAAA"/>
-              <w:bottom w:val="single" w:sz="2" w:space="0" w:color="AAAAAA"/>
-              <w:right w:val="single" w:sz="2" w:space="0" w:color="AAAAAA"/>
-            </w:tcBorders>
-            <w:shd w:val="clear" w:color="auto" w:fill="FFFFFF"/>
-          </w:tcPr>
-          <w:p>
-            <w:pPr>
-              <w:spacing w:before="0" w:after="0" w:line="240" w:lineRule="auto"/>
-              <w:jc w:val="center"/>
-            </w:pPr>
-          </w:p>
-        </w:tc>
-        <w:tc>
-          <w:tcPr>
-            <w:tcW w:w="385" w:type="dxa"/>
-            <w:vAlign w:val="center"/>
-            <w:tcBorders>
-              <w:top w:val="single" w:sz="2" w:space="0" w:color="AAAAAA"/>
-              <w:left w:val="single" w:sz="2" w:space="0" w:color="AAAAAA"/>
-              <w:bottom w:val="single" w:sz="2" w:space="0" w:color="AAAAAA"/>
-              <w:right w:val="single" w:sz="2" w:space="0" w:color="AAAAAA"/>
-            </w:tcBorders>
-            <w:shd w:val="clear" w:color="auto" w:fill="FFFFFF"/>
-          </w:tcPr>
-          <w:p>
-            <w:pPr>
-              <w:spacing w:before="0" w:after="0" w:line="240" w:lineRule="auto"/>
-              <w:jc w:val="center"/>
-            </w:pPr>
-          </w:p>
-        </w:tc>
-        <w:tc>
-          <w:tcPr>
-            <w:tcW w:w="385" w:type="dxa"/>
-            <w:vAlign w:val="center"/>
-            <w:tcBorders>
-              <w:top w:val="single" w:sz="2" w:space="0" w:color="AAAAAA"/>
-              <w:left w:val="single" w:sz="2" w:space="0" w:color="AAAAAA"/>
-              <w:bottom w:val="single" w:sz="2" w:space="0" w:color="AAAAAA"/>
-              <w:right w:val="single" w:sz="2" w:space="0" w:color="AAAAAA"/>
-            </w:tcBorders>
-            <w:shd w:val="clear" w:color="auto" w:fill="FFFFFF"/>
-          </w:tcPr>
-          <w:p>
-            <w:pPr>
-              <w:spacing w:before="0" w:after="0" w:line="240" w:lineRule="auto"/>
-              <w:jc w:val="center"/>
-            </w:pPr>
-          </w:p>
-        </w:tc>
-        <w:tc>
-          <w:tcPr>
-            <w:tcW w:w="385" w:type="dxa"/>
-            <w:vAlign w:val="center"/>
-            <w:tcBorders>
-              <w:top w:val="single" w:sz="2" w:space="0" w:color="AAAAAA"/>
-              <w:left w:val="single" w:sz="2" w:space="0" w:color="AAAAAA"/>
-              <w:bottom w:val="single" w:sz="2" w:space="0" w:color="AAAAAA"/>
-              <w:right w:val="single" w:sz="2" w:space="0" w:color="AAAAAA"/>
-            </w:tcBorders>
-            <w:shd w:val="clear" w:color="auto" w:fill="FFFFFF"/>
-          </w:tcPr>
-          <w:p>
-            <w:pPr>
-              <w:spacing w:before="0" w:after="0" w:line="240" w:lineRule="auto"/>
-              <w:jc w:val="center"/>
-            </w:pPr>
-          </w:p>
-        </w:tc>
-        <w:tc>
-          <w:tcPr>
-            <w:tcW w:w="385" w:type="dxa"/>
-            <w:vAlign w:val="center"/>
-            <w:tcBorders>
-              <w:top w:val="single" w:sz="2" w:space="0" w:color="AAAAAA"/>
-              <w:left w:val="single" w:sz="2" w:space="0" w:color="AAAAAA"/>
-              <w:bottom w:val="single" w:sz="2" w:space="0" w:color="AAAAAA"/>
-              <w:right w:val="single" w:sz="2" w:space="0" w:color="AAAAAA"/>
-            </w:tcBorders>
-            <w:shd w:val="clear" w:color="auto" w:fill="FFFFFF"/>
-          </w:tcPr>
-          <w:p>
-            <w:pPr>
-              <w:spacing w:before="0" w:after="0" w:line="240" w:lineRule="auto"/>
-              <w:jc w:val="center"/>
-            </w:pPr>
-          </w:p>
-        </w:tc>
-        <w:tc>
-          <w:tcPr>
-            <w:tcW w:w="385" w:type="dxa"/>
-            <w:vAlign w:val="center"/>
-            <w:tcBorders>
-              <w:top w:val="single" w:sz="2" w:space="0" w:color="AAAAAA"/>
-              <w:left w:val="single" w:sz="2" w:space="0" w:color="AAAAAA"/>
-              <w:bottom w:val="single" w:sz="2" w:space="0" w:color="AAAAAA"/>
-              <w:right w:val="single" w:sz="2" w:space="0" w:color="AAAAAA"/>
-            </w:tcBorders>
-            <w:shd w:val="clear" w:color="auto" w:fill="FFFFFF"/>
-          </w:tcPr>
-          <w:p>
-            <w:pPr>
-              <w:spacing w:before="0" w:after="0" w:line="240" w:lineRule="auto"/>
-              <w:jc w:val="center"/>
-            </w:pPr>
-          </w:p>
-        </w:tc>
-        <w:tc>
-          <w:tcPr>
-            <w:tcW w:w="385" w:type="dxa"/>
-            <w:vAlign w:val="center"/>
-            <w:tcBorders>
-              <w:top w:val="single" w:sz="2" w:space="0" w:color="AAAAAA"/>
-              <w:left w:val="single" w:sz="2" w:space="0" w:color="AAAAAA"/>
-              <w:bottom w:val="single" w:sz="2" w:space="0" w:color="AAAAAA"/>
-              <w:right w:val="single" w:sz="2" w:space="0" w:color="AAAAAA"/>
-            </w:tcBorders>
-            <w:shd w:val="clear" w:color="auto" w:fill="FFFFFF"/>
-          </w:tcPr>
-          <w:p>
-            <w:pPr>
-              <w:spacing w:before="0" w:after="0" w:line="240" w:lineRule="auto"/>
-              <w:jc w:val="center"/>
-            </w:pPr>
-          </w:p>
-        </w:tc>
-        <w:tc>
-          <w:tcPr>
-            <w:tcW w:w="385" w:type="dxa"/>
-            <w:vAlign w:val="center"/>
-            <w:tcBorders>
-              <w:top w:val="single" w:sz="2" w:space="0" w:color="AAAAAA"/>
-              <w:left w:val="single" w:sz="2" w:space="0" w:color="AAAAAA"/>
-              <w:bottom w:val="single" w:sz="2" w:space="0" w:color="AAAAAA"/>
-              <w:right w:val="single" w:sz="2" w:space="0" w:color="AAAAAA"/>
-            </w:tcBorders>
-            <w:shd w:val="clear" w:color="auto" w:fill="FFFFFF"/>
-          </w:tcPr>
-          <w:p>
-            <w:pPr>
-              <w:spacing w:before="0" w:after="0" w:line="240" w:lineRule="auto"/>
-              <w:jc w:val="center"/>
-            </w:pPr>
-          </w:p>
-        </w:tc>
-        <w:tc>
-          <w:tcPr>
-            <w:tcW w:w="385" w:type="dxa"/>
-            <w:vAlign w:val="center"/>
-            <w:tcBorders>
-              <w:top w:val="single" w:sz="2" w:space="0" w:color="AAAAAA"/>
-              <w:left w:val="single" w:sz="2" w:space="0" w:color="AAAAAA"/>
-              <w:bottom w:val="single" w:sz="2" w:space="0" w:color="AAAAAA"/>
-              <w:right w:val="single" w:sz="2" w:space="0" w:color="AAAAAA"/>
-            </w:tcBorders>
-            <w:shd w:val="clear" w:color="auto" w:fill="FFFFFF"/>
-          </w:tcPr>
-          <w:p>
-            <w:pPr>
-              <w:spacing w:before="0" w:after="0" w:line="240" w:lineRule="auto"/>
-              <w:jc w:val="center"/>
-            </w:pPr>
-          </w:p>
-        </w:tc>
-        <w:tc>
-          <w:tcPr>
-            <w:tcW w:w="385" w:type="dxa"/>
-            <w:vAlign w:val="center"/>
-            <w:tcBorders>
-              <w:top w:val="single" w:sz="2" w:space="0" w:color="AAAAAA"/>
-              <w:left w:val="single" w:sz="2" w:space="0" w:color="AAAAAA"/>
-              <w:bottom w:val="single" w:sz="2" w:space="0" w:color="AAAAAA"/>
-              <w:right w:val="single" w:sz="2" w:space="0" w:color="AAAAAA"/>
-            </w:tcBorders>
-            <w:shd w:val="clear" w:color="auto" w:fill="FFFFFF"/>
-          </w:tcPr>
-          <w:p>
-            <w:pPr>
-              <w:spacing w:before="0" w:after="0" w:line="240" w:lineRule="auto"/>
-              <w:jc w:val="center"/>
-            </w:pPr>
-          </w:p>
-        </w:tc>
-        <w:tc>
-          <w:tcPr>
-            <w:tcW w:w="385" w:type="dxa"/>
-            <w:vAlign w:val="center"/>
-            <w:tcBorders>
-              <w:top w:val="single" w:sz="2" w:space="0" w:color="AAAAAA"/>
-              <w:left w:val="single" w:sz="2" w:space="0" w:color="AAAAAA"/>
-              <w:bottom w:val="single" w:sz="2" w:space="0" w:color="AAAAAA"/>
-              <w:right w:val="single" w:sz="2" w:space="0" w:color="AAAAAA"/>
-            </w:tcBorders>
-            <w:shd w:val="clear" w:color="auto" w:fill="FFFFFF"/>
-          </w:tcPr>
-          <w:p>
-            <w:pPr>
-              <w:spacing w:before="0" w:after="0" w:line="240" w:lineRule="auto"/>
-              <w:jc w:val="center"/>
-            </w:pPr>
-          </w:p>
-        </w:tc>
-        <w:tc>
-          <w:tcPr>
-            <w:tcW w:w="385" w:type="dxa"/>
-            <w:vAlign w:val="center"/>
-            <w:tcBorders>
-              <w:top w:val="single" w:sz="2" w:space="0" w:color="AAAAAA"/>
-              <w:left w:val="single" w:sz="2" w:space="0" w:color="AAAAAA"/>
-              <w:bottom w:val="single" w:sz="2" w:space="0" w:color="AAAAAA"/>
-              <w:right w:val="single" w:sz="2" w:space="0" w:color="AAAAAA"/>
-            </w:tcBorders>
-            <w:shd w:val="clear" w:color="auto" w:fill="FFFFFF"/>
-          </w:tcPr>
-          <w:p>
-            <w:pPr>
-              <w:spacing w:before="0" w:after="0" w:line="240" w:lineRule="auto"/>
-              <w:jc w:val="center"/>
-            </w:pPr>
-          </w:p>
-        </w:tc>
-        <w:tc>
-          <w:tcPr>
-            <w:tcW w:w="385" w:type="dxa"/>
-            <w:vAlign w:val="center"/>
-            <w:tcBorders>
-              <w:top w:val="single" w:sz="2" w:space="0" w:color="AAAAAA"/>
-              <w:left w:val="single" w:sz="2" w:space="0" w:color="AAAAAA"/>
-              <w:bottom w:val="single" w:sz="2" w:space="0" w:color="AAAAAA"/>
-              <w:right w:val="single" w:sz="2" w:space="0" w:color="AAAAAA"/>
-            </w:tcBorders>
-            <w:shd w:val="clear" w:color="auto" w:fill="FFFFFF"/>
-          </w:tcPr>
-          <w:p>
-            <w:pPr>
-              <w:spacing w:before="0" w:after="0" w:line="240" w:lineRule="auto"/>
-              <w:jc w:val="center"/>
-            </w:pPr>
-          </w:p>
-        </w:tc>
-        <w:tc>
-          <w:tcPr>
-            <w:tcW w:w="385" w:type="dxa"/>
-            <w:vAlign w:val="center"/>
-            <w:tcBorders>
-              <w:top w:val="single" w:sz="2" w:space="0" w:color="AAAAAA"/>
-              <w:left w:val="single" w:sz="2" w:space="0" w:color="AAAAAA"/>
-              <w:bottom w:val="single" w:sz="2" w:space="0" w:color="AAAAAA"/>
-              <w:right w:val="single" w:sz="2" w:space="0" w:color="AAAAAA"/>
-            </w:tcBorders>
-            <w:shd w:val="clear" w:color="auto" w:fill="FFFFFF"/>
-          </w:tcPr>
-          <w:p>
-            <w:pPr>
-              <w:spacing w:before="0" w:after="0" w:line="240" w:lineRule="auto"/>
-              <w:jc w:val="center"/>
-            </w:pPr>
-          </w:p>
-        </w:tc>
-        <w:tc>
-          <w:tcPr>
-            <w:tcW w:w="385" w:type="dxa"/>
-            <w:vAlign w:val="center"/>
-            <w:tcBorders>
-              <w:top w:val="single" w:sz="2" w:space="0" w:color="AAAAAA"/>
-              <w:left w:val="single" w:sz="2" w:space="0" w:color="AAAAAA"/>
-              <w:bottom w:val="single" w:sz="2" w:space="0" w:color="AAAAAA"/>
-              <w:right w:val="single" w:sz="2" w:space="0" w:color="AAAAAA"/>
-            </w:tcBorders>
-            <w:shd w:val="clear" w:color="auto" w:fill="FFFFFF"/>
-          </w:tcPr>
-          <w:p>
-            <w:pPr>
-              <w:spacing w:before="0" w:after="0" w:line="240" w:lineRule="auto"/>
-              <w:jc w:val="center"/>
-            </w:pPr>
-          </w:p>
-        </w:tc>
-        <w:tc>
-          <w:tcPr>
-            <w:tcW w:w="385" w:type="dxa"/>
-            <w:vAlign w:val="center"/>
-            <w:tcBorders>
-              <w:top w:val="single" w:sz="2" w:space="0" w:color="AAAAAA"/>
-              <w:left w:val="single" w:sz="2" w:space="0" w:color="AAAAAA"/>
-              <w:bottom w:val="single" w:sz="2" w:space="0" w:color="AAAAAA"/>
-              <w:right w:val="single" w:sz="2" w:space="0" w:color="AAAAAA"/>
-            </w:tcBorders>
-            <w:shd w:val="clear" w:color="auto" w:fill="FFFFFF"/>
-          </w:tcPr>
-          <w:p>
-            <w:pPr>
-              <w:spacing w:before="0" w:after="0" w:line="240" w:lineRule="auto"/>
-              <w:jc w:val="center"/>
-            </w:pPr>
+            <w:shd w:val="clear" w:color="auto" w:fill="BDD7EE"/>
+          </w:tcPr>
+          <w:p>
+            <w:pPr>
+              <w:spacing w:before="0" w:after="0" w:line="240" w:lineRule="auto"/>
+              <w:jc w:val="center"/>
+            </w:pPr>
+            <w:r>
+              <w:rPr>
+                <w:b/>
+                <w:color w:val="C00000"/>
+                <w:sz w:val="14"/>
+              </w:rPr>
+              <w:t>✓</w:t>
+            </w:r>
+          </w:p>
+        </w:tc>
+        <w:tc>
+          <w:tcPr>
+            <w:tcW w:w="385" w:type="dxa"/>
+            <w:vAlign w:val="center"/>
+            <w:tcBorders>
+              <w:top w:val="single" w:sz="2" w:space="0" w:color="AAAAAA"/>
+              <w:left w:val="single" w:sz="2" w:space="0" w:color="AAAAAA"/>
+              <w:bottom w:val="single" w:sz="2" w:space="0" w:color="AAAAAA"/>
+              <w:right w:val="single" w:sz="2" w:space="0" w:color="AAAAAA"/>
+            </w:tcBorders>
+            <w:shd w:val="clear" w:color="auto" w:fill="FFFFFF"/>
+          </w:tcPr>
+          <w:p>
+            <w:pPr>
+              <w:spacing w:before="0" w:after="0" w:line="240" w:lineRule="auto"/>
+              <w:jc w:val="center"/>
+            </w:pPr>
+          </w:p>
+        </w:tc>
+        <w:tc>
+          <w:tcPr>
+            <w:tcW w:w="385" w:type="dxa"/>
+            <w:vAlign w:val="center"/>
+            <w:tcBorders>
+              <w:top w:val="single" w:sz="2" w:space="0" w:color="AAAAAA"/>
+              <w:left w:val="single" w:sz="2" w:space="0" w:color="AAAAAA"/>
+              <w:bottom w:val="single" w:sz="2" w:space="0" w:color="AAAAAA"/>
+              <w:right w:val="single" w:sz="2" w:space="0" w:color="AAAAAA"/>
+            </w:tcBorders>
+            <w:shd w:val="clear" w:color="auto" w:fill="BDD7EE"/>
+          </w:tcPr>
+          <w:p>
+            <w:pPr>
+              <w:spacing w:before="0" w:after="0" w:line="240" w:lineRule="auto"/>
+              <w:jc w:val="center"/>
+            </w:pPr>
+            <w:r>
+              <w:rPr>
+                <w:b/>
+                <w:color w:val="C00000"/>
+                <w:sz w:val="14"/>
+              </w:rPr>
+              <w:t>✓</w:t>
+            </w:r>
+          </w:p>
+        </w:tc>
+        <w:tc>
+          <w:tcPr>
+            <w:tcW w:w="385" w:type="dxa"/>
+            <w:vAlign w:val="center"/>
+            <w:tcBorders>
+              <w:top w:val="single" w:sz="2" w:space="0" w:color="AAAAAA"/>
+              <w:left w:val="single" w:sz="2" w:space="0" w:color="AAAAAA"/>
+              <w:bottom w:val="single" w:sz="2" w:space="0" w:color="AAAAAA"/>
+              <w:right w:val="single" w:sz="2" w:space="0" w:color="AAAAAA"/>
+            </w:tcBorders>
+            <w:shd w:val="clear" w:color="auto" w:fill="FFFFFF"/>
+          </w:tcPr>
+          <w:p>
+            <w:pPr>
+              <w:spacing w:before="0" w:after="0" w:line="240" w:lineRule="auto"/>
+              <w:jc w:val="center"/>
+            </w:pPr>
+          </w:p>
+        </w:tc>
+        <w:tc>
+          <w:tcPr>
+            <w:tcW w:w="385" w:type="dxa"/>
+            <w:vAlign w:val="center"/>
+            <w:tcBorders>
+              <w:top w:val="single" w:sz="2" w:space="0" w:color="AAAAAA"/>
+              <w:left w:val="single" w:sz="2" w:space="0" w:color="AAAAAA"/>
+              <w:bottom w:val="single" w:sz="2" w:space="0" w:color="AAAAAA"/>
+              <w:right w:val="single" w:sz="2" w:space="0" w:color="AAAAAA"/>
+            </w:tcBorders>
+            <w:shd w:val="clear" w:color="auto" w:fill="FFFFFF"/>
+          </w:tcPr>
+          <w:p>
+            <w:pPr>
+              <w:spacing w:before="0" w:after="0" w:line="240" w:lineRule="auto"/>
+              <w:jc w:val="center"/>
+            </w:pPr>
+          </w:p>
+        </w:tc>
+        <w:tc>
+          <w:tcPr>
+            <w:tcW w:w="385" w:type="dxa"/>
+            <w:vAlign w:val="center"/>
+            <w:tcBorders>
+              <w:top w:val="single" w:sz="2" w:space="0" w:color="AAAAAA"/>
+              <w:left w:val="single" w:sz="2" w:space="0" w:color="AAAAAA"/>
+              <w:bottom w:val="single" w:sz="2" w:space="0" w:color="AAAAAA"/>
+              <w:right w:val="single" w:sz="2" w:space="0" w:color="AAAAAA"/>
+            </w:tcBorders>
+            <w:shd w:val="clear" w:color="auto" w:fill="FFFFFF"/>
+          </w:tcPr>
+          <w:p>
+            <w:pPr>
+              <w:spacing w:before="0" w:after="0" w:line="240" w:lineRule="auto"/>
+              <w:jc w:val="center"/>
+            </w:pPr>
+          </w:p>
+        </w:tc>
+        <w:tc>
+          <w:tcPr>
+            <w:tcW w:w="385" w:type="dxa"/>
+            <w:vAlign w:val="center"/>
+            <w:tcBorders>
+              <w:top w:val="single" w:sz="2" w:space="0" w:color="AAAAAA"/>
+              <w:left w:val="single" w:sz="2" w:space="0" w:color="AAAAAA"/>
+              <w:bottom w:val="single" w:sz="2" w:space="0" w:color="AAAAAA"/>
+              <w:right w:val="single" w:sz="2" w:space="0" w:color="AAAAAA"/>
+            </w:tcBorders>
+            <w:shd w:val="clear" w:color="auto" w:fill="FFFFFF"/>
+          </w:tcPr>
+          <w:p>
+            <w:pPr>
+              <w:spacing w:before="0" w:after="0" w:line="240" w:lineRule="auto"/>
+              <w:jc w:val="center"/>
+            </w:pPr>
+          </w:p>
+        </w:tc>
+        <w:tc>
+          <w:tcPr>
+            <w:tcW w:w="385" w:type="dxa"/>
+            <w:vAlign w:val="center"/>
+            <w:tcBorders>
+              <w:top w:val="single" w:sz="2" w:space="0" w:color="AAAAAA"/>
+              <w:left w:val="single" w:sz="2" w:space="0" w:color="AAAAAA"/>
+              <w:bottom w:val="single" w:sz="2" w:space="0" w:color="AAAAAA"/>
+              <w:right w:val="single" w:sz="2" w:space="0" w:color="AAAAAA"/>
+            </w:tcBorders>
+            <w:shd w:val="clear" w:color="auto" w:fill="FFFFFF"/>
+          </w:tcPr>
+          <w:p>
+            <w:pPr>
+              <w:spacing w:before="0" w:after="0" w:line="240" w:lineRule="auto"/>
+              <w:jc w:val="center"/>
+            </w:pPr>
+          </w:p>
+        </w:tc>
+        <w:tc>
+          <w:tcPr>
+            <w:tcW w:w="385" w:type="dxa"/>
+            <w:vAlign w:val="center"/>
+            <w:tcBorders>
+              <w:top w:val="single" w:sz="2" w:space="0" w:color="AAAAAA"/>
+              <w:left w:val="single" w:sz="2" w:space="0" w:color="AAAAAA"/>
+              <w:bottom w:val="single" w:sz="2" w:space="0" w:color="AAAAAA"/>
+              <w:right w:val="single" w:sz="2" w:space="0" w:color="AAAAAA"/>
+            </w:tcBorders>
+            <w:shd w:val="clear" w:color="auto" w:fill="FFFFFF"/>
+          </w:tcPr>
+          <w:p>
+            <w:pPr>
+              <w:spacing w:before="0" w:after="0" w:line="240" w:lineRule="auto"/>
+              <w:jc w:val="center"/>
+            </w:pPr>
+          </w:p>
+        </w:tc>
+        <w:tc>
+          <w:tcPr>
+            <w:tcW w:w="385" w:type="dxa"/>
+            <w:vAlign w:val="center"/>
+            <w:tcBorders>
+              <w:top w:val="single" w:sz="2" w:space="0" w:color="AAAAAA"/>
+              <w:left w:val="single" w:sz="2" w:space="0" w:color="AAAAAA"/>
+              <w:bottom w:val="single" w:sz="2" w:space="0" w:color="AAAAAA"/>
+              <w:right w:val="single" w:sz="2" w:space="0" w:color="AAAAAA"/>
+            </w:tcBorders>
+            <w:shd w:val="clear" w:color="auto" w:fill="FFFFFF"/>
+          </w:tcPr>
+          <w:p>
+            <w:pPr>
+              <w:spacing w:before="0" w:after="0" w:line="240" w:lineRule="auto"/>
+              <w:jc w:val="center"/>
+            </w:pPr>
+          </w:p>
+        </w:tc>
+        <w:tc>
+          <w:tcPr>
+            <w:tcW w:w="385" w:type="dxa"/>
+            <w:vAlign w:val="center"/>
+            <w:tcBorders>
+              <w:top w:val="single" w:sz="2" w:space="0" w:color="AAAAAA"/>
+              <w:left w:val="single" w:sz="2" w:space="0" w:color="AAAAAA"/>
+              <w:bottom w:val="single" w:sz="2" w:space="0" w:color="AAAAAA"/>
+              <w:right w:val="single" w:sz="2" w:space="0" w:color="AAAAAA"/>
+            </w:tcBorders>
+            <w:shd w:val="clear" w:color="auto" w:fill="FFFFFF"/>
+          </w:tcPr>
+          <w:p>
+            <w:pPr>
+              <w:spacing w:before="0" w:after="0" w:line="240" w:lineRule="auto"/>
+              <w:jc w:val="center"/>
+            </w:pPr>
+          </w:p>
+        </w:tc>
+        <w:tc>
+          <w:tcPr>
+            <w:tcW w:w="385" w:type="dxa"/>
+            <w:vAlign w:val="center"/>
+            <w:tcBorders>
+              <w:top w:val="single" w:sz="2" w:space="0" w:color="AAAAAA"/>
+              <w:left w:val="single" w:sz="2" w:space="0" w:color="AAAAAA"/>
+              <w:bottom w:val="single" w:sz="2" w:space="0" w:color="AAAAAA"/>
+              <w:right w:val="single" w:sz="2" w:space="0" w:color="AAAAAA"/>
+            </w:tcBorders>
+            <w:shd w:val="clear" w:color="auto" w:fill="FFFFFF"/>
+          </w:tcPr>
+          <w:p>
+            <w:pPr>
+              <w:spacing w:before="0" w:after="0" w:line="240" w:lineRule="auto"/>
+              <w:jc w:val="center"/>
+            </w:pPr>
+          </w:p>
+        </w:tc>
+        <w:tc>
+          <w:tcPr>
+            <w:tcW w:w="385" w:type="dxa"/>
+            <w:vAlign w:val="center"/>
+            <w:tcBorders>
+              <w:top w:val="single" w:sz="2" w:space="0" w:color="AAAAAA"/>
+              <w:left w:val="single" w:sz="2" w:space="0" w:color="AAAAAA"/>
+              <w:bottom w:val="single" w:sz="2" w:space="0" w:color="AAAAAA"/>
+              <w:right w:val="single" w:sz="2" w:space="0" w:color="AAAAAA"/>
+            </w:tcBorders>
+            <w:shd w:val="clear" w:color="auto" w:fill="FFFFFF"/>
+          </w:tcPr>
+          <w:p>
+            <w:pPr>
+              <w:spacing w:before="0" w:after="0" w:line="240" w:lineRule="auto"/>
+              <w:jc w:val="center"/>
+            </w:pPr>
+          </w:p>
+        </w:tc>
+        <w:tc>
+          <w:tcPr>
+            <w:tcW w:w="385" w:type="dxa"/>
+            <w:vAlign w:val="center"/>
+            <w:tcBorders>
+              <w:top w:val="single" w:sz="2" w:space="0" w:color="AAAAAA"/>
+              <w:left w:val="single" w:sz="2" w:space="0" w:color="AAAAAA"/>
+              <w:bottom w:val="single" w:sz="2" w:space="0" w:color="AAAAAA"/>
+              <w:right w:val="single" w:sz="2" w:space="0" w:color="AAAAAA"/>
+            </w:tcBorders>
+            <w:shd w:val="clear" w:color="auto" w:fill="FFFFFF"/>
+          </w:tcPr>
+          <w:p>
+            <w:pPr>
+              <w:spacing w:before="0" w:after="0" w:line="240" w:lineRule="auto"/>
+              <w:jc w:val="center"/>
+            </w:pPr>
+          </w:p>
+        </w:tc>
+        <w:tc>
+          <w:tcPr>
+            <w:tcW w:w="385" w:type="dxa"/>
+            <w:vAlign w:val="center"/>
+            <w:tcBorders>
+              <w:top w:val="single" w:sz="2" w:space="0" w:color="AAAAAA"/>
+              <w:left w:val="single" w:sz="2" w:space="0" w:color="AAAAAA"/>
+              <w:bottom w:val="single" w:sz="2" w:space="0" w:color="AAAAAA"/>
+              <w:right w:val="single" w:sz="2" w:space="0" w:color="AAAAAA"/>
+            </w:tcBorders>
+            <w:shd w:val="clear" w:color="auto" w:fill="FFFFFF"/>
+          </w:tcPr>
+          <w:p>
+            <w:pPr>
+              <w:spacing w:before="0" w:after="0" w:line="240" w:lineRule="auto"/>
+              <w:jc w:val="center"/>
+            </w:pPr>
+          </w:p>
+        </w:tc>
+        <w:tc>
+          <w:tcPr>
+            <w:tcW w:w="385" w:type="dxa"/>
+            <w:vAlign w:val="center"/>
+            <w:tcBorders>
+              <w:top w:val="single" w:sz="2" w:space="0" w:color="AAAAAA"/>
+              <w:left w:val="single" w:sz="2" w:space="0" w:color="AAAAAA"/>
+              <w:bottom w:val="single" w:sz="2" w:space="0" w:color="AAAAAA"/>
+              <w:right w:val="single" w:sz="2" w:space="0" w:color="AAAAAA"/>
+            </w:tcBorders>
+            <w:shd w:val="clear" w:color="auto" w:fill="FFFFFF"/>
+          </w:tcPr>
+          <w:p>
+            <w:pPr>
+              <w:spacing w:before="0" w:after="0" w:line="240" w:lineRule="auto"/>
+              <w:jc w:val="center"/>
+            </w:pPr>
+          </w:p>
+        </w:tc>
+        <w:tc>
+          <w:tcPr>
+            <w:tcW w:w="385" w:type="dxa"/>
+            <w:vAlign w:val="center"/>
+            <w:tcBorders>
+              <w:top w:val="single" w:sz="2" w:space="0" w:color="AAAAAA"/>
+              <w:left w:val="single" w:sz="2" w:space="0" w:color="AAAAAA"/>
+              <w:bottom w:val="single" w:sz="2" w:space="0" w:color="AAAAAA"/>
+              <w:right w:val="single" w:sz="2" w:space="0" w:color="AAAAAA"/>
+            </w:tcBorders>
+            <w:shd w:val="clear" w:color="auto" w:fill="FFFFFF"/>
+          </w:tcPr>
+          <w:p>
+            <w:pPr>
+              <w:spacing w:before="0" w:after="0" w:line="240" w:lineRule="auto"/>
+              <w:jc w:val="center"/>
+            </w:pPr>
+          </w:p>
+        </w:tc>
+        <w:tc>
+          <w:tcPr>
+            <w:tcW w:w="385" w:type="dxa"/>
+            <w:vAlign w:val="center"/>
+            <w:tcBorders>
+              <w:top w:val="single" w:sz="2" w:space="0" w:color="AAAAAA"/>
+              <w:left w:val="single" w:sz="2" w:space="0" w:color="AAAAAA"/>
+              <w:bottom w:val="single" w:sz="2" w:space="0" w:color="AAAAAA"/>
+              <w:right w:val="single" w:sz="2" w:space="0" w:color="AAAAAA"/>
+            </w:tcBorders>
+            <w:shd w:val="clear" w:color="auto" w:fill="F9D9D9"/>
+          </w:tcPr>
+          <w:p>
+            <w:pPr>
+              <w:spacing w:before="0" w:after="0" w:line="240" w:lineRule="auto"/>
+              <w:jc w:val="center"/>
+            </w:pPr>
+            <w:r>
+              <w:rPr>
+                <w:b/>
+                <w:color w:val="C00000"/>
+                <w:sz w:val="14"/>
+              </w:rPr>
+              <w:t>✓</w:t>
+            </w:r>
           </w:p>
         </w:tc>
         <w:tc>
@@ -20476,13 +20764,21 @@
               <w:bottom w:val="single" w:sz="2" w:space="0" w:color="AAAAAA"/>
               <w:right w:val="single" w:sz="2" w:space="0" w:color="AAAAAA"/>
             </w:tcBorders>
-            <w:shd w:val="clear" w:color="auto" w:fill="F5F5F5"/>
-          </w:tcPr>
-          <w:p>
-            <w:pPr>
-              <w:spacing w:before="0" w:after="0" w:line="240" w:lineRule="auto"/>
-              <w:jc w:val="center"/>
-            </w:pPr>
+            <w:shd w:val="clear" w:color="auto" w:fill="F9D9D9"/>
+          </w:tcPr>
+          <w:p>
+            <w:pPr>
+              <w:spacing w:before="0" w:after="0" w:line="240" w:lineRule="auto"/>
+              <w:jc w:val="center"/>
+            </w:pPr>
+            <w:r>
+              <w:rPr>
+                <w:b/>
+                <w:color w:val="C00000"/>
+                <w:sz w:val="14"/>
+              </w:rPr>
+              <w:t>✓</w:t>
+            </w:r>
           </w:p>
         </w:tc>
         <w:tc>
@@ -20843,621 +21139,645 @@
               <w:bottom w:val="single" w:sz="2" w:space="0" w:color="AAAAAA"/>
               <w:right w:val="single" w:sz="2" w:space="0" w:color="AAAAAA"/>
             </w:tcBorders>
-            <w:shd w:val="clear" w:color="auto" w:fill="FFFFFF"/>
-          </w:tcPr>
-          <w:p>
-            <w:pPr>
-              <w:spacing w:before="0" w:after="0" w:line="240" w:lineRule="auto"/>
-              <w:jc w:val="center"/>
-            </w:pPr>
-          </w:p>
-        </w:tc>
-        <w:tc>
-          <w:tcPr>
-            <w:tcW w:w="385" w:type="dxa"/>
-            <w:vAlign w:val="center"/>
-            <w:tcBorders>
-              <w:top w:val="single" w:sz="2" w:space="0" w:color="AAAAAA"/>
-              <w:left w:val="single" w:sz="2" w:space="0" w:color="AAAAAA"/>
-              <w:bottom w:val="single" w:sz="2" w:space="0" w:color="AAAAAA"/>
-              <w:right w:val="single" w:sz="2" w:space="0" w:color="AAAAAA"/>
-            </w:tcBorders>
-            <w:shd w:val="clear" w:color="auto" w:fill="FFFFFF"/>
-          </w:tcPr>
-          <w:p>
-            <w:pPr>
-              <w:spacing w:before="0" w:after="0" w:line="240" w:lineRule="auto"/>
-              <w:jc w:val="center"/>
-            </w:pPr>
-          </w:p>
-        </w:tc>
-        <w:tc>
-          <w:tcPr>
-            <w:tcW w:w="385" w:type="dxa"/>
-            <w:vAlign w:val="center"/>
-            <w:tcBorders>
-              <w:top w:val="single" w:sz="2" w:space="0" w:color="AAAAAA"/>
-              <w:left w:val="single" w:sz="2" w:space="0" w:color="AAAAAA"/>
-              <w:bottom w:val="single" w:sz="2" w:space="0" w:color="AAAAAA"/>
-              <w:right w:val="single" w:sz="2" w:space="0" w:color="AAAAAA"/>
-            </w:tcBorders>
-            <w:shd w:val="clear" w:color="auto" w:fill="FFFFFF"/>
-          </w:tcPr>
-          <w:p>
-            <w:pPr>
-              <w:spacing w:before="0" w:after="0" w:line="240" w:lineRule="auto"/>
-              <w:jc w:val="center"/>
-            </w:pPr>
-          </w:p>
-        </w:tc>
-        <w:tc>
-          <w:tcPr>
-            <w:tcW w:w="385" w:type="dxa"/>
-            <w:vAlign w:val="center"/>
-            <w:tcBorders>
-              <w:top w:val="single" w:sz="2" w:space="0" w:color="AAAAAA"/>
-              <w:left w:val="single" w:sz="2" w:space="0" w:color="AAAAAA"/>
-              <w:bottom w:val="single" w:sz="2" w:space="0" w:color="AAAAAA"/>
-              <w:right w:val="single" w:sz="2" w:space="0" w:color="AAAAAA"/>
-            </w:tcBorders>
-            <w:shd w:val="clear" w:color="auto" w:fill="FFFFFF"/>
-          </w:tcPr>
-          <w:p>
-            <w:pPr>
-              <w:spacing w:before="0" w:after="0" w:line="240" w:lineRule="auto"/>
-              <w:jc w:val="center"/>
-            </w:pPr>
-          </w:p>
-        </w:tc>
-        <w:tc>
-          <w:tcPr>
-            <w:tcW w:w="385" w:type="dxa"/>
-            <w:vAlign w:val="center"/>
-            <w:tcBorders>
-              <w:top w:val="single" w:sz="2" w:space="0" w:color="AAAAAA"/>
-              <w:left w:val="single" w:sz="2" w:space="0" w:color="AAAAAA"/>
-              <w:bottom w:val="single" w:sz="2" w:space="0" w:color="AAAAAA"/>
-              <w:right w:val="single" w:sz="2" w:space="0" w:color="AAAAAA"/>
-            </w:tcBorders>
-            <w:shd w:val="clear" w:color="auto" w:fill="FFFFFF"/>
-          </w:tcPr>
-          <w:p>
-            <w:pPr>
-              <w:spacing w:before="0" w:after="0" w:line="240" w:lineRule="auto"/>
-              <w:jc w:val="center"/>
-            </w:pPr>
-          </w:p>
-        </w:tc>
-        <w:tc>
-          <w:tcPr>
-            <w:tcW w:w="385" w:type="dxa"/>
-            <w:vAlign w:val="center"/>
-            <w:tcBorders>
-              <w:top w:val="single" w:sz="2" w:space="0" w:color="AAAAAA"/>
-              <w:left w:val="single" w:sz="2" w:space="0" w:color="AAAAAA"/>
-              <w:bottom w:val="single" w:sz="2" w:space="0" w:color="AAAAAA"/>
-              <w:right w:val="single" w:sz="2" w:space="0" w:color="AAAAAA"/>
-            </w:tcBorders>
-            <w:shd w:val="clear" w:color="auto" w:fill="FFFFFF"/>
-          </w:tcPr>
-          <w:p>
-            <w:pPr>
-              <w:spacing w:before="0" w:after="0" w:line="240" w:lineRule="auto"/>
-              <w:jc w:val="center"/>
-            </w:pPr>
-          </w:p>
-        </w:tc>
-        <w:tc>
-          <w:tcPr>
-            <w:tcW w:w="385" w:type="dxa"/>
-            <w:vAlign w:val="center"/>
-            <w:tcBorders>
-              <w:top w:val="single" w:sz="2" w:space="0" w:color="AAAAAA"/>
-              <w:left w:val="single" w:sz="2" w:space="0" w:color="AAAAAA"/>
-              <w:bottom w:val="single" w:sz="2" w:space="0" w:color="AAAAAA"/>
-              <w:right w:val="single" w:sz="2" w:space="0" w:color="AAAAAA"/>
-            </w:tcBorders>
-            <w:shd w:val="clear" w:color="auto" w:fill="FFFFFF"/>
-          </w:tcPr>
-          <w:p>
-            <w:pPr>
-              <w:spacing w:before="0" w:after="0" w:line="240" w:lineRule="auto"/>
-              <w:jc w:val="center"/>
-            </w:pPr>
-          </w:p>
-        </w:tc>
-        <w:tc>
-          <w:tcPr>
-            <w:tcW w:w="385" w:type="dxa"/>
-            <w:vAlign w:val="center"/>
-            <w:tcBorders>
-              <w:top w:val="single" w:sz="2" w:space="0" w:color="AAAAAA"/>
-              <w:left w:val="single" w:sz="2" w:space="0" w:color="AAAAAA"/>
-              <w:bottom w:val="single" w:sz="2" w:space="0" w:color="AAAAAA"/>
-              <w:right w:val="single" w:sz="2" w:space="0" w:color="AAAAAA"/>
-            </w:tcBorders>
-            <w:shd w:val="clear" w:color="auto" w:fill="FFFFFF"/>
-          </w:tcPr>
-          <w:p>
-            <w:pPr>
-              <w:spacing w:before="0" w:after="0" w:line="240" w:lineRule="auto"/>
-              <w:jc w:val="center"/>
-            </w:pPr>
-          </w:p>
-        </w:tc>
-        <w:tc>
-          <w:tcPr>
-            <w:tcW w:w="385" w:type="dxa"/>
-            <w:vAlign w:val="center"/>
-            <w:tcBorders>
-              <w:top w:val="single" w:sz="2" w:space="0" w:color="AAAAAA"/>
-              <w:left w:val="single" w:sz="2" w:space="0" w:color="AAAAAA"/>
-              <w:bottom w:val="single" w:sz="2" w:space="0" w:color="AAAAAA"/>
-              <w:right w:val="single" w:sz="2" w:space="0" w:color="AAAAAA"/>
-            </w:tcBorders>
-            <w:shd w:val="clear" w:color="auto" w:fill="FFFFFF"/>
-          </w:tcPr>
-          <w:p>
-            <w:pPr>
-              <w:spacing w:before="0" w:after="0" w:line="240" w:lineRule="auto"/>
-              <w:jc w:val="center"/>
-            </w:pPr>
-          </w:p>
-        </w:tc>
-        <w:tc>
-          <w:tcPr>
-            <w:tcW w:w="385" w:type="dxa"/>
-            <w:vAlign w:val="center"/>
-            <w:tcBorders>
-              <w:top w:val="single" w:sz="2" w:space="0" w:color="AAAAAA"/>
-              <w:left w:val="single" w:sz="2" w:space="0" w:color="AAAAAA"/>
-              <w:bottom w:val="single" w:sz="2" w:space="0" w:color="AAAAAA"/>
-              <w:right w:val="single" w:sz="2" w:space="0" w:color="AAAAAA"/>
-            </w:tcBorders>
-            <w:shd w:val="clear" w:color="auto" w:fill="FFFFFF"/>
-          </w:tcPr>
-          <w:p>
-            <w:pPr>
-              <w:spacing w:before="0" w:after="0" w:line="240" w:lineRule="auto"/>
-              <w:jc w:val="center"/>
-            </w:pPr>
-          </w:p>
-        </w:tc>
-        <w:tc>
-          <w:tcPr>
-            <w:tcW w:w="385" w:type="dxa"/>
-            <w:vAlign w:val="center"/>
-            <w:tcBorders>
-              <w:top w:val="single" w:sz="2" w:space="0" w:color="AAAAAA"/>
-              <w:left w:val="single" w:sz="2" w:space="0" w:color="AAAAAA"/>
-              <w:bottom w:val="single" w:sz="2" w:space="0" w:color="AAAAAA"/>
-              <w:right w:val="single" w:sz="2" w:space="0" w:color="AAAAAA"/>
-            </w:tcBorders>
-            <w:shd w:val="clear" w:color="auto" w:fill="FFFFFF"/>
-          </w:tcPr>
-          <w:p>
-            <w:pPr>
-              <w:spacing w:before="0" w:after="0" w:line="240" w:lineRule="auto"/>
-              <w:jc w:val="center"/>
-            </w:pPr>
-          </w:p>
-        </w:tc>
-        <w:tc>
-          <w:tcPr>
-            <w:tcW w:w="385" w:type="dxa"/>
-            <w:vAlign w:val="center"/>
-            <w:tcBorders>
-              <w:top w:val="single" w:sz="2" w:space="0" w:color="AAAAAA"/>
-              <w:left w:val="single" w:sz="2" w:space="0" w:color="AAAAAA"/>
-              <w:bottom w:val="single" w:sz="2" w:space="0" w:color="AAAAAA"/>
-              <w:right w:val="single" w:sz="2" w:space="0" w:color="AAAAAA"/>
-            </w:tcBorders>
-            <w:shd w:val="clear" w:color="auto" w:fill="FFFFFF"/>
-          </w:tcPr>
-          <w:p>
-            <w:pPr>
-              <w:spacing w:before="0" w:after="0" w:line="240" w:lineRule="auto"/>
-              <w:jc w:val="center"/>
-            </w:pPr>
-          </w:p>
-        </w:tc>
-        <w:tc>
-          <w:tcPr>
-            <w:tcW w:w="385" w:type="dxa"/>
-            <w:vAlign w:val="center"/>
-            <w:tcBorders>
-              <w:top w:val="single" w:sz="2" w:space="0" w:color="AAAAAA"/>
-              <w:left w:val="single" w:sz="2" w:space="0" w:color="AAAAAA"/>
-              <w:bottom w:val="single" w:sz="2" w:space="0" w:color="AAAAAA"/>
-              <w:right w:val="single" w:sz="2" w:space="0" w:color="AAAAAA"/>
-            </w:tcBorders>
-            <w:shd w:val="clear" w:color="auto" w:fill="FFFFFF"/>
-          </w:tcPr>
-          <w:p>
-            <w:pPr>
-              <w:spacing w:before="0" w:after="0" w:line="240" w:lineRule="auto"/>
-              <w:jc w:val="center"/>
-            </w:pPr>
-          </w:p>
-        </w:tc>
-        <w:tc>
-          <w:tcPr>
-            <w:tcW w:w="385" w:type="dxa"/>
-            <w:vAlign w:val="center"/>
-            <w:tcBorders>
-              <w:top w:val="single" w:sz="2" w:space="0" w:color="AAAAAA"/>
-              <w:left w:val="single" w:sz="2" w:space="0" w:color="AAAAAA"/>
-              <w:bottom w:val="single" w:sz="2" w:space="0" w:color="AAAAAA"/>
-              <w:right w:val="single" w:sz="2" w:space="0" w:color="AAAAAA"/>
-            </w:tcBorders>
-            <w:shd w:val="clear" w:color="auto" w:fill="FFFFFF"/>
-          </w:tcPr>
-          <w:p>
-            <w:pPr>
-              <w:spacing w:before="0" w:after="0" w:line="240" w:lineRule="auto"/>
-              <w:jc w:val="center"/>
-            </w:pPr>
-          </w:p>
-        </w:tc>
-        <w:tc>
-          <w:tcPr>
-            <w:tcW w:w="385" w:type="dxa"/>
-            <w:vAlign w:val="center"/>
-            <w:tcBorders>
-              <w:top w:val="single" w:sz="2" w:space="0" w:color="AAAAAA"/>
-              <w:left w:val="single" w:sz="2" w:space="0" w:color="AAAAAA"/>
-              <w:bottom w:val="single" w:sz="2" w:space="0" w:color="AAAAAA"/>
-              <w:right w:val="single" w:sz="2" w:space="0" w:color="AAAAAA"/>
-            </w:tcBorders>
-            <w:shd w:val="clear" w:color="auto" w:fill="FFFFFF"/>
-          </w:tcPr>
-          <w:p>
-            <w:pPr>
-              <w:spacing w:before="0" w:after="0" w:line="240" w:lineRule="auto"/>
-              <w:jc w:val="center"/>
-            </w:pPr>
-          </w:p>
-        </w:tc>
-        <w:tc>
-          <w:tcPr>
-            <w:tcW w:w="385" w:type="dxa"/>
-            <w:vAlign w:val="center"/>
-            <w:tcBorders>
-              <w:top w:val="single" w:sz="2" w:space="0" w:color="AAAAAA"/>
-              <w:left w:val="single" w:sz="2" w:space="0" w:color="AAAAAA"/>
-              <w:bottom w:val="single" w:sz="2" w:space="0" w:color="AAAAAA"/>
-              <w:right w:val="single" w:sz="2" w:space="0" w:color="AAAAAA"/>
-            </w:tcBorders>
-            <w:shd w:val="clear" w:color="auto" w:fill="FFFFFF"/>
-          </w:tcPr>
-          <w:p>
-            <w:pPr>
-              <w:spacing w:before="0" w:after="0" w:line="240" w:lineRule="auto"/>
-              <w:jc w:val="center"/>
-            </w:pPr>
-          </w:p>
-        </w:tc>
-        <w:tc>
-          <w:tcPr>
-            <w:tcW w:w="385" w:type="dxa"/>
-            <w:vAlign w:val="center"/>
-            <w:tcBorders>
-              <w:top w:val="single" w:sz="2" w:space="0" w:color="AAAAAA"/>
-              <w:left w:val="single" w:sz="2" w:space="0" w:color="AAAAAA"/>
-              <w:bottom w:val="single" w:sz="2" w:space="0" w:color="AAAAAA"/>
-              <w:right w:val="single" w:sz="2" w:space="0" w:color="AAAAAA"/>
-            </w:tcBorders>
-            <w:shd w:val="clear" w:color="auto" w:fill="FFFFFF"/>
-          </w:tcPr>
-          <w:p>
-            <w:pPr>
-              <w:spacing w:before="0" w:after="0" w:line="240" w:lineRule="auto"/>
-              <w:jc w:val="center"/>
-            </w:pPr>
-          </w:p>
-        </w:tc>
-        <w:tc>
-          <w:tcPr>
-            <w:tcW w:w="385" w:type="dxa"/>
-            <w:vAlign w:val="center"/>
-            <w:tcBorders>
-              <w:top w:val="single" w:sz="2" w:space="0" w:color="AAAAAA"/>
-              <w:left w:val="single" w:sz="2" w:space="0" w:color="AAAAAA"/>
-              <w:bottom w:val="single" w:sz="2" w:space="0" w:color="AAAAAA"/>
-              <w:right w:val="single" w:sz="2" w:space="0" w:color="AAAAAA"/>
-            </w:tcBorders>
-            <w:shd w:val="clear" w:color="auto" w:fill="FFFFFF"/>
-          </w:tcPr>
-          <w:p>
-            <w:pPr>
-              <w:spacing w:before="0" w:after="0" w:line="240" w:lineRule="auto"/>
-              <w:jc w:val="center"/>
-            </w:pPr>
-          </w:p>
-        </w:tc>
-        <w:tc>
-          <w:tcPr>
-            <w:tcW w:w="385" w:type="dxa"/>
-            <w:vAlign w:val="center"/>
-            <w:tcBorders>
-              <w:top w:val="single" w:sz="2" w:space="0" w:color="AAAAAA"/>
-              <w:left w:val="single" w:sz="2" w:space="0" w:color="AAAAAA"/>
-              <w:bottom w:val="single" w:sz="2" w:space="0" w:color="AAAAAA"/>
-              <w:right w:val="single" w:sz="2" w:space="0" w:color="AAAAAA"/>
-            </w:tcBorders>
-            <w:shd w:val="clear" w:color="auto" w:fill="FFFFFF"/>
-          </w:tcPr>
-          <w:p>
-            <w:pPr>
-              <w:spacing w:before="0" w:after="0" w:line="240" w:lineRule="auto"/>
-              <w:jc w:val="center"/>
-            </w:pPr>
-          </w:p>
-        </w:tc>
-        <w:tc>
-          <w:tcPr>
-            <w:tcW w:w="385" w:type="dxa"/>
-            <w:vAlign w:val="center"/>
-            <w:tcBorders>
-              <w:top w:val="single" w:sz="2" w:space="0" w:color="AAAAAA"/>
-              <w:left w:val="single" w:sz="2" w:space="0" w:color="AAAAAA"/>
-              <w:bottom w:val="single" w:sz="2" w:space="0" w:color="AAAAAA"/>
-              <w:right w:val="single" w:sz="2" w:space="0" w:color="AAAAAA"/>
-            </w:tcBorders>
-            <w:shd w:val="clear" w:color="auto" w:fill="FFFFFF"/>
-          </w:tcPr>
-          <w:p>
-            <w:pPr>
-              <w:spacing w:before="0" w:after="0" w:line="240" w:lineRule="auto"/>
-              <w:jc w:val="center"/>
-            </w:pPr>
-          </w:p>
-        </w:tc>
-        <w:tc>
-          <w:tcPr>
-            <w:tcW w:w="385" w:type="dxa"/>
-            <w:vAlign w:val="center"/>
-            <w:tcBorders>
-              <w:top w:val="single" w:sz="2" w:space="0" w:color="AAAAAA"/>
-              <w:left w:val="single" w:sz="2" w:space="0" w:color="AAAAAA"/>
-              <w:bottom w:val="single" w:sz="2" w:space="0" w:color="AAAAAA"/>
-              <w:right w:val="single" w:sz="2" w:space="0" w:color="AAAAAA"/>
-            </w:tcBorders>
-            <w:shd w:val="clear" w:color="auto" w:fill="FFFFFF"/>
-          </w:tcPr>
-          <w:p>
-            <w:pPr>
-              <w:spacing w:before="0" w:after="0" w:line="240" w:lineRule="auto"/>
-              <w:jc w:val="center"/>
-            </w:pPr>
-          </w:p>
-        </w:tc>
-        <w:tc>
-          <w:tcPr>
-            <w:tcW w:w="385" w:type="dxa"/>
-            <w:vAlign w:val="center"/>
-            <w:tcBorders>
-              <w:top w:val="single" w:sz="2" w:space="0" w:color="AAAAAA"/>
-              <w:left w:val="single" w:sz="2" w:space="0" w:color="AAAAAA"/>
-              <w:bottom w:val="single" w:sz="2" w:space="0" w:color="AAAAAA"/>
-              <w:right w:val="single" w:sz="2" w:space="0" w:color="AAAAAA"/>
-            </w:tcBorders>
-            <w:shd w:val="clear" w:color="auto" w:fill="FFFFFF"/>
-          </w:tcPr>
-          <w:p>
-            <w:pPr>
-              <w:spacing w:before="0" w:after="0" w:line="240" w:lineRule="auto"/>
-              <w:jc w:val="center"/>
-            </w:pPr>
-          </w:p>
-        </w:tc>
-        <w:tc>
-          <w:tcPr>
-            <w:tcW w:w="385" w:type="dxa"/>
-            <w:vAlign w:val="center"/>
-            <w:tcBorders>
-              <w:top w:val="single" w:sz="2" w:space="0" w:color="AAAAAA"/>
-              <w:left w:val="single" w:sz="2" w:space="0" w:color="AAAAAA"/>
-              <w:bottom w:val="single" w:sz="2" w:space="0" w:color="AAAAAA"/>
-              <w:right w:val="single" w:sz="2" w:space="0" w:color="AAAAAA"/>
-            </w:tcBorders>
-            <w:shd w:val="clear" w:color="auto" w:fill="FFFFFF"/>
-          </w:tcPr>
-          <w:p>
-            <w:pPr>
-              <w:spacing w:before="0" w:after="0" w:line="240" w:lineRule="auto"/>
-              <w:jc w:val="center"/>
-            </w:pPr>
-          </w:p>
-        </w:tc>
-        <w:tc>
-          <w:tcPr>
-            <w:tcW w:w="385" w:type="dxa"/>
-            <w:vAlign w:val="center"/>
-            <w:tcBorders>
-              <w:top w:val="single" w:sz="2" w:space="0" w:color="AAAAAA"/>
-              <w:left w:val="single" w:sz="2" w:space="0" w:color="AAAAAA"/>
-              <w:bottom w:val="single" w:sz="2" w:space="0" w:color="AAAAAA"/>
-              <w:right w:val="single" w:sz="2" w:space="0" w:color="AAAAAA"/>
-            </w:tcBorders>
-            <w:shd w:val="clear" w:color="auto" w:fill="FFFFFF"/>
-          </w:tcPr>
-          <w:p>
-            <w:pPr>
-              <w:spacing w:before="0" w:after="0" w:line="240" w:lineRule="auto"/>
-              <w:jc w:val="center"/>
-            </w:pPr>
-          </w:p>
-        </w:tc>
-        <w:tc>
-          <w:tcPr>
-            <w:tcW w:w="385" w:type="dxa"/>
-            <w:vAlign w:val="center"/>
-            <w:tcBorders>
-              <w:top w:val="single" w:sz="2" w:space="0" w:color="AAAAAA"/>
-              <w:left w:val="single" w:sz="2" w:space="0" w:color="AAAAAA"/>
-              <w:bottom w:val="single" w:sz="2" w:space="0" w:color="AAAAAA"/>
-              <w:right w:val="single" w:sz="2" w:space="0" w:color="AAAAAA"/>
-            </w:tcBorders>
-            <w:shd w:val="clear" w:color="auto" w:fill="FFFFFF"/>
-          </w:tcPr>
-          <w:p>
-            <w:pPr>
-              <w:spacing w:before="0" w:after="0" w:line="240" w:lineRule="auto"/>
-              <w:jc w:val="center"/>
-            </w:pPr>
-          </w:p>
-        </w:tc>
-        <w:tc>
-          <w:tcPr>
-            <w:tcW w:w="385" w:type="dxa"/>
-            <w:vAlign w:val="center"/>
-            <w:tcBorders>
-              <w:top w:val="single" w:sz="2" w:space="0" w:color="AAAAAA"/>
-              <w:left w:val="single" w:sz="2" w:space="0" w:color="AAAAAA"/>
-              <w:bottom w:val="single" w:sz="2" w:space="0" w:color="AAAAAA"/>
-              <w:right w:val="single" w:sz="2" w:space="0" w:color="AAAAAA"/>
-            </w:tcBorders>
-            <w:shd w:val="clear" w:color="auto" w:fill="FFFFFF"/>
-          </w:tcPr>
-          <w:p>
-            <w:pPr>
-              <w:spacing w:before="0" w:after="0" w:line="240" w:lineRule="auto"/>
-              <w:jc w:val="center"/>
-            </w:pPr>
-          </w:p>
-        </w:tc>
-        <w:tc>
-          <w:tcPr>
-            <w:tcW w:w="385" w:type="dxa"/>
-            <w:vAlign w:val="center"/>
-            <w:tcBorders>
-              <w:top w:val="single" w:sz="2" w:space="0" w:color="AAAAAA"/>
-              <w:left w:val="single" w:sz="2" w:space="0" w:color="AAAAAA"/>
-              <w:bottom w:val="single" w:sz="2" w:space="0" w:color="AAAAAA"/>
-              <w:right w:val="single" w:sz="2" w:space="0" w:color="AAAAAA"/>
-            </w:tcBorders>
-            <w:shd w:val="clear" w:color="auto" w:fill="FFFFFF"/>
-          </w:tcPr>
-          <w:p>
-            <w:pPr>
-              <w:spacing w:before="0" w:after="0" w:line="240" w:lineRule="auto"/>
-              <w:jc w:val="center"/>
-            </w:pPr>
-          </w:p>
-        </w:tc>
-        <w:tc>
-          <w:tcPr>
-            <w:tcW w:w="385" w:type="dxa"/>
-            <w:vAlign w:val="center"/>
-            <w:tcBorders>
-              <w:top w:val="single" w:sz="2" w:space="0" w:color="AAAAAA"/>
-              <w:left w:val="single" w:sz="2" w:space="0" w:color="AAAAAA"/>
-              <w:bottom w:val="single" w:sz="2" w:space="0" w:color="AAAAAA"/>
-              <w:right w:val="single" w:sz="2" w:space="0" w:color="AAAAAA"/>
-            </w:tcBorders>
-            <w:shd w:val="clear" w:color="auto" w:fill="FFFFFF"/>
-          </w:tcPr>
-          <w:p>
-            <w:pPr>
-              <w:spacing w:before="0" w:after="0" w:line="240" w:lineRule="auto"/>
-              <w:jc w:val="center"/>
-            </w:pPr>
-          </w:p>
-        </w:tc>
-        <w:tc>
-          <w:tcPr>
-            <w:tcW w:w="385" w:type="dxa"/>
-            <w:vAlign w:val="center"/>
-            <w:tcBorders>
-              <w:top w:val="single" w:sz="2" w:space="0" w:color="AAAAAA"/>
-              <w:left w:val="single" w:sz="2" w:space="0" w:color="AAAAAA"/>
-              <w:bottom w:val="single" w:sz="2" w:space="0" w:color="AAAAAA"/>
-              <w:right w:val="single" w:sz="2" w:space="0" w:color="AAAAAA"/>
-            </w:tcBorders>
-            <w:shd w:val="clear" w:color="auto" w:fill="FFFFFF"/>
-          </w:tcPr>
-          <w:p>
-            <w:pPr>
-              <w:spacing w:before="0" w:after="0" w:line="240" w:lineRule="auto"/>
-              <w:jc w:val="center"/>
-            </w:pPr>
-          </w:p>
-        </w:tc>
-        <w:tc>
-          <w:tcPr>
-            <w:tcW w:w="385" w:type="dxa"/>
-            <w:vAlign w:val="center"/>
-            <w:tcBorders>
-              <w:top w:val="single" w:sz="2" w:space="0" w:color="AAAAAA"/>
-              <w:left w:val="single" w:sz="2" w:space="0" w:color="AAAAAA"/>
-              <w:bottom w:val="single" w:sz="2" w:space="0" w:color="AAAAAA"/>
-              <w:right w:val="single" w:sz="2" w:space="0" w:color="AAAAAA"/>
-            </w:tcBorders>
-            <w:shd w:val="clear" w:color="auto" w:fill="FFFFFF"/>
-          </w:tcPr>
-          <w:p>
-            <w:pPr>
-              <w:spacing w:before="0" w:after="0" w:line="240" w:lineRule="auto"/>
-              <w:jc w:val="center"/>
-            </w:pPr>
-          </w:p>
-        </w:tc>
-        <w:tc>
-          <w:tcPr>
-            <w:tcW w:w="385" w:type="dxa"/>
-            <w:vAlign w:val="center"/>
-            <w:tcBorders>
-              <w:top w:val="single" w:sz="2" w:space="0" w:color="AAAAAA"/>
-              <w:left w:val="single" w:sz="2" w:space="0" w:color="AAAAAA"/>
-              <w:bottom w:val="single" w:sz="2" w:space="0" w:color="AAAAAA"/>
-              <w:right w:val="single" w:sz="2" w:space="0" w:color="AAAAAA"/>
-            </w:tcBorders>
-            <w:shd w:val="clear" w:color="auto" w:fill="FFFFFF"/>
-          </w:tcPr>
-          <w:p>
-            <w:pPr>
-              <w:spacing w:before="0" w:after="0" w:line="240" w:lineRule="auto"/>
-              <w:jc w:val="center"/>
-            </w:pPr>
-          </w:p>
-        </w:tc>
-        <w:tc>
-          <w:tcPr>
-            <w:tcW w:w="385" w:type="dxa"/>
-            <w:vAlign w:val="center"/>
-            <w:tcBorders>
-              <w:top w:val="single" w:sz="2" w:space="0" w:color="AAAAAA"/>
-              <w:left w:val="single" w:sz="2" w:space="0" w:color="AAAAAA"/>
-              <w:bottom w:val="single" w:sz="2" w:space="0" w:color="AAAAAA"/>
-              <w:right w:val="single" w:sz="2" w:space="0" w:color="AAAAAA"/>
-            </w:tcBorders>
-            <w:shd w:val="clear" w:color="auto" w:fill="FFFFFF"/>
-          </w:tcPr>
-          <w:p>
-            <w:pPr>
-              <w:spacing w:before="0" w:after="0" w:line="240" w:lineRule="auto"/>
-              <w:jc w:val="center"/>
-            </w:pPr>
-          </w:p>
-        </w:tc>
-        <w:tc>
-          <w:tcPr>
-            <w:tcW w:w="385" w:type="dxa"/>
-            <w:vAlign w:val="center"/>
-            <w:tcBorders>
-              <w:top w:val="single" w:sz="2" w:space="0" w:color="AAAAAA"/>
-              <w:left w:val="single" w:sz="2" w:space="0" w:color="AAAAAA"/>
-              <w:bottom w:val="single" w:sz="2" w:space="0" w:color="AAAAAA"/>
-              <w:right w:val="single" w:sz="2" w:space="0" w:color="AAAAAA"/>
-            </w:tcBorders>
-            <w:shd w:val="clear" w:color="auto" w:fill="FFFFFF"/>
-          </w:tcPr>
-          <w:p>
-            <w:pPr>
-              <w:spacing w:before="0" w:after="0" w:line="240" w:lineRule="auto"/>
-              <w:jc w:val="center"/>
-            </w:pPr>
+            <w:shd w:val="clear" w:color="auto" w:fill="BDD7EE"/>
+          </w:tcPr>
+          <w:p>
+            <w:pPr>
+              <w:spacing w:before="0" w:after="0" w:line="240" w:lineRule="auto"/>
+              <w:jc w:val="center"/>
+            </w:pPr>
+            <w:r>
+              <w:rPr>
+                <w:b/>
+                <w:color w:val="C00000"/>
+                <w:sz w:val="14"/>
+              </w:rPr>
+              <w:t>✓</w:t>
+            </w:r>
+          </w:p>
+        </w:tc>
+        <w:tc>
+          <w:tcPr>
+            <w:tcW w:w="385" w:type="dxa"/>
+            <w:vAlign w:val="center"/>
+            <w:tcBorders>
+              <w:top w:val="single" w:sz="2" w:space="0" w:color="AAAAAA"/>
+              <w:left w:val="single" w:sz="2" w:space="0" w:color="AAAAAA"/>
+              <w:bottom w:val="single" w:sz="2" w:space="0" w:color="AAAAAA"/>
+              <w:right w:val="single" w:sz="2" w:space="0" w:color="AAAAAA"/>
+            </w:tcBorders>
+            <w:shd w:val="clear" w:color="auto" w:fill="FFFFFF"/>
+          </w:tcPr>
+          <w:p>
+            <w:pPr>
+              <w:spacing w:before="0" w:after="0" w:line="240" w:lineRule="auto"/>
+              <w:jc w:val="center"/>
+            </w:pPr>
+          </w:p>
+        </w:tc>
+        <w:tc>
+          <w:tcPr>
+            <w:tcW w:w="385" w:type="dxa"/>
+            <w:vAlign w:val="center"/>
+            <w:tcBorders>
+              <w:top w:val="single" w:sz="2" w:space="0" w:color="AAAAAA"/>
+              <w:left w:val="single" w:sz="2" w:space="0" w:color="AAAAAA"/>
+              <w:bottom w:val="single" w:sz="2" w:space="0" w:color="AAAAAA"/>
+              <w:right w:val="single" w:sz="2" w:space="0" w:color="AAAAAA"/>
+            </w:tcBorders>
+            <w:shd w:val="clear" w:color="auto" w:fill="BDD7EE"/>
+          </w:tcPr>
+          <w:p>
+            <w:pPr>
+              <w:spacing w:before="0" w:after="0" w:line="240" w:lineRule="auto"/>
+              <w:jc w:val="center"/>
+            </w:pPr>
+            <w:r>
+              <w:rPr>
+                <w:b/>
+                <w:color w:val="C00000"/>
+                <w:sz w:val="14"/>
+              </w:rPr>
+              <w:t>✓</w:t>
+            </w:r>
+          </w:p>
+        </w:tc>
+        <w:tc>
+          <w:tcPr>
+            <w:tcW w:w="385" w:type="dxa"/>
+            <w:vAlign w:val="center"/>
+            <w:tcBorders>
+              <w:top w:val="single" w:sz="2" w:space="0" w:color="AAAAAA"/>
+              <w:left w:val="single" w:sz="2" w:space="0" w:color="AAAAAA"/>
+              <w:bottom w:val="single" w:sz="2" w:space="0" w:color="AAAAAA"/>
+              <w:right w:val="single" w:sz="2" w:space="0" w:color="AAAAAA"/>
+            </w:tcBorders>
+            <w:shd w:val="clear" w:color="auto" w:fill="FFFFFF"/>
+          </w:tcPr>
+          <w:p>
+            <w:pPr>
+              <w:spacing w:before="0" w:after="0" w:line="240" w:lineRule="auto"/>
+              <w:jc w:val="center"/>
+            </w:pPr>
+          </w:p>
+        </w:tc>
+        <w:tc>
+          <w:tcPr>
+            <w:tcW w:w="385" w:type="dxa"/>
+            <w:vAlign w:val="center"/>
+            <w:tcBorders>
+              <w:top w:val="single" w:sz="2" w:space="0" w:color="AAAAAA"/>
+              <w:left w:val="single" w:sz="2" w:space="0" w:color="AAAAAA"/>
+              <w:bottom w:val="single" w:sz="2" w:space="0" w:color="AAAAAA"/>
+              <w:right w:val="single" w:sz="2" w:space="0" w:color="AAAAAA"/>
+            </w:tcBorders>
+            <w:shd w:val="clear" w:color="auto" w:fill="FFFFFF"/>
+          </w:tcPr>
+          <w:p>
+            <w:pPr>
+              <w:spacing w:before="0" w:after="0" w:line="240" w:lineRule="auto"/>
+              <w:jc w:val="center"/>
+            </w:pPr>
+          </w:p>
+        </w:tc>
+        <w:tc>
+          <w:tcPr>
+            <w:tcW w:w="385" w:type="dxa"/>
+            <w:vAlign w:val="center"/>
+            <w:tcBorders>
+              <w:top w:val="single" w:sz="2" w:space="0" w:color="AAAAAA"/>
+              <w:left w:val="single" w:sz="2" w:space="0" w:color="AAAAAA"/>
+              <w:bottom w:val="single" w:sz="2" w:space="0" w:color="AAAAAA"/>
+              <w:right w:val="single" w:sz="2" w:space="0" w:color="AAAAAA"/>
+            </w:tcBorders>
+            <w:shd w:val="clear" w:color="auto" w:fill="FFFFFF"/>
+          </w:tcPr>
+          <w:p>
+            <w:pPr>
+              <w:spacing w:before="0" w:after="0" w:line="240" w:lineRule="auto"/>
+              <w:jc w:val="center"/>
+            </w:pPr>
+          </w:p>
+        </w:tc>
+        <w:tc>
+          <w:tcPr>
+            <w:tcW w:w="385" w:type="dxa"/>
+            <w:vAlign w:val="center"/>
+            <w:tcBorders>
+              <w:top w:val="single" w:sz="2" w:space="0" w:color="AAAAAA"/>
+              <w:left w:val="single" w:sz="2" w:space="0" w:color="AAAAAA"/>
+              <w:bottom w:val="single" w:sz="2" w:space="0" w:color="AAAAAA"/>
+              <w:right w:val="single" w:sz="2" w:space="0" w:color="AAAAAA"/>
+            </w:tcBorders>
+            <w:shd w:val="clear" w:color="auto" w:fill="FFFFFF"/>
+          </w:tcPr>
+          <w:p>
+            <w:pPr>
+              <w:spacing w:before="0" w:after="0" w:line="240" w:lineRule="auto"/>
+              <w:jc w:val="center"/>
+            </w:pPr>
+          </w:p>
+        </w:tc>
+        <w:tc>
+          <w:tcPr>
+            <w:tcW w:w="385" w:type="dxa"/>
+            <w:vAlign w:val="center"/>
+            <w:tcBorders>
+              <w:top w:val="single" w:sz="2" w:space="0" w:color="AAAAAA"/>
+              <w:left w:val="single" w:sz="2" w:space="0" w:color="AAAAAA"/>
+              <w:bottom w:val="single" w:sz="2" w:space="0" w:color="AAAAAA"/>
+              <w:right w:val="single" w:sz="2" w:space="0" w:color="AAAAAA"/>
+            </w:tcBorders>
+            <w:shd w:val="clear" w:color="auto" w:fill="FFFFFF"/>
+          </w:tcPr>
+          <w:p>
+            <w:pPr>
+              <w:spacing w:before="0" w:after="0" w:line="240" w:lineRule="auto"/>
+              <w:jc w:val="center"/>
+            </w:pPr>
+          </w:p>
+        </w:tc>
+        <w:tc>
+          <w:tcPr>
+            <w:tcW w:w="385" w:type="dxa"/>
+            <w:vAlign w:val="center"/>
+            <w:tcBorders>
+              <w:top w:val="single" w:sz="2" w:space="0" w:color="AAAAAA"/>
+              <w:left w:val="single" w:sz="2" w:space="0" w:color="AAAAAA"/>
+              <w:bottom w:val="single" w:sz="2" w:space="0" w:color="AAAAAA"/>
+              <w:right w:val="single" w:sz="2" w:space="0" w:color="AAAAAA"/>
+            </w:tcBorders>
+            <w:shd w:val="clear" w:color="auto" w:fill="FFFFFF"/>
+          </w:tcPr>
+          <w:p>
+            <w:pPr>
+              <w:spacing w:before="0" w:after="0" w:line="240" w:lineRule="auto"/>
+              <w:jc w:val="center"/>
+            </w:pPr>
+          </w:p>
+        </w:tc>
+        <w:tc>
+          <w:tcPr>
+            <w:tcW w:w="385" w:type="dxa"/>
+            <w:vAlign w:val="center"/>
+            <w:tcBorders>
+              <w:top w:val="single" w:sz="2" w:space="0" w:color="AAAAAA"/>
+              <w:left w:val="single" w:sz="2" w:space="0" w:color="AAAAAA"/>
+              <w:bottom w:val="single" w:sz="2" w:space="0" w:color="AAAAAA"/>
+              <w:right w:val="single" w:sz="2" w:space="0" w:color="AAAAAA"/>
+            </w:tcBorders>
+            <w:shd w:val="clear" w:color="auto" w:fill="FFFFFF"/>
+          </w:tcPr>
+          <w:p>
+            <w:pPr>
+              <w:spacing w:before="0" w:after="0" w:line="240" w:lineRule="auto"/>
+              <w:jc w:val="center"/>
+            </w:pPr>
+          </w:p>
+        </w:tc>
+        <w:tc>
+          <w:tcPr>
+            <w:tcW w:w="385" w:type="dxa"/>
+            <w:vAlign w:val="center"/>
+            <w:tcBorders>
+              <w:top w:val="single" w:sz="2" w:space="0" w:color="AAAAAA"/>
+              <w:left w:val="single" w:sz="2" w:space="0" w:color="AAAAAA"/>
+              <w:bottom w:val="single" w:sz="2" w:space="0" w:color="AAAAAA"/>
+              <w:right w:val="single" w:sz="2" w:space="0" w:color="AAAAAA"/>
+            </w:tcBorders>
+            <w:shd w:val="clear" w:color="auto" w:fill="FFFFFF"/>
+          </w:tcPr>
+          <w:p>
+            <w:pPr>
+              <w:spacing w:before="0" w:after="0" w:line="240" w:lineRule="auto"/>
+              <w:jc w:val="center"/>
+            </w:pPr>
+          </w:p>
+        </w:tc>
+        <w:tc>
+          <w:tcPr>
+            <w:tcW w:w="385" w:type="dxa"/>
+            <w:vAlign w:val="center"/>
+            <w:tcBorders>
+              <w:top w:val="single" w:sz="2" w:space="0" w:color="AAAAAA"/>
+              <w:left w:val="single" w:sz="2" w:space="0" w:color="AAAAAA"/>
+              <w:bottom w:val="single" w:sz="2" w:space="0" w:color="AAAAAA"/>
+              <w:right w:val="single" w:sz="2" w:space="0" w:color="AAAAAA"/>
+            </w:tcBorders>
+            <w:shd w:val="clear" w:color="auto" w:fill="FFFFFF"/>
+          </w:tcPr>
+          <w:p>
+            <w:pPr>
+              <w:spacing w:before="0" w:after="0" w:line="240" w:lineRule="auto"/>
+              <w:jc w:val="center"/>
+            </w:pPr>
+          </w:p>
+        </w:tc>
+        <w:tc>
+          <w:tcPr>
+            <w:tcW w:w="385" w:type="dxa"/>
+            <w:vAlign w:val="center"/>
+            <w:tcBorders>
+              <w:top w:val="single" w:sz="2" w:space="0" w:color="AAAAAA"/>
+              <w:left w:val="single" w:sz="2" w:space="0" w:color="AAAAAA"/>
+              <w:bottom w:val="single" w:sz="2" w:space="0" w:color="AAAAAA"/>
+              <w:right w:val="single" w:sz="2" w:space="0" w:color="AAAAAA"/>
+            </w:tcBorders>
+            <w:shd w:val="clear" w:color="auto" w:fill="FFFFFF"/>
+          </w:tcPr>
+          <w:p>
+            <w:pPr>
+              <w:spacing w:before="0" w:after="0" w:line="240" w:lineRule="auto"/>
+              <w:jc w:val="center"/>
+            </w:pPr>
+          </w:p>
+        </w:tc>
+        <w:tc>
+          <w:tcPr>
+            <w:tcW w:w="385" w:type="dxa"/>
+            <w:vAlign w:val="center"/>
+            <w:tcBorders>
+              <w:top w:val="single" w:sz="2" w:space="0" w:color="AAAAAA"/>
+              <w:left w:val="single" w:sz="2" w:space="0" w:color="AAAAAA"/>
+              <w:bottom w:val="single" w:sz="2" w:space="0" w:color="AAAAAA"/>
+              <w:right w:val="single" w:sz="2" w:space="0" w:color="AAAAAA"/>
+            </w:tcBorders>
+            <w:shd w:val="clear" w:color="auto" w:fill="FFFFFF"/>
+          </w:tcPr>
+          <w:p>
+            <w:pPr>
+              <w:spacing w:before="0" w:after="0" w:line="240" w:lineRule="auto"/>
+              <w:jc w:val="center"/>
+            </w:pPr>
+          </w:p>
+        </w:tc>
+        <w:tc>
+          <w:tcPr>
+            <w:tcW w:w="385" w:type="dxa"/>
+            <w:vAlign w:val="center"/>
+            <w:tcBorders>
+              <w:top w:val="single" w:sz="2" w:space="0" w:color="AAAAAA"/>
+              <w:left w:val="single" w:sz="2" w:space="0" w:color="AAAAAA"/>
+              <w:bottom w:val="single" w:sz="2" w:space="0" w:color="AAAAAA"/>
+              <w:right w:val="single" w:sz="2" w:space="0" w:color="AAAAAA"/>
+            </w:tcBorders>
+            <w:shd w:val="clear" w:color="auto" w:fill="FFFFFF"/>
+          </w:tcPr>
+          <w:p>
+            <w:pPr>
+              <w:spacing w:before="0" w:after="0" w:line="240" w:lineRule="auto"/>
+              <w:jc w:val="center"/>
+            </w:pPr>
+          </w:p>
+        </w:tc>
+        <w:tc>
+          <w:tcPr>
+            <w:tcW w:w="385" w:type="dxa"/>
+            <w:vAlign w:val="center"/>
+            <w:tcBorders>
+              <w:top w:val="single" w:sz="2" w:space="0" w:color="AAAAAA"/>
+              <w:left w:val="single" w:sz="2" w:space="0" w:color="AAAAAA"/>
+              <w:bottom w:val="single" w:sz="2" w:space="0" w:color="AAAAAA"/>
+              <w:right w:val="single" w:sz="2" w:space="0" w:color="AAAAAA"/>
+            </w:tcBorders>
+            <w:shd w:val="clear" w:color="auto" w:fill="FFFFFF"/>
+          </w:tcPr>
+          <w:p>
+            <w:pPr>
+              <w:spacing w:before="0" w:after="0" w:line="240" w:lineRule="auto"/>
+              <w:jc w:val="center"/>
+            </w:pPr>
+          </w:p>
+        </w:tc>
+        <w:tc>
+          <w:tcPr>
+            <w:tcW w:w="385" w:type="dxa"/>
+            <w:vAlign w:val="center"/>
+            <w:tcBorders>
+              <w:top w:val="single" w:sz="2" w:space="0" w:color="AAAAAA"/>
+              <w:left w:val="single" w:sz="2" w:space="0" w:color="AAAAAA"/>
+              <w:bottom w:val="single" w:sz="2" w:space="0" w:color="AAAAAA"/>
+              <w:right w:val="single" w:sz="2" w:space="0" w:color="AAAAAA"/>
+            </w:tcBorders>
+            <w:shd w:val="clear" w:color="auto" w:fill="FFFFFF"/>
+          </w:tcPr>
+          <w:p>
+            <w:pPr>
+              <w:spacing w:before="0" w:after="0" w:line="240" w:lineRule="auto"/>
+              <w:jc w:val="center"/>
+            </w:pPr>
+          </w:p>
+        </w:tc>
+        <w:tc>
+          <w:tcPr>
+            <w:tcW w:w="385" w:type="dxa"/>
+            <w:vAlign w:val="center"/>
+            <w:tcBorders>
+              <w:top w:val="single" w:sz="2" w:space="0" w:color="AAAAAA"/>
+              <w:left w:val="single" w:sz="2" w:space="0" w:color="AAAAAA"/>
+              <w:bottom w:val="single" w:sz="2" w:space="0" w:color="AAAAAA"/>
+              <w:right w:val="single" w:sz="2" w:space="0" w:color="AAAAAA"/>
+            </w:tcBorders>
+            <w:shd w:val="clear" w:color="auto" w:fill="FFFFFF"/>
+          </w:tcPr>
+          <w:p>
+            <w:pPr>
+              <w:spacing w:before="0" w:after="0" w:line="240" w:lineRule="auto"/>
+              <w:jc w:val="center"/>
+            </w:pPr>
+          </w:p>
+        </w:tc>
+        <w:tc>
+          <w:tcPr>
+            <w:tcW w:w="385" w:type="dxa"/>
+            <w:vAlign w:val="center"/>
+            <w:tcBorders>
+              <w:top w:val="single" w:sz="2" w:space="0" w:color="AAAAAA"/>
+              <w:left w:val="single" w:sz="2" w:space="0" w:color="AAAAAA"/>
+              <w:bottom w:val="single" w:sz="2" w:space="0" w:color="AAAAAA"/>
+              <w:right w:val="single" w:sz="2" w:space="0" w:color="AAAAAA"/>
+            </w:tcBorders>
+            <w:shd w:val="clear" w:color="auto" w:fill="FFFFFF"/>
+          </w:tcPr>
+          <w:p>
+            <w:pPr>
+              <w:spacing w:before="0" w:after="0" w:line="240" w:lineRule="auto"/>
+              <w:jc w:val="center"/>
+            </w:pPr>
+          </w:p>
+        </w:tc>
+        <w:tc>
+          <w:tcPr>
+            <w:tcW w:w="385" w:type="dxa"/>
+            <w:vAlign w:val="center"/>
+            <w:tcBorders>
+              <w:top w:val="single" w:sz="2" w:space="0" w:color="AAAAAA"/>
+              <w:left w:val="single" w:sz="2" w:space="0" w:color="AAAAAA"/>
+              <w:bottom w:val="single" w:sz="2" w:space="0" w:color="AAAAAA"/>
+              <w:right w:val="single" w:sz="2" w:space="0" w:color="AAAAAA"/>
+            </w:tcBorders>
+            <w:shd w:val="clear" w:color="auto" w:fill="FFFFFF"/>
+          </w:tcPr>
+          <w:p>
+            <w:pPr>
+              <w:spacing w:before="0" w:after="0" w:line="240" w:lineRule="auto"/>
+              <w:jc w:val="center"/>
+            </w:pPr>
+          </w:p>
+        </w:tc>
+        <w:tc>
+          <w:tcPr>
+            <w:tcW w:w="385" w:type="dxa"/>
+            <w:vAlign w:val="center"/>
+            <w:tcBorders>
+              <w:top w:val="single" w:sz="2" w:space="0" w:color="AAAAAA"/>
+              <w:left w:val="single" w:sz="2" w:space="0" w:color="AAAAAA"/>
+              <w:bottom w:val="single" w:sz="2" w:space="0" w:color="AAAAAA"/>
+              <w:right w:val="single" w:sz="2" w:space="0" w:color="AAAAAA"/>
+            </w:tcBorders>
+            <w:shd w:val="clear" w:color="auto" w:fill="FFFFFF"/>
+          </w:tcPr>
+          <w:p>
+            <w:pPr>
+              <w:spacing w:before="0" w:after="0" w:line="240" w:lineRule="auto"/>
+              <w:jc w:val="center"/>
+            </w:pPr>
+          </w:p>
+        </w:tc>
+        <w:tc>
+          <w:tcPr>
+            <w:tcW w:w="385" w:type="dxa"/>
+            <w:vAlign w:val="center"/>
+            <w:tcBorders>
+              <w:top w:val="single" w:sz="2" w:space="0" w:color="AAAAAA"/>
+              <w:left w:val="single" w:sz="2" w:space="0" w:color="AAAAAA"/>
+              <w:bottom w:val="single" w:sz="2" w:space="0" w:color="AAAAAA"/>
+              <w:right w:val="single" w:sz="2" w:space="0" w:color="AAAAAA"/>
+            </w:tcBorders>
+            <w:shd w:val="clear" w:color="auto" w:fill="FFFFFF"/>
+          </w:tcPr>
+          <w:p>
+            <w:pPr>
+              <w:spacing w:before="0" w:after="0" w:line="240" w:lineRule="auto"/>
+              <w:jc w:val="center"/>
+            </w:pPr>
+          </w:p>
+        </w:tc>
+        <w:tc>
+          <w:tcPr>
+            <w:tcW w:w="385" w:type="dxa"/>
+            <w:vAlign w:val="center"/>
+            <w:tcBorders>
+              <w:top w:val="single" w:sz="2" w:space="0" w:color="AAAAAA"/>
+              <w:left w:val="single" w:sz="2" w:space="0" w:color="AAAAAA"/>
+              <w:bottom w:val="single" w:sz="2" w:space="0" w:color="AAAAAA"/>
+              <w:right w:val="single" w:sz="2" w:space="0" w:color="AAAAAA"/>
+            </w:tcBorders>
+            <w:shd w:val="clear" w:color="auto" w:fill="FFFFFF"/>
+          </w:tcPr>
+          <w:p>
+            <w:pPr>
+              <w:spacing w:before="0" w:after="0" w:line="240" w:lineRule="auto"/>
+              <w:jc w:val="center"/>
+            </w:pPr>
+          </w:p>
+        </w:tc>
+        <w:tc>
+          <w:tcPr>
+            <w:tcW w:w="385" w:type="dxa"/>
+            <w:vAlign w:val="center"/>
+            <w:tcBorders>
+              <w:top w:val="single" w:sz="2" w:space="0" w:color="AAAAAA"/>
+              <w:left w:val="single" w:sz="2" w:space="0" w:color="AAAAAA"/>
+              <w:bottom w:val="single" w:sz="2" w:space="0" w:color="AAAAAA"/>
+              <w:right w:val="single" w:sz="2" w:space="0" w:color="AAAAAA"/>
+            </w:tcBorders>
+            <w:shd w:val="clear" w:color="auto" w:fill="FFFFFF"/>
+          </w:tcPr>
+          <w:p>
+            <w:pPr>
+              <w:spacing w:before="0" w:after="0" w:line="240" w:lineRule="auto"/>
+              <w:jc w:val="center"/>
+            </w:pPr>
+          </w:p>
+        </w:tc>
+        <w:tc>
+          <w:tcPr>
+            <w:tcW w:w="385" w:type="dxa"/>
+            <w:vAlign w:val="center"/>
+            <w:tcBorders>
+              <w:top w:val="single" w:sz="2" w:space="0" w:color="AAAAAA"/>
+              <w:left w:val="single" w:sz="2" w:space="0" w:color="AAAAAA"/>
+              <w:bottom w:val="single" w:sz="2" w:space="0" w:color="AAAAAA"/>
+              <w:right w:val="single" w:sz="2" w:space="0" w:color="AAAAAA"/>
+            </w:tcBorders>
+            <w:shd w:val="clear" w:color="auto" w:fill="FFFFFF"/>
+          </w:tcPr>
+          <w:p>
+            <w:pPr>
+              <w:spacing w:before="0" w:after="0" w:line="240" w:lineRule="auto"/>
+              <w:jc w:val="center"/>
+            </w:pPr>
+          </w:p>
+        </w:tc>
+        <w:tc>
+          <w:tcPr>
+            <w:tcW w:w="385" w:type="dxa"/>
+            <w:vAlign w:val="center"/>
+            <w:tcBorders>
+              <w:top w:val="single" w:sz="2" w:space="0" w:color="AAAAAA"/>
+              <w:left w:val="single" w:sz="2" w:space="0" w:color="AAAAAA"/>
+              <w:bottom w:val="single" w:sz="2" w:space="0" w:color="AAAAAA"/>
+              <w:right w:val="single" w:sz="2" w:space="0" w:color="AAAAAA"/>
+            </w:tcBorders>
+            <w:shd w:val="clear" w:color="auto" w:fill="FFFFFF"/>
+          </w:tcPr>
+          <w:p>
+            <w:pPr>
+              <w:spacing w:before="0" w:after="0" w:line="240" w:lineRule="auto"/>
+              <w:jc w:val="center"/>
+            </w:pPr>
+          </w:p>
+        </w:tc>
+        <w:tc>
+          <w:tcPr>
+            <w:tcW w:w="385" w:type="dxa"/>
+            <w:vAlign w:val="center"/>
+            <w:tcBorders>
+              <w:top w:val="single" w:sz="2" w:space="0" w:color="AAAAAA"/>
+              <w:left w:val="single" w:sz="2" w:space="0" w:color="AAAAAA"/>
+              <w:bottom w:val="single" w:sz="2" w:space="0" w:color="AAAAAA"/>
+              <w:right w:val="single" w:sz="2" w:space="0" w:color="AAAAAA"/>
+            </w:tcBorders>
+            <w:shd w:val="clear" w:color="auto" w:fill="FFFFFF"/>
+          </w:tcPr>
+          <w:p>
+            <w:pPr>
+              <w:spacing w:before="0" w:after="0" w:line="240" w:lineRule="auto"/>
+              <w:jc w:val="center"/>
+            </w:pPr>
+          </w:p>
+        </w:tc>
+        <w:tc>
+          <w:tcPr>
+            <w:tcW w:w="385" w:type="dxa"/>
+            <w:vAlign w:val="center"/>
+            <w:tcBorders>
+              <w:top w:val="single" w:sz="2" w:space="0" w:color="AAAAAA"/>
+              <w:left w:val="single" w:sz="2" w:space="0" w:color="AAAAAA"/>
+              <w:bottom w:val="single" w:sz="2" w:space="0" w:color="AAAAAA"/>
+              <w:right w:val="single" w:sz="2" w:space="0" w:color="AAAAAA"/>
+            </w:tcBorders>
+            <w:shd w:val="clear" w:color="auto" w:fill="FFFFFF"/>
+          </w:tcPr>
+          <w:p>
+            <w:pPr>
+              <w:spacing w:before="0" w:after="0" w:line="240" w:lineRule="auto"/>
+              <w:jc w:val="center"/>
+            </w:pPr>
+          </w:p>
+        </w:tc>
+        <w:tc>
+          <w:tcPr>
+            <w:tcW w:w="385" w:type="dxa"/>
+            <w:vAlign w:val="center"/>
+            <w:tcBorders>
+              <w:top w:val="single" w:sz="2" w:space="0" w:color="AAAAAA"/>
+              <w:left w:val="single" w:sz="2" w:space="0" w:color="AAAAAA"/>
+              <w:bottom w:val="single" w:sz="2" w:space="0" w:color="AAAAAA"/>
+              <w:right w:val="single" w:sz="2" w:space="0" w:color="AAAAAA"/>
+            </w:tcBorders>
+            <w:shd w:val="clear" w:color="auto" w:fill="FFFFFF"/>
+          </w:tcPr>
+          <w:p>
+            <w:pPr>
+              <w:spacing w:before="0" w:after="0" w:line="240" w:lineRule="auto"/>
+              <w:jc w:val="center"/>
+            </w:pPr>
+          </w:p>
+        </w:tc>
+        <w:tc>
+          <w:tcPr>
+            <w:tcW w:w="385" w:type="dxa"/>
+            <w:vAlign w:val="center"/>
+            <w:tcBorders>
+              <w:top w:val="single" w:sz="2" w:space="0" w:color="AAAAAA"/>
+              <w:left w:val="single" w:sz="2" w:space="0" w:color="AAAAAA"/>
+              <w:bottom w:val="single" w:sz="2" w:space="0" w:color="AAAAAA"/>
+              <w:right w:val="single" w:sz="2" w:space="0" w:color="AAAAAA"/>
+            </w:tcBorders>
+            <w:shd w:val="clear" w:color="auto" w:fill="FFFFFF"/>
+          </w:tcPr>
+          <w:p>
+            <w:pPr>
+              <w:spacing w:before="0" w:after="0" w:line="240" w:lineRule="auto"/>
+              <w:jc w:val="center"/>
+            </w:pPr>
+          </w:p>
+        </w:tc>
+        <w:tc>
+          <w:tcPr>
+            <w:tcW w:w="385" w:type="dxa"/>
+            <w:vAlign w:val="center"/>
+            <w:tcBorders>
+              <w:top w:val="single" w:sz="2" w:space="0" w:color="AAAAAA"/>
+              <w:left w:val="single" w:sz="2" w:space="0" w:color="AAAAAA"/>
+              <w:bottom w:val="single" w:sz="2" w:space="0" w:color="AAAAAA"/>
+              <w:right w:val="single" w:sz="2" w:space="0" w:color="AAAAAA"/>
+            </w:tcBorders>
+            <w:shd w:val="clear" w:color="auto" w:fill="FFFFFF"/>
+          </w:tcPr>
+          <w:p>
+            <w:pPr>
+              <w:spacing w:before="0" w:after="0" w:line="240" w:lineRule="auto"/>
+              <w:jc w:val="center"/>
+            </w:pPr>
+          </w:p>
+        </w:tc>
+        <w:tc>
+          <w:tcPr>
+            <w:tcW w:w="385" w:type="dxa"/>
+            <w:vAlign w:val="center"/>
+            <w:tcBorders>
+              <w:top w:val="single" w:sz="2" w:space="0" w:color="AAAAAA"/>
+              <w:left w:val="single" w:sz="2" w:space="0" w:color="AAAAAA"/>
+              <w:bottom w:val="single" w:sz="2" w:space="0" w:color="AAAAAA"/>
+              <w:right w:val="single" w:sz="2" w:space="0" w:color="AAAAAA"/>
+            </w:tcBorders>
+            <w:shd w:val="clear" w:color="auto" w:fill="FFFFFF"/>
+          </w:tcPr>
+          <w:p>
+            <w:pPr>
+              <w:spacing w:before="0" w:after="0" w:line="240" w:lineRule="auto"/>
+              <w:jc w:val="center"/>
+            </w:pPr>
+          </w:p>
+        </w:tc>
+        <w:tc>
+          <w:tcPr>
+            <w:tcW w:w="385" w:type="dxa"/>
+            <w:vAlign w:val="center"/>
+            <w:tcBorders>
+              <w:top w:val="single" w:sz="2" w:space="0" w:color="AAAAAA"/>
+              <w:left w:val="single" w:sz="2" w:space="0" w:color="AAAAAA"/>
+              <w:bottom w:val="single" w:sz="2" w:space="0" w:color="AAAAAA"/>
+              <w:right w:val="single" w:sz="2" w:space="0" w:color="AAAAAA"/>
+            </w:tcBorders>
+            <w:shd w:val="clear" w:color="auto" w:fill="D9EAD3"/>
+          </w:tcPr>
+          <w:p>
+            <w:pPr>
+              <w:spacing w:before="0" w:after="0" w:line="240" w:lineRule="auto"/>
+              <w:jc w:val="center"/>
+            </w:pPr>
+            <w:r>
+              <w:rPr>
+                <w:b/>
+                <w:color w:val="C00000"/>
+                <w:sz w:val="14"/>
+              </w:rPr>
+              <w:t>✓</w:t>
+            </w:r>
           </w:p>
         </w:tc>
       </w:tr>
@@ -22283,6 +22603,14 @@
               <w:spacing w:before="0" w:after="0" w:line="240" w:lineRule="auto"/>
               <w:jc w:val="center"/>
             </w:pPr>
+            <w:r>
+              <w:rPr>
+                <w:b/>
+                <w:color w:val="C00000"/>
+                <w:sz w:val="12"/>
+              </w:rPr>
+              <w:t>5</w:t>
+            </w:r>
           </w:p>
         </w:tc>
         <w:tc>
@@ -22321,6 +22649,14 @@
               <w:spacing w:before="0" w:after="0" w:line="240" w:lineRule="auto"/>
               <w:jc w:val="center"/>
             </w:pPr>
+            <w:r>
+              <w:rPr>
+                <w:b/>
+                <w:color w:val="C00000"/>
+                <w:sz w:val="12"/>
+              </w:rPr>
+              <w:t>5</w:t>
+            </w:r>
           </w:p>
         </w:tc>
         <w:tc>
@@ -22359,6 +22695,14 @@
               <w:spacing w:before="0" w:after="0" w:line="240" w:lineRule="auto"/>
               <w:jc w:val="center"/>
             </w:pPr>
+            <w:r>
+              <w:rPr>
+                <w:b/>
+                <w:color w:val="C00000"/>
+                <w:sz w:val="12"/>
+              </w:rPr>
+              <w:t>2</w:t>
+            </w:r>
           </w:p>
         </w:tc>
         <w:tc>
@@ -22568,6 +22912,14 @@
               <w:spacing w:before="0" w:after="0" w:line="240" w:lineRule="auto"/>
               <w:jc w:val="center"/>
             </w:pPr>
+            <w:r>
+              <w:rPr>
+                <w:b/>
+                <w:color w:val="C00000"/>
+                <w:sz w:val="12"/>
+              </w:rPr>
+              <w:t>2</w:t>
+            </w:r>
           </w:p>
         </w:tc>
         <w:tc>
@@ -22644,6 +22996,14 @@
               <w:spacing w:before="0" w:after="0" w:line="240" w:lineRule="auto"/>
               <w:jc w:val="center"/>
             </w:pPr>
+            <w:r>
+              <w:rPr>
+                <w:b/>
+                <w:color w:val="C00000"/>
+                <w:sz w:val="12"/>
+              </w:rPr>
+              <w:t>9</w:t>
+            </w:r>
           </w:p>
         </w:tc>
         <w:tc>
@@ -22720,6 +23080,14 @@
               <w:spacing w:before="0" w:after="0" w:line="240" w:lineRule="auto"/>
               <w:jc w:val="center"/>
             </w:pPr>
+            <w:r>
+              <w:rPr>
+                <w:b/>
+                <w:color w:val="C00000"/>
+                <w:sz w:val="12"/>
+              </w:rPr>
+              <w:t>3</w:t>
+            </w:r>
           </w:p>
         </w:tc>
         <w:tc>
@@ -22815,6 +23183,14 @@
               <w:spacing w:before="0" w:after="0" w:line="240" w:lineRule="auto"/>
               <w:jc w:val="center"/>
             </w:pPr>
+            <w:r>
+              <w:rPr>
+                <w:b/>
+                <w:color w:val="C00000"/>
+                <w:sz w:val="12"/>
+              </w:rPr>
+              <w:t>1</w:t>
+            </w:r>
           </w:p>
         </w:tc>
         <w:tc>
@@ -22891,10 +23267,31 @@
               <w:spacing w:before="0" w:after="0" w:line="240" w:lineRule="auto"/>
               <w:jc w:val="center"/>
             </w:pPr>
+            <w:r>
+              <w:rPr>
+                <w:b/>
+                <w:color w:val="C00000"/>
+                <w:sz w:val="12"/>
+              </w:rPr>
+              <w:t>13</w:t>
+            </w:r>
           </w:p>
         </w:tc>
       </w:tr>
     </w:tbl>
+    <w:p>
+      <w:pPr>
+        <w:spacing w:before="60" w:after="0"/>
+        <w:jc w:val="left"/>
+      </w:pPr>
+      <w:r>
+        <w:rPr>
+          <w:i/>
+          <w:sz w:val="10"/>
+        </w:rPr>
+        <w:t>📌 * NOT (35. Faktör — 'Diğer'): İlk 34 standart MEB risk kategorisinde tanımlanmamış; ancak rehberlik takibini gerektiren durumları (ağır sınav kaygısı, son 1-2 yılda yaşanan travmatik/önemli olaylar, duygusal tükenmişlik veya öğrencinin bildirdiği özel güçlükler) ifade eder.</w:t>
+      </w:r>
+    </w:p>
     <w:p>
       <w:pPr>
         <w:spacing w:before="40" w:after="0"/>
